--- a/TS Jatai Ghanam Project/TS 1.6/TS 1.6 Jatai Malayalam Corrections.docx
+++ b/TS Jatai Ghanam Project/TS 1.6/TS 1.6 Jatai Malayalam Corrections.docx
@@ -1,7 +1,684 @@
 
 <file path=word/document.xml><?xml version="1.0" encoding="utf-8"?>
-<w:document xmlns:wpc="http://schemas.microsoft.com/office/word/2010/wordprocessingCanvas" xmlns:cx="http://schemas.microsoft.com/office/drawing/2014/chartex" xmlns:cx1="http://schemas.microsoft.com/office/drawing/2015/9/8/chartex" xmlns:cx2="http://schemas.microsoft.com/office/drawing/2015/10/21/chartex" xmlns:cx3="http://schemas.microsoft.com/office/drawing/2016/5/9/chartex" xmlns:cx4="http://schemas.microsoft.com/office/drawing/2016/5/10/chartex" xmlns:cx5="http://schemas.microsoft.com/office/drawing/2016/5/11/chartex" xmlns:cx6="http://schemas.microsoft.com/office/drawing/2016/5/12/chartex" xmlns:cx7="http://schemas.microsoft.com/office/drawing/2016/5/13/chartex" xmlns:cx8="http://schemas.microsoft.com/office/drawing/2016/5/14/chartex" xmlns:mc="http://schemas.openxmlformats.org/markup-compatibility/2006" xmlns:aink="http://schemas.microsoft.com/office/drawing/2016/ink" xmlns:am3d="http://schemas.microsoft.com/office/drawing/2017/model3d" xmlns:o="urn:schemas-microsoft-com:office:office" xmlns:oel="http://schemas.microsoft.com/office/2019/extlst" xmlns:r="http://schemas.openxmlformats.org/officeDocument/2006/relationships" xmlns:m="http://schemas.openxmlformats.org/officeDocument/2006/math" xmlns:v="urn:schemas-microsoft-com:vml" xmlns:wp14="http://schemas.microsoft.com/office/word/2010/wordprocessingDrawing" xmlns:wp="http://schemas.openxmlformats.org/drawingml/2006/wordprocessingDrawing" xmlns:w10="urn:schemas-microsoft-com:office:word" xmlns:w="http://schemas.openxmlformats.org/wordprocessingml/2006/main" xmlns:w14="http://schemas.microsoft.com/office/word/2010/wordml" xmlns:w15="http://schemas.microsoft.com/office/word/2012/wordml" xmlns:w16cex="http://schemas.microsoft.com/office/word/2018/wordml/cex" xmlns:w16cid="http://schemas.microsoft.com/office/word/2016/wordml/cid" xmlns:w16="http://schemas.microsoft.com/office/word/2018/wordml" xmlns:w16sdtdh="http://schemas.microsoft.com/office/word/2020/wordml/sdtdatahash" xmlns:w16se="http://schemas.microsoft.com/office/word/2015/wordml/symex" xmlns:wpg="http://schemas.microsoft.com/office/word/2010/wordprocessingGroup" xmlns:wpi="http://schemas.microsoft.com/office/word/2010/wordprocessingInk" xmlns:wne="http://schemas.microsoft.com/office/word/2006/wordml" xmlns:wps="http://schemas.microsoft.com/office/word/2010/wordprocessingShape" mc:Ignorable="w14 w15 w16se w16cid w16 w16cex w16sdtdh wp14">
+<w:document xmlns:wpc="http://schemas.microsoft.com/office/word/2010/wordprocessingCanvas" xmlns:cx="http://schemas.microsoft.com/office/drawing/2014/chartex" xmlns:cx1="http://schemas.microsoft.com/office/drawing/2015/9/8/chartex" xmlns:cx2="http://schemas.microsoft.com/office/drawing/2015/10/21/chartex" xmlns:cx3="http://schemas.microsoft.com/office/drawing/2016/5/9/chartex" xmlns:cx4="http://schemas.microsoft.com/office/drawing/2016/5/10/chartex" xmlns:cx5="http://schemas.microsoft.com/office/drawing/2016/5/11/chartex" xmlns:cx6="http://schemas.microsoft.com/office/drawing/2016/5/12/chartex" xmlns:cx7="http://schemas.microsoft.com/office/drawing/2016/5/13/chartex" xmlns:cx8="http://schemas.microsoft.com/office/drawing/2016/5/14/chartex" xmlns:mc="http://schemas.openxmlformats.org/markup-compatibility/2006" xmlns:aink="http://schemas.microsoft.com/office/drawing/2016/ink" xmlns:am3d="http://schemas.microsoft.com/office/drawing/2017/model3d" xmlns:o="urn:schemas-microsoft-com:office:office" xmlns:oel="http://schemas.microsoft.com/office/2019/extlst" xmlns:r="http://schemas.openxmlformats.org/officeDocument/2006/relationships" xmlns:m="http://schemas.openxmlformats.org/officeDocument/2006/math" xmlns:v="urn:schemas-microsoft-com:vml" xmlns:wp14="http://schemas.microsoft.com/office/word/2010/wordprocessingDrawing" xmlns:wp="http://schemas.openxmlformats.org/drawingml/2006/wordprocessingDrawing" xmlns:w10="urn:schemas-microsoft-com:office:word" xmlns:w="http://schemas.openxmlformats.org/wordprocessingml/2006/main" xmlns:w14="http://schemas.microsoft.com/office/word/2010/wordml" xmlns:w15="http://schemas.microsoft.com/office/word/2012/wordml" xmlns:w16cex="http://schemas.microsoft.com/office/word/2018/wordml/cex" xmlns:w16cid="http://schemas.microsoft.com/office/word/2016/wordml/cid" xmlns:w16="http://schemas.microsoft.com/office/word/2018/wordml" xmlns:w16du="http://schemas.microsoft.com/office/word/2023/wordml/word16du" xmlns:w16sdtdh="http://schemas.microsoft.com/office/word/2020/wordml/sdtdatahash" xmlns:w16sdtfl="http://schemas.microsoft.com/office/word/2024/wordml/sdtformatlock" xmlns:w16se="http://schemas.microsoft.com/office/word/2015/wordml/symex" xmlns:wpg="http://schemas.microsoft.com/office/word/2010/wordprocessingGroup" xmlns:wpi="http://schemas.microsoft.com/office/word/2010/wordprocessingInk" xmlns:wne="http://schemas.microsoft.com/office/word/2006/wordml" xmlns:wps="http://schemas.microsoft.com/office/word/2010/wordprocessingShape" mc:Ignorable="w14 w15 w16se w16cid w16 w16cex w16sdtdh w16sdtfl w16du wp14">
   <w:body>
+    <w:p>
+      <w:pPr>
+        <w:spacing w:before="0" w:line="240" w:lineRule="auto"/>
+        <w:jc w:val="center"/>
+        <w:rPr>
+          <w:b/>
+          <w:bCs/>
+          <w:sz w:val="32"/>
+          <w:szCs w:val="32"/>
+          <w:u w:val="single"/>
+        </w:rPr>
+      </w:pPr>
+      <w:r>
+        <w:rPr>
+          <w:b/>
+          <w:bCs/>
+          <w:sz w:val="32"/>
+          <w:szCs w:val="32"/>
+          <w:u w:val="single"/>
+        </w:rPr>
+        <w:t xml:space="preserve">TS </w:t>
+      </w:r>
+      <w:r>
+        <w:rPr>
+          <w:b/>
+          <w:bCs/>
+          <w:sz w:val="32"/>
+          <w:szCs w:val="32"/>
+          <w:u w:val="single"/>
+        </w:rPr>
+        <w:t>Jatai</w:t>
+      </w:r>
+      <w:r>
+        <w:rPr>
+          <w:b/>
+          <w:bCs/>
+          <w:sz w:val="32"/>
+          <w:szCs w:val="32"/>
+          <w:u w:val="single"/>
+        </w:rPr>
+        <w:t xml:space="preserve"> – TS 1.6 Malayalam Corrections – Observed </w:t>
+      </w:r>
+      <w:proofErr w:type="gramStart"/>
+      <w:r>
+        <w:rPr>
+          <w:b/>
+          <w:bCs/>
+          <w:sz w:val="32"/>
+          <w:szCs w:val="32"/>
+          <w:u w:val="single"/>
+        </w:rPr>
+        <w:t xml:space="preserve">till </w:t>
+      </w:r>
+      <w:r>
+        <w:rPr>
+          <w:b/>
+          <w:bCs/>
+          <w:sz w:val="32"/>
+          <w:szCs w:val="32"/>
+          <w:highlight w:val="red"/>
+          <w:u w:val="single"/>
+        </w:rPr>
+        <w:t>????</w:t>
+      </w:r>
+      <w:proofErr w:type="gramEnd"/>
+    </w:p>
+    <w:p>
+      <w:pPr>
+        <w:spacing w:before="0" w:line="240" w:lineRule="auto"/>
+        <w:jc w:val="center"/>
+        <w:rPr>
+          <w:b/>
+          <w:bCs/>
+          <w:sz w:val="28"/>
+          <w:szCs w:val="32"/>
+        </w:rPr>
+      </w:pPr>
+      <w:r>
+        <w:rPr>
+          <w:b/>
+          <w:bCs/>
+          <w:sz w:val="28"/>
+          <w:szCs w:val="32"/>
+        </w:rPr>
+        <w:t>(ignore those which are already incorporated in your book’s version and date)</w:t>
+      </w:r>
+    </w:p>
+    <w:tbl>
+      <w:tblPr>
+        <w:tblW w:w="14679" w:type="dxa"/>
+        <w:tblInd w:w="-792" w:type="dxa"/>
+        <w:tblBorders>
+          <w:top w:val="single" w:sz="4" w:space="0" w:color="000000"/>
+          <w:left w:val="single" w:sz="4" w:space="0" w:color="000000"/>
+          <w:bottom w:val="single" w:sz="4" w:space="0" w:color="000000"/>
+          <w:right w:val="single" w:sz="4" w:space="0" w:color="000000"/>
+          <w:insideH w:val="single" w:sz="4" w:space="0" w:color="000000"/>
+          <w:insideV w:val="single" w:sz="4" w:space="0" w:color="000000"/>
+        </w:tblBorders>
+        <w:tblLook w:val="04A0" w:firstRow="1" w:lastRow="0" w:firstColumn="1" w:lastColumn="0" w:noHBand="0" w:noVBand="1"/>
+      </w:tblPr>
+      <w:tblGrid>
+        <w:gridCol w:w="7308"/>
+        <w:gridCol w:w="7371"/>
+      </w:tblGrid>
+      <w:tr>
+        <w:tc>
+          <w:tcPr>
+            <w:tcW w:w="7308" w:type="dxa"/>
+          </w:tcPr>
+          <w:p>
+            <w:pPr>
+              <w:spacing w:before="0" w:line="240" w:lineRule="auto"/>
+              <w:jc w:val="center"/>
+              <w:rPr>
+                <w:b/>
+                <w:sz w:val="32"/>
+                <w:szCs w:val="32"/>
+              </w:rPr>
+            </w:pPr>
+            <w:r>
+              <w:rPr>
+                <w:b/>
+                <w:sz w:val="32"/>
+                <w:szCs w:val="32"/>
+              </w:rPr>
+              <w:t>As Printed</w:t>
+            </w:r>
+          </w:p>
+        </w:tc>
+        <w:tc>
+          <w:tcPr>
+            <w:tcW w:w="7371" w:type="dxa"/>
+          </w:tcPr>
+          <w:p>
+            <w:pPr>
+              <w:spacing w:before="0" w:line="240" w:lineRule="auto"/>
+              <w:ind w:right="-18"/>
+              <w:jc w:val="center"/>
+              <w:rPr>
+                <w:b/>
+                <w:sz w:val="32"/>
+                <w:szCs w:val="32"/>
+              </w:rPr>
+            </w:pPr>
+            <w:r>
+              <w:rPr>
+                <w:b/>
+                <w:sz w:val="32"/>
+                <w:szCs w:val="32"/>
+              </w:rPr>
+              <w:t xml:space="preserve">To be read as or corrected as </w:t>
+            </w:r>
+          </w:p>
+        </w:tc>
+      </w:tr>
+      <w:tr>
+        <w:trPr>
+          <w:trHeight w:val="1197"/>
+        </w:trPr>
+        <w:tc>
+          <w:tcPr>
+            <w:tcW w:w="7308" w:type="dxa"/>
+          </w:tcPr>
+          <w:p>
+            <w:pPr>
+              <w:widowControl w:val="0"/>
+              <w:autoSpaceDE w:val="0"/>
+              <w:autoSpaceDN w:val="0"/>
+              <w:adjustRightInd w:val="0"/>
+              <w:spacing w:before="0" w:line="240" w:lineRule="auto"/>
+              <w:rPr>
+                <w:rFonts w:ascii="BRH Malayalam Extra" w:hAnsi="BRH Malayalam Extra" w:cs="BRH Malayalam Extra"/>
+                <w:color w:val="000000"/>
+                <w:sz w:val="32"/>
+                <w:szCs w:val="40"/>
+                <w:lang w:val="it-IT"/>
+              </w:rPr>
+            </w:pPr>
+            <w:r>
+              <w:rPr>
+                <w:rFonts w:cs="BRH Malayalam Extra"/>
+                <w:color w:val="000000"/>
+                <w:szCs w:val="40"/>
+                <w:lang w:val="it-IT"/>
+              </w:rPr>
+              <w:t>48</w:t>
+            </w:r>
+            <w:r>
+              <w:rPr>
+                <w:rFonts w:ascii="BRH Malayalam Extra" w:hAnsi="BRH Malayalam Extra" w:cs="BRH Malayalam Extra"/>
+                <w:color w:val="000000"/>
+                <w:sz w:val="32"/>
+                <w:szCs w:val="40"/>
+                <w:lang w:val="it-IT"/>
+              </w:rPr>
+              <w:t>)</w:t>
+            </w:r>
+            <w:r>
+              <w:rPr>
+                <w:rFonts w:ascii="BRH Malayalam Extra" w:hAnsi="BRH Malayalam Extra" w:cs="BRH Malayalam Extra"/>
+                <w:color w:val="000000"/>
+                <w:sz w:val="32"/>
+                <w:szCs w:val="40"/>
+                <w:lang w:val="it-IT"/>
+              </w:rPr>
+              <w:tab/>
+            </w:r>
+            <w:r>
+              <w:rPr>
+                <w:rFonts w:cs="BRH Malayalam Extra"/>
+                <w:color w:val="000000"/>
+                <w:szCs w:val="40"/>
+                <w:lang w:val="it-IT"/>
+              </w:rPr>
+              <w:t>1</w:t>
+            </w:r>
+            <w:r>
+              <w:rPr>
+                <w:rFonts w:ascii="BRH Malayalam Extra" w:hAnsi="BRH Malayalam Extra" w:cs="BRH Malayalam Extra"/>
+                <w:color w:val="000000"/>
+                <w:sz w:val="32"/>
+                <w:szCs w:val="40"/>
+                <w:lang w:val="it-IT"/>
+              </w:rPr>
+              <w:t>.</w:t>
+            </w:r>
+            <w:r>
+              <w:rPr>
+                <w:rFonts w:cs="BRH Malayalam Extra"/>
+                <w:color w:val="000000"/>
+                <w:szCs w:val="40"/>
+                <w:lang w:val="it-IT"/>
+              </w:rPr>
+              <w:t>6</w:t>
+            </w:r>
+            <w:r>
+              <w:rPr>
+                <w:rFonts w:ascii="BRH Malayalam Extra" w:hAnsi="BRH Malayalam Extra" w:cs="BRH Malayalam Extra"/>
+                <w:color w:val="000000"/>
+                <w:sz w:val="32"/>
+                <w:szCs w:val="40"/>
+                <w:lang w:val="it-IT"/>
+              </w:rPr>
+              <w:t>.</w:t>
+            </w:r>
+            <w:r>
+              <w:rPr>
+                <w:rFonts w:cs="BRH Malayalam Extra"/>
+                <w:color w:val="000000"/>
+                <w:szCs w:val="40"/>
+                <w:lang w:val="it-IT"/>
+              </w:rPr>
+              <w:t>6</w:t>
+            </w:r>
+            <w:r>
+              <w:rPr>
+                <w:rFonts w:ascii="BRH Malayalam Extra" w:hAnsi="BRH Malayalam Extra" w:cs="BRH Malayalam Extra"/>
+                <w:color w:val="000000"/>
+                <w:sz w:val="32"/>
+                <w:szCs w:val="40"/>
+                <w:lang w:val="it-IT"/>
+              </w:rPr>
+              <w:t>.</w:t>
+            </w:r>
+            <w:r>
+              <w:rPr>
+                <w:rFonts w:cs="BRH Malayalam Extra"/>
+                <w:color w:val="000000"/>
+                <w:szCs w:val="40"/>
+                <w:lang w:val="it-IT"/>
+              </w:rPr>
+              <w:t>2</w:t>
+            </w:r>
+            <w:r>
+              <w:rPr>
+                <w:rFonts w:ascii="BRH Malayalam Extra" w:hAnsi="BRH Malayalam Extra" w:cs="BRH Malayalam Extra"/>
+                <w:color w:val="000000"/>
+                <w:sz w:val="32"/>
+                <w:szCs w:val="40"/>
+                <w:lang w:val="it-IT"/>
+              </w:rPr>
+              <w:t>(</w:t>
+            </w:r>
+            <w:r>
+              <w:rPr>
+                <w:rFonts w:cs="BRH Malayalam Extra"/>
+                <w:color w:val="000000"/>
+                <w:szCs w:val="40"/>
+                <w:lang w:val="it-IT"/>
+              </w:rPr>
+              <w:t>41</w:t>
+            </w:r>
+            <w:r>
+              <w:rPr>
+                <w:rFonts w:ascii="BRH Malayalam Extra" w:hAnsi="BRH Malayalam Extra" w:cs="BRH Malayalam Extra"/>
+                <w:color w:val="000000"/>
+                <w:sz w:val="32"/>
+                <w:szCs w:val="40"/>
+                <w:lang w:val="it-IT"/>
+              </w:rPr>
+              <w:t>)-  d</w:t>
+            </w:r>
+            <w:r>
+              <w:rPr>
+                <w:rFonts w:ascii="BRH Malayalam Extra" w:hAnsi="BRH Malayalam Extra" w:cs="BRH Malayalam Extra"/>
+                <w:color w:val="000000"/>
+                <w:sz w:val="28"/>
+                <w:szCs w:val="40"/>
+                <w:lang w:val="it-IT"/>
+              </w:rPr>
+              <w:t>–</w:t>
+            </w:r>
+            <w:r>
+              <w:rPr>
+                <w:rFonts w:ascii="BRH Malayalam Extra" w:hAnsi="BRH Malayalam Extra" w:cs="BRH Malayalam Extra"/>
+                <w:color w:val="000000"/>
+                <w:sz w:val="32"/>
+                <w:szCs w:val="40"/>
+                <w:lang w:val="it-IT"/>
+              </w:rPr>
+              <w:t>J ||</w:t>
+            </w:r>
+          </w:p>
+          <w:p>
+            <w:pPr>
+              <w:widowControl w:val="0"/>
+              <w:autoSpaceDE w:val="0"/>
+              <w:autoSpaceDN w:val="0"/>
+              <w:adjustRightInd w:val="0"/>
+              <w:spacing w:before="0" w:line="240" w:lineRule="auto"/>
+              <w:rPr>
+                <w:rFonts w:cs="Latha"/>
+                <w:b/>
+                <w:bCs/>
+                <w:szCs w:val="28"/>
+                <w:cs/>
+                <w:lang w:bidi="ta-IN"/>
+              </w:rPr>
+            </w:pPr>
+            <w:r>
+              <w:rPr>
+                <w:rFonts w:ascii="BRH Malayalam Extra" w:hAnsi="BRH Malayalam Extra" w:cs="BRH Malayalam Extra"/>
+                <w:color w:val="000000"/>
+                <w:sz w:val="32"/>
+                <w:szCs w:val="40"/>
+                <w:lang w:val="it-IT"/>
+              </w:rPr>
+              <w:t>d</w:t>
+            </w:r>
+            <w:r>
+              <w:rPr>
+                <w:rFonts w:ascii="BRH Malayalam Extra" w:hAnsi="BRH Malayalam Extra" w:cs="BRH Malayalam Extra"/>
+                <w:color w:val="000000"/>
+                <w:sz w:val="28"/>
+                <w:szCs w:val="40"/>
+                <w:lang w:val="it-IT"/>
+              </w:rPr>
+              <w:t>–</w:t>
+            </w:r>
+            <w:r>
+              <w:rPr>
+                <w:rFonts w:ascii="BRH Malayalam Extra" w:hAnsi="BRH Malayalam Extra" w:cs="BRH Malayalam Extra"/>
+                <w:color w:val="000000"/>
+                <w:sz w:val="32"/>
+                <w:szCs w:val="40"/>
+                <w:lang w:val="it-IT"/>
+              </w:rPr>
+              <w:t xml:space="preserve"> CZy— </w:t>
+            </w:r>
+            <w:r>
+              <w:rPr>
+                <w:rFonts w:ascii="BRH Malayalam Extra" w:hAnsi="BRH Malayalam Extra" w:cs="BRH Malayalam Extra"/>
+                <w:color w:val="000000"/>
+                <w:sz w:val="32"/>
+                <w:szCs w:val="40"/>
+                <w:highlight w:val="yellow"/>
+                <w:lang w:val="it-IT"/>
+              </w:rPr>
+              <w:t>d</w:t>
+            </w:r>
+            <w:r>
+              <w:rPr>
+                <w:rFonts w:ascii="BRH Malayalam Extra" w:hAnsi="BRH Malayalam Extra" w:cs="BRH Malayalam Extra"/>
+                <w:color w:val="000000"/>
+                <w:sz w:val="28"/>
+                <w:szCs w:val="40"/>
+                <w:lang w:val="it-IT"/>
+              </w:rPr>
+              <w:t>–</w:t>
+            </w:r>
+            <w:r>
+              <w:rPr>
+                <w:rFonts w:ascii="BRH Malayalam Extra" w:hAnsi="BRH Malayalam Extra" w:cs="BRH Malayalam Extra"/>
+                <w:color w:val="000000"/>
+                <w:sz w:val="32"/>
+                <w:szCs w:val="40"/>
+                <w:lang w:val="it-IT"/>
+              </w:rPr>
+              <w:t xml:space="preserve">J | </w:t>
+            </w:r>
+          </w:p>
+        </w:tc>
+        <w:tc>
+          <w:tcPr>
+            <w:tcW w:w="7371" w:type="dxa"/>
+          </w:tcPr>
+          <w:p>
+            <w:pPr>
+              <w:widowControl w:val="0"/>
+              <w:autoSpaceDE w:val="0"/>
+              <w:autoSpaceDN w:val="0"/>
+              <w:adjustRightInd w:val="0"/>
+              <w:spacing w:before="0" w:line="240" w:lineRule="auto"/>
+              <w:rPr>
+                <w:rFonts w:ascii="BRH Malayalam Extra" w:hAnsi="BRH Malayalam Extra" w:cs="BRH Malayalam Extra"/>
+                <w:color w:val="000000"/>
+                <w:sz w:val="32"/>
+                <w:szCs w:val="40"/>
+                <w:lang w:val="it-IT"/>
+              </w:rPr>
+            </w:pPr>
+            <w:r>
+              <w:rPr>
+                <w:rFonts w:cs="BRH Malayalam Extra"/>
+                <w:color w:val="000000"/>
+                <w:szCs w:val="40"/>
+                <w:lang w:val="it-IT"/>
+              </w:rPr>
+              <w:t>48</w:t>
+            </w:r>
+            <w:r>
+              <w:rPr>
+                <w:rFonts w:ascii="BRH Malayalam Extra" w:hAnsi="BRH Malayalam Extra" w:cs="BRH Malayalam Extra"/>
+                <w:color w:val="000000"/>
+                <w:sz w:val="32"/>
+                <w:szCs w:val="40"/>
+                <w:lang w:val="it-IT"/>
+              </w:rPr>
+              <w:t>)</w:t>
+            </w:r>
+            <w:r>
+              <w:rPr>
+                <w:rFonts w:ascii="BRH Malayalam Extra" w:hAnsi="BRH Malayalam Extra" w:cs="BRH Malayalam Extra"/>
+                <w:color w:val="000000"/>
+                <w:sz w:val="32"/>
+                <w:szCs w:val="40"/>
+                <w:lang w:val="it-IT"/>
+              </w:rPr>
+              <w:tab/>
+            </w:r>
+            <w:r>
+              <w:rPr>
+                <w:rFonts w:cs="BRH Malayalam Extra"/>
+                <w:color w:val="000000"/>
+                <w:szCs w:val="40"/>
+                <w:lang w:val="it-IT"/>
+              </w:rPr>
+              <w:t>1</w:t>
+            </w:r>
+            <w:r>
+              <w:rPr>
+                <w:rFonts w:ascii="BRH Malayalam Extra" w:hAnsi="BRH Malayalam Extra" w:cs="BRH Malayalam Extra"/>
+                <w:color w:val="000000"/>
+                <w:sz w:val="32"/>
+                <w:szCs w:val="40"/>
+                <w:lang w:val="it-IT"/>
+              </w:rPr>
+              <w:t>.</w:t>
+            </w:r>
+            <w:r>
+              <w:rPr>
+                <w:rFonts w:cs="BRH Malayalam Extra"/>
+                <w:color w:val="000000"/>
+                <w:szCs w:val="40"/>
+                <w:lang w:val="it-IT"/>
+              </w:rPr>
+              <w:t>6</w:t>
+            </w:r>
+            <w:r>
+              <w:rPr>
+                <w:rFonts w:ascii="BRH Malayalam Extra" w:hAnsi="BRH Malayalam Extra" w:cs="BRH Malayalam Extra"/>
+                <w:color w:val="000000"/>
+                <w:sz w:val="32"/>
+                <w:szCs w:val="40"/>
+                <w:lang w:val="it-IT"/>
+              </w:rPr>
+              <w:t>.</w:t>
+            </w:r>
+            <w:r>
+              <w:rPr>
+                <w:rFonts w:cs="BRH Malayalam Extra"/>
+                <w:color w:val="000000"/>
+                <w:szCs w:val="40"/>
+                <w:lang w:val="it-IT"/>
+              </w:rPr>
+              <w:t>6</w:t>
+            </w:r>
+            <w:r>
+              <w:rPr>
+                <w:rFonts w:ascii="BRH Malayalam Extra" w:hAnsi="BRH Malayalam Extra" w:cs="BRH Malayalam Extra"/>
+                <w:color w:val="000000"/>
+                <w:sz w:val="32"/>
+                <w:szCs w:val="40"/>
+                <w:lang w:val="it-IT"/>
+              </w:rPr>
+              <w:t>.</w:t>
+            </w:r>
+            <w:r>
+              <w:rPr>
+                <w:rFonts w:cs="BRH Malayalam Extra"/>
+                <w:color w:val="000000"/>
+                <w:szCs w:val="40"/>
+                <w:lang w:val="it-IT"/>
+              </w:rPr>
+              <w:t>2</w:t>
+            </w:r>
+            <w:r>
+              <w:rPr>
+                <w:rFonts w:ascii="BRH Malayalam Extra" w:hAnsi="BRH Malayalam Extra" w:cs="BRH Malayalam Extra"/>
+                <w:color w:val="000000"/>
+                <w:sz w:val="32"/>
+                <w:szCs w:val="40"/>
+                <w:lang w:val="it-IT"/>
+              </w:rPr>
+              <w:t>(</w:t>
+            </w:r>
+            <w:r>
+              <w:rPr>
+                <w:rFonts w:cs="BRH Malayalam Extra"/>
+                <w:color w:val="000000"/>
+                <w:szCs w:val="40"/>
+                <w:lang w:val="it-IT"/>
+              </w:rPr>
+              <w:t>41</w:t>
+            </w:r>
+            <w:r>
+              <w:rPr>
+                <w:rFonts w:ascii="BRH Malayalam Extra" w:hAnsi="BRH Malayalam Extra" w:cs="BRH Malayalam Extra"/>
+                <w:color w:val="000000"/>
+                <w:sz w:val="32"/>
+                <w:szCs w:val="40"/>
+                <w:lang w:val="it-IT"/>
+              </w:rPr>
+              <w:t>)-  d</w:t>
+            </w:r>
+            <w:r>
+              <w:rPr>
+                <w:rFonts w:ascii="BRH Malayalam Extra" w:hAnsi="BRH Malayalam Extra" w:cs="BRH Malayalam Extra"/>
+                <w:color w:val="000000"/>
+                <w:sz w:val="28"/>
+                <w:szCs w:val="40"/>
+                <w:lang w:val="it-IT"/>
+              </w:rPr>
+              <w:t>–</w:t>
+            </w:r>
+            <w:r>
+              <w:rPr>
+                <w:rFonts w:ascii="BRH Malayalam Extra" w:hAnsi="BRH Malayalam Extra" w:cs="BRH Malayalam Extra"/>
+                <w:color w:val="000000"/>
+                <w:sz w:val="32"/>
+                <w:szCs w:val="40"/>
+                <w:lang w:val="it-IT"/>
+              </w:rPr>
+              <w:t>J ||</w:t>
+            </w:r>
+          </w:p>
+          <w:p>
+            <w:pPr>
+              <w:widowControl w:val="0"/>
+              <w:autoSpaceDE w:val="0"/>
+              <w:autoSpaceDN w:val="0"/>
+              <w:adjustRightInd w:val="0"/>
+              <w:spacing w:before="0" w:line="240" w:lineRule="auto"/>
+              <w:rPr>
+                <w:rFonts w:cs="Latha"/>
+                <w:b/>
+                <w:bCs/>
+                <w:szCs w:val="28"/>
+                <w:cs/>
+                <w:lang w:bidi="ta-IN"/>
+              </w:rPr>
+            </w:pPr>
+            <w:r>
+              <w:rPr>
+                <w:rFonts w:ascii="BRH Malayalam Extra" w:hAnsi="BRH Malayalam Extra" w:cs="BRH Malayalam Extra"/>
+                <w:color w:val="000000"/>
+                <w:sz w:val="32"/>
+                <w:szCs w:val="40"/>
+                <w:lang w:val="it-IT"/>
+              </w:rPr>
+              <w:t>d</w:t>
+            </w:r>
+            <w:r>
+              <w:rPr>
+                <w:rFonts w:ascii="BRH Malayalam Extra" w:hAnsi="BRH Malayalam Extra" w:cs="BRH Malayalam Extra"/>
+                <w:color w:val="000000"/>
+                <w:sz w:val="28"/>
+                <w:szCs w:val="40"/>
+                <w:lang w:val="it-IT"/>
+              </w:rPr>
+              <w:t>–</w:t>
+            </w:r>
+            <w:r>
+              <w:rPr>
+                <w:rFonts w:ascii="BRH Malayalam Extra" w:hAnsi="BRH Malayalam Extra" w:cs="BRH Malayalam Extra"/>
+                <w:color w:val="000000"/>
+                <w:sz w:val="32"/>
+                <w:szCs w:val="40"/>
+                <w:lang w:val="it-IT"/>
+              </w:rPr>
+              <w:t xml:space="preserve"> CZy— </w:t>
+            </w:r>
+            <w:r>
+              <w:rPr>
+                <w:rFonts w:ascii="BRH Malayalam Extra" w:hAnsi="BRH Malayalam Extra" w:cs="BRH Malayalam Extra"/>
+                <w:color w:val="000000"/>
+                <w:sz w:val="32"/>
+                <w:szCs w:val="40"/>
+                <w:highlight w:val="green"/>
+                <w:lang w:val="it-IT"/>
+              </w:rPr>
+              <w:t>d</w:t>
+            </w:r>
+            <w:r>
+              <w:rPr>
+                <w:rFonts w:ascii="BRH Malayalam Extra" w:hAnsi="BRH Malayalam Extra" w:cs="BRH Malayalam Extra"/>
+                <w:color w:val="000000"/>
+                <w:sz w:val="32"/>
+                <w:szCs w:val="40"/>
+                <w:lang w:val="it-IT"/>
+              </w:rPr>
+              <w:t xml:space="preserve">J | </w:t>
+            </w:r>
+          </w:p>
+        </w:tc>
+      </w:tr>
+    </w:tbl>
+    <w:p>
+      <w:pPr>
+        <w:spacing w:before="0" w:line="240" w:lineRule="auto"/>
+        <w:jc w:val="center"/>
+        <w:rPr>
+          <w:b/>
+          <w:bCs/>
+          <w:sz w:val="32"/>
+          <w:szCs w:val="32"/>
+          <w:u w:val="single"/>
+        </w:rPr>
+      </w:pPr>
+    </w:p>
+    <w:p>
+      <w:pPr>
+        <w:spacing w:before="0" w:line="240" w:lineRule="auto"/>
+        <w:jc w:val="center"/>
+        <w:rPr>
+          <w:b/>
+          <w:bCs/>
+          <w:sz w:val="32"/>
+          <w:szCs w:val="32"/>
+          <w:u w:val="single"/>
+        </w:rPr>
+      </w:pPr>
+    </w:p>
+    <w:p>
+      <w:pPr>
+        <w:spacing w:before="0" w:line="240" w:lineRule="auto"/>
+        <w:jc w:val="center"/>
+        <w:rPr>
+          <w:b/>
+          <w:bCs/>
+          <w:sz w:val="32"/>
+          <w:szCs w:val="32"/>
+          <w:u w:val="single"/>
+        </w:rPr>
+      </w:pPr>
+    </w:p>
     <w:p>
       <w:pPr>
         <w:spacing w:before="0" w:line="240" w:lineRule="auto"/>
@@ -113,27 +790,7 @@
           <w:sz w:val="28"/>
           <w:szCs w:val="32"/>
         </w:rPr>
-        <w:t>(</w:t>
-      </w:r>
-      <w:proofErr w:type="gramStart"/>
-      <w:r>
-        <w:rPr>
-          <w:b/>
-          <w:bCs/>
-          <w:sz w:val="28"/>
-          <w:szCs w:val="32"/>
-        </w:rPr>
-        <w:t>ignore</w:t>
-      </w:r>
-      <w:proofErr w:type="gramEnd"/>
-      <w:r>
-        <w:rPr>
-          <w:b/>
-          <w:bCs/>
-          <w:sz w:val="28"/>
-          <w:szCs w:val="32"/>
-        </w:rPr>
-        <w:t xml:space="preserve"> those which are already incorporated in your book’s version and date)</w:t>
+        <w:t>(ignore those which are already incorporated in your book’s version and date)</w:t>
       </w:r>
     </w:p>
     <w:tbl>
@@ -760,6 +1417,7 @@
                 <w:rFonts w:cs="BRH Malayalam Extra"/>
                 <w:szCs w:val="40"/>
               </w:rPr>
+              <w:lastRenderedPageBreak/>
               <w:t>38</w:t>
             </w:r>
             <w:r>
@@ -3108,7 +3766,6 @@
                 <w:sz w:val="32"/>
                 <w:szCs w:val="40"/>
               </w:rPr>
-              <w:lastRenderedPageBreak/>
               <w:t>Rx</w:t>
             </w:r>
             <w:r>
@@ -3237,7 +3894,6 @@
                 <w:rFonts w:cs="BRH Malayalam Extra"/>
                 <w:szCs w:val="40"/>
               </w:rPr>
-              <w:lastRenderedPageBreak/>
               <w:t>43</w:t>
             </w:r>
             <w:r>
@@ -3774,7 +4430,6 @@
                 <w:sz w:val="32"/>
                 <w:szCs w:val="40"/>
               </w:rPr>
-              <w:lastRenderedPageBreak/>
               <w:t>Rx</w:t>
             </w:r>
             <w:r>
@@ -3908,7 +4563,6 @@
                 <w:rFonts w:cs="BRH Malayalam Extra"/>
                 <w:szCs w:val="40"/>
               </w:rPr>
-              <w:lastRenderedPageBreak/>
               <w:t>30</w:t>
             </w:r>
             <w:r>
@@ -4467,6 +5121,7 @@
                 <w:rFonts w:cs="BRH Malayalam Extra"/>
                 <w:szCs w:val="40"/>
               </w:rPr>
+              <w:lastRenderedPageBreak/>
               <w:t>38</w:t>
             </w:r>
             <w:r>
@@ -6305,7 +6960,6 @@
                 <w:rFonts w:cs="BRH Malayalam Extra"/>
                 <w:szCs w:val="40"/>
               </w:rPr>
-              <w:lastRenderedPageBreak/>
               <w:t>18</w:t>
             </w:r>
             <w:r>
@@ -8691,6 +9345,7 @@
                 <w:rFonts w:cs="BRH Malayalam Extra"/>
                 <w:szCs w:val="40"/>
               </w:rPr>
+              <w:lastRenderedPageBreak/>
               <w:t>79</w:t>
             </w:r>
             <w:r>
@@ -10037,7 +10692,6 @@
                 <w:rFonts w:cs="BRH Malayalam Extra"/>
                 <w:szCs w:val="40"/>
               </w:rPr>
-              <w:lastRenderedPageBreak/>
               <w:t>12</w:t>
             </w:r>
             <w:r>
@@ -10365,7 +11019,6 @@
                 <w:rFonts w:cs="BRH Malayalam Extra"/>
                 <w:szCs w:val="40"/>
               </w:rPr>
-              <w:lastRenderedPageBreak/>
               <w:t>12</w:t>
             </w:r>
             <w:r>
@@ -10656,7 +11309,6 @@
                 <w:rFonts w:cs="BRH Malayalam Extra"/>
                 <w:szCs w:val="40"/>
               </w:rPr>
-              <w:lastRenderedPageBreak/>
               <w:t>46</w:t>
             </w:r>
             <w:r>
@@ -11130,6 +11782,7 @@
                 <w:rFonts w:cs="BRH Malayalam Extra"/>
                 <w:szCs w:val="40"/>
               </w:rPr>
+              <w:lastRenderedPageBreak/>
               <w:t>3</w:t>
             </w:r>
             <w:r>
@@ -13209,7 +13862,6 @@
                 <w:sz w:val="32"/>
                 <w:szCs w:val="40"/>
               </w:rPr>
-              <w:lastRenderedPageBreak/>
               <w:t>s e—k</w:t>
             </w:r>
             <w:r>
@@ -13320,7 +13972,6 @@
                 <w:rFonts w:cs="BRH Malayalam Extra"/>
                 <w:szCs w:val="40"/>
               </w:rPr>
-              <w:lastRenderedPageBreak/>
               <w:t>53</w:t>
             </w:r>
             <w:r>
@@ -13703,7 +14354,6 @@
                 <w:sz w:val="32"/>
                 <w:szCs w:val="40"/>
               </w:rPr>
-              <w:lastRenderedPageBreak/>
               <w:t>s e—k</w:t>
             </w:r>
             <w:r>
@@ -16900,7 +17550,6 @@
                 <w:szCs w:val="40"/>
                 <w:lang w:val="it-IT"/>
               </w:rPr>
-              <w:lastRenderedPageBreak/>
               <w:t>60</w:t>
             </w:r>
             <w:r>
@@ -17074,6 +17723,7 @@
                 <w:szCs w:val="40"/>
                 <w:lang w:val="it-IT"/>
               </w:rPr>
+              <w:lastRenderedPageBreak/>
               <w:t>j</w:t>
             </w:r>
             <w:r>
@@ -17858,7 +18508,6 @@
                 <w:rFonts w:cs="BRH Malayalam Extra"/>
                 <w:szCs w:val="40"/>
               </w:rPr>
-              <w:lastRenderedPageBreak/>
               <w:t>60</w:t>
             </w:r>
             <w:r>
@@ -18015,6 +18664,7 @@
                 <w:sz w:val="32"/>
                 <w:szCs w:val="40"/>
               </w:rPr>
+              <w:lastRenderedPageBreak/>
               <w:t>j</w:t>
             </w:r>
             <w:r>
@@ -20793,7 +21443,6 @@
                 <w:rFonts w:cs="BRH Malayalam Extra"/>
                 <w:szCs w:val="40"/>
               </w:rPr>
-              <w:lastRenderedPageBreak/>
               <w:t>47</w:t>
             </w:r>
             <w:r>
@@ -21177,6 +21826,7 @@
                 <w:sz w:val="32"/>
                 <w:szCs w:val="40"/>
               </w:rPr>
+              <w:lastRenderedPageBreak/>
               <w:t>A</w:t>
             </w:r>
             <w:r>
@@ -22489,6 +23139,7 @@
               </w:rPr>
               <w:t>(³§</w:t>
             </w:r>
+            <w:proofErr w:type="gramStart"/>
             <w:r>
               <w:rPr>
                 <w:rFonts w:ascii="BRH Malayalam Extra" w:hAnsi="BRH Malayalam Extra" w:cs="BRH Malayalam Extra"/>
@@ -22505,7 +23156,17 @@
                 <w:sz w:val="32"/>
                 <w:szCs w:val="40"/>
               </w:rPr>
-              <w:t>)¥tx</w:t>
+              <w:t>)¥</w:t>
+            </w:r>
+            <w:proofErr w:type="gramEnd"/>
+            <w:r>
+              <w:rPr>
+                <w:rFonts w:ascii="BRH Malayalam Extra" w:hAnsi="BRH Malayalam Extra" w:cs="BRH Malayalam Extra"/>
+                <w:color w:val="000000"/>
+                <w:sz w:val="32"/>
+                <w:szCs w:val="40"/>
+              </w:rPr>
+              <w:t>tx</w:t>
             </w:r>
             <w:r>
               <w:rPr>
@@ -22630,7 +23291,27 @@
                 <w:sz w:val="32"/>
                 <w:szCs w:val="40"/>
               </w:rPr>
-              <w:t xml:space="preserve"> öe öex(³§—)¥tx</w:t>
+              <w:t xml:space="preserve"> öe öex(³§</w:t>
+            </w:r>
+            <w:proofErr w:type="gramStart"/>
+            <w:r>
+              <w:rPr>
+                <w:rFonts w:ascii="BRH Malayalam Extra" w:hAnsi="BRH Malayalam Extra" w:cs="BRH Malayalam Extra"/>
+                <w:color w:val="000000"/>
+                <w:sz w:val="32"/>
+                <w:szCs w:val="40"/>
+              </w:rPr>
+              <w:t>—)¥</w:t>
+            </w:r>
+            <w:proofErr w:type="gramEnd"/>
+            <w:r>
+              <w:rPr>
+                <w:rFonts w:ascii="BRH Malayalam Extra" w:hAnsi="BRH Malayalam Extra" w:cs="BRH Malayalam Extra"/>
+                <w:color w:val="000000"/>
+                <w:sz w:val="32"/>
+                <w:szCs w:val="40"/>
+              </w:rPr>
+              <w:t>tx</w:t>
             </w:r>
             <w:r>
               <w:rPr>
@@ -22948,6 +23629,7 @@
               </w:rPr>
               <w:t>(³§</w:t>
             </w:r>
+            <w:proofErr w:type="gramStart"/>
             <w:r>
               <w:rPr>
                 <w:rFonts w:ascii="BRH Malayalam Extra" w:hAnsi="BRH Malayalam Extra" w:cs="BRH Malayalam Extra"/>
@@ -22964,7 +23646,17 @@
                 <w:sz w:val="32"/>
                 <w:szCs w:val="40"/>
               </w:rPr>
-              <w:t>)¥tx</w:t>
+              <w:t>)¥</w:t>
+            </w:r>
+            <w:proofErr w:type="gramEnd"/>
+            <w:r>
+              <w:rPr>
+                <w:rFonts w:ascii="BRH Malayalam Extra" w:hAnsi="BRH Malayalam Extra" w:cs="BRH Malayalam Extra"/>
+                <w:color w:val="000000"/>
+                <w:sz w:val="32"/>
+                <w:szCs w:val="40"/>
+              </w:rPr>
+              <w:t>tx</w:t>
             </w:r>
             <w:r>
               <w:rPr>
@@ -23089,7 +23781,27 @@
                 <w:sz w:val="32"/>
                 <w:szCs w:val="40"/>
               </w:rPr>
-              <w:t xml:space="preserve"> öe öex(³§—)¥tx</w:t>
+              <w:t xml:space="preserve"> öe öex(³§</w:t>
+            </w:r>
+            <w:proofErr w:type="gramStart"/>
+            <w:r>
+              <w:rPr>
+                <w:rFonts w:ascii="BRH Malayalam Extra" w:hAnsi="BRH Malayalam Extra" w:cs="BRH Malayalam Extra"/>
+                <w:color w:val="000000"/>
+                <w:sz w:val="32"/>
+                <w:szCs w:val="40"/>
+              </w:rPr>
+              <w:t>—)¥</w:t>
+            </w:r>
+            <w:proofErr w:type="gramEnd"/>
+            <w:r>
+              <w:rPr>
+                <w:rFonts w:ascii="BRH Malayalam Extra" w:hAnsi="BRH Malayalam Extra" w:cs="BRH Malayalam Extra"/>
+                <w:color w:val="000000"/>
+                <w:sz w:val="32"/>
+                <w:szCs w:val="40"/>
+              </w:rPr>
+              <w:t>tx</w:t>
             </w:r>
             <w:r>
               <w:rPr>
@@ -23744,7 +24456,6 @@
           <w:szCs w:val="32"/>
           <w:u w:val="single"/>
         </w:rPr>
-        <w:lastRenderedPageBreak/>
         <w:t>TS Ghanam – TS 1.</w:t>
       </w:r>
       <w:r>
@@ -23806,27 +24517,8 @@
           <w:sz w:val="28"/>
           <w:szCs w:val="32"/>
         </w:rPr>
-        <w:t>(</w:t>
-      </w:r>
-      <w:proofErr w:type="gramStart"/>
-      <w:r>
-        <w:rPr>
-          <w:b/>
-          <w:bCs/>
-          <w:sz w:val="28"/>
-          <w:szCs w:val="32"/>
-        </w:rPr>
-        <w:t>ignore</w:t>
-      </w:r>
-      <w:proofErr w:type="gramEnd"/>
-      <w:r>
-        <w:rPr>
-          <w:b/>
-          <w:bCs/>
-          <w:sz w:val="28"/>
-          <w:szCs w:val="32"/>
-        </w:rPr>
-        <w:t xml:space="preserve"> those which are already incorporated in your book’s version and date)</w:t>
+        <w:lastRenderedPageBreak/>
+        <w:t>(ignore those which are already incorporated in your book’s version and date)</w:t>
       </w:r>
     </w:p>
     <w:tbl>
@@ -24098,7 +24790,7 @@
 </file>
 
 <file path=word/endnotes.xml><?xml version="1.0" encoding="utf-8"?>
-<w:endnotes xmlns:wpc="http://schemas.microsoft.com/office/word/2010/wordprocessingCanvas" xmlns:cx="http://schemas.microsoft.com/office/drawing/2014/chartex" xmlns:cx1="http://schemas.microsoft.com/office/drawing/2015/9/8/chartex" xmlns:cx2="http://schemas.microsoft.com/office/drawing/2015/10/21/chartex" xmlns:cx3="http://schemas.microsoft.com/office/drawing/2016/5/9/chartex" xmlns:cx4="http://schemas.microsoft.com/office/drawing/2016/5/10/chartex" xmlns:cx5="http://schemas.microsoft.com/office/drawing/2016/5/11/chartex" xmlns:cx6="http://schemas.microsoft.com/office/drawing/2016/5/12/chartex" xmlns:cx7="http://schemas.microsoft.com/office/drawing/2016/5/13/chartex" xmlns:cx8="http://schemas.microsoft.com/office/drawing/2016/5/14/chartex" xmlns:mc="http://schemas.openxmlformats.org/markup-compatibility/2006" xmlns:aink="http://schemas.microsoft.com/office/drawing/2016/ink" xmlns:am3d="http://schemas.microsoft.com/office/drawing/2017/model3d" xmlns:o="urn:schemas-microsoft-com:office:office" xmlns:oel="http://schemas.microsoft.com/office/2019/extlst" xmlns:r="http://schemas.openxmlformats.org/officeDocument/2006/relationships" xmlns:m="http://schemas.openxmlformats.org/officeDocument/2006/math" xmlns:v="urn:schemas-microsoft-com:vml" xmlns:wp14="http://schemas.microsoft.com/office/word/2010/wordprocessingDrawing" xmlns:wp="http://schemas.openxmlformats.org/drawingml/2006/wordprocessingDrawing" xmlns:w10="urn:schemas-microsoft-com:office:word" xmlns:w="http://schemas.openxmlformats.org/wordprocessingml/2006/main" xmlns:w14="http://schemas.microsoft.com/office/word/2010/wordml" xmlns:w15="http://schemas.microsoft.com/office/word/2012/wordml" xmlns:w16cex="http://schemas.microsoft.com/office/word/2018/wordml/cex" xmlns:w16cid="http://schemas.microsoft.com/office/word/2016/wordml/cid" xmlns:w16="http://schemas.microsoft.com/office/word/2018/wordml" xmlns:w16sdtdh="http://schemas.microsoft.com/office/word/2020/wordml/sdtdatahash" xmlns:w16se="http://schemas.microsoft.com/office/word/2015/wordml/symex" xmlns:wpg="http://schemas.microsoft.com/office/word/2010/wordprocessingGroup" xmlns:wpi="http://schemas.microsoft.com/office/word/2010/wordprocessingInk" xmlns:wne="http://schemas.microsoft.com/office/word/2006/wordml" xmlns:wps="http://schemas.microsoft.com/office/word/2010/wordprocessingShape" mc:Ignorable="w14 w15 w16se w16cid w16 w16cex w16sdtdh wp14">
+<w:endnotes xmlns:wpc="http://schemas.microsoft.com/office/word/2010/wordprocessingCanvas" xmlns:cx="http://schemas.microsoft.com/office/drawing/2014/chartex" xmlns:cx1="http://schemas.microsoft.com/office/drawing/2015/9/8/chartex" xmlns:cx2="http://schemas.microsoft.com/office/drawing/2015/10/21/chartex" xmlns:cx3="http://schemas.microsoft.com/office/drawing/2016/5/9/chartex" xmlns:cx4="http://schemas.microsoft.com/office/drawing/2016/5/10/chartex" xmlns:cx5="http://schemas.microsoft.com/office/drawing/2016/5/11/chartex" xmlns:cx6="http://schemas.microsoft.com/office/drawing/2016/5/12/chartex" xmlns:cx7="http://schemas.microsoft.com/office/drawing/2016/5/13/chartex" xmlns:cx8="http://schemas.microsoft.com/office/drawing/2016/5/14/chartex" xmlns:mc="http://schemas.openxmlformats.org/markup-compatibility/2006" xmlns:aink="http://schemas.microsoft.com/office/drawing/2016/ink" xmlns:am3d="http://schemas.microsoft.com/office/drawing/2017/model3d" xmlns:o="urn:schemas-microsoft-com:office:office" xmlns:oel="http://schemas.microsoft.com/office/2019/extlst" xmlns:r="http://schemas.openxmlformats.org/officeDocument/2006/relationships" xmlns:m="http://schemas.openxmlformats.org/officeDocument/2006/math" xmlns:v="urn:schemas-microsoft-com:vml" xmlns:wp14="http://schemas.microsoft.com/office/word/2010/wordprocessingDrawing" xmlns:wp="http://schemas.openxmlformats.org/drawingml/2006/wordprocessingDrawing" xmlns:w10="urn:schemas-microsoft-com:office:word" xmlns:w="http://schemas.openxmlformats.org/wordprocessingml/2006/main" xmlns:w14="http://schemas.microsoft.com/office/word/2010/wordml" xmlns:w15="http://schemas.microsoft.com/office/word/2012/wordml" xmlns:w16cex="http://schemas.microsoft.com/office/word/2018/wordml/cex" xmlns:w16cid="http://schemas.microsoft.com/office/word/2016/wordml/cid" xmlns:w16="http://schemas.microsoft.com/office/word/2018/wordml" xmlns:w16du="http://schemas.microsoft.com/office/word/2023/wordml/word16du" xmlns:w16sdtdh="http://schemas.microsoft.com/office/word/2020/wordml/sdtdatahash" xmlns:w16sdtfl="http://schemas.microsoft.com/office/word/2024/wordml/sdtformatlock" xmlns:w16se="http://schemas.microsoft.com/office/word/2015/wordml/symex" xmlns:wpg="http://schemas.microsoft.com/office/word/2010/wordprocessingGroup" xmlns:wpi="http://schemas.microsoft.com/office/word/2010/wordprocessingInk" xmlns:wne="http://schemas.microsoft.com/office/word/2006/wordml" xmlns:wps="http://schemas.microsoft.com/office/word/2010/wordprocessingShape" mc:Ignorable="w14 w15 w16se w16cid w16 w16cex w16sdtdh w16sdtfl w16du wp14">
   <w:endnote w:type="separator" w:id="-1">
     <w:p>
       <w:pPr>
@@ -24123,7 +24815,7 @@
 </file>
 
 <file path=word/footer1.xml><?xml version="1.0" encoding="utf-8"?>
-<w:ftr xmlns:wpc="http://schemas.microsoft.com/office/word/2010/wordprocessingCanvas" xmlns:cx="http://schemas.microsoft.com/office/drawing/2014/chartex" xmlns:cx1="http://schemas.microsoft.com/office/drawing/2015/9/8/chartex" xmlns:cx2="http://schemas.microsoft.com/office/drawing/2015/10/21/chartex" xmlns:cx3="http://schemas.microsoft.com/office/drawing/2016/5/9/chartex" xmlns:cx4="http://schemas.microsoft.com/office/drawing/2016/5/10/chartex" xmlns:cx5="http://schemas.microsoft.com/office/drawing/2016/5/11/chartex" xmlns:cx6="http://schemas.microsoft.com/office/drawing/2016/5/12/chartex" xmlns:cx7="http://schemas.microsoft.com/office/drawing/2016/5/13/chartex" xmlns:cx8="http://schemas.microsoft.com/office/drawing/2016/5/14/chartex" xmlns:mc="http://schemas.openxmlformats.org/markup-compatibility/2006" xmlns:aink="http://schemas.microsoft.com/office/drawing/2016/ink" xmlns:am3d="http://schemas.microsoft.com/office/drawing/2017/model3d" xmlns:o="urn:schemas-microsoft-com:office:office" xmlns:oel="http://schemas.microsoft.com/office/2019/extlst" xmlns:r="http://schemas.openxmlformats.org/officeDocument/2006/relationships" xmlns:m="http://schemas.openxmlformats.org/officeDocument/2006/math" xmlns:v="urn:schemas-microsoft-com:vml" xmlns:wp14="http://schemas.microsoft.com/office/word/2010/wordprocessingDrawing" xmlns:wp="http://schemas.openxmlformats.org/drawingml/2006/wordprocessingDrawing" xmlns:w10="urn:schemas-microsoft-com:office:word" xmlns:w="http://schemas.openxmlformats.org/wordprocessingml/2006/main" xmlns:w14="http://schemas.microsoft.com/office/word/2010/wordml" xmlns:w15="http://schemas.microsoft.com/office/word/2012/wordml" xmlns:w16cex="http://schemas.microsoft.com/office/word/2018/wordml/cex" xmlns:w16cid="http://schemas.microsoft.com/office/word/2016/wordml/cid" xmlns:w16="http://schemas.microsoft.com/office/word/2018/wordml" xmlns:w16sdtdh="http://schemas.microsoft.com/office/word/2020/wordml/sdtdatahash" xmlns:w16se="http://schemas.microsoft.com/office/word/2015/wordml/symex" xmlns:wpg="http://schemas.microsoft.com/office/word/2010/wordprocessingGroup" xmlns:wpi="http://schemas.microsoft.com/office/word/2010/wordprocessingInk" xmlns:wne="http://schemas.microsoft.com/office/word/2006/wordml" xmlns:wps="http://schemas.microsoft.com/office/word/2010/wordprocessingShape" mc:Ignorable="w14 w15 w16se w16cid w16 w16cex w16sdtdh wp14">
+<w:ftr xmlns:wpc="http://schemas.microsoft.com/office/word/2010/wordprocessingCanvas" xmlns:cx="http://schemas.microsoft.com/office/drawing/2014/chartex" xmlns:cx1="http://schemas.microsoft.com/office/drawing/2015/9/8/chartex" xmlns:cx2="http://schemas.microsoft.com/office/drawing/2015/10/21/chartex" xmlns:cx3="http://schemas.microsoft.com/office/drawing/2016/5/9/chartex" xmlns:cx4="http://schemas.microsoft.com/office/drawing/2016/5/10/chartex" xmlns:cx5="http://schemas.microsoft.com/office/drawing/2016/5/11/chartex" xmlns:cx6="http://schemas.microsoft.com/office/drawing/2016/5/12/chartex" xmlns:cx7="http://schemas.microsoft.com/office/drawing/2016/5/13/chartex" xmlns:cx8="http://schemas.microsoft.com/office/drawing/2016/5/14/chartex" xmlns:mc="http://schemas.openxmlformats.org/markup-compatibility/2006" xmlns:aink="http://schemas.microsoft.com/office/drawing/2016/ink" xmlns:am3d="http://schemas.microsoft.com/office/drawing/2017/model3d" xmlns:o="urn:schemas-microsoft-com:office:office" xmlns:oel="http://schemas.microsoft.com/office/2019/extlst" xmlns:r="http://schemas.openxmlformats.org/officeDocument/2006/relationships" xmlns:m="http://schemas.openxmlformats.org/officeDocument/2006/math" xmlns:v="urn:schemas-microsoft-com:vml" xmlns:wp14="http://schemas.microsoft.com/office/word/2010/wordprocessingDrawing" xmlns:wp="http://schemas.openxmlformats.org/drawingml/2006/wordprocessingDrawing" xmlns:w10="urn:schemas-microsoft-com:office:word" xmlns:w="http://schemas.openxmlformats.org/wordprocessingml/2006/main" xmlns:w14="http://schemas.microsoft.com/office/word/2010/wordml" xmlns:w15="http://schemas.microsoft.com/office/word/2012/wordml" xmlns:w16cex="http://schemas.microsoft.com/office/word/2018/wordml/cex" xmlns:w16cid="http://schemas.microsoft.com/office/word/2016/wordml/cid" xmlns:w16="http://schemas.microsoft.com/office/word/2018/wordml" xmlns:w16du="http://schemas.microsoft.com/office/word/2023/wordml/word16du" xmlns:w16sdtdh="http://schemas.microsoft.com/office/word/2020/wordml/sdtdatahash" xmlns:w16sdtfl="http://schemas.microsoft.com/office/word/2024/wordml/sdtformatlock" xmlns:w16se="http://schemas.microsoft.com/office/word/2015/wordml/symex" xmlns:wpg="http://schemas.microsoft.com/office/word/2010/wordprocessingGroup" xmlns:wpi="http://schemas.microsoft.com/office/word/2010/wordprocessingInk" xmlns:wne="http://schemas.microsoft.com/office/word/2006/wordml" xmlns:wps="http://schemas.microsoft.com/office/word/2010/wordprocessingShape" mc:Ignorable="w14 w15 w16se w16cid w16 w16cex w16sdtdh w16sdtfl w16du wp14">
   <w:p>
     <w:pPr>
       <w:pBdr>
@@ -24305,7 +24997,7 @@
 </file>
 
 <file path=word/footer2.xml><?xml version="1.0" encoding="utf-8"?>
-<w:ftr xmlns:wpc="http://schemas.microsoft.com/office/word/2010/wordprocessingCanvas" xmlns:cx="http://schemas.microsoft.com/office/drawing/2014/chartex" xmlns:cx1="http://schemas.microsoft.com/office/drawing/2015/9/8/chartex" xmlns:cx2="http://schemas.microsoft.com/office/drawing/2015/10/21/chartex" xmlns:cx3="http://schemas.microsoft.com/office/drawing/2016/5/9/chartex" xmlns:cx4="http://schemas.microsoft.com/office/drawing/2016/5/10/chartex" xmlns:cx5="http://schemas.microsoft.com/office/drawing/2016/5/11/chartex" xmlns:cx6="http://schemas.microsoft.com/office/drawing/2016/5/12/chartex" xmlns:cx7="http://schemas.microsoft.com/office/drawing/2016/5/13/chartex" xmlns:cx8="http://schemas.microsoft.com/office/drawing/2016/5/14/chartex" xmlns:mc="http://schemas.openxmlformats.org/markup-compatibility/2006" xmlns:aink="http://schemas.microsoft.com/office/drawing/2016/ink" xmlns:am3d="http://schemas.microsoft.com/office/drawing/2017/model3d" xmlns:o="urn:schemas-microsoft-com:office:office" xmlns:oel="http://schemas.microsoft.com/office/2019/extlst" xmlns:r="http://schemas.openxmlformats.org/officeDocument/2006/relationships" xmlns:m="http://schemas.openxmlformats.org/officeDocument/2006/math" xmlns:v="urn:schemas-microsoft-com:vml" xmlns:wp14="http://schemas.microsoft.com/office/word/2010/wordprocessingDrawing" xmlns:wp="http://schemas.openxmlformats.org/drawingml/2006/wordprocessingDrawing" xmlns:w10="urn:schemas-microsoft-com:office:word" xmlns:w="http://schemas.openxmlformats.org/wordprocessingml/2006/main" xmlns:w14="http://schemas.microsoft.com/office/word/2010/wordml" xmlns:w15="http://schemas.microsoft.com/office/word/2012/wordml" xmlns:w16cex="http://schemas.microsoft.com/office/word/2018/wordml/cex" xmlns:w16cid="http://schemas.microsoft.com/office/word/2016/wordml/cid" xmlns:w16="http://schemas.microsoft.com/office/word/2018/wordml" xmlns:w16sdtdh="http://schemas.microsoft.com/office/word/2020/wordml/sdtdatahash" xmlns:w16se="http://schemas.microsoft.com/office/word/2015/wordml/symex" xmlns:wpg="http://schemas.microsoft.com/office/word/2010/wordprocessingGroup" xmlns:wpi="http://schemas.microsoft.com/office/word/2010/wordprocessingInk" xmlns:wne="http://schemas.microsoft.com/office/word/2006/wordml" xmlns:wps="http://schemas.microsoft.com/office/word/2010/wordprocessingShape" mc:Ignorable="w14 w15 w16se w16cid w16 w16cex w16sdtdh wp14">
+<w:ftr xmlns:wpc="http://schemas.microsoft.com/office/word/2010/wordprocessingCanvas" xmlns:cx="http://schemas.microsoft.com/office/drawing/2014/chartex" xmlns:cx1="http://schemas.microsoft.com/office/drawing/2015/9/8/chartex" xmlns:cx2="http://schemas.microsoft.com/office/drawing/2015/10/21/chartex" xmlns:cx3="http://schemas.microsoft.com/office/drawing/2016/5/9/chartex" xmlns:cx4="http://schemas.microsoft.com/office/drawing/2016/5/10/chartex" xmlns:cx5="http://schemas.microsoft.com/office/drawing/2016/5/11/chartex" xmlns:cx6="http://schemas.microsoft.com/office/drawing/2016/5/12/chartex" xmlns:cx7="http://schemas.microsoft.com/office/drawing/2016/5/13/chartex" xmlns:cx8="http://schemas.microsoft.com/office/drawing/2016/5/14/chartex" xmlns:mc="http://schemas.openxmlformats.org/markup-compatibility/2006" xmlns:aink="http://schemas.microsoft.com/office/drawing/2016/ink" xmlns:am3d="http://schemas.microsoft.com/office/drawing/2017/model3d" xmlns:o="urn:schemas-microsoft-com:office:office" xmlns:oel="http://schemas.microsoft.com/office/2019/extlst" xmlns:r="http://schemas.openxmlformats.org/officeDocument/2006/relationships" xmlns:m="http://schemas.openxmlformats.org/officeDocument/2006/math" xmlns:v="urn:schemas-microsoft-com:vml" xmlns:wp14="http://schemas.microsoft.com/office/word/2010/wordprocessingDrawing" xmlns:wp="http://schemas.openxmlformats.org/drawingml/2006/wordprocessingDrawing" xmlns:w10="urn:schemas-microsoft-com:office:word" xmlns:w="http://schemas.openxmlformats.org/wordprocessingml/2006/main" xmlns:w14="http://schemas.microsoft.com/office/word/2010/wordml" xmlns:w15="http://schemas.microsoft.com/office/word/2012/wordml" xmlns:w16cex="http://schemas.microsoft.com/office/word/2018/wordml/cex" xmlns:w16cid="http://schemas.microsoft.com/office/word/2016/wordml/cid" xmlns:w16="http://schemas.microsoft.com/office/word/2018/wordml" xmlns:w16du="http://schemas.microsoft.com/office/word/2023/wordml/word16du" xmlns:w16sdtdh="http://schemas.microsoft.com/office/word/2020/wordml/sdtdatahash" xmlns:w16sdtfl="http://schemas.microsoft.com/office/word/2024/wordml/sdtformatlock" xmlns:w16se="http://schemas.microsoft.com/office/word/2015/wordml/symex" xmlns:wpg="http://schemas.microsoft.com/office/word/2010/wordprocessingGroup" xmlns:wpi="http://schemas.microsoft.com/office/word/2010/wordprocessingInk" xmlns:wne="http://schemas.microsoft.com/office/word/2006/wordml" xmlns:wps="http://schemas.microsoft.com/office/word/2010/wordprocessingShape" mc:Ignorable="w14 w15 w16se w16cid w16 w16cex w16sdtdh w16sdtfl w16du wp14">
   <w:p>
     <w:pPr>
       <w:pBdr>
@@ -24511,7 +25203,7 @@
 </file>
 
 <file path=word/footnotes.xml><?xml version="1.0" encoding="utf-8"?>
-<w:footnotes xmlns:wpc="http://schemas.microsoft.com/office/word/2010/wordprocessingCanvas" xmlns:cx="http://schemas.microsoft.com/office/drawing/2014/chartex" xmlns:cx1="http://schemas.microsoft.com/office/drawing/2015/9/8/chartex" xmlns:cx2="http://schemas.microsoft.com/office/drawing/2015/10/21/chartex" xmlns:cx3="http://schemas.microsoft.com/office/drawing/2016/5/9/chartex" xmlns:cx4="http://schemas.microsoft.com/office/drawing/2016/5/10/chartex" xmlns:cx5="http://schemas.microsoft.com/office/drawing/2016/5/11/chartex" xmlns:cx6="http://schemas.microsoft.com/office/drawing/2016/5/12/chartex" xmlns:cx7="http://schemas.microsoft.com/office/drawing/2016/5/13/chartex" xmlns:cx8="http://schemas.microsoft.com/office/drawing/2016/5/14/chartex" xmlns:mc="http://schemas.openxmlformats.org/markup-compatibility/2006" xmlns:aink="http://schemas.microsoft.com/office/drawing/2016/ink" xmlns:am3d="http://schemas.microsoft.com/office/drawing/2017/model3d" xmlns:o="urn:schemas-microsoft-com:office:office" xmlns:oel="http://schemas.microsoft.com/office/2019/extlst" xmlns:r="http://schemas.openxmlformats.org/officeDocument/2006/relationships" xmlns:m="http://schemas.openxmlformats.org/officeDocument/2006/math" xmlns:v="urn:schemas-microsoft-com:vml" xmlns:wp14="http://schemas.microsoft.com/office/word/2010/wordprocessingDrawing" xmlns:wp="http://schemas.openxmlformats.org/drawingml/2006/wordprocessingDrawing" xmlns:w10="urn:schemas-microsoft-com:office:word" xmlns:w="http://schemas.openxmlformats.org/wordprocessingml/2006/main" xmlns:w14="http://schemas.microsoft.com/office/word/2010/wordml" xmlns:w15="http://schemas.microsoft.com/office/word/2012/wordml" xmlns:w16cex="http://schemas.microsoft.com/office/word/2018/wordml/cex" xmlns:w16cid="http://schemas.microsoft.com/office/word/2016/wordml/cid" xmlns:w16="http://schemas.microsoft.com/office/word/2018/wordml" xmlns:w16sdtdh="http://schemas.microsoft.com/office/word/2020/wordml/sdtdatahash" xmlns:w16se="http://schemas.microsoft.com/office/word/2015/wordml/symex" xmlns:wpg="http://schemas.microsoft.com/office/word/2010/wordprocessingGroup" xmlns:wpi="http://schemas.microsoft.com/office/word/2010/wordprocessingInk" xmlns:wne="http://schemas.microsoft.com/office/word/2006/wordml" xmlns:wps="http://schemas.microsoft.com/office/word/2010/wordprocessingShape" mc:Ignorable="w14 w15 w16se w16cid w16 w16cex w16sdtdh wp14">
+<w:footnotes xmlns:wpc="http://schemas.microsoft.com/office/word/2010/wordprocessingCanvas" xmlns:cx="http://schemas.microsoft.com/office/drawing/2014/chartex" xmlns:cx1="http://schemas.microsoft.com/office/drawing/2015/9/8/chartex" xmlns:cx2="http://schemas.microsoft.com/office/drawing/2015/10/21/chartex" xmlns:cx3="http://schemas.microsoft.com/office/drawing/2016/5/9/chartex" xmlns:cx4="http://schemas.microsoft.com/office/drawing/2016/5/10/chartex" xmlns:cx5="http://schemas.microsoft.com/office/drawing/2016/5/11/chartex" xmlns:cx6="http://schemas.microsoft.com/office/drawing/2016/5/12/chartex" xmlns:cx7="http://schemas.microsoft.com/office/drawing/2016/5/13/chartex" xmlns:cx8="http://schemas.microsoft.com/office/drawing/2016/5/14/chartex" xmlns:mc="http://schemas.openxmlformats.org/markup-compatibility/2006" xmlns:aink="http://schemas.microsoft.com/office/drawing/2016/ink" xmlns:am3d="http://schemas.microsoft.com/office/drawing/2017/model3d" xmlns:o="urn:schemas-microsoft-com:office:office" xmlns:oel="http://schemas.microsoft.com/office/2019/extlst" xmlns:r="http://schemas.openxmlformats.org/officeDocument/2006/relationships" xmlns:m="http://schemas.openxmlformats.org/officeDocument/2006/math" xmlns:v="urn:schemas-microsoft-com:vml" xmlns:wp14="http://schemas.microsoft.com/office/word/2010/wordprocessingDrawing" xmlns:wp="http://schemas.openxmlformats.org/drawingml/2006/wordprocessingDrawing" xmlns:w10="urn:schemas-microsoft-com:office:word" xmlns:w="http://schemas.openxmlformats.org/wordprocessingml/2006/main" xmlns:w14="http://schemas.microsoft.com/office/word/2010/wordml" xmlns:w15="http://schemas.microsoft.com/office/word/2012/wordml" xmlns:w16cex="http://schemas.microsoft.com/office/word/2018/wordml/cex" xmlns:w16cid="http://schemas.microsoft.com/office/word/2016/wordml/cid" xmlns:w16="http://schemas.microsoft.com/office/word/2018/wordml" xmlns:w16du="http://schemas.microsoft.com/office/word/2023/wordml/word16du" xmlns:w16sdtdh="http://schemas.microsoft.com/office/word/2020/wordml/sdtdatahash" xmlns:w16sdtfl="http://schemas.microsoft.com/office/word/2024/wordml/sdtformatlock" xmlns:w16se="http://schemas.microsoft.com/office/word/2015/wordml/symex" xmlns:wpg="http://schemas.microsoft.com/office/word/2010/wordprocessingGroup" xmlns:wpi="http://schemas.microsoft.com/office/word/2010/wordprocessingInk" xmlns:wne="http://schemas.microsoft.com/office/word/2006/wordml" xmlns:wps="http://schemas.microsoft.com/office/word/2010/wordprocessingShape" mc:Ignorable="w14 w15 w16se w16cid w16 w16cex w16sdtdh w16sdtfl w16du wp14">
   <w:footnote w:type="separator" w:id="-1">
     <w:p>
       <w:pPr>
@@ -24536,7 +25228,7 @@
 </file>
 
 <file path=word/header1.xml><?xml version="1.0" encoding="utf-8"?>
-<w:hdr xmlns:wpc="http://schemas.microsoft.com/office/word/2010/wordprocessingCanvas" xmlns:cx="http://schemas.microsoft.com/office/drawing/2014/chartex" xmlns:cx1="http://schemas.microsoft.com/office/drawing/2015/9/8/chartex" xmlns:cx2="http://schemas.microsoft.com/office/drawing/2015/10/21/chartex" xmlns:cx3="http://schemas.microsoft.com/office/drawing/2016/5/9/chartex" xmlns:cx4="http://schemas.microsoft.com/office/drawing/2016/5/10/chartex" xmlns:cx5="http://schemas.microsoft.com/office/drawing/2016/5/11/chartex" xmlns:cx6="http://schemas.microsoft.com/office/drawing/2016/5/12/chartex" xmlns:cx7="http://schemas.microsoft.com/office/drawing/2016/5/13/chartex" xmlns:cx8="http://schemas.microsoft.com/office/drawing/2016/5/14/chartex" xmlns:mc="http://schemas.openxmlformats.org/markup-compatibility/2006" xmlns:aink="http://schemas.microsoft.com/office/drawing/2016/ink" xmlns:am3d="http://schemas.microsoft.com/office/drawing/2017/model3d" xmlns:o="urn:schemas-microsoft-com:office:office" xmlns:oel="http://schemas.microsoft.com/office/2019/extlst" xmlns:r="http://schemas.openxmlformats.org/officeDocument/2006/relationships" xmlns:m="http://schemas.openxmlformats.org/officeDocument/2006/math" xmlns:v="urn:schemas-microsoft-com:vml" xmlns:wp14="http://schemas.microsoft.com/office/word/2010/wordprocessingDrawing" xmlns:wp="http://schemas.openxmlformats.org/drawingml/2006/wordprocessingDrawing" xmlns:w10="urn:schemas-microsoft-com:office:word" xmlns:w="http://schemas.openxmlformats.org/wordprocessingml/2006/main" xmlns:w14="http://schemas.microsoft.com/office/word/2010/wordml" xmlns:w15="http://schemas.microsoft.com/office/word/2012/wordml" xmlns:w16cex="http://schemas.microsoft.com/office/word/2018/wordml/cex" xmlns:w16cid="http://schemas.microsoft.com/office/word/2016/wordml/cid" xmlns:w16="http://schemas.microsoft.com/office/word/2018/wordml" xmlns:w16sdtdh="http://schemas.microsoft.com/office/word/2020/wordml/sdtdatahash" xmlns:w16se="http://schemas.microsoft.com/office/word/2015/wordml/symex" xmlns:wpg="http://schemas.microsoft.com/office/word/2010/wordprocessingGroup" xmlns:wpi="http://schemas.microsoft.com/office/word/2010/wordprocessingInk" xmlns:wne="http://schemas.microsoft.com/office/word/2006/wordml" xmlns:wps="http://schemas.microsoft.com/office/word/2010/wordprocessingShape" mc:Ignorable="w14 w15 w16se w16cid w16 w16cex w16sdtdh wp14">
+<w:hdr xmlns:wpc="http://schemas.microsoft.com/office/word/2010/wordprocessingCanvas" xmlns:cx="http://schemas.microsoft.com/office/drawing/2014/chartex" xmlns:cx1="http://schemas.microsoft.com/office/drawing/2015/9/8/chartex" xmlns:cx2="http://schemas.microsoft.com/office/drawing/2015/10/21/chartex" xmlns:cx3="http://schemas.microsoft.com/office/drawing/2016/5/9/chartex" xmlns:cx4="http://schemas.microsoft.com/office/drawing/2016/5/10/chartex" xmlns:cx5="http://schemas.microsoft.com/office/drawing/2016/5/11/chartex" xmlns:cx6="http://schemas.microsoft.com/office/drawing/2016/5/12/chartex" xmlns:cx7="http://schemas.microsoft.com/office/drawing/2016/5/13/chartex" xmlns:cx8="http://schemas.microsoft.com/office/drawing/2016/5/14/chartex" xmlns:mc="http://schemas.openxmlformats.org/markup-compatibility/2006" xmlns:aink="http://schemas.microsoft.com/office/drawing/2016/ink" xmlns:am3d="http://schemas.microsoft.com/office/drawing/2017/model3d" xmlns:o="urn:schemas-microsoft-com:office:office" xmlns:oel="http://schemas.microsoft.com/office/2019/extlst" xmlns:r="http://schemas.openxmlformats.org/officeDocument/2006/relationships" xmlns:m="http://schemas.openxmlformats.org/officeDocument/2006/math" xmlns:v="urn:schemas-microsoft-com:vml" xmlns:wp14="http://schemas.microsoft.com/office/word/2010/wordprocessingDrawing" xmlns:wp="http://schemas.openxmlformats.org/drawingml/2006/wordprocessingDrawing" xmlns:w10="urn:schemas-microsoft-com:office:word" xmlns:w="http://schemas.openxmlformats.org/wordprocessingml/2006/main" xmlns:w14="http://schemas.microsoft.com/office/word/2010/wordml" xmlns:w15="http://schemas.microsoft.com/office/word/2012/wordml" xmlns:w16cex="http://schemas.microsoft.com/office/word/2018/wordml/cex" xmlns:w16cid="http://schemas.microsoft.com/office/word/2016/wordml/cid" xmlns:w16="http://schemas.microsoft.com/office/word/2018/wordml" xmlns:w16du="http://schemas.microsoft.com/office/word/2023/wordml/word16du" xmlns:w16sdtdh="http://schemas.microsoft.com/office/word/2020/wordml/sdtdatahash" xmlns:w16sdtfl="http://schemas.microsoft.com/office/word/2024/wordml/sdtformatlock" xmlns:w16se="http://schemas.microsoft.com/office/word/2015/wordml/symex" xmlns:wpg="http://schemas.microsoft.com/office/word/2010/wordprocessingGroup" xmlns:wpi="http://schemas.microsoft.com/office/word/2010/wordprocessingInk" xmlns:wne="http://schemas.microsoft.com/office/word/2006/wordml" xmlns:wps="http://schemas.microsoft.com/office/word/2010/wordprocessingShape" mc:Ignorable="w14 w15 w16se w16cid w16 w16cex w16sdtdh w16sdtfl w16du wp14">
   <w:p>
     <w:pPr>
       <w:pStyle w:val="Header"/>
@@ -24557,7 +25249,7 @@
 </file>
 
 <file path=word/header2.xml><?xml version="1.0" encoding="utf-8"?>
-<w:hdr xmlns:wpc="http://schemas.microsoft.com/office/word/2010/wordprocessingCanvas" xmlns:cx="http://schemas.microsoft.com/office/drawing/2014/chartex" xmlns:cx1="http://schemas.microsoft.com/office/drawing/2015/9/8/chartex" xmlns:cx2="http://schemas.microsoft.com/office/drawing/2015/10/21/chartex" xmlns:cx3="http://schemas.microsoft.com/office/drawing/2016/5/9/chartex" xmlns:cx4="http://schemas.microsoft.com/office/drawing/2016/5/10/chartex" xmlns:cx5="http://schemas.microsoft.com/office/drawing/2016/5/11/chartex" xmlns:cx6="http://schemas.microsoft.com/office/drawing/2016/5/12/chartex" xmlns:cx7="http://schemas.microsoft.com/office/drawing/2016/5/13/chartex" xmlns:cx8="http://schemas.microsoft.com/office/drawing/2016/5/14/chartex" xmlns:mc="http://schemas.openxmlformats.org/markup-compatibility/2006" xmlns:aink="http://schemas.microsoft.com/office/drawing/2016/ink" xmlns:am3d="http://schemas.microsoft.com/office/drawing/2017/model3d" xmlns:o="urn:schemas-microsoft-com:office:office" xmlns:oel="http://schemas.microsoft.com/office/2019/extlst" xmlns:r="http://schemas.openxmlformats.org/officeDocument/2006/relationships" xmlns:m="http://schemas.openxmlformats.org/officeDocument/2006/math" xmlns:v="urn:schemas-microsoft-com:vml" xmlns:wp14="http://schemas.microsoft.com/office/word/2010/wordprocessingDrawing" xmlns:wp="http://schemas.openxmlformats.org/drawingml/2006/wordprocessingDrawing" xmlns:w10="urn:schemas-microsoft-com:office:word" xmlns:w="http://schemas.openxmlformats.org/wordprocessingml/2006/main" xmlns:w14="http://schemas.microsoft.com/office/word/2010/wordml" xmlns:w15="http://schemas.microsoft.com/office/word/2012/wordml" xmlns:w16cex="http://schemas.microsoft.com/office/word/2018/wordml/cex" xmlns:w16cid="http://schemas.microsoft.com/office/word/2016/wordml/cid" xmlns:w16="http://schemas.microsoft.com/office/word/2018/wordml" xmlns:w16sdtdh="http://schemas.microsoft.com/office/word/2020/wordml/sdtdatahash" xmlns:w16se="http://schemas.microsoft.com/office/word/2015/wordml/symex" xmlns:wpg="http://schemas.microsoft.com/office/word/2010/wordprocessingGroup" xmlns:wpi="http://schemas.microsoft.com/office/word/2010/wordprocessingInk" xmlns:wne="http://schemas.microsoft.com/office/word/2006/wordml" xmlns:wps="http://schemas.microsoft.com/office/word/2010/wordprocessingShape" mc:Ignorable="w14 w15 w16se w16cid w16 w16cex w16sdtdh wp14">
+<w:hdr xmlns:wpc="http://schemas.microsoft.com/office/word/2010/wordprocessingCanvas" xmlns:cx="http://schemas.microsoft.com/office/drawing/2014/chartex" xmlns:cx1="http://schemas.microsoft.com/office/drawing/2015/9/8/chartex" xmlns:cx2="http://schemas.microsoft.com/office/drawing/2015/10/21/chartex" xmlns:cx3="http://schemas.microsoft.com/office/drawing/2016/5/9/chartex" xmlns:cx4="http://schemas.microsoft.com/office/drawing/2016/5/10/chartex" xmlns:cx5="http://schemas.microsoft.com/office/drawing/2016/5/11/chartex" xmlns:cx6="http://schemas.microsoft.com/office/drawing/2016/5/12/chartex" xmlns:cx7="http://schemas.microsoft.com/office/drawing/2016/5/13/chartex" xmlns:cx8="http://schemas.microsoft.com/office/drawing/2016/5/14/chartex" xmlns:mc="http://schemas.openxmlformats.org/markup-compatibility/2006" xmlns:aink="http://schemas.microsoft.com/office/drawing/2016/ink" xmlns:am3d="http://schemas.microsoft.com/office/drawing/2017/model3d" xmlns:o="urn:schemas-microsoft-com:office:office" xmlns:oel="http://schemas.microsoft.com/office/2019/extlst" xmlns:r="http://schemas.openxmlformats.org/officeDocument/2006/relationships" xmlns:m="http://schemas.openxmlformats.org/officeDocument/2006/math" xmlns:v="urn:schemas-microsoft-com:vml" xmlns:wp14="http://schemas.microsoft.com/office/word/2010/wordprocessingDrawing" xmlns:wp="http://schemas.openxmlformats.org/drawingml/2006/wordprocessingDrawing" xmlns:w10="urn:schemas-microsoft-com:office:word" xmlns:w="http://schemas.openxmlformats.org/wordprocessingml/2006/main" xmlns:w14="http://schemas.microsoft.com/office/word/2010/wordml" xmlns:w15="http://schemas.microsoft.com/office/word/2012/wordml" xmlns:w16cex="http://schemas.microsoft.com/office/word/2018/wordml/cex" xmlns:w16cid="http://schemas.microsoft.com/office/word/2016/wordml/cid" xmlns:w16="http://schemas.microsoft.com/office/word/2018/wordml" xmlns:w16du="http://schemas.microsoft.com/office/word/2023/wordml/word16du" xmlns:w16sdtdh="http://schemas.microsoft.com/office/word/2020/wordml/sdtdatahash" xmlns:w16sdtfl="http://schemas.microsoft.com/office/word/2024/wordml/sdtformatlock" xmlns:w16se="http://schemas.microsoft.com/office/word/2015/wordml/symex" xmlns:wpg="http://schemas.microsoft.com/office/word/2010/wordprocessingGroup" xmlns:wpi="http://schemas.microsoft.com/office/word/2010/wordprocessingInk" xmlns:wne="http://schemas.microsoft.com/office/word/2006/wordml" xmlns:wps="http://schemas.microsoft.com/office/word/2010/wordprocessingShape" mc:Ignorable="w14 w15 w16se w16cid w16 w16cex w16sdtdh w16sdtfl w16du wp14">
   <w:p>
     <w:pPr>
       <w:pStyle w:val="Header"/>
@@ -24570,7 +25262,7 @@
 </file>
 
 <file path=word/styles.xml><?xml version="1.0" encoding="utf-8"?>
-<w:styles xmlns:mc="http://schemas.openxmlformats.org/markup-compatibility/2006" xmlns:r="http://schemas.openxmlformats.org/officeDocument/2006/relationships" xmlns:w="http://schemas.openxmlformats.org/wordprocessingml/2006/main" xmlns:w14="http://schemas.microsoft.com/office/word/2010/wordml" xmlns:w15="http://schemas.microsoft.com/office/word/2012/wordml" xmlns:w16cex="http://schemas.microsoft.com/office/word/2018/wordml/cex" xmlns:w16cid="http://schemas.microsoft.com/office/word/2016/wordml/cid" xmlns:w16="http://schemas.microsoft.com/office/word/2018/wordml" xmlns:w16sdtdh="http://schemas.microsoft.com/office/word/2020/wordml/sdtdatahash" xmlns:w16se="http://schemas.microsoft.com/office/word/2015/wordml/symex" mc:Ignorable="w14 w15 w16se w16cid w16 w16cex w16sdtdh">
+<w:styles xmlns:mc="http://schemas.openxmlformats.org/markup-compatibility/2006" xmlns:r="http://schemas.openxmlformats.org/officeDocument/2006/relationships" xmlns:w="http://schemas.openxmlformats.org/wordprocessingml/2006/main" xmlns:w14="http://schemas.microsoft.com/office/word/2010/wordml" xmlns:w15="http://schemas.microsoft.com/office/word/2012/wordml" xmlns:w16cex="http://schemas.microsoft.com/office/word/2018/wordml/cex" xmlns:w16cid="http://schemas.microsoft.com/office/word/2016/wordml/cid" xmlns:w16="http://schemas.microsoft.com/office/word/2018/wordml" xmlns:w16du="http://schemas.microsoft.com/office/word/2023/wordml/word16du" xmlns:w16sdtdh="http://schemas.microsoft.com/office/word/2020/wordml/sdtdatahash" xmlns:w16sdtfl="http://schemas.microsoft.com/office/word/2024/wordml/sdtformatlock" xmlns:w16se="http://schemas.microsoft.com/office/word/2015/wordml/symex" mc:Ignorable="w14 w15 w16se w16cid w16 w16cex w16sdtdh w16sdtfl w16du">
   <w:docDefaults>
     <w:rPrDefault>
       <w:rPr>

--- a/TS Jatai Ghanam Project/TS 1.6/TS 1.6 Jatai Malayalam Corrections.docx
+++ b/TS Jatai Ghanam Project/TS 1.6/TS 1.6 Jatai Malayalam Corrections.docx
@@ -42,18 +42,7 @@
           <w:szCs w:val="32"/>
           <w:u w:val="single"/>
         </w:rPr>
-        <w:t xml:space="preserve"> – TS 1.6 Malayalam Corrections – Observed </w:t>
-      </w:r>
-      <w:proofErr w:type="gramStart"/>
-      <w:r>
-        <w:rPr>
-          <w:b/>
-          <w:bCs/>
-          <w:sz w:val="32"/>
-          <w:szCs w:val="32"/>
-          <w:u w:val="single"/>
-        </w:rPr>
-        <w:t xml:space="preserve">till </w:t>
+        <w:t xml:space="preserve"> – TS 1.6 Malayalam Corrections – Observed till </w:t>
       </w:r>
       <w:r>
         <w:rPr>
@@ -66,7 +55,6 @@
         </w:rPr>
         <w:t>????</w:t>
       </w:r>
-      <w:proofErr w:type="gramEnd"/>
     </w:p>
     <w:p>
       <w:pPr>
@@ -635,6 +623,405 @@
                 <w:lang w:val="it-IT"/>
               </w:rPr>
               <w:t xml:space="preserve">J | </w:t>
+            </w:r>
+          </w:p>
+        </w:tc>
+      </w:tr>
+      <w:tr>
+        <w:trPr>
+          <w:trHeight w:val="1197"/>
+        </w:trPr>
+        <w:tc>
+          <w:tcPr>
+            <w:tcW w:w="7308" w:type="dxa"/>
+          </w:tcPr>
+          <w:p>
+            <w:pPr>
+              <w:widowControl w:val="0"/>
+              <w:autoSpaceDE w:val="0"/>
+              <w:autoSpaceDN w:val="0"/>
+              <w:adjustRightInd w:val="0"/>
+              <w:spacing w:before="0" w:line="240" w:lineRule="auto"/>
+              <w:rPr>
+                <w:rFonts w:ascii="BRH Malayalam Extra" w:hAnsi="BRH Malayalam Extra" w:cs="BRH Malayalam Extra"/>
+                <w:color w:val="000000"/>
+                <w:sz w:val="32"/>
+                <w:szCs w:val="40"/>
+              </w:rPr>
+            </w:pPr>
+            <w:r>
+              <w:rPr>
+                <w:rFonts w:cs="BRH Malayalam Extra"/>
+                <w:color w:val="000000"/>
+                <w:szCs w:val="40"/>
+              </w:rPr>
+              <w:t>26</w:t>
+            </w:r>
+            <w:r>
+              <w:rPr>
+                <w:rFonts w:ascii="BRH Malayalam Extra" w:hAnsi="BRH Malayalam Extra" w:cs="BRH Malayalam Extra"/>
+                <w:color w:val="000000"/>
+                <w:sz w:val="32"/>
+                <w:szCs w:val="40"/>
+              </w:rPr>
+              <w:t>)</w:t>
+            </w:r>
+            <w:r>
+              <w:rPr>
+                <w:rFonts w:ascii="BRH Malayalam Extra" w:hAnsi="BRH Malayalam Extra" w:cs="BRH Malayalam Extra"/>
+                <w:color w:val="000000"/>
+                <w:sz w:val="32"/>
+                <w:szCs w:val="40"/>
+              </w:rPr>
+              <w:tab/>
+            </w:r>
+            <w:r>
+              <w:rPr>
+                <w:rFonts w:cs="BRH Malayalam Extra"/>
+                <w:color w:val="000000"/>
+                <w:szCs w:val="40"/>
+              </w:rPr>
+              <w:t>1</w:t>
+            </w:r>
+            <w:r>
+              <w:rPr>
+                <w:rFonts w:ascii="BRH Malayalam Extra" w:hAnsi="BRH Malayalam Extra" w:cs="BRH Malayalam Extra"/>
+                <w:color w:val="000000"/>
+                <w:sz w:val="32"/>
+                <w:szCs w:val="40"/>
+              </w:rPr>
+              <w:t>.</w:t>
+            </w:r>
+            <w:r>
+              <w:rPr>
+                <w:rFonts w:cs="BRH Malayalam Extra"/>
+                <w:color w:val="000000"/>
+                <w:szCs w:val="40"/>
+              </w:rPr>
+              <w:t>6</w:t>
+            </w:r>
+            <w:r>
+              <w:rPr>
+                <w:rFonts w:ascii="BRH Malayalam Extra" w:hAnsi="BRH Malayalam Extra" w:cs="BRH Malayalam Extra"/>
+                <w:color w:val="000000"/>
+                <w:sz w:val="32"/>
+                <w:szCs w:val="40"/>
+              </w:rPr>
+              <w:t>.</w:t>
+            </w:r>
+            <w:r>
+              <w:rPr>
+                <w:rFonts w:cs="BRH Malayalam Extra"/>
+                <w:color w:val="000000"/>
+                <w:szCs w:val="40"/>
+              </w:rPr>
+              <w:t>8</w:t>
+            </w:r>
+            <w:r>
+              <w:rPr>
+                <w:rFonts w:ascii="BRH Malayalam Extra" w:hAnsi="BRH Malayalam Extra" w:cs="BRH Malayalam Extra"/>
+                <w:color w:val="000000"/>
+                <w:sz w:val="32"/>
+                <w:szCs w:val="40"/>
+              </w:rPr>
+              <w:t>.</w:t>
+            </w:r>
+            <w:r>
+              <w:rPr>
+                <w:rFonts w:cs="BRH Malayalam Extra"/>
+                <w:color w:val="000000"/>
+                <w:szCs w:val="40"/>
+              </w:rPr>
+              <w:t>4</w:t>
+            </w:r>
+            <w:r>
+              <w:rPr>
+                <w:rFonts w:ascii="BRH Malayalam Extra" w:hAnsi="BRH Malayalam Extra" w:cs="BRH Malayalam Extra"/>
+                <w:color w:val="000000"/>
+                <w:sz w:val="32"/>
+                <w:szCs w:val="40"/>
+              </w:rPr>
+              <w:t>(</w:t>
+            </w:r>
+            <w:r>
+              <w:rPr>
+                <w:rFonts w:cs="BRH Malayalam Extra"/>
+                <w:color w:val="000000"/>
+                <w:szCs w:val="40"/>
+              </w:rPr>
+              <w:t>24</w:t>
+            </w:r>
+            <w:r>
+              <w:rPr>
+                <w:rFonts w:ascii="BRH Malayalam Extra" w:hAnsi="BRH Malayalam Extra" w:cs="BRH Malayalam Extra"/>
+                <w:color w:val="000000"/>
+                <w:sz w:val="32"/>
+                <w:szCs w:val="40"/>
+              </w:rPr>
+              <w:t>)-  A¥ax˜ |</w:t>
+            </w:r>
+          </w:p>
+          <w:p>
+            <w:pPr>
+              <w:widowControl w:val="0"/>
+              <w:autoSpaceDE w:val="0"/>
+              <w:autoSpaceDN w:val="0"/>
+              <w:adjustRightInd w:val="0"/>
+              <w:spacing w:before="0" w:line="240" w:lineRule="auto"/>
+              <w:rPr>
+                <w:rFonts w:cs="BRH Malayalam Extra"/>
+                <w:color w:val="000000"/>
+                <w:szCs w:val="40"/>
+                <w:lang w:val="it-IT"/>
+              </w:rPr>
+            </w:pPr>
+            <w:r>
+              <w:rPr>
+                <w:rFonts w:ascii="BRH Malayalam Extra" w:hAnsi="BRH Malayalam Extra" w:cs="BRH Malayalam Extra"/>
+                <w:color w:val="000000"/>
+                <w:sz w:val="32"/>
+                <w:szCs w:val="40"/>
+              </w:rPr>
+              <w:t>A¥ax</w:t>
+            </w:r>
+            <w:r>
+              <w:rPr>
+                <w:rFonts w:ascii="BRH Malayalam Extra" w:hAnsi="BRH Malayalam Extra" w:cs="BRH Malayalam Extra"/>
+                <w:color w:val="000000"/>
+                <w:sz w:val="28"/>
+                <w:szCs w:val="40"/>
+              </w:rPr>
+              <w:t>–</w:t>
+            </w:r>
+            <w:r>
+              <w:rPr>
+                <w:rFonts w:ascii="BRH Malayalam Extra" w:hAnsi="BRH Malayalam Extra" w:cs="BRH Malayalam Extra"/>
+                <w:color w:val="000000"/>
+                <w:sz w:val="32"/>
+                <w:szCs w:val="40"/>
+              </w:rPr>
+              <w:t xml:space="preserve"> C</w:t>
+            </w:r>
+            <w:r>
+              <w:rPr>
+                <w:rFonts w:ascii="BRH Malayalam Extra" w:hAnsi="BRH Malayalam Extra" w:cs="BRH Malayalam Extra"/>
+                <w:color w:val="000000"/>
+                <w:sz w:val="32"/>
+                <w:szCs w:val="40"/>
+                <w:highlight w:val="yellow"/>
+              </w:rPr>
+              <w:t>Zõ</w:t>
+            </w:r>
+            <w:r>
+              <w:rPr>
+                <w:rFonts w:ascii="BRH Malayalam Extra" w:hAnsi="BRH Malayalam Extra" w:cs="BRH Malayalam Extra"/>
+                <w:color w:val="000000"/>
+                <w:sz w:val="28"/>
+                <w:szCs w:val="40"/>
+                <w:highlight w:val="yellow"/>
+              </w:rPr>
+              <w:t>–</w:t>
+            </w:r>
+            <w:r>
+              <w:rPr>
+                <w:rFonts w:ascii="BRH Malayalam Extra" w:hAnsi="BRH Malayalam Extra" w:cs="BRH Malayalam Extra"/>
+                <w:color w:val="000000"/>
+                <w:sz w:val="32"/>
+                <w:szCs w:val="40"/>
+              </w:rPr>
+              <w:t xml:space="preserve">¥ax˜ | </w:t>
+            </w:r>
+          </w:p>
+        </w:tc>
+        <w:tc>
+          <w:tcPr>
+            <w:tcW w:w="7371" w:type="dxa"/>
+          </w:tcPr>
+          <w:p>
+            <w:pPr>
+              <w:widowControl w:val="0"/>
+              <w:autoSpaceDE w:val="0"/>
+              <w:autoSpaceDN w:val="0"/>
+              <w:adjustRightInd w:val="0"/>
+              <w:spacing w:before="0" w:line="240" w:lineRule="auto"/>
+              <w:rPr>
+                <w:rFonts w:ascii="BRH Malayalam Extra" w:hAnsi="BRH Malayalam Extra" w:cs="BRH Malayalam Extra"/>
+                <w:color w:val="000000"/>
+                <w:sz w:val="32"/>
+                <w:szCs w:val="40"/>
+              </w:rPr>
+            </w:pPr>
+            <w:r>
+              <w:rPr>
+                <w:rFonts w:cs="BRH Malayalam Extra"/>
+                <w:color w:val="000000"/>
+                <w:szCs w:val="40"/>
+              </w:rPr>
+              <w:t>26</w:t>
+            </w:r>
+            <w:r>
+              <w:rPr>
+                <w:rFonts w:ascii="BRH Malayalam Extra" w:hAnsi="BRH Malayalam Extra" w:cs="BRH Malayalam Extra"/>
+                <w:color w:val="000000"/>
+                <w:sz w:val="32"/>
+                <w:szCs w:val="40"/>
+              </w:rPr>
+              <w:t>)</w:t>
+            </w:r>
+            <w:r>
+              <w:rPr>
+                <w:rFonts w:ascii="BRH Malayalam Extra" w:hAnsi="BRH Malayalam Extra" w:cs="BRH Malayalam Extra"/>
+                <w:color w:val="000000"/>
+                <w:sz w:val="32"/>
+                <w:szCs w:val="40"/>
+              </w:rPr>
+              <w:tab/>
+            </w:r>
+            <w:r>
+              <w:rPr>
+                <w:rFonts w:cs="BRH Malayalam Extra"/>
+                <w:color w:val="000000"/>
+                <w:szCs w:val="40"/>
+              </w:rPr>
+              <w:t>1</w:t>
+            </w:r>
+            <w:r>
+              <w:rPr>
+                <w:rFonts w:ascii="BRH Malayalam Extra" w:hAnsi="BRH Malayalam Extra" w:cs="BRH Malayalam Extra"/>
+                <w:color w:val="000000"/>
+                <w:sz w:val="32"/>
+                <w:szCs w:val="40"/>
+              </w:rPr>
+              <w:t>.</w:t>
+            </w:r>
+            <w:r>
+              <w:rPr>
+                <w:rFonts w:cs="BRH Malayalam Extra"/>
+                <w:color w:val="000000"/>
+                <w:szCs w:val="40"/>
+              </w:rPr>
+              <w:t>6</w:t>
+            </w:r>
+            <w:r>
+              <w:rPr>
+                <w:rFonts w:ascii="BRH Malayalam Extra" w:hAnsi="BRH Malayalam Extra" w:cs="BRH Malayalam Extra"/>
+                <w:color w:val="000000"/>
+                <w:sz w:val="32"/>
+                <w:szCs w:val="40"/>
+              </w:rPr>
+              <w:t>.</w:t>
+            </w:r>
+            <w:r>
+              <w:rPr>
+                <w:rFonts w:cs="BRH Malayalam Extra"/>
+                <w:color w:val="000000"/>
+                <w:szCs w:val="40"/>
+              </w:rPr>
+              <w:t>8</w:t>
+            </w:r>
+            <w:r>
+              <w:rPr>
+                <w:rFonts w:ascii="BRH Malayalam Extra" w:hAnsi="BRH Malayalam Extra" w:cs="BRH Malayalam Extra"/>
+                <w:color w:val="000000"/>
+                <w:sz w:val="32"/>
+                <w:szCs w:val="40"/>
+              </w:rPr>
+              <w:t>.</w:t>
+            </w:r>
+            <w:r>
+              <w:rPr>
+                <w:rFonts w:cs="BRH Malayalam Extra"/>
+                <w:color w:val="000000"/>
+                <w:szCs w:val="40"/>
+              </w:rPr>
+              <w:t>4</w:t>
+            </w:r>
+            <w:r>
+              <w:rPr>
+                <w:rFonts w:ascii="BRH Malayalam Extra" w:hAnsi="BRH Malayalam Extra" w:cs="BRH Malayalam Extra"/>
+                <w:color w:val="000000"/>
+                <w:sz w:val="32"/>
+                <w:szCs w:val="40"/>
+              </w:rPr>
+              <w:t>(</w:t>
+            </w:r>
+            <w:r>
+              <w:rPr>
+                <w:rFonts w:cs="BRH Malayalam Extra"/>
+                <w:color w:val="000000"/>
+                <w:szCs w:val="40"/>
+              </w:rPr>
+              <w:t>24</w:t>
+            </w:r>
+            <w:r>
+              <w:rPr>
+                <w:rFonts w:ascii="BRH Malayalam Extra" w:hAnsi="BRH Malayalam Extra" w:cs="BRH Malayalam Extra"/>
+                <w:color w:val="000000"/>
+                <w:sz w:val="32"/>
+                <w:szCs w:val="40"/>
+              </w:rPr>
+              <w:t>)-  A¥ax˜ |</w:t>
+            </w:r>
+          </w:p>
+          <w:p>
+            <w:pPr>
+              <w:widowControl w:val="0"/>
+              <w:autoSpaceDE w:val="0"/>
+              <w:autoSpaceDN w:val="0"/>
+              <w:adjustRightInd w:val="0"/>
+              <w:spacing w:before="0" w:line="240" w:lineRule="auto"/>
+              <w:rPr>
+                <w:rFonts w:cs="BRH Malayalam Extra"/>
+                <w:color w:val="000000"/>
+                <w:szCs w:val="40"/>
+                <w:lang w:val="it-IT"/>
+              </w:rPr>
+            </w:pPr>
+            <w:r>
+              <w:rPr>
+                <w:rFonts w:ascii="BRH Malayalam Extra" w:hAnsi="BRH Malayalam Extra" w:cs="BRH Malayalam Extra"/>
+                <w:color w:val="000000"/>
+                <w:sz w:val="32"/>
+                <w:szCs w:val="40"/>
+              </w:rPr>
+              <w:t>A¥ax</w:t>
+            </w:r>
+            <w:r>
+              <w:rPr>
+                <w:rFonts w:ascii="BRH Malayalam Extra" w:hAnsi="BRH Malayalam Extra" w:cs="BRH Malayalam Extra"/>
+                <w:color w:val="000000"/>
+                <w:sz w:val="28"/>
+                <w:szCs w:val="40"/>
+              </w:rPr>
+              <w:t>–</w:t>
+            </w:r>
+            <w:r>
+              <w:rPr>
+                <w:rFonts w:ascii="BRH Malayalam Extra" w:hAnsi="BRH Malayalam Extra" w:cs="BRH Malayalam Extra"/>
+                <w:color w:val="000000"/>
+                <w:sz w:val="32"/>
+                <w:szCs w:val="40"/>
+              </w:rPr>
+              <w:t xml:space="preserve"> C</w:t>
+            </w:r>
+            <w:r>
+              <w:rPr>
+                <w:rFonts w:ascii="BRH Malayalam Extra" w:hAnsi="BRH Malayalam Extra" w:cs="BRH Malayalam Extra"/>
+                <w:color w:val="000000"/>
+                <w:sz w:val="32"/>
+                <w:szCs w:val="40"/>
+                <w:highlight w:val="green"/>
+              </w:rPr>
+              <w:t>Zõ</w:t>
+            </w:r>
+            <w:r>
+              <w:rPr>
+                <w:rFonts w:ascii="BRH Malayalam Extra" w:hAnsi="BRH Malayalam Extra" w:cs="BRH Malayalam Extra"/>
+                <w:color w:val="000000"/>
+                <w:sz w:val="32"/>
+                <w:szCs w:val="40"/>
+              </w:rPr>
+              <w:t xml:space="preserve">¥ax˜ | </w:t>
             </w:r>
           </w:p>
         </w:tc>
@@ -985,18 +1372,8 @@
                 <w:sz w:val="32"/>
                 <w:szCs w:val="40"/>
               </w:rPr>
-              <w:t>)</w:t>
-            </w:r>
-            <w:proofErr w:type="gramStart"/>
-            <w:r>
-              <w:rPr>
-                <w:rFonts w:ascii="BRH Malayalam Extra" w:hAnsi="BRH Malayalam Extra" w:cs="BRH Malayalam Extra"/>
-                <w:sz w:val="32"/>
-                <w:szCs w:val="40"/>
-              </w:rPr>
-              <w:t>-  s</w:t>
-            </w:r>
-            <w:proofErr w:type="gramEnd"/>
+              <w:t>)-  s</w:t>
+            </w:r>
             <w:r>
               <w:rPr>
                 <w:rFonts w:ascii="BRH Malayalam Extra" w:hAnsi="BRH Malayalam Extra" w:cs="BRH Malayalam Extra"/>
@@ -1509,18 +1886,8 @@
                 <w:sz w:val="32"/>
                 <w:szCs w:val="40"/>
               </w:rPr>
-              <w:t>)</w:t>
-            </w:r>
-            <w:proofErr w:type="gramStart"/>
-            <w:r>
-              <w:rPr>
-                <w:rFonts w:ascii="BRH Malayalam Extra" w:hAnsi="BRH Malayalam Extra" w:cs="BRH Malayalam Extra"/>
-                <w:sz w:val="32"/>
-                <w:szCs w:val="40"/>
-              </w:rPr>
-              <w:t>-  Zûx</w:t>
-            </w:r>
-            <w:proofErr w:type="gramEnd"/>
+              <w:t>)-  Zûx</w:t>
+            </w:r>
             <w:r>
               <w:rPr>
                 <w:rFonts w:ascii="BRH Malayalam Extra" w:hAnsi="BRH Malayalam Extra" w:cs="BRH Malayalam Extra"/>
@@ -2425,18 +2792,8 @@
                 <w:sz w:val="32"/>
                 <w:szCs w:val="40"/>
               </w:rPr>
-              <w:t>)</w:t>
-            </w:r>
-            <w:proofErr w:type="gramStart"/>
-            <w:r>
-              <w:rPr>
-                <w:rFonts w:ascii="BRH Malayalam Extra" w:hAnsi="BRH Malayalam Extra" w:cs="BRH Malayalam Extra"/>
-                <w:sz w:val="32"/>
-                <w:szCs w:val="40"/>
-              </w:rPr>
-              <w:t>-  Zûx</w:t>
-            </w:r>
-            <w:proofErr w:type="gramEnd"/>
+              <w:t>)-  Zûx</w:t>
+            </w:r>
             <w:r>
               <w:rPr>
                 <w:rFonts w:ascii="BRH Malayalam Extra" w:hAnsi="BRH Malayalam Extra" w:cs="BRH Malayalam Extra"/>
@@ -2740,25 +3097,7 @@
                 <w:sz w:val="32"/>
                 <w:szCs w:val="40"/>
               </w:rPr>
-              <w:t>)</w:t>
-            </w:r>
-            <w:proofErr w:type="gramStart"/>
-            <w:r>
-              <w:rPr>
-                <w:rFonts w:ascii="BRH Malayalam Extra" w:hAnsi="BRH Malayalam Extra" w:cs="BRH Malayalam Extra"/>
-                <w:sz w:val="32"/>
-                <w:szCs w:val="40"/>
-              </w:rPr>
-              <w:t>-  eº</w:t>
-            </w:r>
-            <w:proofErr w:type="gramEnd"/>
-            <w:r>
-              <w:rPr>
-                <w:rFonts w:ascii="BRH Malayalam Extra" w:hAnsi="BRH Malayalam Extra" w:cs="BRH Malayalam Extra"/>
-                <w:sz w:val="32"/>
-                <w:szCs w:val="40"/>
-              </w:rPr>
-              <w:t>—gy</w:t>
+              <w:t>)-  eº—gy</w:t>
             </w:r>
             <w:r>
               <w:rPr>
@@ -3322,25 +3661,7 @@
                 <w:sz w:val="32"/>
                 <w:szCs w:val="40"/>
               </w:rPr>
-              <w:t>)</w:t>
-            </w:r>
-            <w:proofErr w:type="gramStart"/>
-            <w:r>
-              <w:rPr>
-                <w:rFonts w:ascii="BRH Malayalam Extra" w:hAnsi="BRH Malayalam Extra" w:cs="BRH Malayalam Extra"/>
-                <w:sz w:val="32"/>
-                <w:szCs w:val="40"/>
-              </w:rPr>
-              <w:t>-  ¥</w:t>
-            </w:r>
-            <w:proofErr w:type="gramEnd"/>
-            <w:r>
-              <w:rPr>
-                <w:rFonts w:ascii="BRH Malayalam Extra" w:hAnsi="BRH Malayalam Extra" w:cs="BRH Malayalam Extra"/>
-                <w:sz w:val="32"/>
-                <w:szCs w:val="40"/>
-              </w:rPr>
-              <w:t>pxX</w:t>
+              <w:t>)-  ¥pxX</w:t>
             </w:r>
             <w:r>
               <w:rPr>
@@ -3678,18 +3999,8 @@
                 <w:sz w:val="32"/>
                 <w:szCs w:val="40"/>
               </w:rPr>
-              <w:t>)</w:t>
-            </w:r>
-            <w:proofErr w:type="gramStart"/>
-            <w:r>
-              <w:rPr>
-                <w:rFonts w:ascii="BRH Malayalam Extra" w:hAnsi="BRH Malayalam Extra" w:cs="BRH Malayalam Extra"/>
-                <w:sz w:val="32"/>
-                <w:szCs w:val="40"/>
-              </w:rPr>
-              <w:t>-  Rx</w:t>
-            </w:r>
-            <w:proofErr w:type="gramEnd"/>
+              <w:t>)-  Rx</w:t>
+            </w:r>
             <w:r>
               <w:rPr>
                 <w:rFonts w:ascii="BRH Malayalam Extra" w:hAnsi="BRH Malayalam Extra" w:cs="BRH Malayalam Extra"/>
@@ -3985,25 +4296,7 @@
                 <w:sz w:val="32"/>
                 <w:szCs w:val="40"/>
               </w:rPr>
-              <w:t>)</w:t>
-            </w:r>
-            <w:proofErr w:type="gramStart"/>
-            <w:r>
-              <w:rPr>
-                <w:rFonts w:ascii="BRH Malayalam Extra" w:hAnsi="BRH Malayalam Extra" w:cs="BRH Malayalam Extra"/>
-                <w:sz w:val="32"/>
-                <w:szCs w:val="40"/>
-              </w:rPr>
-              <w:t>-  ¥</w:t>
-            </w:r>
-            <w:proofErr w:type="gramEnd"/>
-            <w:r>
-              <w:rPr>
-                <w:rFonts w:ascii="BRH Malayalam Extra" w:hAnsi="BRH Malayalam Extra" w:cs="BRH Malayalam Extra"/>
-                <w:sz w:val="32"/>
-                <w:szCs w:val="40"/>
-              </w:rPr>
-              <w:t>pxX</w:t>
+              <w:t>)-  ¥pxX</w:t>
             </w:r>
             <w:r>
               <w:rPr>
@@ -4333,18 +4626,8 @@
                 <w:sz w:val="32"/>
                 <w:szCs w:val="40"/>
               </w:rPr>
-              <w:t>)</w:t>
-            </w:r>
-            <w:proofErr w:type="gramStart"/>
-            <w:r>
-              <w:rPr>
-                <w:rFonts w:ascii="BRH Malayalam Extra" w:hAnsi="BRH Malayalam Extra" w:cs="BRH Malayalam Extra"/>
-                <w:sz w:val="32"/>
-                <w:szCs w:val="40"/>
-              </w:rPr>
-              <w:t>-  Rx</w:t>
-            </w:r>
-            <w:proofErr w:type="gramEnd"/>
+              <w:t>)-  Rx</w:t>
+            </w:r>
             <w:r>
               <w:rPr>
                 <w:rFonts w:ascii="BRH Malayalam Extra" w:hAnsi="BRH Malayalam Extra" w:cs="BRH Malayalam Extra"/>
@@ -4654,18 +4937,8 @@
                 <w:sz w:val="32"/>
                 <w:szCs w:val="40"/>
               </w:rPr>
-              <w:t>)</w:t>
-            </w:r>
-            <w:proofErr w:type="gramStart"/>
-            <w:r>
-              <w:rPr>
-                <w:rFonts w:ascii="BRH Malayalam Extra" w:hAnsi="BRH Malayalam Extra" w:cs="BRH Malayalam Extra"/>
-                <w:sz w:val="32"/>
-                <w:szCs w:val="40"/>
-              </w:rPr>
-              <w:t>-  A</w:t>
-            </w:r>
-            <w:proofErr w:type="gramEnd"/>
+              <w:t>)-  A</w:t>
+            </w:r>
             <w:r>
               <w:rPr>
                 <w:rFonts w:ascii="BRH Malayalam Extra" w:hAnsi="BRH Malayalam Extra" w:cs="BRH Malayalam Extra"/>
@@ -4938,18 +5211,8 @@
                 <w:sz w:val="32"/>
                 <w:szCs w:val="40"/>
               </w:rPr>
-              <w:t>)</w:t>
-            </w:r>
-            <w:proofErr w:type="gramStart"/>
-            <w:r>
-              <w:rPr>
-                <w:rFonts w:ascii="BRH Malayalam Extra" w:hAnsi="BRH Malayalam Extra" w:cs="BRH Malayalam Extra"/>
-                <w:sz w:val="32"/>
-                <w:szCs w:val="40"/>
-              </w:rPr>
-              <w:t>-  A</w:t>
-            </w:r>
-            <w:proofErr w:type="gramEnd"/>
+              <w:t>)-  A</w:t>
+            </w:r>
             <w:r>
               <w:rPr>
                 <w:rFonts w:ascii="BRH Malayalam Extra" w:hAnsi="BRH Malayalam Extra" w:cs="BRH Malayalam Extra"/>
@@ -5213,18 +5476,8 @@
                 <w:sz w:val="32"/>
                 <w:szCs w:val="40"/>
               </w:rPr>
-              <w:t>)</w:t>
-            </w:r>
-            <w:proofErr w:type="gramStart"/>
-            <w:r>
-              <w:rPr>
-                <w:rFonts w:ascii="BRH Malayalam Extra" w:hAnsi="BRH Malayalam Extra" w:cs="BRH Malayalam Extra"/>
-                <w:sz w:val="32"/>
-                <w:szCs w:val="40"/>
-              </w:rPr>
-              <w:t>-  A</w:t>
-            </w:r>
-            <w:proofErr w:type="gramEnd"/>
+              <w:t>)-  A</w:t>
+            </w:r>
             <w:r>
               <w:rPr>
                 <w:rFonts w:ascii="BRH Malayalam Extra" w:hAnsi="BRH Malayalam Extra" w:cs="BRH Malayalam Extra"/>
@@ -5465,18 +5718,8 @@
                 <w:sz w:val="32"/>
                 <w:szCs w:val="40"/>
               </w:rPr>
-              <w:t>)</w:t>
-            </w:r>
-            <w:proofErr w:type="gramStart"/>
-            <w:r>
-              <w:rPr>
-                <w:rFonts w:ascii="BRH Malayalam Extra" w:hAnsi="BRH Malayalam Extra" w:cs="BRH Malayalam Extra"/>
-                <w:sz w:val="32"/>
-                <w:szCs w:val="40"/>
-              </w:rPr>
-              <w:t>-  A</w:t>
-            </w:r>
-            <w:proofErr w:type="gramEnd"/>
+              <w:t>)-  A</w:t>
+            </w:r>
             <w:r>
               <w:rPr>
                 <w:rFonts w:ascii="BRH Malayalam Extra" w:hAnsi="BRH Malayalam Extra" w:cs="BRH Malayalam Extra"/>
@@ -5702,25 +5945,7 @@
                 <w:sz w:val="32"/>
                 <w:szCs w:val="40"/>
               </w:rPr>
-              <w:t>)</w:t>
-            </w:r>
-            <w:proofErr w:type="gramStart"/>
-            <w:r>
-              <w:rPr>
-                <w:rFonts w:ascii="BRH Malayalam Extra" w:hAnsi="BRH Malayalam Extra" w:cs="BRH Malayalam Extra"/>
-                <w:sz w:val="32"/>
-                <w:szCs w:val="40"/>
-              </w:rPr>
-              <w:t>-  ¥</w:t>
-            </w:r>
-            <w:proofErr w:type="gramEnd"/>
-            <w:r>
-              <w:rPr>
-                <w:rFonts w:ascii="BRH Malayalam Extra" w:hAnsi="BRH Malayalam Extra" w:cs="BRH Malayalam Extra"/>
-                <w:sz w:val="32"/>
-                <w:szCs w:val="40"/>
-              </w:rPr>
-              <w:t>i</w:t>
+              <w:t>)-  ¥i</w:t>
             </w:r>
             <w:r>
               <w:rPr>
@@ -6021,18 +6246,8 @@
                 <w:sz w:val="32"/>
                 <w:szCs w:val="40"/>
               </w:rPr>
-              <w:t>)</w:t>
-            </w:r>
-            <w:proofErr w:type="gramStart"/>
-            <w:r>
-              <w:rPr>
-                <w:rFonts w:ascii="BRH Malayalam Extra" w:hAnsi="BRH Malayalam Extra" w:cs="BRH Malayalam Extra"/>
-                <w:sz w:val="32"/>
-                <w:szCs w:val="40"/>
-              </w:rPr>
-              <w:t>-  py</w:t>
-            </w:r>
-            <w:proofErr w:type="gramEnd"/>
+              <w:t>)-  py</w:t>
+            </w:r>
             <w:r>
               <w:rPr>
                 <w:rFonts w:ascii="BRH Malayalam Extra" w:hAnsi="BRH Malayalam Extra" w:cs="BRH Malayalam Extra"/>
@@ -6374,25 +6589,7 @@
                 <w:sz w:val="32"/>
                 <w:szCs w:val="40"/>
               </w:rPr>
-              <w:t>)</w:t>
-            </w:r>
-            <w:proofErr w:type="gramStart"/>
-            <w:r>
-              <w:rPr>
-                <w:rFonts w:ascii="BRH Malayalam Extra" w:hAnsi="BRH Malayalam Extra" w:cs="BRH Malayalam Extra"/>
-                <w:sz w:val="32"/>
-                <w:szCs w:val="40"/>
-              </w:rPr>
-              <w:t>-  ¥</w:t>
-            </w:r>
-            <w:proofErr w:type="gramEnd"/>
-            <w:r>
-              <w:rPr>
-                <w:rFonts w:ascii="BRH Malayalam Extra" w:hAnsi="BRH Malayalam Extra" w:cs="BRH Malayalam Extra"/>
-                <w:sz w:val="32"/>
-                <w:szCs w:val="40"/>
-              </w:rPr>
-              <w:t>i</w:t>
+              <w:t>)-  ¥i</w:t>
             </w:r>
             <w:r>
               <w:rPr>
@@ -6693,18 +6890,8 @@
                 <w:sz w:val="32"/>
                 <w:szCs w:val="40"/>
               </w:rPr>
-              <w:t>)</w:t>
-            </w:r>
-            <w:proofErr w:type="gramStart"/>
-            <w:r>
-              <w:rPr>
-                <w:rFonts w:ascii="BRH Malayalam Extra" w:hAnsi="BRH Malayalam Extra" w:cs="BRH Malayalam Extra"/>
-                <w:sz w:val="32"/>
-                <w:szCs w:val="40"/>
-              </w:rPr>
-              <w:t>-  py</w:t>
-            </w:r>
-            <w:proofErr w:type="gramEnd"/>
+              <w:t>)-  py</w:t>
+            </w:r>
             <w:r>
               <w:rPr>
                 <w:rFonts w:ascii="BRH Malayalam Extra" w:hAnsi="BRH Malayalam Extra" w:cs="BRH Malayalam Extra"/>
@@ -7051,18 +7238,8 @@
                 <w:sz w:val="32"/>
                 <w:szCs w:val="40"/>
               </w:rPr>
-              <w:t>)</w:t>
-            </w:r>
-            <w:proofErr w:type="gramStart"/>
-            <w:r>
-              <w:rPr>
-                <w:rFonts w:ascii="BRH Malayalam Extra" w:hAnsi="BRH Malayalam Extra" w:cs="BRH Malayalam Extra"/>
-                <w:sz w:val="32"/>
-                <w:szCs w:val="40"/>
-              </w:rPr>
-              <w:t>-  j</w:t>
-            </w:r>
-            <w:proofErr w:type="gramEnd"/>
+              <w:t>)-  j</w:t>
+            </w:r>
             <w:r>
               <w:rPr>
                 <w:rFonts w:ascii="BRH Malayalam Extra" w:hAnsi="BRH Malayalam Extra" w:cs="BRH Malayalam Extra"/>
@@ -7457,16 +7634,7 @@
                 <w:sz w:val="32"/>
                 <w:szCs w:val="40"/>
               </w:rPr>
-              <w:t>)</w:t>
-            </w:r>
-            <w:proofErr w:type="gramStart"/>
-            <w:r>
-              <w:rPr>
-                <w:rFonts w:ascii="BRH Malayalam Extra" w:hAnsi="BRH Malayalam Extra" w:cs="BRH Malayalam Extra"/>
-                <w:sz w:val="32"/>
-                <w:szCs w:val="40"/>
-              </w:rPr>
-              <w:t>-  sI</w:t>
+              <w:t>)-  sI</w:t>
             </w:r>
             <w:r>
               <w:rPr>
@@ -7483,7 +7651,6 @@
               </w:rPr>
               <w:t>p</w:t>
             </w:r>
-            <w:proofErr w:type="gramEnd"/>
             <w:r>
               <w:rPr>
                 <w:rFonts w:ascii="BRH Malayalam Extra" w:hAnsi="BRH Malayalam Extra" w:cs="BRH Malayalam Extra"/>
@@ -7880,16 +8047,7 @@
                 <w:sz w:val="32"/>
                 <w:szCs w:val="40"/>
               </w:rPr>
-              <w:t>)</w:t>
-            </w:r>
-            <w:proofErr w:type="gramStart"/>
-            <w:r>
-              <w:rPr>
-                <w:rFonts w:ascii="BRH Malayalam Extra" w:hAnsi="BRH Malayalam Extra" w:cs="BRH Malayalam Extra"/>
-                <w:sz w:val="32"/>
-                <w:szCs w:val="40"/>
-              </w:rPr>
-              <w:t xml:space="preserve">-  </w:t>
+              <w:t xml:space="preserve">)-  </w:t>
             </w:r>
             <w:r>
               <w:rPr>
@@ -7923,7 +8081,6 @@
               </w:rPr>
               <w:t>p</w:t>
             </w:r>
-            <w:proofErr w:type="gramEnd"/>
             <w:r>
               <w:rPr>
                 <w:rFonts w:ascii="BRH Malayalam Extra" w:hAnsi="BRH Malayalam Extra" w:cs="BRH Malayalam Extra"/>
@@ -8187,18 +8344,8 @@
                 <w:sz w:val="32"/>
                 <w:szCs w:val="40"/>
               </w:rPr>
-              <w:t>)</w:t>
-            </w:r>
-            <w:proofErr w:type="gramStart"/>
-            <w:r>
-              <w:rPr>
-                <w:rFonts w:ascii="BRH Malayalam Extra" w:hAnsi="BRH Malayalam Extra" w:cs="BRH Malayalam Extra"/>
-                <w:sz w:val="32"/>
-                <w:szCs w:val="40"/>
-              </w:rPr>
-              <w:t>-  j</w:t>
-            </w:r>
-            <w:proofErr w:type="gramEnd"/>
+              <w:t>)-  j</w:t>
+            </w:r>
             <w:r>
               <w:rPr>
                 <w:rFonts w:ascii="BRH Malayalam Extra" w:hAnsi="BRH Malayalam Extra" w:cs="BRH Malayalam Extra"/>
@@ -8634,16 +8781,7 @@
                 <w:sz w:val="32"/>
                 <w:szCs w:val="40"/>
               </w:rPr>
-              <w:t>)</w:t>
-            </w:r>
-            <w:proofErr w:type="gramStart"/>
-            <w:r>
-              <w:rPr>
-                <w:rFonts w:ascii="BRH Malayalam Extra" w:hAnsi="BRH Malayalam Extra" w:cs="BRH Malayalam Extra"/>
-                <w:sz w:val="32"/>
-                <w:szCs w:val="40"/>
-              </w:rPr>
-              <w:t xml:space="preserve">-  </w:t>
+              <w:t xml:space="preserve">)-  </w:t>
             </w:r>
             <w:r>
               <w:rPr>
@@ -8654,7 +8792,6 @@
               </w:rPr>
               <w:t>s</w:t>
             </w:r>
-            <w:proofErr w:type="gramEnd"/>
             <w:r>
               <w:rPr>
                 <w:rFonts w:ascii="BRH Malayalam Extra" w:hAnsi="BRH Malayalam Extra" w:cs="BRH Malayalam Extra"/>
@@ -9109,16 +9246,7 @@
                 <w:sz w:val="32"/>
                 <w:szCs w:val="40"/>
               </w:rPr>
-              <w:t>)</w:t>
-            </w:r>
-            <w:proofErr w:type="gramStart"/>
-            <w:r>
-              <w:rPr>
-                <w:rFonts w:ascii="BRH Malayalam Extra" w:hAnsi="BRH Malayalam Extra" w:cs="BRH Malayalam Extra"/>
-                <w:sz w:val="32"/>
-                <w:szCs w:val="40"/>
-              </w:rPr>
-              <w:t xml:space="preserve">-  </w:t>
+              <w:t xml:space="preserve">)-  </w:t>
             </w:r>
             <w:r>
               <w:rPr>
@@ -9129,7 +9257,6 @@
               </w:rPr>
               <w:t>s</w:t>
             </w:r>
-            <w:proofErr w:type="gramEnd"/>
             <w:r>
               <w:rPr>
                 <w:rFonts w:ascii="BRH Malayalam Extra" w:hAnsi="BRH Malayalam Extra" w:cs="BRH Malayalam Extra"/>
@@ -9437,25 +9564,7 @@
                 <w:sz w:val="32"/>
                 <w:szCs w:val="40"/>
               </w:rPr>
-              <w:t>)</w:t>
-            </w:r>
-            <w:proofErr w:type="gramStart"/>
-            <w:r>
-              <w:rPr>
-                <w:rFonts w:ascii="BRH Malayalam Extra" w:hAnsi="BRH Malayalam Extra" w:cs="BRH Malayalam Extra"/>
-                <w:sz w:val="32"/>
-                <w:szCs w:val="40"/>
-              </w:rPr>
-              <w:t>-  Bd</w:t>
-            </w:r>
-            <w:proofErr w:type="gramEnd"/>
-            <w:r>
-              <w:rPr>
-                <w:rFonts w:ascii="BRH Malayalam Extra" w:hAnsi="BRH Malayalam Extra" w:cs="BRH Malayalam Extra"/>
-                <w:sz w:val="32"/>
-                <w:szCs w:val="40"/>
-              </w:rPr>
-              <w:t>¡—ræ¡¥hd |</w:t>
+              <w:t>)-  Bd¡—ræ¡¥hd |</w:t>
             </w:r>
           </w:p>
           <w:p>
@@ -9680,25 +9789,7 @@
                 <w:sz w:val="32"/>
                 <w:szCs w:val="40"/>
               </w:rPr>
-              <w:t>)</w:t>
-            </w:r>
-            <w:proofErr w:type="gramStart"/>
-            <w:r>
-              <w:rPr>
-                <w:rFonts w:ascii="BRH Malayalam Extra" w:hAnsi="BRH Malayalam Extra" w:cs="BRH Malayalam Extra"/>
-                <w:sz w:val="32"/>
-                <w:szCs w:val="40"/>
-              </w:rPr>
-              <w:t>-  Bd</w:t>
-            </w:r>
-            <w:proofErr w:type="gramEnd"/>
-            <w:r>
-              <w:rPr>
-                <w:rFonts w:ascii="BRH Malayalam Extra" w:hAnsi="BRH Malayalam Extra" w:cs="BRH Malayalam Extra"/>
-                <w:sz w:val="32"/>
-                <w:szCs w:val="40"/>
-              </w:rPr>
-              <w:t>¡—ræ¡¥hd |</w:t>
+              <w:t>)-  Bd¡—ræ¡¥hd |</w:t>
             </w:r>
           </w:p>
           <w:p>
@@ -9928,18 +10019,8 @@
                 <w:sz w:val="32"/>
                 <w:szCs w:val="40"/>
               </w:rPr>
-              <w:t>)</w:t>
-            </w:r>
-            <w:proofErr w:type="gramStart"/>
-            <w:r>
-              <w:rPr>
-                <w:rFonts w:ascii="BRH Malayalam Extra" w:hAnsi="BRH Malayalam Extra" w:cs="BRH Malayalam Extra"/>
-                <w:sz w:val="32"/>
-                <w:szCs w:val="40"/>
-              </w:rPr>
-              <w:t>-  A</w:t>
-            </w:r>
-            <w:proofErr w:type="gramEnd"/>
+              <w:t>)-  A</w:t>
+            </w:r>
             <w:r>
               <w:rPr>
                 <w:rFonts w:ascii="BRH Malayalam Extra" w:hAnsi="BRH Malayalam Extra" w:cs="BRH Malayalam Extra"/>
@@ -10131,18 +10212,8 @@
                 <w:sz w:val="32"/>
                 <w:szCs w:val="40"/>
               </w:rPr>
-              <w:t>)</w:t>
-            </w:r>
-            <w:proofErr w:type="gramStart"/>
-            <w:r>
-              <w:rPr>
-                <w:rFonts w:ascii="BRH Malayalam Extra" w:hAnsi="BRH Malayalam Extra" w:cs="BRH Malayalam Extra"/>
-                <w:sz w:val="32"/>
-                <w:szCs w:val="40"/>
-              </w:rPr>
-              <w:t>-  A</w:t>
-            </w:r>
-            <w:proofErr w:type="gramEnd"/>
+              <w:t>)-  A</w:t>
+            </w:r>
             <w:r>
               <w:rPr>
                 <w:rFonts w:ascii="BRH Malayalam Extra" w:hAnsi="BRH Malayalam Extra" w:cs="BRH Malayalam Extra"/>
@@ -10320,25 +10391,7 @@
                 <w:sz w:val="32"/>
                 <w:szCs w:val="40"/>
               </w:rPr>
-              <w:t>)</w:t>
-            </w:r>
-            <w:proofErr w:type="gramStart"/>
-            <w:r>
-              <w:rPr>
-                <w:rFonts w:ascii="BRH Malayalam Extra" w:hAnsi="BRH Malayalam Extra" w:cs="BRH Malayalam Extra"/>
-                <w:sz w:val="32"/>
-                <w:szCs w:val="40"/>
-              </w:rPr>
-              <w:t>-  sJ</w:t>
-            </w:r>
-            <w:proofErr w:type="gramEnd"/>
-            <w:r>
-              <w:rPr>
-                <w:rFonts w:ascii="BRH Malayalam Extra" w:hAnsi="BRH Malayalam Extra" w:cs="BRH Malayalam Extra"/>
-                <w:sz w:val="32"/>
-                <w:szCs w:val="40"/>
-              </w:rPr>
-              <w:t xml:space="preserve"> | Zûx</w:t>
+              <w:t>)-  sJ | Zûx</w:t>
             </w:r>
             <w:r>
               <w:rPr>
@@ -10531,25 +10584,7 @@
                 <w:sz w:val="32"/>
                 <w:szCs w:val="40"/>
               </w:rPr>
-              <w:t>)</w:t>
-            </w:r>
-            <w:proofErr w:type="gramStart"/>
-            <w:r>
-              <w:rPr>
-                <w:rFonts w:ascii="BRH Malayalam Extra" w:hAnsi="BRH Malayalam Extra" w:cs="BRH Malayalam Extra"/>
-                <w:sz w:val="32"/>
-                <w:szCs w:val="40"/>
-              </w:rPr>
-              <w:t>-  sJ</w:t>
-            </w:r>
-            <w:proofErr w:type="gramEnd"/>
-            <w:r>
-              <w:rPr>
-                <w:rFonts w:ascii="BRH Malayalam Extra" w:hAnsi="BRH Malayalam Extra" w:cs="BRH Malayalam Extra"/>
-                <w:sz w:val="32"/>
-                <w:szCs w:val="40"/>
-              </w:rPr>
-              <w:t xml:space="preserve"> | Zûx</w:t>
+              <w:t>)-  sJ | Zûx</w:t>
             </w:r>
             <w:r>
               <w:rPr>
@@ -10783,25 +10818,7 @@
                 <w:sz w:val="32"/>
                 <w:szCs w:val="40"/>
               </w:rPr>
-              <w:t>)</w:t>
-            </w:r>
-            <w:proofErr w:type="gramStart"/>
-            <w:r>
-              <w:rPr>
-                <w:rFonts w:ascii="BRH Malayalam Extra" w:hAnsi="BRH Malayalam Extra" w:cs="BRH Malayalam Extra"/>
-                <w:sz w:val="32"/>
-                <w:szCs w:val="40"/>
-              </w:rPr>
-              <w:t>-  sJ</w:t>
-            </w:r>
-            <w:proofErr w:type="gramEnd"/>
-            <w:r>
-              <w:rPr>
-                <w:rFonts w:ascii="BRH Malayalam Extra" w:hAnsi="BRH Malayalam Extra" w:cs="BRH Malayalam Extra"/>
-                <w:sz w:val="32"/>
-                <w:szCs w:val="40"/>
-              </w:rPr>
-              <w:t xml:space="preserve"> | A</w:t>
+              <w:t>)-  sJ | A</w:t>
             </w:r>
             <w:r>
               <w:rPr>
@@ -11110,25 +11127,7 @@
                 <w:sz w:val="32"/>
                 <w:szCs w:val="40"/>
               </w:rPr>
-              <w:t>)</w:t>
-            </w:r>
-            <w:proofErr w:type="gramStart"/>
-            <w:r>
-              <w:rPr>
-                <w:rFonts w:ascii="BRH Malayalam Extra" w:hAnsi="BRH Malayalam Extra" w:cs="BRH Malayalam Extra"/>
-                <w:sz w:val="32"/>
-                <w:szCs w:val="40"/>
-              </w:rPr>
-              <w:t>-  sJ</w:t>
-            </w:r>
-            <w:proofErr w:type="gramEnd"/>
-            <w:r>
-              <w:rPr>
-                <w:rFonts w:ascii="BRH Malayalam Extra" w:hAnsi="BRH Malayalam Extra" w:cs="BRH Malayalam Extra"/>
-                <w:sz w:val="32"/>
-                <w:szCs w:val="40"/>
-              </w:rPr>
-              <w:t xml:space="preserve"> | A</w:t>
+              <w:t>)-  sJ | A</w:t>
             </w:r>
             <w:r>
               <w:rPr>
@@ -11400,18 +11399,8 @@
                 <w:sz w:val="32"/>
                 <w:szCs w:val="40"/>
               </w:rPr>
-              <w:t>)</w:t>
-            </w:r>
-            <w:proofErr w:type="gramStart"/>
-            <w:r>
-              <w:rPr>
-                <w:rFonts w:ascii="BRH Malayalam Extra" w:hAnsi="BRH Malayalam Extra" w:cs="BRH Malayalam Extra"/>
-                <w:sz w:val="32"/>
-                <w:szCs w:val="40"/>
-              </w:rPr>
-              <w:t>-  A</w:t>
-            </w:r>
-            <w:proofErr w:type="gramEnd"/>
+              <w:t>)-  A</w:t>
+            </w:r>
             <w:r>
               <w:rPr>
                 <w:rFonts w:ascii="BRH Malayalam Extra" w:hAnsi="BRH Malayalam Extra" w:cs="BRH Malayalam Extra"/>
@@ -11642,18 +11631,8 @@
                 <w:sz w:val="32"/>
                 <w:szCs w:val="40"/>
               </w:rPr>
-              <w:t>)</w:t>
-            </w:r>
-            <w:proofErr w:type="gramStart"/>
-            <w:r>
-              <w:rPr>
-                <w:rFonts w:ascii="BRH Malayalam Extra" w:hAnsi="BRH Malayalam Extra" w:cs="BRH Malayalam Extra"/>
-                <w:sz w:val="32"/>
-                <w:szCs w:val="40"/>
-              </w:rPr>
-              <w:t>-  A</w:t>
-            </w:r>
-            <w:proofErr w:type="gramEnd"/>
+              <w:t>)-  A</w:t>
+            </w:r>
             <w:r>
               <w:rPr>
                 <w:rFonts w:ascii="BRH Malayalam Extra" w:hAnsi="BRH Malayalam Extra" w:cs="BRH Malayalam Extra"/>
@@ -11874,18 +11853,8 @@
                 <w:sz w:val="32"/>
                 <w:szCs w:val="40"/>
               </w:rPr>
-              <w:t>)</w:t>
-            </w:r>
-            <w:proofErr w:type="gramStart"/>
-            <w:r>
-              <w:rPr>
-                <w:rFonts w:ascii="BRH Malayalam Extra" w:hAnsi="BRH Malayalam Extra" w:cs="BRH Malayalam Extra"/>
-                <w:sz w:val="32"/>
-                <w:szCs w:val="40"/>
-              </w:rPr>
-              <w:t>-  öq</w:t>
-            </w:r>
-            <w:proofErr w:type="gramEnd"/>
+              <w:t>)-  öq</w:t>
+            </w:r>
             <w:r>
               <w:rPr>
                 <w:rFonts w:ascii="BRH Malayalam Extra" w:hAnsi="BRH Malayalam Extra" w:cs="BRH Malayalam Extra"/>
@@ -12014,23 +11983,13 @@
               </w:rPr>
               <w:t>–</w:t>
             </w:r>
-            <w:proofErr w:type="gramStart"/>
-            <w:r>
-              <w:rPr>
-                <w:rFonts w:ascii="BRH Malayalam Extra" w:hAnsi="BRH Malayalam Extra" w:cs="BRH Malayalam Extra"/>
-                <w:sz w:val="32"/>
-                <w:szCs w:val="40"/>
-              </w:rPr>
-              <w:t>Æx(</w:t>
-            </w:r>
-            <w:proofErr w:type="gramEnd"/>
-            <w:r>
-              <w:rPr>
-                <w:rFonts w:ascii="BRH Malayalam Extra" w:hAnsi="BRH Malayalam Extra" w:cs="BRH Malayalam Extra"/>
-                <w:sz w:val="32"/>
-                <w:szCs w:val="40"/>
-              </w:rPr>
-              <w:t>MÞ§) öq</w:t>
+            <w:r>
+              <w:rPr>
+                <w:rFonts w:ascii="BRH Malayalam Extra" w:hAnsi="BRH Malayalam Extra" w:cs="BRH Malayalam Extra"/>
+                <w:sz w:val="32"/>
+                <w:szCs w:val="40"/>
+              </w:rPr>
+              <w:t>Æx(MÞ§) öq</w:t>
             </w:r>
             <w:r>
               <w:rPr>
@@ -12205,25 +12164,7 @@
                 <w:sz w:val="32"/>
                 <w:szCs w:val="40"/>
               </w:rPr>
-              <w:t>)</w:t>
-            </w:r>
-            <w:proofErr w:type="gramStart"/>
-            <w:r>
-              <w:rPr>
-                <w:rFonts w:ascii="BRH Malayalam Extra" w:hAnsi="BRH Malayalam Extra" w:cs="BRH Malayalam Extra"/>
-                <w:sz w:val="32"/>
-                <w:szCs w:val="40"/>
-              </w:rPr>
-              <w:t>-  Adx</w:t>
-            </w:r>
-            <w:proofErr w:type="gramEnd"/>
-            <w:r>
-              <w:rPr>
-                <w:rFonts w:ascii="BRH Malayalam Extra" w:hAnsi="BRH Malayalam Extra" w:cs="BRH Malayalam Extra"/>
-                <w:sz w:val="32"/>
-                <w:szCs w:val="40"/>
-              </w:rPr>
-              <w:t>—</w:t>
+              <w:t>)-  Adx—</w:t>
             </w:r>
             <w:r>
               <w:rPr>
@@ -12513,25 +12454,7 @@
                 <w:sz w:val="32"/>
                 <w:szCs w:val="40"/>
               </w:rPr>
-              <w:t>)</w:t>
-            </w:r>
-            <w:proofErr w:type="gramStart"/>
-            <w:r>
-              <w:rPr>
-                <w:rFonts w:ascii="BRH Malayalam Extra" w:hAnsi="BRH Malayalam Extra" w:cs="BRH Malayalam Extra"/>
-                <w:sz w:val="32"/>
-                <w:szCs w:val="40"/>
-              </w:rPr>
-              <w:t>-  Adx</w:t>
-            </w:r>
-            <w:proofErr w:type="gramEnd"/>
-            <w:r>
-              <w:rPr>
-                <w:rFonts w:ascii="BRH Malayalam Extra" w:hAnsi="BRH Malayalam Extra" w:cs="BRH Malayalam Extra"/>
-                <w:sz w:val="32"/>
-                <w:szCs w:val="40"/>
-              </w:rPr>
-              <w:t>—</w:t>
+              <w:t>)-  Adx—</w:t>
             </w:r>
             <w:r>
               <w:rPr>
@@ -12748,18 +12671,8 @@
                 <w:sz w:val="32"/>
                 <w:szCs w:val="40"/>
               </w:rPr>
-              <w:t>)</w:t>
-            </w:r>
-            <w:proofErr w:type="gramStart"/>
-            <w:r>
-              <w:rPr>
-                <w:rFonts w:ascii="BRH Malayalam Extra" w:hAnsi="BRH Malayalam Extra" w:cs="BRH Malayalam Extra"/>
-                <w:sz w:val="32"/>
-                <w:szCs w:val="40"/>
-              </w:rPr>
-              <w:t>-  öq</w:t>
-            </w:r>
-            <w:proofErr w:type="gramEnd"/>
+              <w:t>)-  öq</w:t>
+            </w:r>
             <w:r>
               <w:rPr>
                 <w:rFonts w:ascii="BRH Malayalam Extra" w:hAnsi="BRH Malayalam Extra" w:cs="BRH Malayalam Extra"/>
@@ -12872,23 +12785,13 @@
               </w:rPr>
               <w:t>–</w:t>
             </w:r>
-            <w:proofErr w:type="gramStart"/>
-            <w:r>
-              <w:rPr>
-                <w:rFonts w:ascii="BRH Malayalam Extra" w:hAnsi="BRH Malayalam Extra" w:cs="BRH Malayalam Extra"/>
-                <w:sz w:val="32"/>
-                <w:szCs w:val="40"/>
-              </w:rPr>
-              <w:t>Æx(</w:t>
-            </w:r>
-            <w:proofErr w:type="gramEnd"/>
-            <w:r>
-              <w:rPr>
-                <w:rFonts w:ascii="BRH Malayalam Extra" w:hAnsi="BRH Malayalam Extra" w:cs="BRH Malayalam Extra"/>
-                <w:sz w:val="32"/>
-                <w:szCs w:val="40"/>
-              </w:rPr>
-              <w:t>MÞ§) öq</w:t>
+            <w:r>
+              <w:rPr>
+                <w:rFonts w:ascii="BRH Malayalam Extra" w:hAnsi="BRH Malayalam Extra" w:cs="BRH Malayalam Extra"/>
+                <w:sz w:val="32"/>
+                <w:szCs w:val="40"/>
+              </w:rPr>
+              <w:t>Æx(MÞ§) öq</w:t>
             </w:r>
             <w:r>
               <w:rPr>
@@ -13055,25 +12958,7 @@
                 <w:sz w:val="32"/>
                 <w:szCs w:val="40"/>
               </w:rPr>
-              <w:t>)</w:t>
-            </w:r>
-            <w:proofErr w:type="gramStart"/>
-            <w:r>
-              <w:rPr>
-                <w:rFonts w:ascii="BRH Malayalam Extra" w:hAnsi="BRH Malayalam Extra" w:cs="BRH Malayalam Extra"/>
-                <w:sz w:val="32"/>
-                <w:szCs w:val="40"/>
-              </w:rPr>
-              <w:t>-  Adx</w:t>
-            </w:r>
-            <w:proofErr w:type="gramEnd"/>
-            <w:r>
-              <w:rPr>
-                <w:rFonts w:ascii="BRH Malayalam Extra" w:hAnsi="BRH Malayalam Extra" w:cs="BRH Malayalam Extra"/>
-                <w:sz w:val="32"/>
-                <w:szCs w:val="40"/>
-              </w:rPr>
-              <w:t>—</w:t>
+              <w:t>)-  Adx—</w:t>
             </w:r>
             <w:r>
               <w:rPr>
@@ -13360,25 +13245,7 @@
                 <w:sz w:val="32"/>
                 <w:szCs w:val="40"/>
               </w:rPr>
-              <w:t>)</w:t>
-            </w:r>
-            <w:proofErr w:type="gramStart"/>
-            <w:r>
-              <w:rPr>
-                <w:rFonts w:ascii="BRH Malayalam Extra" w:hAnsi="BRH Malayalam Extra" w:cs="BRH Malayalam Extra"/>
-                <w:sz w:val="32"/>
-                <w:szCs w:val="40"/>
-              </w:rPr>
-              <w:t>-  Adx</w:t>
-            </w:r>
-            <w:proofErr w:type="gramEnd"/>
-            <w:r>
-              <w:rPr>
-                <w:rFonts w:ascii="BRH Malayalam Extra" w:hAnsi="BRH Malayalam Extra" w:cs="BRH Malayalam Extra"/>
-                <w:sz w:val="32"/>
-                <w:szCs w:val="40"/>
-              </w:rPr>
-              <w:t>—</w:t>
+              <w:t>)-  Adx—</w:t>
             </w:r>
             <w:r>
               <w:rPr>
@@ -13589,25 +13456,7 @@
                 <w:sz w:val="32"/>
                 <w:szCs w:val="40"/>
               </w:rPr>
-              <w:t>)</w:t>
-            </w:r>
-            <w:proofErr w:type="gramStart"/>
-            <w:r>
-              <w:rPr>
-                <w:rFonts w:ascii="BRH Malayalam Extra" w:hAnsi="BRH Malayalam Extra" w:cs="BRH Malayalam Extra"/>
-                <w:sz w:val="32"/>
-                <w:szCs w:val="40"/>
-              </w:rPr>
-              <w:t>-  sJ</w:t>
-            </w:r>
-            <w:proofErr w:type="gramEnd"/>
-            <w:r>
-              <w:rPr>
-                <w:rFonts w:ascii="BRH Malayalam Extra" w:hAnsi="BRH Malayalam Extra" w:cs="BRH Malayalam Extra"/>
-                <w:sz w:val="32"/>
-                <w:szCs w:val="40"/>
-              </w:rPr>
-              <w:t xml:space="preserve"> | Zûx</w:t>
+              <w:t>)-  sJ | Zûx</w:t>
             </w:r>
             <w:r>
               <w:rPr>
@@ -13790,25 +13639,7 @@
                 <w:sz w:val="32"/>
                 <w:szCs w:val="40"/>
               </w:rPr>
-              <w:t>)</w:t>
-            </w:r>
-            <w:proofErr w:type="gramStart"/>
-            <w:r>
-              <w:rPr>
-                <w:rFonts w:ascii="BRH Malayalam Extra" w:hAnsi="BRH Malayalam Extra" w:cs="BRH Malayalam Extra"/>
-                <w:sz w:val="32"/>
-                <w:szCs w:val="40"/>
-              </w:rPr>
-              <w:t>-  sJ</w:t>
-            </w:r>
-            <w:proofErr w:type="gramEnd"/>
-            <w:r>
-              <w:rPr>
-                <w:rFonts w:ascii="BRH Malayalam Extra" w:hAnsi="BRH Malayalam Extra" w:cs="BRH Malayalam Extra"/>
-                <w:sz w:val="32"/>
-                <w:szCs w:val="40"/>
-              </w:rPr>
-              <w:t xml:space="preserve"> | e</w:t>
+              <w:t>)-  sJ | e</w:t>
             </w:r>
             <w:r>
               <w:rPr>
@@ -14063,25 +13894,7 @@
                 <w:sz w:val="32"/>
                 <w:szCs w:val="40"/>
               </w:rPr>
-              <w:t>)</w:t>
-            </w:r>
-            <w:proofErr w:type="gramStart"/>
-            <w:r>
-              <w:rPr>
-                <w:rFonts w:ascii="BRH Malayalam Extra" w:hAnsi="BRH Malayalam Extra" w:cs="BRH Malayalam Extra"/>
-                <w:sz w:val="32"/>
-                <w:szCs w:val="40"/>
-              </w:rPr>
-              <w:t>-  sJ</w:t>
-            </w:r>
-            <w:proofErr w:type="gramEnd"/>
-            <w:r>
-              <w:rPr>
-                <w:rFonts w:ascii="BRH Malayalam Extra" w:hAnsi="BRH Malayalam Extra" w:cs="BRH Malayalam Extra"/>
-                <w:sz w:val="32"/>
-                <w:szCs w:val="40"/>
-              </w:rPr>
-              <w:t xml:space="preserve"> | Zûx</w:t>
+              <w:t>)-  sJ | Zûx</w:t>
             </w:r>
             <w:r>
               <w:rPr>
@@ -14282,25 +14095,7 @@
                 <w:sz w:val="32"/>
                 <w:szCs w:val="40"/>
               </w:rPr>
-              <w:t>)</w:t>
-            </w:r>
-            <w:proofErr w:type="gramStart"/>
-            <w:r>
-              <w:rPr>
-                <w:rFonts w:ascii="BRH Malayalam Extra" w:hAnsi="BRH Malayalam Extra" w:cs="BRH Malayalam Extra"/>
-                <w:sz w:val="32"/>
-                <w:szCs w:val="40"/>
-              </w:rPr>
-              <w:t>-  sJ</w:t>
-            </w:r>
-            <w:proofErr w:type="gramEnd"/>
-            <w:r>
-              <w:rPr>
-                <w:rFonts w:ascii="BRH Malayalam Extra" w:hAnsi="BRH Malayalam Extra" w:cs="BRH Malayalam Extra"/>
-                <w:sz w:val="32"/>
-                <w:szCs w:val="40"/>
-              </w:rPr>
-              <w:t xml:space="preserve"> | e</w:t>
+              <w:t>)-  sJ | e</w:t>
             </w:r>
             <w:r>
               <w:rPr>
@@ -14561,18 +14356,8 @@
                 <w:sz w:val="32"/>
                 <w:szCs w:val="40"/>
               </w:rPr>
-              <w:t>)</w:t>
-            </w:r>
-            <w:proofErr w:type="gramStart"/>
-            <w:r>
-              <w:rPr>
-                <w:rFonts w:ascii="BRH Malayalam Extra" w:hAnsi="BRH Malayalam Extra" w:cs="BRH Malayalam Extra"/>
-                <w:sz w:val="32"/>
-                <w:szCs w:val="40"/>
-              </w:rPr>
-              <w:t>-  ögx</w:t>
-            </w:r>
-            <w:proofErr w:type="gramEnd"/>
+              <w:t>)-  ögx</w:t>
+            </w:r>
             <w:r>
               <w:rPr>
                 <w:rFonts w:ascii="BRH Malayalam Extra" w:hAnsi="BRH Malayalam Extra" w:cs="BRH Malayalam Extra"/>
@@ -14955,25 +14740,7 @@
                 <w:sz w:val="32"/>
                 <w:szCs w:val="40"/>
               </w:rPr>
-              <w:t>)</w:t>
-            </w:r>
-            <w:proofErr w:type="gramStart"/>
-            <w:r>
-              <w:rPr>
-                <w:rFonts w:ascii="BRH Malayalam Extra" w:hAnsi="BRH Malayalam Extra" w:cs="BRH Malayalam Extra"/>
-                <w:sz w:val="32"/>
-                <w:szCs w:val="40"/>
-              </w:rPr>
-              <w:t>-  sxqz</w:t>
-            </w:r>
-            <w:proofErr w:type="gramEnd"/>
-            <w:r>
-              <w:rPr>
-                <w:rFonts w:ascii="BRH Malayalam Extra" w:hAnsi="BRH Malayalam Extra" w:cs="BRH Malayalam Extra"/>
-                <w:sz w:val="32"/>
-                <w:szCs w:val="40"/>
-              </w:rPr>
-              <w:t>˜ª¥</w:t>
+              <w:t>)-  sxqz˜ª¥</w:t>
             </w:r>
             <w:r>
               <w:rPr>
@@ -15309,25 +15076,7 @@
                 <w:sz w:val="32"/>
                 <w:szCs w:val="40"/>
               </w:rPr>
-              <w:t>)</w:t>
-            </w:r>
-            <w:proofErr w:type="gramStart"/>
-            <w:r>
-              <w:rPr>
-                <w:rFonts w:ascii="BRH Malayalam Extra" w:hAnsi="BRH Malayalam Extra" w:cs="BRH Malayalam Extra"/>
-                <w:sz w:val="32"/>
-                <w:szCs w:val="40"/>
-              </w:rPr>
-              <w:t>-  sxqz</w:t>
-            </w:r>
-            <w:proofErr w:type="gramEnd"/>
-            <w:r>
-              <w:rPr>
-                <w:rFonts w:ascii="BRH Malayalam Extra" w:hAnsi="BRH Malayalam Extra" w:cs="BRH Malayalam Extra"/>
-                <w:sz w:val="32"/>
-                <w:szCs w:val="40"/>
-              </w:rPr>
-              <w:t>˜ª¥</w:t>
+              <w:t>)-  sxqz˜ª¥</w:t>
             </w:r>
             <w:r>
               <w:rPr>
@@ -15592,18 +15341,8 @@
                 <w:sz w:val="32"/>
                 <w:szCs w:val="40"/>
               </w:rPr>
-              <w:t>)</w:t>
-            </w:r>
-            <w:proofErr w:type="gramStart"/>
-            <w:r>
-              <w:rPr>
-                <w:rFonts w:ascii="BRH Malayalam Extra" w:hAnsi="BRH Malayalam Extra" w:cs="BRH Malayalam Extra"/>
-                <w:sz w:val="32"/>
-                <w:szCs w:val="40"/>
-              </w:rPr>
-              <w:t>-  ögx</w:t>
-            </w:r>
-            <w:proofErr w:type="gramEnd"/>
+              <w:t>)-  ögx</w:t>
+            </w:r>
             <w:r>
               <w:rPr>
                 <w:rFonts w:ascii="BRH Malayalam Extra" w:hAnsi="BRH Malayalam Extra" w:cs="BRH Malayalam Extra"/>
@@ -15962,25 +15701,7 @@
                 <w:sz w:val="32"/>
                 <w:szCs w:val="40"/>
               </w:rPr>
-              <w:t>)</w:t>
-            </w:r>
-            <w:proofErr w:type="gramStart"/>
-            <w:r>
-              <w:rPr>
-                <w:rFonts w:ascii="BRH Malayalam Extra" w:hAnsi="BRH Malayalam Extra" w:cs="BRH Malayalam Extra"/>
-                <w:sz w:val="32"/>
-                <w:szCs w:val="40"/>
-              </w:rPr>
-              <w:t>-  sxqz</w:t>
-            </w:r>
-            <w:proofErr w:type="gramEnd"/>
-            <w:r>
-              <w:rPr>
-                <w:rFonts w:ascii="BRH Malayalam Extra" w:hAnsi="BRH Malayalam Extra" w:cs="BRH Malayalam Extra"/>
-                <w:sz w:val="32"/>
-                <w:szCs w:val="40"/>
-              </w:rPr>
-              <w:t>˜ª¥</w:t>
+              <w:t>)-  sxqz˜ª¥</w:t>
             </w:r>
             <w:r>
               <w:rPr>
@@ -16293,25 +16014,7 @@
                 <w:sz w:val="32"/>
                 <w:szCs w:val="40"/>
               </w:rPr>
-              <w:t>)</w:t>
-            </w:r>
-            <w:proofErr w:type="gramStart"/>
-            <w:r>
-              <w:rPr>
-                <w:rFonts w:ascii="BRH Malayalam Extra" w:hAnsi="BRH Malayalam Extra" w:cs="BRH Malayalam Extra"/>
-                <w:sz w:val="32"/>
-                <w:szCs w:val="40"/>
-              </w:rPr>
-              <w:t>-  sxqz</w:t>
-            </w:r>
-            <w:proofErr w:type="gramEnd"/>
-            <w:r>
-              <w:rPr>
-                <w:rFonts w:ascii="BRH Malayalam Extra" w:hAnsi="BRH Malayalam Extra" w:cs="BRH Malayalam Extra"/>
-                <w:sz w:val="32"/>
-                <w:szCs w:val="40"/>
-              </w:rPr>
-              <w:t>˜ª¥</w:t>
+              <w:t>)-  sxqz˜ª¥</w:t>
             </w:r>
             <w:r>
               <w:rPr>
@@ -18043,25 +17746,7 @@
                 <w:sz w:val="32"/>
                 <w:szCs w:val="40"/>
               </w:rPr>
-              <w:t>)</w:t>
-            </w:r>
-            <w:proofErr w:type="gramStart"/>
-            <w:r>
-              <w:rPr>
-                <w:rFonts w:ascii="BRH Malayalam Extra" w:hAnsi="BRH Malayalam Extra" w:cs="BRH Malayalam Extra"/>
-                <w:sz w:val="32"/>
-                <w:szCs w:val="40"/>
-              </w:rPr>
-              <w:t>-  öexj</w:t>
-            </w:r>
-            <w:proofErr w:type="gramEnd"/>
-            <w:r>
-              <w:rPr>
-                <w:rFonts w:ascii="BRH Malayalam Extra" w:hAnsi="BRH Malayalam Extra" w:cs="BRH Malayalam Extra"/>
-                <w:sz w:val="32"/>
-                <w:szCs w:val="40"/>
-              </w:rPr>
-              <w:t>—</w:t>
+              <w:t>)-  öexj—</w:t>
             </w:r>
             <w:r>
               <w:rPr>
@@ -18370,25 +18055,7 @@
                 <w:sz w:val="32"/>
                 <w:szCs w:val="40"/>
               </w:rPr>
-              <w:t>)</w:t>
-            </w:r>
-            <w:proofErr w:type="gramStart"/>
-            <w:r>
-              <w:rPr>
-                <w:rFonts w:ascii="BRH Malayalam Extra" w:hAnsi="BRH Malayalam Extra" w:cs="BRH Malayalam Extra"/>
-                <w:sz w:val="32"/>
-                <w:szCs w:val="40"/>
-              </w:rPr>
-              <w:t>-  öexj</w:t>
-            </w:r>
-            <w:proofErr w:type="gramEnd"/>
-            <w:r>
-              <w:rPr>
-                <w:rFonts w:ascii="BRH Malayalam Extra" w:hAnsi="BRH Malayalam Extra" w:cs="BRH Malayalam Extra"/>
-                <w:sz w:val="32"/>
-                <w:szCs w:val="40"/>
-              </w:rPr>
-              <w:t>—</w:t>
+              <w:t>)-  öexj—</w:t>
             </w:r>
             <w:r>
               <w:rPr>
@@ -18599,18 +18266,8 @@
                 <w:sz w:val="32"/>
                 <w:szCs w:val="40"/>
               </w:rPr>
-              <w:t>)</w:t>
-            </w:r>
-            <w:proofErr w:type="gramStart"/>
-            <w:r>
-              <w:rPr>
-                <w:rFonts w:ascii="BRH Malayalam Extra" w:hAnsi="BRH Malayalam Extra" w:cs="BRH Malayalam Extra"/>
-                <w:sz w:val="32"/>
-                <w:szCs w:val="40"/>
-              </w:rPr>
-              <w:t>-  j</w:t>
-            </w:r>
-            <w:proofErr w:type="gramEnd"/>
+              <w:t>)-  j</w:t>
+            </w:r>
             <w:r>
               <w:rPr>
                 <w:rFonts w:ascii="BRH Malayalam Extra" w:hAnsi="BRH Malayalam Extra" w:cs="BRH Malayalam Extra"/>
@@ -18944,25 +18601,7 @@
                 <w:sz w:val="32"/>
                 <w:szCs w:val="40"/>
               </w:rPr>
-              <w:t>)</w:t>
-            </w:r>
-            <w:proofErr w:type="gramStart"/>
-            <w:r>
-              <w:rPr>
-                <w:rFonts w:ascii="BRH Malayalam Extra" w:hAnsi="BRH Malayalam Extra" w:cs="BRH Malayalam Extra"/>
-                <w:sz w:val="32"/>
-                <w:szCs w:val="40"/>
-              </w:rPr>
-              <w:t>-  öexj</w:t>
-            </w:r>
-            <w:proofErr w:type="gramEnd"/>
-            <w:r>
-              <w:rPr>
-                <w:rFonts w:ascii="BRH Malayalam Extra" w:hAnsi="BRH Malayalam Extra" w:cs="BRH Malayalam Extra"/>
-                <w:sz w:val="32"/>
-                <w:szCs w:val="40"/>
-              </w:rPr>
-              <w:t>—</w:t>
+              <w:t>)-  öexj—</w:t>
             </w:r>
             <w:r>
               <w:rPr>
@@ -19241,25 +18880,7 @@
                 <w:sz w:val="32"/>
                 <w:szCs w:val="40"/>
               </w:rPr>
-              <w:t>)</w:t>
-            </w:r>
-            <w:proofErr w:type="gramStart"/>
-            <w:r>
-              <w:rPr>
-                <w:rFonts w:ascii="BRH Malayalam Extra" w:hAnsi="BRH Malayalam Extra" w:cs="BRH Malayalam Extra"/>
-                <w:sz w:val="32"/>
-                <w:szCs w:val="40"/>
-              </w:rPr>
-              <w:t>-  öexj</w:t>
-            </w:r>
-            <w:proofErr w:type="gramEnd"/>
-            <w:r>
-              <w:rPr>
-                <w:rFonts w:ascii="BRH Malayalam Extra" w:hAnsi="BRH Malayalam Extra" w:cs="BRH Malayalam Extra"/>
-                <w:sz w:val="32"/>
-                <w:szCs w:val="40"/>
-              </w:rPr>
-              <w:t>—</w:t>
+              <w:t>)-  öexj—</w:t>
             </w:r>
             <w:r>
               <w:rPr>
@@ -19440,25 +19061,7 @@
                 <w:sz w:val="32"/>
                 <w:szCs w:val="40"/>
               </w:rPr>
-              <w:t>)</w:t>
-            </w:r>
-            <w:proofErr w:type="gramStart"/>
-            <w:r>
-              <w:rPr>
-                <w:rFonts w:ascii="BRH Malayalam Extra" w:hAnsi="BRH Malayalam Extra" w:cs="BRH Malayalam Extra"/>
-                <w:sz w:val="32"/>
-                <w:szCs w:val="40"/>
-              </w:rPr>
-              <w:t>-  s</w:t>
-            </w:r>
-            <w:proofErr w:type="gramEnd"/>
-            <w:r>
-              <w:rPr>
-                <w:rFonts w:ascii="BRH Malayalam Extra" w:hAnsi="BRH Malayalam Extra" w:cs="BRH Malayalam Extra"/>
-                <w:sz w:val="32"/>
-                <w:szCs w:val="40"/>
-              </w:rPr>
-              <w:t>¢</w:t>
+              <w:t>)-  s¢</w:t>
             </w:r>
             <w:r>
               <w:rPr>
@@ -19683,25 +19286,7 @@
                 <w:sz w:val="32"/>
                 <w:szCs w:val="40"/>
               </w:rPr>
-              <w:t>)</w:t>
-            </w:r>
-            <w:proofErr w:type="gramStart"/>
-            <w:r>
-              <w:rPr>
-                <w:rFonts w:ascii="BRH Malayalam Extra" w:hAnsi="BRH Malayalam Extra" w:cs="BRH Malayalam Extra"/>
-                <w:sz w:val="32"/>
-                <w:szCs w:val="40"/>
-              </w:rPr>
-              <w:t>-  s</w:t>
-            </w:r>
-            <w:proofErr w:type="gramEnd"/>
-            <w:r>
-              <w:rPr>
-                <w:rFonts w:ascii="BRH Malayalam Extra" w:hAnsi="BRH Malayalam Extra" w:cs="BRH Malayalam Extra"/>
-                <w:sz w:val="32"/>
-                <w:szCs w:val="40"/>
-              </w:rPr>
-              <w:t>¢</w:t>
+              <w:t>)-  s¢</w:t>
             </w:r>
             <w:r>
               <w:rPr>
@@ -19931,18 +19516,8 @@
                 <w:sz w:val="32"/>
                 <w:szCs w:val="40"/>
               </w:rPr>
-              <w:t>)</w:t>
-            </w:r>
-            <w:proofErr w:type="gramStart"/>
-            <w:r>
-              <w:rPr>
-                <w:rFonts w:ascii="BRH Malayalam Extra" w:hAnsi="BRH Malayalam Extra" w:cs="BRH Malayalam Extra"/>
-                <w:sz w:val="32"/>
-                <w:szCs w:val="40"/>
-              </w:rPr>
-              <w:t>-  py</w:t>
-            </w:r>
-            <w:proofErr w:type="gramEnd"/>
+              <w:t>)-  py</w:t>
+            </w:r>
             <w:r>
               <w:rPr>
                 <w:rFonts w:ascii="BRH Malayalam Extra" w:hAnsi="BRH Malayalam Extra" w:cs="BRH Malayalam Extra"/>
@@ -20353,18 +19928,8 @@
                 <w:sz w:val="32"/>
                 <w:szCs w:val="40"/>
               </w:rPr>
-              <w:t>)</w:t>
-            </w:r>
-            <w:proofErr w:type="gramStart"/>
-            <w:r>
-              <w:rPr>
-                <w:rFonts w:ascii="BRH Malayalam Extra" w:hAnsi="BRH Malayalam Extra" w:cs="BRH Malayalam Extra"/>
-                <w:sz w:val="32"/>
-                <w:szCs w:val="40"/>
-              </w:rPr>
-              <w:t>-  A</w:t>
-            </w:r>
-            <w:proofErr w:type="gramEnd"/>
+              <w:t>)-  A</w:t>
+            </w:r>
             <w:r>
               <w:rPr>
                 <w:rFonts w:ascii="BRH Malayalam Extra" w:hAnsi="BRH Malayalam Extra" w:cs="BRH Malayalam Extra"/>
@@ -20760,18 +20325,8 @@
                 <w:sz w:val="32"/>
                 <w:szCs w:val="40"/>
               </w:rPr>
-              <w:t>)</w:t>
-            </w:r>
-            <w:proofErr w:type="gramStart"/>
-            <w:r>
-              <w:rPr>
-                <w:rFonts w:ascii="BRH Malayalam Extra" w:hAnsi="BRH Malayalam Extra" w:cs="BRH Malayalam Extra"/>
-                <w:sz w:val="32"/>
-                <w:szCs w:val="40"/>
-              </w:rPr>
-              <w:t>-  py</w:t>
-            </w:r>
-            <w:proofErr w:type="gramEnd"/>
+              <w:t>)-  py</w:t>
+            </w:r>
             <w:r>
               <w:rPr>
                 <w:rFonts w:ascii="BRH Malayalam Extra" w:hAnsi="BRH Malayalam Extra" w:cs="BRH Malayalam Extra"/>
@@ -21133,18 +20688,8 @@
                 <w:sz w:val="32"/>
                 <w:szCs w:val="40"/>
               </w:rPr>
-              <w:t>)</w:t>
-            </w:r>
-            <w:proofErr w:type="gramStart"/>
-            <w:r>
-              <w:rPr>
-                <w:rFonts w:ascii="BRH Malayalam Extra" w:hAnsi="BRH Malayalam Extra" w:cs="BRH Malayalam Extra"/>
-                <w:sz w:val="32"/>
-                <w:szCs w:val="40"/>
-              </w:rPr>
-              <w:t>-  A</w:t>
-            </w:r>
-            <w:proofErr w:type="gramEnd"/>
+              <w:t>)-  A</w:t>
+            </w:r>
             <w:r>
               <w:rPr>
                 <w:rFonts w:ascii="BRH Malayalam Extra" w:hAnsi="BRH Malayalam Extra" w:cs="BRH Malayalam Extra"/>
@@ -21534,18 +21079,8 @@
                 <w:sz w:val="32"/>
                 <w:szCs w:val="40"/>
               </w:rPr>
-              <w:t>)</w:t>
-            </w:r>
-            <w:proofErr w:type="gramStart"/>
-            <w:r>
-              <w:rPr>
-                <w:rFonts w:ascii="BRH Malayalam Extra" w:hAnsi="BRH Malayalam Extra" w:cs="BRH Malayalam Extra"/>
-                <w:sz w:val="32"/>
-                <w:szCs w:val="40"/>
-              </w:rPr>
-              <w:t>-  A</w:t>
-            </w:r>
-            <w:proofErr w:type="gramEnd"/>
+              <w:t>)-  A</w:t>
+            </w:r>
             <w:r>
               <w:rPr>
                 <w:rFonts w:ascii="BRH Malayalam Extra" w:hAnsi="BRH Malayalam Extra" w:cs="BRH Malayalam Extra"/>
@@ -21778,18 +21313,8 @@
                 <w:sz w:val="32"/>
                 <w:szCs w:val="40"/>
               </w:rPr>
-              <w:t>)</w:t>
-            </w:r>
-            <w:proofErr w:type="gramStart"/>
-            <w:r>
-              <w:rPr>
-                <w:rFonts w:ascii="BRH Malayalam Extra" w:hAnsi="BRH Malayalam Extra" w:cs="BRH Malayalam Extra"/>
-                <w:sz w:val="32"/>
-                <w:szCs w:val="40"/>
-              </w:rPr>
-              <w:t>-  A</w:t>
-            </w:r>
-            <w:proofErr w:type="gramEnd"/>
+              <w:t>)-  A</w:t>
+            </w:r>
             <w:r>
               <w:rPr>
                 <w:rFonts w:ascii="BRH Malayalam Extra" w:hAnsi="BRH Malayalam Extra" w:cs="BRH Malayalam Extra"/>
@@ -22023,18 +21548,8 @@
                 <w:sz w:val="32"/>
                 <w:szCs w:val="40"/>
               </w:rPr>
-              <w:t>)</w:t>
-            </w:r>
-            <w:proofErr w:type="gramStart"/>
-            <w:r>
-              <w:rPr>
-                <w:rFonts w:ascii="BRH Malayalam Extra" w:hAnsi="BRH Malayalam Extra" w:cs="BRH Malayalam Extra"/>
-                <w:sz w:val="32"/>
-                <w:szCs w:val="40"/>
-              </w:rPr>
-              <w:t>-  A</w:t>
-            </w:r>
-            <w:proofErr w:type="gramEnd"/>
+              <w:t>)-  A</w:t>
+            </w:r>
             <w:r>
               <w:rPr>
                 <w:rFonts w:ascii="BRH Malayalam Extra" w:hAnsi="BRH Malayalam Extra" w:cs="BRH Malayalam Extra"/>
@@ -22336,18 +21851,8 @@
                 <w:sz w:val="32"/>
                 <w:szCs w:val="40"/>
               </w:rPr>
-              <w:t>)</w:t>
-            </w:r>
-            <w:proofErr w:type="gramStart"/>
-            <w:r>
-              <w:rPr>
-                <w:rFonts w:ascii="BRH Malayalam Extra" w:hAnsi="BRH Malayalam Extra" w:cs="BRH Malayalam Extra"/>
-                <w:sz w:val="32"/>
-                <w:szCs w:val="40"/>
-              </w:rPr>
-              <w:t>-  A</w:t>
-            </w:r>
-            <w:proofErr w:type="gramEnd"/>
+              <w:t>)-  A</w:t>
+            </w:r>
             <w:r>
               <w:rPr>
                 <w:rFonts w:ascii="BRH Malayalam Extra" w:hAnsi="BRH Malayalam Extra" w:cs="BRH Malayalam Extra"/>
@@ -22621,18 +22126,8 @@
                 <w:sz w:val="32"/>
                 <w:szCs w:val="40"/>
               </w:rPr>
-              <w:t>)</w:t>
-            </w:r>
-            <w:proofErr w:type="gramStart"/>
-            <w:r>
-              <w:rPr>
-                <w:rFonts w:ascii="BRH Malayalam Extra" w:hAnsi="BRH Malayalam Extra" w:cs="BRH Malayalam Extra"/>
-                <w:sz w:val="32"/>
-                <w:szCs w:val="40"/>
-              </w:rPr>
-              <w:t>-  A</w:t>
-            </w:r>
-            <w:proofErr w:type="gramEnd"/>
+              <w:t>)-  A</w:t>
+            </w:r>
             <w:r>
               <w:rPr>
                 <w:rFonts w:ascii="BRH Malayalam Extra" w:hAnsi="BRH Malayalam Extra" w:cs="BRH Malayalam Extra"/>
@@ -22865,18 +22360,8 @@
                 <w:sz w:val="32"/>
                 <w:szCs w:val="40"/>
               </w:rPr>
-              <w:t>)</w:t>
-            </w:r>
-            <w:proofErr w:type="gramStart"/>
-            <w:r>
-              <w:rPr>
-                <w:rFonts w:ascii="BRH Malayalam Extra" w:hAnsi="BRH Malayalam Extra" w:cs="BRH Malayalam Extra"/>
-                <w:sz w:val="32"/>
-                <w:szCs w:val="40"/>
-              </w:rPr>
-              <w:t>-  A</w:t>
-            </w:r>
-            <w:proofErr w:type="gramEnd"/>
+              <w:t>)-  A</w:t>
+            </w:r>
             <w:r>
               <w:rPr>
                 <w:rFonts w:ascii="BRH Malayalam Extra" w:hAnsi="BRH Malayalam Extra" w:cs="BRH Malayalam Extra"/>
@@ -23108,65 +22593,43 @@
                 <w:sz w:val="32"/>
                 <w:szCs w:val="40"/>
               </w:rPr>
-              <w:t>)</w:t>
-            </w:r>
-            <w:proofErr w:type="gramStart"/>
+              <w:t>)-  A</w:t>
+            </w:r>
             <w:r>
               <w:rPr>
                 <w:rFonts w:ascii="BRH Malayalam Extra" w:hAnsi="BRH Malayalam Extra" w:cs="BRH Malayalam Extra"/>
                 <w:color w:val="000000"/>
-                <w:sz w:val="32"/>
-                <w:szCs w:val="40"/>
-              </w:rPr>
-              <w:t>-  A</w:t>
-            </w:r>
-            <w:proofErr w:type="gramEnd"/>
+                <w:sz w:val="28"/>
+                <w:szCs w:val="40"/>
+              </w:rPr>
+              <w:t>–</w:t>
+            </w:r>
             <w:r>
               <w:rPr>
                 <w:rFonts w:ascii="BRH Malayalam Extra" w:hAnsi="BRH Malayalam Extra" w:cs="BRH Malayalam Extra"/>
                 <w:color w:val="000000"/>
-                <w:sz w:val="28"/>
-                <w:szCs w:val="40"/>
-              </w:rPr>
-              <w:t>–</w:t>
+                <w:sz w:val="32"/>
+                <w:szCs w:val="40"/>
+              </w:rPr>
+              <w:t>(³§</w:t>
             </w:r>
             <w:r>
               <w:rPr>
                 <w:rFonts w:ascii="BRH Malayalam Extra" w:hAnsi="BRH Malayalam Extra" w:cs="BRH Malayalam Extra"/>
                 <w:color w:val="000000"/>
-                <w:sz w:val="32"/>
-                <w:szCs w:val="40"/>
-              </w:rPr>
-              <w:t>(³§</w:t>
-            </w:r>
-            <w:proofErr w:type="gramStart"/>
+                <w:sz w:val="28"/>
+                <w:szCs w:val="40"/>
+              </w:rPr>
+              <w:t>–</w:t>
+            </w:r>
             <w:r>
               <w:rPr>
                 <w:rFonts w:ascii="BRH Malayalam Extra" w:hAnsi="BRH Malayalam Extra" w:cs="BRH Malayalam Extra"/>
                 <w:color w:val="000000"/>
-                <w:sz w:val="28"/>
-                <w:szCs w:val="40"/>
-              </w:rPr>
-              <w:t>–</w:t>
-            </w:r>
-            <w:r>
-              <w:rPr>
-                <w:rFonts w:ascii="BRH Malayalam Extra" w:hAnsi="BRH Malayalam Extra" w:cs="BRH Malayalam Extra"/>
-                <w:color w:val="000000"/>
-                <w:sz w:val="32"/>
-                <w:szCs w:val="40"/>
-              </w:rPr>
-              <w:t>)¥</w:t>
-            </w:r>
-            <w:proofErr w:type="gramEnd"/>
-            <w:r>
-              <w:rPr>
-                <w:rFonts w:ascii="BRH Malayalam Extra" w:hAnsi="BRH Malayalam Extra" w:cs="BRH Malayalam Extra"/>
-                <w:color w:val="000000"/>
-                <w:sz w:val="32"/>
-                <w:szCs w:val="40"/>
-              </w:rPr>
-              <w:t>tx</w:t>
+                <w:sz w:val="32"/>
+                <w:szCs w:val="40"/>
+              </w:rPr>
+              <w:t>)¥tx</w:t>
             </w:r>
             <w:r>
               <w:rPr>
@@ -23228,7 +22691,6 @@
               </w:rPr>
               <w:t>(³§</w:t>
             </w:r>
-            <w:proofErr w:type="gramStart"/>
             <w:r>
               <w:rPr>
                 <w:rFonts w:ascii="BRH Malayalam Extra" w:hAnsi="BRH Malayalam Extra" w:cs="BRH Malayalam Extra"/>
@@ -23245,73 +22707,43 @@
                 <w:sz w:val="32"/>
                 <w:szCs w:val="40"/>
               </w:rPr>
-              <w:t>)¥</w:t>
-            </w:r>
-            <w:proofErr w:type="gramEnd"/>
+              <w:t>)¥tx</w:t>
+            </w:r>
             <w:r>
               <w:rPr>
                 <w:rFonts w:ascii="BRH Malayalam Extra" w:hAnsi="BRH Malayalam Extra" w:cs="BRH Malayalam Extra"/>
                 <w:color w:val="000000"/>
-                <w:sz w:val="32"/>
-                <w:szCs w:val="40"/>
-              </w:rPr>
-              <w:t>tx</w:t>
+                <w:sz w:val="28"/>
+                <w:szCs w:val="40"/>
+              </w:rPr>
+              <w:t>–</w:t>
             </w:r>
             <w:r>
               <w:rPr>
                 <w:rFonts w:ascii="BRH Malayalam Extra" w:hAnsi="BRH Malayalam Extra" w:cs="BRH Malayalam Extra"/>
                 <w:color w:val="000000"/>
-                <w:sz w:val="28"/>
-                <w:szCs w:val="40"/>
-              </w:rPr>
-              <w:t>–</w:t>
+                <w:sz w:val="32"/>
+                <w:szCs w:val="40"/>
+              </w:rPr>
+              <w:t>i¡¥P</w:t>
             </w:r>
             <w:r>
               <w:rPr>
                 <w:rFonts w:ascii="BRH Malayalam Extra" w:hAnsi="BRH Malayalam Extra" w:cs="BRH Malayalam Extra"/>
                 <w:color w:val="000000"/>
-                <w:sz w:val="32"/>
-                <w:szCs w:val="40"/>
-              </w:rPr>
-              <w:t>i¡¥P</w:t>
+                <w:sz w:val="28"/>
+                <w:szCs w:val="40"/>
+              </w:rPr>
+              <w:t>–</w:t>
             </w:r>
             <w:r>
               <w:rPr>
                 <w:rFonts w:ascii="BRH Malayalam Extra" w:hAnsi="BRH Malayalam Extra" w:cs="BRH Malayalam Extra"/>
                 <w:color w:val="000000"/>
-                <w:sz w:val="28"/>
-                <w:szCs w:val="40"/>
-              </w:rPr>
-              <w:t>–</w:t>
-            </w:r>
-            <w:r>
-              <w:rPr>
-                <w:rFonts w:ascii="BRH Malayalam Extra" w:hAnsi="BRH Malayalam Extra" w:cs="BRH Malayalam Extra"/>
-                <w:color w:val="000000"/>
-                <w:sz w:val="32"/>
-                <w:szCs w:val="40"/>
-              </w:rPr>
-              <w:t xml:space="preserve"> öe öex(³§</w:t>
-            </w:r>
-            <w:proofErr w:type="gramStart"/>
-            <w:r>
-              <w:rPr>
-                <w:rFonts w:ascii="BRH Malayalam Extra" w:hAnsi="BRH Malayalam Extra" w:cs="BRH Malayalam Extra"/>
-                <w:color w:val="000000"/>
-                <w:sz w:val="32"/>
-                <w:szCs w:val="40"/>
-              </w:rPr>
-              <w:t>—)¥</w:t>
-            </w:r>
-            <w:proofErr w:type="gramEnd"/>
-            <w:r>
-              <w:rPr>
-                <w:rFonts w:ascii="BRH Malayalam Extra" w:hAnsi="BRH Malayalam Extra" w:cs="BRH Malayalam Extra"/>
-                <w:color w:val="000000"/>
-                <w:sz w:val="32"/>
-                <w:szCs w:val="40"/>
-              </w:rPr>
-              <w:t>tx</w:t>
+                <w:sz w:val="32"/>
+                <w:szCs w:val="40"/>
+              </w:rPr>
+              <w:t xml:space="preserve"> öe öex(³§—)¥tx</w:t>
             </w:r>
             <w:r>
               <w:rPr>
@@ -23382,37 +22814,16 @@
                 <w:szCs w:val="40"/>
                 <w:highlight w:val="yellow"/>
               </w:rPr>
-              <w:t>³</w:t>
-            </w:r>
-            <w:proofErr w:type="gramStart"/>
+              <w:t>³§)</w:t>
+            </w:r>
             <w:r>
               <w:rPr>
                 <w:rFonts w:ascii="BRH Malayalam Extra" w:hAnsi="BRH Malayalam Extra" w:cs="BRH Malayalam Extra"/>
                 <w:color w:val="000000"/>
                 <w:sz w:val="32"/>
                 <w:szCs w:val="40"/>
-                <w:highlight w:val="yellow"/>
-              </w:rPr>
-              <w:t>§)</w:t>
-            </w:r>
-            <w:r>
-              <w:rPr>
-                <w:rFonts w:ascii="BRH Malayalam Extra" w:hAnsi="BRH Malayalam Extra" w:cs="BRH Malayalam Extra"/>
-                <w:color w:val="000000"/>
-                <w:sz w:val="32"/>
-                <w:szCs w:val="40"/>
-              </w:rPr>
-              <w:t>¥</w:t>
-            </w:r>
-            <w:proofErr w:type="gramEnd"/>
-            <w:r>
-              <w:rPr>
-                <w:rFonts w:ascii="BRH Malayalam Extra" w:hAnsi="BRH Malayalam Extra" w:cs="BRH Malayalam Extra"/>
-                <w:color w:val="000000"/>
-                <w:sz w:val="32"/>
-                <w:szCs w:val="40"/>
-              </w:rPr>
-              <w:t>tx</w:t>
+              </w:rPr>
+              <w:t>¥tx</w:t>
             </w:r>
             <w:r>
               <w:rPr>
@@ -23598,65 +23009,43 @@
                 <w:sz w:val="32"/>
                 <w:szCs w:val="40"/>
               </w:rPr>
-              <w:t>)</w:t>
-            </w:r>
-            <w:proofErr w:type="gramStart"/>
+              <w:t>)-  A</w:t>
+            </w:r>
             <w:r>
               <w:rPr>
                 <w:rFonts w:ascii="BRH Malayalam Extra" w:hAnsi="BRH Malayalam Extra" w:cs="BRH Malayalam Extra"/>
                 <w:color w:val="000000"/>
-                <w:sz w:val="32"/>
-                <w:szCs w:val="40"/>
-              </w:rPr>
-              <w:t>-  A</w:t>
-            </w:r>
-            <w:proofErr w:type="gramEnd"/>
+                <w:sz w:val="28"/>
+                <w:szCs w:val="40"/>
+              </w:rPr>
+              <w:t>–</w:t>
+            </w:r>
             <w:r>
               <w:rPr>
                 <w:rFonts w:ascii="BRH Malayalam Extra" w:hAnsi="BRH Malayalam Extra" w:cs="BRH Malayalam Extra"/>
                 <w:color w:val="000000"/>
-                <w:sz w:val="28"/>
-                <w:szCs w:val="40"/>
-              </w:rPr>
-              <w:t>–</w:t>
+                <w:sz w:val="32"/>
+                <w:szCs w:val="40"/>
+              </w:rPr>
+              <w:t>(³§</w:t>
             </w:r>
             <w:r>
               <w:rPr>
                 <w:rFonts w:ascii="BRH Malayalam Extra" w:hAnsi="BRH Malayalam Extra" w:cs="BRH Malayalam Extra"/>
                 <w:color w:val="000000"/>
-                <w:sz w:val="32"/>
-                <w:szCs w:val="40"/>
-              </w:rPr>
-              <w:t>(³§</w:t>
-            </w:r>
-            <w:proofErr w:type="gramStart"/>
+                <w:sz w:val="28"/>
+                <w:szCs w:val="40"/>
+              </w:rPr>
+              <w:t>–</w:t>
+            </w:r>
             <w:r>
               <w:rPr>
                 <w:rFonts w:ascii="BRH Malayalam Extra" w:hAnsi="BRH Malayalam Extra" w:cs="BRH Malayalam Extra"/>
                 <w:color w:val="000000"/>
-                <w:sz w:val="28"/>
-                <w:szCs w:val="40"/>
-              </w:rPr>
-              <w:t>–</w:t>
-            </w:r>
-            <w:r>
-              <w:rPr>
-                <w:rFonts w:ascii="BRH Malayalam Extra" w:hAnsi="BRH Malayalam Extra" w:cs="BRH Malayalam Extra"/>
-                <w:color w:val="000000"/>
-                <w:sz w:val="32"/>
-                <w:szCs w:val="40"/>
-              </w:rPr>
-              <w:t>)¥</w:t>
-            </w:r>
-            <w:proofErr w:type="gramEnd"/>
-            <w:r>
-              <w:rPr>
-                <w:rFonts w:ascii="BRH Malayalam Extra" w:hAnsi="BRH Malayalam Extra" w:cs="BRH Malayalam Extra"/>
-                <w:color w:val="000000"/>
-                <w:sz w:val="32"/>
-                <w:szCs w:val="40"/>
-              </w:rPr>
-              <w:t>tx</w:t>
+                <w:sz w:val="32"/>
+                <w:szCs w:val="40"/>
+              </w:rPr>
+              <w:t>)¥tx</w:t>
             </w:r>
             <w:r>
               <w:rPr>
@@ -23718,7 +23107,6 @@
               </w:rPr>
               <w:t>(³§</w:t>
             </w:r>
-            <w:proofErr w:type="gramStart"/>
             <w:r>
               <w:rPr>
                 <w:rFonts w:ascii="BRH Malayalam Extra" w:hAnsi="BRH Malayalam Extra" w:cs="BRH Malayalam Extra"/>
@@ -23735,73 +23123,43 @@
                 <w:sz w:val="32"/>
                 <w:szCs w:val="40"/>
               </w:rPr>
-              <w:t>)¥</w:t>
-            </w:r>
-            <w:proofErr w:type="gramEnd"/>
+              <w:t>)¥tx</w:t>
+            </w:r>
             <w:r>
               <w:rPr>
                 <w:rFonts w:ascii="BRH Malayalam Extra" w:hAnsi="BRH Malayalam Extra" w:cs="BRH Malayalam Extra"/>
                 <w:color w:val="000000"/>
-                <w:sz w:val="32"/>
-                <w:szCs w:val="40"/>
-              </w:rPr>
-              <w:t>tx</w:t>
+                <w:sz w:val="28"/>
+                <w:szCs w:val="40"/>
+              </w:rPr>
+              <w:t>–</w:t>
             </w:r>
             <w:r>
               <w:rPr>
                 <w:rFonts w:ascii="BRH Malayalam Extra" w:hAnsi="BRH Malayalam Extra" w:cs="BRH Malayalam Extra"/>
                 <w:color w:val="000000"/>
-                <w:sz w:val="28"/>
-                <w:szCs w:val="40"/>
-              </w:rPr>
-              <w:t>–</w:t>
+                <w:sz w:val="32"/>
+                <w:szCs w:val="40"/>
+              </w:rPr>
+              <w:t>i¡¥P</w:t>
             </w:r>
             <w:r>
               <w:rPr>
                 <w:rFonts w:ascii="BRH Malayalam Extra" w:hAnsi="BRH Malayalam Extra" w:cs="BRH Malayalam Extra"/>
                 <w:color w:val="000000"/>
-                <w:sz w:val="32"/>
-                <w:szCs w:val="40"/>
-              </w:rPr>
-              <w:t>i¡¥P</w:t>
+                <w:sz w:val="28"/>
+                <w:szCs w:val="40"/>
+              </w:rPr>
+              <w:t>–</w:t>
             </w:r>
             <w:r>
               <w:rPr>
                 <w:rFonts w:ascii="BRH Malayalam Extra" w:hAnsi="BRH Malayalam Extra" w:cs="BRH Malayalam Extra"/>
                 <w:color w:val="000000"/>
-                <w:sz w:val="28"/>
-                <w:szCs w:val="40"/>
-              </w:rPr>
-              <w:t>–</w:t>
-            </w:r>
-            <w:r>
-              <w:rPr>
-                <w:rFonts w:ascii="BRH Malayalam Extra" w:hAnsi="BRH Malayalam Extra" w:cs="BRH Malayalam Extra"/>
-                <w:color w:val="000000"/>
-                <w:sz w:val="32"/>
-                <w:szCs w:val="40"/>
-              </w:rPr>
-              <w:t xml:space="preserve"> öe öex(³§</w:t>
-            </w:r>
-            <w:proofErr w:type="gramStart"/>
-            <w:r>
-              <w:rPr>
-                <w:rFonts w:ascii="BRH Malayalam Extra" w:hAnsi="BRH Malayalam Extra" w:cs="BRH Malayalam Extra"/>
-                <w:color w:val="000000"/>
-                <w:sz w:val="32"/>
-                <w:szCs w:val="40"/>
-              </w:rPr>
-              <w:t>—)¥</w:t>
-            </w:r>
-            <w:proofErr w:type="gramEnd"/>
-            <w:r>
-              <w:rPr>
-                <w:rFonts w:ascii="BRH Malayalam Extra" w:hAnsi="BRH Malayalam Extra" w:cs="BRH Malayalam Extra"/>
-                <w:color w:val="000000"/>
-                <w:sz w:val="32"/>
-                <w:szCs w:val="40"/>
-              </w:rPr>
-              <w:t>tx</w:t>
+                <w:sz w:val="32"/>
+                <w:szCs w:val="40"/>
+              </w:rPr>
+              <w:t xml:space="preserve"> öe öex(³§—)¥tx</w:t>
             </w:r>
             <w:r>
               <w:rPr>
@@ -24056,25 +23414,7 @@
                 <w:sz w:val="32"/>
                 <w:szCs w:val="40"/>
               </w:rPr>
-              <w:t>)</w:t>
-            </w:r>
-            <w:proofErr w:type="gramStart"/>
-            <w:r>
-              <w:rPr>
-                <w:rFonts w:ascii="BRH Malayalam Extra" w:hAnsi="BRH Malayalam Extra" w:cs="BRH Malayalam Extra"/>
-                <w:sz w:val="32"/>
-                <w:szCs w:val="40"/>
-              </w:rPr>
-              <w:t>-  bsõ</w:t>
-            </w:r>
-            <w:proofErr w:type="gramEnd"/>
-            <w:r>
-              <w:rPr>
-                <w:rFonts w:ascii="BRH Malayalam Extra" w:hAnsi="BRH Malayalam Extra" w:cs="BRH Malayalam Extra"/>
-                <w:sz w:val="32"/>
-                <w:szCs w:val="40"/>
-              </w:rPr>
-              <w:t>¢©— ||</w:t>
+              <w:t>)-  bsõ¢©— ||</w:t>
             </w:r>
           </w:p>
           <w:p>
@@ -24267,25 +23607,7 @@
                 <w:sz w:val="32"/>
                 <w:szCs w:val="40"/>
               </w:rPr>
-              <w:t>)</w:t>
-            </w:r>
-            <w:proofErr w:type="gramStart"/>
-            <w:r>
-              <w:rPr>
-                <w:rFonts w:ascii="BRH Malayalam Extra" w:hAnsi="BRH Malayalam Extra" w:cs="BRH Malayalam Extra"/>
-                <w:sz w:val="32"/>
-                <w:szCs w:val="40"/>
-              </w:rPr>
-              <w:t>-  bsõ</w:t>
-            </w:r>
-            <w:proofErr w:type="gramEnd"/>
-            <w:r>
-              <w:rPr>
-                <w:rFonts w:ascii="BRH Malayalam Extra" w:hAnsi="BRH Malayalam Extra" w:cs="BRH Malayalam Extra"/>
-                <w:sz w:val="32"/>
-                <w:szCs w:val="40"/>
-              </w:rPr>
-              <w:t>¢©— ||</w:t>
+              <w:t>)-  bsõ¢©— ||</w:t>
             </w:r>
           </w:p>
           <w:p>

--- a/TS Jatai Ghanam Project/TS 1.6/TS 1.6 Jatai Malayalam Corrections.docx
+++ b/TS Jatai Ghanam Project/TS 1.6/TS 1.6 Jatai Malayalam Corrections.docx
@@ -50,10 +50,9 @@
           <w:bCs/>
           <w:sz w:val="32"/>
           <w:szCs w:val="32"/>
-          <w:highlight w:val="red"/>
           <w:u w:val="single"/>
         </w:rPr>
-        <w:t>????</w:t>
+        <w:t>30th June 2026</w:t>
       </w:r>
     </w:p>
     <w:p>
@@ -1052,6 +1051,16 @@
           <w:u w:val="single"/>
         </w:rPr>
       </w:pPr>
+      <w:r>
+        <w:rPr>
+          <w:b/>
+          <w:bCs/>
+          <w:sz w:val="32"/>
+          <w:szCs w:val="32"/>
+          <w:u w:val="single"/>
+        </w:rPr>
+        <w:t>==========</w:t>
+      </w:r>
     </w:p>
     <w:p>
       <w:pPr>
@@ -3563,12 +3572,14 @@
                 <w:rFonts w:ascii="BRH Malayalam Extra" w:hAnsi="BRH Malayalam Extra" w:cs="BRH Malayalam Extra"/>
                 <w:sz w:val="32"/>
                 <w:szCs w:val="40"/>
+                <w:lang w:val="it-IT"/>
               </w:rPr>
             </w:pPr>
             <w:r>
               <w:rPr>
                 <w:rFonts w:cs="BRH Malayalam Extra"/>
                 <w:szCs w:val="40"/>
+                <w:lang w:val="it-IT"/>
               </w:rPr>
               <w:t>43</w:t>
             </w:r>
@@ -3577,6 +3588,7 @@
                 <w:rFonts w:ascii="BRH Malayalam Extra" w:hAnsi="BRH Malayalam Extra" w:cs="BRH Malayalam Extra"/>
                 <w:sz w:val="32"/>
                 <w:szCs w:val="40"/>
+                <w:lang w:val="it-IT"/>
               </w:rPr>
               <w:t>)</w:t>
             </w:r>
@@ -3585,6 +3597,7 @@
                 <w:rFonts w:ascii="BRH Malayalam Extra" w:hAnsi="BRH Malayalam Extra" w:cs="BRH Malayalam Extra"/>
                 <w:sz w:val="32"/>
                 <w:szCs w:val="40"/>
+                <w:lang w:val="it-IT"/>
               </w:rPr>
               <w:tab/>
             </w:r>
@@ -3592,6 +3605,7 @@
               <w:rPr>
                 <w:rFonts w:cs="BRH Malayalam Extra"/>
                 <w:szCs w:val="40"/>
+                <w:lang w:val="it-IT"/>
               </w:rPr>
               <w:t>1</w:t>
             </w:r>
@@ -3600,6 +3614,7 @@
                 <w:rFonts w:ascii="BRH Malayalam Extra" w:hAnsi="BRH Malayalam Extra" w:cs="BRH Malayalam Extra"/>
                 <w:sz w:val="32"/>
                 <w:szCs w:val="40"/>
+                <w:lang w:val="it-IT"/>
               </w:rPr>
               <w:t>.</w:t>
             </w:r>
@@ -3607,6 +3622,7 @@
               <w:rPr>
                 <w:rFonts w:cs="BRH Malayalam Extra"/>
                 <w:szCs w:val="40"/>
+                <w:lang w:val="it-IT"/>
               </w:rPr>
               <w:t>6</w:t>
             </w:r>
@@ -3615,6 +3631,7 @@
                 <w:rFonts w:ascii="BRH Malayalam Extra" w:hAnsi="BRH Malayalam Extra" w:cs="BRH Malayalam Extra"/>
                 <w:sz w:val="32"/>
                 <w:szCs w:val="40"/>
+                <w:lang w:val="it-IT"/>
               </w:rPr>
               <w:t>.</w:t>
             </w:r>
@@ -3622,6 +3639,7 @@
               <w:rPr>
                 <w:rFonts w:cs="BRH Malayalam Extra"/>
                 <w:szCs w:val="40"/>
+                <w:lang w:val="it-IT"/>
               </w:rPr>
               <w:t>2</w:t>
             </w:r>
@@ -3630,6 +3648,7 @@
                 <w:rFonts w:ascii="BRH Malayalam Extra" w:hAnsi="BRH Malayalam Extra" w:cs="BRH Malayalam Extra"/>
                 <w:sz w:val="32"/>
                 <w:szCs w:val="40"/>
+                <w:lang w:val="it-IT"/>
               </w:rPr>
               <w:t>.</w:t>
             </w:r>
@@ -3637,6 +3656,7 @@
               <w:rPr>
                 <w:rFonts w:cs="BRH Malayalam Extra"/>
                 <w:szCs w:val="40"/>
+                <w:lang w:val="it-IT"/>
               </w:rPr>
               <w:t>1</w:t>
             </w:r>
@@ -3645,6 +3665,7 @@
                 <w:rFonts w:ascii="BRH Malayalam Extra" w:hAnsi="BRH Malayalam Extra" w:cs="BRH Malayalam Extra"/>
                 <w:sz w:val="32"/>
                 <w:szCs w:val="40"/>
+                <w:lang w:val="it-IT"/>
               </w:rPr>
               <w:t>(</w:t>
             </w:r>
@@ -3652,6 +3673,7 @@
               <w:rPr>
                 <w:rFonts w:cs="BRH Malayalam Extra"/>
                 <w:szCs w:val="40"/>
+                <w:lang w:val="it-IT"/>
               </w:rPr>
               <w:t>34</w:t>
             </w:r>
@@ -3660,6 +3682,7 @@
                 <w:rFonts w:ascii="BRH Malayalam Extra" w:hAnsi="BRH Malayalam Extra" w:cs="BRH Malayalam Extra"/>
                 <w:sz w:val="32"/>
                 <w:szCs w:val="40"/>
+                <w:lang w:val="it-IT"/>
               </w:rPr>
               <w:t>)-  ¥pxX</w:t>
             </w:r>
@@ -3668,14 +3691,16 @@
                 <w:rFonts w:ascii="BRH Malayalam Extra" w:hAnsi="BRH Malayalam Extra" w:cs="BRH Malayalam Extra"/>
                 <w:sz w:val="28"/>
                 <w:szCs w:val="40"/>
-              </w:rPr>
-              <w:t>–</w:t>
-            </w:r>
-            <w:r>
-              <w:rPr>
-                <w:rFonts w:ascii="BRH Malayalam Extra" w:hAnsi="BRH Malayalam Extra" w:cs="BRH Malayalam Extra"/>
-                <w:sz w:val="32"/>
-                <w:szCs w:val="40"/>
+                <w:lang w:val="it-IT"/>
+              </w:rPr>
+              <w:t>–</w:t>
+            </w:r>
+            <w:r>
+              <w:rPr>
+                <w:rFonts w:ascii="BRH Malayalam Extra" w:hAnsi="BRH Malayalam Extra" w:cs="BRH Malayalam Extra"/>
+                <w:sz w:val="32"/>
+                <w:szCs w:val="40"/>
+                <w:lang w:val="it-IT"/>
               </w:rPr>
               <w:t>¥p | Rx</w:t>
             </w:r>
@@ -3684,14 +3709,16 @@
                 <w:rFonts w:ascii="BRH Malayalam Extra" w:hAnsi="BRH Malayalam Extra" w:cs="BRH Malayalam Extra"/>
                 <w:sz w:val="28"/>
                 <w:szCs w:val="40"/>
-              </w:rPr>
-              <w:t>–</w:t>
-            </w:r>
-            <w:r>
-              <w:rPr>
-                <w:rFonts w:ascii="BRH Malayalam Extra" w:hAnsi="BRH Malayalam Extra" w:cs="BRH Malayalam Extra"/>
-                <w:sz w:val="32"/>
-                <w:szCs w:val="40"/>
+                <w:lang w:val="it-IT"/>
+              </w:rPr>
+              <w:t>–</w:t>
+            </w:r>
+            <w:r>
+              <w:rPr>
+                <w:rFonts w:ascii="BRH Malayalam Extra" w:hAnsi="BRH Malayalam Extra" w:cs="BRH Malayalam Extra"/>
+                <w:sz w:val="32"/>
+                <w:szCs w:val="40"/>
+                <w:lang w:val="it-IT"/>
               </w:rPr>
               <w:t>Z</w:t>
             </w:r>
@@ -3700,14 +3727,16 @@
                 <w:rFonts w:ascii="BRH Malayalam Extra" w:hAnsi="BRH Malayalam Extra" w:cs="BRH Malayalam Extra"/>
                 <w:sz w:val="28"/>
                 <w:szCs w:val="40"/>
-              </w:rPr>
-              <w:t>–</w:t>
-            </w:r>
-            <w:r>
-              <w:rPr>
-                <w:rFonts w:ascii="BRH Malayalam Extra" w:hAnsi="BRH Malayalam Extra" w:cs="BRH Malayalam Extra"/>
-                <w:sz w:val="32"/>
-                <w:szCs w:val="40"/>
+                <w:lang w:val="it-IT"/>
+              </w:rPr>
+              <w:t>–</w:t>
+            </w:r>
+            <w:r>
+              <w:rPr>
+                <w:rFonts w:ascii="BRH Malayalam Extra" w:hAnsi="BRH Malayalam Extra" w:cs="BRH Malayalam Extra"/>
+                <w:sz w:val="32"/>
+                <w:szCs w:val="40"/>
+                <w:lang w:val="it-IT"/>
               </w:rPr>
               <w:t>¥p</w:t>
             </w:r>
@@ -3716,6 +3745,7 @@
                 <w:rFonts w:ascii="BRH Malayalam Extra" w:hAnsi="BRH Malayalam Extra" w:cs="BRH Malayalam Extra"/>
                 <w:sz w:val="28"/>
                 <w:szCs w:val="40"/>
+                <w:lang w:val="it-IT"/>
               </w:rPr>
               <w:t>–</w:t>
             </w:r>
@@ -3725,6 +3755,7 @@
                 <w:sz w:val="32"/>
                 <w:szCs w:val="40"/>
                 <w:highlight w:val="yellow"/>
+                <w:lang w:val="it-IT"/>
               </w:rPr>
               <w:t>bJ</w:t>
             </w:r>
@@ -3733,6 +3764,7 @@
                 <w:rFonts w:ascii="BRH Malayalam Extra" w:hAnsi="BRH Malayalam Extra" w:cs="BRH Malayalam Extra"/>
                 <w:sz w:val="32"/>
                 <w:szCs w:val="40"/>
+                <w:lang w:val="it-IT"/>
               </w:rPr>
               <w:t xml:space="preserve"> || </w:t>
             </w:r>
@@ -3748,6 +3780,7 @@
                 <w:rFonts w:ascii="BRH Malayalam Extra" w:hAnsi="BRH Malayalam Extra" w:cs="BRH Malayalam Extra"/>
                 <w:sz w:val="32"/>
                 <w:szCs w:val="40"/>
+                <w:lang w:val="it-IT"/>
               </w:rPr>
             </w:pPr>
             <w:r>
@@ -3755,6 +3788,7 @@
                 <w:rFonts w:ascii="BRH Malayalam Extra" w:hAnsi="BRH Malayalam Extra" w:cs="BRH Malayalam Extra"/>
                 <w:sz w:val="32"/>
                 <w:szCs w:val="40"/>
+                <w:lang w:val="it-IT"/>
               </w:rPr>
               <w:t>¥pxX</w:t>
             </w:r>
@@ -3763,14 +3797,16 @@
                 <w:rFonts w:ascii="BRH Malayalam Extra" w:hAnsi="BRH Malayalam Extra" w:cs="BRH Malayalam Extra"/>
                 <w:sz w:val="28"/>
                 <w:szCs w:val="40"/>
-              </w:rPr>
-              <w:t>–</w:t>
-            </w:r>
-            <w:r>
-              <w:rPr>
-                <w:rFonts w:ascii="BRH Malayalam Extra" w:hAnsi="BRH Malayalam Extra" w:cs="BRH Malayalam Extra"/>
-                <w:sz w:val="32"/>
-                <w:szCs w:val="40"/>
+                <w:lang w:val="it-IT"/>
+              </w:rPr>
+              <w:t>–</w:t>
+            </w:r>
+            <w:r>
+              <w:rPr>
+                <w:rFonts w:ascii="BRH Malayalam Extra" w:hAnsi="BRH Malayalam Extra" w:cs="BRH Malayalam Extra"/>
+                <w:sz w:val="32"/>
+                <w:szCs w:val="40"/>
+                <w:lang w:val="it-IT"/>
               </w:rPr>
               <w:t>¥p Rx—Z</w:t>
             </w:r>
@@ -3780,6 +3816,7 @@
                 <w:sz w:val="32"/>
                 <w:szCs w:val="40"/>
                 <w:highlight w:val="yellow"/>
+                <w:lang w:val="it-IT"/>
               </w:rPr>
               <w:t>¥p</w:t>
             </w:r>
@@ -3788,14 +3825,16 @@
                 <w:rFonts w:ascii="BRH Malayalam Extra" w:hAnsi="BRH Malayalam Extra" w:cs="BRH Malayalam Extra"/>
                 <w:sz w:val="28"/>
                 <w:szCs w:val="40"/>
-              </w:rPr>
-              <w:t>–</w:t>
-            </w:r>
-            <w:r>
-              <w:rPr>
-                <w:rFonts w:ascii="BRH Malayalam Extra" w:hAnsi="BRH Malayalam Extra" w:cs="BRH Malayalam Extra"/>
-                <w:sz w:val="32"/>
-                <w:szCs w:val="40"/>
+                <w:lang w:val="it-IT"/>
+              </w:rPr>
+              <w:t>–</w:t>
+            </w:r>
+            <w:r>
+              <w:rPr>
+                <w:rFonts w:ascii="BRH Malayalam Extra" w:hAnsi="BRH Malayalam Extra" w:cs="BRH Malayalam Extra"/>
+                <w:sz w:val="32"/>
+                <w:szCs w:val="40"/>
+                <w:lang w:val="it-IT"/>
               </w:rPr>
               <w:t xml:space="preserve">¥bx </w:t>
             </w:r>
@@ -3805,6 +3844,7 @@
                 <w:sz w:val="32"/>
                 <w:szCs w:val="40"/>
                 <w:highlight w:val="yellow"/>
+                <w:lang w:val="it-IT"/>
               </w:rPr>
               <w:t>Rx</w:t>
             </w:r>
@@ -3813,6 +3853,7 @@
                 <w:rFonts w:ascii="BRH Malayalam Extra" w:hAnsi="BRH Malayalam Extra" w:cs="BRH Malayalam Extra"/>
                 <w:sz w:val="32"/>
                 <w:szCs w:val="40"/>
+                <w:lang w:val="it-IT"/>
               </w:rPr>
               <w:t>—Z¥p</w:t>
             </w:r>
@@ -3821,14 +3862,16 @@
                 <w:rFonts w:ascii="BRH Malayalam Extra" w:hAnsi="BRH Malayalam Extra" w:cs="BRH Malayalam Extra"/>
                 <w:sz w:val="28"/>
                 <w:szCs w:val="40"/>
-              </w:rPr>
-              <w:t>–</w:t>
-            </w:r>
-            <w:r>
-              <w:rPr>
-                <w:rFonts w:ascii="BRH Malayalam Extra" w:hAnsi="BRH Malayalam Extra" w:cs="BRH Malayalam Extra"/>
-                <w:sz w:val="32"/>
-                <w:szCs w:val="40"/>
+                <w:lang w:val="it-IT"/>
+              </w:rPr>
+              <w:t>–</w:t>
+            </w:r>
+            <w:r>
+              <w:rPr>
+                <w:rFonts w:ascii="BRH Malayalam Extra" w:hAnsi="BRH Malayalam Extra" w:cs="BRH Malayalam Extra"/>
+                <w:sz w:val="32"/>
+                <w:szCs w:val="40"/>
+                <w:lang w:val="it-IT"/>
               </w:rPr>
               <w:t>¥bx ¥pxX</w:t>
             </w:r>
@@ -3837,14 +3880,16 @@
                 <w:rFonts w:ascii="BRH Malayalam Extra" w:hAnsi="BRH Malayalam Extra" w:cs="BRH Malayalam Extra"/>
                 <w:sz w:val="28"/>
                 <w:szCs w:val="40"/>
-              </w:rPr>
-              <w:t>–</w:t>
-            </w:r>
-            <w:r>
-              <w:rPr>
-                <w:rFonts w:ascii="BRH Malayalam Extra" w:hAnsi="BRH Malayalam Extra" w:cs="BRH Malayalam Extra"/>
-                <w:sz w:val="32"/>
-                <w:szCs w:val="40"/>
+                <w:lang w:val="it-IT"/>
+              </w:rPr>
+              <w:t>–</w:t>
+            </w:r>
+            <w:r>
+              <w:rPr>
+                <w:rFonts w:ascii="BRH Malayalam Extra" w:hAnsi="BRH Malayalam Extra" w:cs="BRH Malayalam Extra"/>
+                <w:sz w:val="32"/>
+                <w:szCs w:val="40"/>
+                <w:lang w:val="it-IT"/>
               </w:rPr>
               <w:t>¥p ¥pxX</w:t>
             </w:r>
@@ -3853,14 +3898,16 @@
                 <w:rFonts w:ascii="BRH Malayalam Extra" w:hAnsi="BRH Malayalam Extra" w:cs="BRH Malayalam Extra"/>
                 <w:sz w:val="28"/>
                 <w:szCs w:val="40"/>
-              </w:rPr>
-              <w:t>–</w:t>
-            </w:r>
-            <w:r>
-              <w:rPr>
-                <w:rFonts w:ascii="BRH Malayalam Extra" w:hAnsi="BRH Malayalam Extra" w:cs="BRH Malayalam Extra"/>
-                <w:sz w:val="32"/>
-                <w:szCs w:val="40"/>
+                <w:lang w:val="it-IT"/>
+              </w:rPr>
+              <w:t>–</w:t>
+            </w:r>
+            <w:r>
+              <w:rPr>
+                <w:rFonts w:ascii="BRH Malayalam Extra" w:hAnsi="BRH Malayalam Extra" w:cs="BRH Malayalam Extra"/>
+                <w:sz w:val="32"/>
+                <w:szCs w:val="40"/>
+                <w:lang w:val="it-IT"/>
               </w:rPr>
               <w:t>¥p Rx—Z¥</w:t>
             </w:r>
@@ -3870,6 +3917,7 @@
                 <w:sz w:val="32"/>
                 <w:szCs w:val="40"/>
                 <w:highlight w:val="yellow"/>
+                <w:lang w:val="it-IT"/>
               </w:rPr>
               <w:t>p</w:t>
             </w:r>
@@ -3878,14 +3926,16 @@
                 <w:rFonts w:ascii="BRH Malayalam Extra" w:hAnsi="BRH Malayalam Extra" w:cs="BRH Malayalam Extra"/>
                 <w:sz w:val="28"/>
                 <w:szCs w:val="40"/>
-              </w:rPr>
-              <w:t>–</w:t>
-            </w:r>
-            <w:r>
-              <w:rPr>
-                <w:rFonts w:ascii="BRH Malayalam Extra" w:hAnsi="BRH Malayalam Extra" w:cs="BRH Malayalam Extra"/>
-                <w:sz w:val="32"/>
-                <w:szCs w:val="40"/>
+                <w:lang w:val="it-IT"/>
+              </w:rPr>
+              <w:t>–</w:t>
+            </w:r>
+            <w:r>
+              <w:rPr>
+                <w:rFonts w:ascii="BRH Malayalam Extra" w:hAnsi="BRH Malayalam Extra" w:cs="BRH Malayalam Extra"/>
+                <w:sz w:val="32"/>
+                <w:szCs w:val="40"/>
+                <w:lang w:val="it-IT"/>
               </w:rPr>
               <w:t xml:space="preserve">bJ | </w:t>
             </w:r>
@@ -3901,12 +3951,14 @@
                 <w:rFonts w:ascii="BRH Malayalam Extra" w:hAnsi="BRH Malayalam Extra" w:cs="BRH Malayalam Extra"/>
                 <w:sz w:val="32"/>
                 <w:szCs w:val="40"/>
+                <w:lang w:val="it-IT"/>
               </w:rPr>
             </w:pPr>
             <w:r>
               <w:rPr>
                 <w:rFonts w:cs="BRH Malayalam Extra"/>
                 <w:szCs w:val="40"/>
+                <w:lang w:val="it-IT"/>
               </w:rPr>
               <w:t>44</w:t>
             </w:r>
@@ -3915,6 +3967,7 @@
                 <w:rFonts w:ascii="BRH Malayalam Extra" w:hAnsi="BRH Malayalam Extra" w:cs="BRH Malayalam Extra"/>
                 <w:sz w:val="32"/>
                 <w:szCs w:val="40"/>
+                <w:lang w:val="it-IT"/>
               </w:rPr>
               <w:t>)</w:t>
             </w:r>
@@ -3923,6 +3976,7 @@
                 <w:rFonts w:ascii="BRH Malayalam Extra" w:hAnsi="BRH Malayalam Extra" w:cs="BRH Malayalam Extra"/>
                 <w:sz w:val="32"/>
                 <w:szCs w:val="40"/>
+                <w:lang w:val="it-IT"/>
               </w:rPr>
               <w:tab/>
             </w:r>
@@ -3930,6 +3984,7 @@
               <w:rPr>
                 <w:rFonts w:cs="BRH Malayalam Extra"/>
                 <w:szCs w:val="40"/>
+                <w:lang w:val="it-IT"/>
               </w:rPr>
               <w:t>1</w:t>
             </w:r>
@@ -3938,6 +3993,7 @@
                 <w:rFonts w:ascii="BRH Malayalam Extra" w:hAnsi="BRH Malayalam Extra" w:cs="BRH Malayalam Extra"/>
                 <w:sz w:val="32"/>
                 <w:szCs w:val="40"/>
+                <w:lang w:val="it-IT"/>
               </w:rPr>
               <w:t>.</w:t>
             </w:r>
@@ -3945,6 +4001,7 @@
               <w:rPr>
                 <w:rFonts w:cs="BRH Malayalam Extra"/>
                 <w:szCs w:val="40"/>
+                <w:lang w:val="it-IT"/>
               </w:rPr>
               <w:t>6</w:t>
             </w:r>
@@ -3953,6 +4010,7 @@
                 <w:rFonts w:ascii="BRH Malayalam Extra" w:hAnsi="BRH Malayalam Extra" w:cs="BRH Malayalam Extra"/>
                 <w:sz w:val="32"/>
                 <w:szCs w:val="40"/>
+                <w:lang w:val="it-IT"/>
               </w:rPr>
               <w:t>.</w:t>
             </w:r>
@@ -3960,6 +4018,7 @@
               <w:rPr>
                 <w:rFonts w:cs="BRH Malayalam Extra"/>
                 <w:szCs w:val="40"/>
+                <w:lang w:val="it-IT"/>
               </w:rPr>
               <w:t>2</w:t>
             </w:r>
@@ -3968,6 +4027,7 @@
                 <w:rFonts w:ascii="BRH Malayalam Extra" w:hAnsi="BRH Malayalam Extra" w:cs="BRH Malayalam Extra"/>
                 <w:sz w:val="32"/>
                 <w:szCs w:val="40"/>
+                <w:lang w:val="it-IT"/>
               </w:rPr>
               <w:t>.</w:t>
             </w:r>
@@ -3975,6 +4035,7 @@
               <w:rPr>
                 <w:rFonts w:cs="BRH Malayalam Extra"/>
                 <w:szCs w:val="40"/>
+                <w:lang w:val="it-IT"/>
               </w:rPr>
               <w:t>1</w:t>
             </w:r>
@@ -3983,6 +4044,7 @@
                 <w:rFonts w:ascii="BRH Malayalam Extra" w:hAnsi="BRH Malayalam Extra" w:cs="BRH Malayalam Extra"/>
                 <w:sz w:val="32"/>
                 <w:szCs w:val="40"/>
+                <w:lang w:val="it-IT"/>
               </w:rPr>
               <w:t>(</w:t>
             </w:r>
@@ -3990,6 +4052,7 @@
               <w:rPr>
                 <w:rFonts w:cs="BRH Malayalam Extra"/>
                 <w:szCs w:val="40"/>
+                <w:lang w:val="it-IT"/>
               </w:rPr>
               <w:t>35</w:t>
             </w:r>
@@ -3998,6 +4061,7 @@
                 <w:rFonts w:ascii="BRH Malayalam Extra" w:hAnsi="BRH Malayalam Extra" w:cs="BRH Malayalam Extra"/>
                 <w:sz w:val="32"/>
                 <w:szCs w:val="40"/>
+                <w:lang w:val="it-IT"/>
               </w:rPr>
               <w:t>)-  Rx</w:t>
             </w:r>
@@ -4006,14 +4070,16 @@
                 <w:rFonts w:ascii="BRH Malayalam Extra" w:hAnsi="BRH Malayalam Extra" w:cs="BRH Malayalam Extra"/>
                 <w:sz w:val="28"/>
                 <w:szCs w:val="40"/>
-              </w:rPr>
-              <w:t>–</w:t>
-            </w:r>
-            <w:r>
-              <w:rPr>
-                <w:rFonts w:ascii="BRH Malayalam Extra" w:hAnsi="BRH Malayalam Extra" w:cs="BRH Malayalam Extra"/>
-                <w:sz w:val="32"/>
-                <w:szCs w:val="40"/>
+                <w:lang w:val="it-IT"/>
+              </w:rPr>
+              <w:t>–</w:t>
+            </w:r>
+            <w:r>
+              <w:rPr>
+                <w:rFonts w:ascii="BRH Malayalam Extra" w:hAnsi="BRH Malayalam Extra" w:cs="BRH Malayalam Extra"/>
+                <w:sz w:val="32"/>
+                <w:szCs w:val="40"/>
+                <w:lang w:val="it-IT"/>
               </w:rPr>
               <w:t>Z</w:t>
             </w:r>
@@ -4022,14 +4088,16 @@
                 <w:rFonts w:ascii="BRH Malayalam Extra" w:hAnsi="BRH Malayalam Extra" w:cs="BRH Malayalam Extra"/>
                 <w:sz w:val="28"/>
                 <w:szCs w:val="40"/>
-              </w:rPr>
-              <w:t>–</w:t>
-            </w:r>
-            <w:r>
-              <w:rPr>
-                <w:rFonts w:ascii="BRH Malayalam Extra" w:hAnsi="BRH Malayalam Extra" w:cs="BRH Malayalam Extra"/>
-                <w:sz w:val="32"/>
-                <w:szCs w:val="40"/>
+                <w:lang w:val="it-IT"/>
+              </w:rPr>
+              <w:t>–</w:t>
+            </w:r>
+            <w:r>
+              <w:rPr>
+                <w:rFonts w:ascii="BRH Malayalam Extra" w:hAnsi="BRH Malayalam Extra" w:cs="BRH Malayalam Extra"/>
+                <w:sz w:val="32"/>
+                <w:szCs w:val="40"/>
+                <w:lang w:val="it-IT"/>
               </w:rPr>
               <w:t>¥p</w:t>
             </w:r>
@@ -4038,6 +4106,7 @@
                 <w:rFonts w:ascii="BRH Malayalam Extra" w:hAnsi="BRH Malayalam Extra" w:cs="BRH Malayalam Extra"/>
                 <w:sz w:val="28"/>
                 <w:szCs w:val="40"/>
+                <w:lang w:val="it-IT"/>
               </w:rPr>
               <w:t>–</w:t>
             </w:r>
@@ -4047,6 +4116,7 @@
                 <w:sz w:val="32"/>
                 <w:szCs w:val="40"/>
                 <w:highlight w:val="yellow"/>
+                <w:lang w:val="it-IT"/>
               </w:rPr>
               <w:t>b</w:t>
             </w:r>
@@ -4055,6 +4125,7 @@
                 <w:rFonts w:ascii="BRH Malayalam Extra" w:hAnsi="BRH Malayalam Extra" w:cs="BRH Malayalam Extra"/>
                 <w:sz w:val="32"/>
                 <w:szCs w:val="40"/>
+                <w:lang w:val="it-IT"/>
               </w:rPr>
               <w:t xml:space="preserve">J || </w:t>
             </w:r>
@@ -4069,6 +4140,7 @@
               <w:rPr>
                 <w:rFonts w:cs="BRH Malayalam Extra"/>
                 <w:szCs w:val="40"/>
+                <w:lang w:val="it-IT"/>
               </w:rPr>
             </w:pPr>
             <w:r>
@@ -4076,6 +4148,7 @@
                 <w:rFonts w:ascii="BRH Malayalam Extra" w:hAnsi="BRH Malayalam Extra" w:cs="BRH Malayalam Extra"/>
                 <w:sz w:val="32"/>
                 <w:szCs w:val="40"/>
+                <w:lang w:val="it-IT"/>
               </w:rPr>
               <w:t>Rx</w:t>
             </w:r>
@@ -4084,14 +4157,16 @@
                 <w:rFonts w:ascii="BRH Malayalam Extra" w:hAnsi="BRH Malayalam Extra" w:cs="BRH Malayalam Extra"/>
                 <w:sz w:val="28"/>
                 <w:szCs w:val="40"/>
-              </w:rPr>
-              <w:t>–</w:t>
-            </w:r>
-            <w:r>
-              <w:rPr>
-                <w:rFonts w:ascii="BRH Malayalam Extra" w:hAnsi="BRH Malayalam Extra" w:cs="BRH Malayalam Extra"/>
-                <w:sz w:val="32"/>
-                <w:szCs w:val="40"/>
+                <w:lang w:val="it-IT"/>
+              </w:rPr>
+              <w:t>–</w:t>
+            </w:r>
+            <w:r>
+              <w:rPr>
+                <w:rFonts w:ascii="BRH Malayalam Extra" w:hAnsi="BRH Malayalam Extra" w:cs="BRH Malayalam Extra"/>
+                <w:sz w:val="32"/>
+                <w:szCs w:val="40"/>
+                <w:lang w:val="it-IT"/>
               </w:rPr>
               <w:t>Z</w:t>
             </w:r>
@@ -4100,14 +4175,16 @@
                 <w:rFonts w:ascii="BRH Malayalam Extra" w:hAnsi="BRH Malayalam Extra" w:cs="BRH Malayalam Extra"/>
                 <w:sz w:val="28"/>
                 <w:szCs w:val="40"/>
-              </w:rPr>
-              <w:t>–</w:t>
-            </w:r>
-            <w:r>
-              <w:rPr>
-                <w:rFonts w:ascii="BRH Malayalam Extra" w:hAnsi="BRH Malayalam Extra" w:cs="BRH Malayalam Extra"/>
-                <w:sz w:val="32"/>
-                <w:szCs w:val="40"/>
+                <w:lang w:val="it-IT"/>
+              </w:rPr>
+              <w:t>–</w:t>
+            </w:r>
+            <w:r>
+              <w:rPr>
+                <w:rFonts w:ascii="BRH Malayalam Extra" w:hAnsi="BRH Malayalam Extra" w:cs="BRH Malayalam Extra"/>
+                <w:sz w:val="32"/>
+                <w:szCs w:val="40"/>
+                <w:lang w:val="it-IT"/>
               </w:rPr>
               <w:t>¥p</w:t>
             </w:r>
@@ -4116,14 +4193,16 @@
                 <w:rFonts w:ascii="BRH Malayalam Extra" w:hAnsi="BRH Malayalam Extra" w:cs="BRH Malayalam Extra"/>
                 <w:sz w:val="28"/>
                 <w:szCs w:val="40"/>
-              </w:rPr>
-              <w:t>–</w:t>
-            </w:r>
-            <w:r>
-              <w:rPr>
-                <w:rFonts w:ascii="BRH Malayalam Extra" w:hAnsi="BRH Malayalam Extra" w:cs="BRH Malayalam Extra"/>
-                <w:sz w:val="32"/>
-                <w:szCs w:val="40"/>
+                <w:lang w:val="it-IT"/>
+              </w:rPr>
+              <w:t>–</w:t>
+            </w:r>
+            <w:r>
+              <w:rPr>
+                <w:rFonts w:ascii="BRH Malayalam Extra" w:hAnsi="BRH Malayalam Extra" w:cs="BRH Malayalam Extra"/>
+                <w:sz w:val="32"/>
+                <w:szCs w:val="40"/>
+                <w:lang w:val="it-IT"/>
               </w:rPr>
               <w:t>b</w:t>
             </w:r>
@@ -4132,14 +4211,16 @@
                 <w:rFonts w:ascii="BRH Malayalam Extra" w:hAnsi="BRH Malayalam Extra" w:cs="BRH Malayalam Extra"/>
                 <w:sz w:val="28"/>
                 <w:szCs w:val="40"/>
-              </w:rPr>
-              <w:t>–</w:t>
-            </w:r>
-            <w:r>
-              <w:rPr>
-                <w:rFonts w:ascii="BRH Malayalam Extra" w:hAnsi="BRH Malayalam Extra" w:cs="BRH Malayalam Extra"/>
-                <w:sz w:val="32"/>
-                <w:szCs w:val="40"/>
+                <w:lang w:val="it-IT"/>
+              </w:rPr>
+              <w:t>–</w:t>
+            </w:r>
+            <w:r>
+              <w:rPr>
+                <w:rFonts w:ascii="BRH Malayalam Extra" w:hAnsi="BRH Malayalam Extra" w:cs="BRH Malayalam Extra"/>
+                <w:sz w:val="32"/>
+                <w:szCs w:val="40"/>
+                <w:lang w:val="it-IT"/>
               </w:rPr>
               <w:t xml:space="preserve"> CZy— RxZ - ¥p</w:t>
             </w:r>
@@ -4148,14 +4229,16 @@
                 <w:rFonts w:ascii="BRH Malayalam Extra" w:hAnsi="BRH Malayalam Extra" w:cs="BRH Malayalam Extra"/>
                 <w:sz w:val="28"/>
                 <w:szCs w:val="40"/>
-              </w:rPr>
-              <w:t>–</w:t>
-            </w:r>
-            <w:r>
-              <w:rPr>
-                <w:rFonts w:ascii="BRH Malayalam Extra" w:hAnsi="BRH Malayalam Extra" w:cs="BRH Malayalam Extra"/>
-                <w:sz w:val="32"/>
-                <w:szCs w:val="40"/>
+                <w:lang w:val="it-IT"/>
+              </w:rPr>
+              <w:t>–</w:t>
+            </w:r>
+            <w:r>
+              <w:rPr>
+                <w:rFonts w:ascii="BRH Malayalam Extra" w:hAnsi="BRH Malayalam Extra" w:cs="BRH Malayalam Extra"/>
+                <w:sz w:val="32"/>
+                <w:szCs w:val="40"/>
+                <w:lang w:val="it-IT"/>
               </w:rPr>
               <w:t>b</w:t>
             </w:r>
@@ -4164,14 +4247,16 @@
                 <w:rFonts w:ascii="BRH Malayalam Extra" w:hAnsi="BRH Malayalam Extra" w:cs="BRH Malayalam Extra"/>
                 <w:sz w:val="28"/>
                 <w:szCs w:val="40"/>
-              </w:rPr>
-              <w:t>–</w:t>
-            </w:r>
-            <w:r>
-              <w:rPr>
-                <w:rFonts w:ascii="BRH Malayalam Extra" w:hAnsi="BRH Malayalam Extra" w:cs="BRH Malayalam Extra"/>
-                <w:sz w:val="32"/>
-                <w:szCs w:val="40"/>
+                <w:lang w:val="it-IT"/>
+              </w:rPr>
+              <w:t>–</w:t>
+            </w:r>
+            <w:r>
+              <w:rPr>
+                <w:rFonts w:ascii="BRH Malayalam Extra" w:hAnsi="BRH Malayalam Extra" w:cs="BRH Malayalam Extra"/>
+                <w:sz w:val="32"/>
+                <w:szCs w:val="40"/>
+                <w:lang w:val="it-IT"/>
               </w:rPr>
               <w:t xml:space="preserve">J | </w:t>
             </w:r>
@@ -4198,12 +4283,14 @@
                 <w:rFonts w:ascii="BRH Malayalam Extra" w:hAnsi="BRH Malayalam Extra" w:cs="BRH Malayalam Extra"/>
                 <w:sz w:val="32"/>
                 <w:szCs w:val="40"/>
+                <w:lang w:val="it-IT"/>
               </w:rPr>
             </w:pPr>
             <w:r>
               <w:rPr>
                 <w:rFonts w:cs="BRH Malayalam Extra"/>
                 <w:szCs w:val="40"/>
+                <w:lang w:val="it-IT"/>
               </w:rPr>
               <w:t>43</w:t>
             </w:r>
@@ -4212,6 +4299,7 @@
                 <w:rFonts w:ascii="BRH Malayalam Extra" w:hAnsi="BRH Malayalam Extra" w:cs="BRH Malayalam Extra"/>
                 <w:sz w:val="32"/>
                 <w:szCs w:val="40"/>
+                <w:lang w:val="it-IT"/>
               </w:rPr>
               <w:t>)</w:t>
             </w:r>
@@ -4220,6 +4308,7 @@
                 <w:rFonts w:ascii="BRH Malayalam Extra" w:hAnsi="BRH Malayalam Extra" w:cs="BRH Malayalam Extra"/>
                 <w:sz w:val="32"/>
                 <w:szCs w:val="40"/>
+                <w:lang w:val="it-IT"/>
               </w:rPr>
               <w:tab/>
             </w:r>
@@ -4227,6 +4316,7 @@
               <w:rPr>
                 <w:rFonts w:cs="BRH Malayalam Extra"/>
                 <w:szCs w:val="40"/>
+                <w:lang w:val="it-IT"/>
               </w:rPr>
               <w:t>1</w:t>
             </w:r>
@@ -4235,6 +4325,7 @@
                 <w:rFonts w:ascii="BRH Malayalam Extra" w:hAnsi="BRH Malayalam Extra" w:cs="BRH Malayalam Extra"/>
                 <w:sz w:val="32"/>
                 <w:szCs w:val="40"/>
+                <w:lang w:val="it-IT"/>
               </w:rPr>
               <w:t>.</w:t>
             </w:r>
@@ -4242,6 +4333,7 @@
               <w:rPr>
                 <w:rFonts w:cs="BRH Malayalam Extra"/>
                 <w:szCs w:val="40"/>
+                <w:lang w:val="it-IT"/>
               </w:rPr>
               <w:t>6</w:t>
             </w:r>
@@ -4250,6 +4342,7 @@
                 <w:rFonts w:ascii="BRH Malayalam Extra" w:hAnsi="BRH Malayalam Extra" w:cs="BRH Malayalam Extra"/>
                 <w:sz w:val="32"/>
                 <w:szCs w:val="40"/>
+                <w:lang w:val="it-IT"/>
               </w:rPr>
               <w:t>.</w:t>
             </w:r>
@@ -4257,6 +4350,7 @@
               <w:rPr>
                 <w:rFonts w:cs="BRH Malayalam Extra"/>
                 <w:szCs w:val="40"/>
+                <w:lang w:val="it-IT"/>
               </w:rPr>
               <w:t>2</w:t>
             </w:r>
@@ -4265,6 +4359,7 @@
                 <w:rFonts w:ascii="BRH Malayalam Extra" w:hAnsi="BRH Malayalam Extra" w:cs="BRH Malayalam Extra"/>
                 <w:sz w:val="32"/>
                 <w:szCs w:val="40"/>
+                <w:lang w:val="it-IT"/>
               </w:rPr>
               <w:t>.</w:t>
             </w:r>
@@ -4272,6 +4367,7 @@
               <w:rPr>
                 <w:rFonts w:cs="BRH Malayalam Extra"/>
                 <w:szCs w:val="40"/>
+                <w:lang w:val="it-IT"/>
               </w:rPr>
               <w:t>1</w:t>
             </w:r>
@@ -4280,6 +4376,7 @@
                 <w:rFonts w:ascii="BRH Malayalam Extra" w:hAnsi="BRH Malayalam Extra" w:cs="BRH Malayalam Extra"/>
                 <w:sz w:val="32"/>
                 <w:szCs w:val="40"/>
+                <w:lang w:val="it-IT"/>
               </w:rPr>
               <w:t>(</w:t>
             </w:r>
@@ -4287,6 +4384,7 @@
               <w:rPr>
                 <w:rFonts w:cs="BRH Malayalam Extra"/>
                 <w:szCs w:val="40"/>
+                <w:lang w:val="it-IT"/>
               </w:rPr>
               <w:t>34</w:t>
             </w:r>
@@ -4295,6 +4393,7 @@
                 <w:rFonts w:ascii="BRH Malayalam Extra" w:hAnsi="BRH Malayalam Extra" w:cs="BRH Malayalam Extra"/>
                 <w:sz w:val="32"/>
                 <w:szCs w:val="40"/>
+                <w:lang w:val="it-IT"/>
               </w:rPr>
               <w:t>)-  ¥pxX</w:t>
             </w:r>
@@ -4303,14 +4402,16 @@
                 <w:rFonts w:ascii="BRH Malayalam Extra" w:hAnsi="BRH Malayalam Extra" w:cs="BRH Malayalam Extra"/>
                 <w:sz w:val="28"/>
                 <w:szCs w:val="40"/>
-              </w:rPr>
-              <w:t>–</w:t>
-            </w:r>
-            <w:r>
-              <w:rPr>
-                <w:rFonts w:ascii="BRH Malayalam Extra" w:hAnsi="BRH Malayalam Extra" w:cs="BRH Malayalam Extra"/>
-                <w:sz w:val="32"/>
-                <w:szCs w:val="40"/>
+                <w:lang w:val="it-IT"/>
+              </w:rPr>
+              <w:t>–</w:t>
+            </w:r>
+            <w:r>
+              <w:rPr>
+                <w:rFonts w:ascii="BRH Malayalam Extra" w:hAnsi="BRH Malayalam Extra" w:cs="BRH Malayalam Extra"/>
+                <w:sz w:val="32"/>
+                <w:szCs w:val="40"/>
+                <w:lang w:val="it-IT"/>
               </w:rPr>
               <w:t>¥p | Rx</w:t>
             </w:r>
@@ -4319,14 +4420,16 @@
                 <w:rFonts w:ascii="BRH Malayalam Extra" w:hAnsi="BRH Malayalam Extra" w:cs="BRH Malayalam Extra"/>
                 <w:sz w:val="28"/>
                 <w:szCs w:val="40"/>
-              </w:rPr>
-              <w:t>–</w:t>
-            </w:r>
-            <w:r>
-              <w:rPr>
-                <w:rFonts w:ascii="BRH Malayalam Extra" w:hAnsi="BRH Malayalam Extra" w:cs="BRH Malayalam Extra"/>
-                <w:sz w:val="32"/>
-                <w:szCs w:val="40"/>
+                <w:lang w:val="it-IT"/>
+              </w:rPr>
+              <w:t>–</w:t>
+            </w:r>
+            <w:r>
+              <w:rPr>
+                <w:rFonts w:ascii="BRH Malayalam Extra" w:hAnsi="BRH Malayalam Extra" w:cs="BRH Malayalam Extra"/>
+                <w:sz w:val="32"/>
+                <w:szCs w:val="40"/>
+                <w:lang w:val="it-IT"/>
               </w:rPr>
               <w:t>Z</w:t>
             </w:r>
@@ -4335,14 +4438,16 @@
                 <w:rFonts w:ascii="BRH Malayalam Extra" w:hAnsi="BRH Malayalam Extra" w:cs="BRH Malayalam Extra"/>
                 <w:sz w:val="28"/>
                 <w:szCs w:val="40"/>
-              </w:rPr>
-              <w:t>–</w:t>
-            </w:r>
-            <w:r>
-              <w:rPr>
-                <w:rFonts w:ascii="BRH Malayalam Extra" w:hAnsi="BRH Malayalam Extra" w:cs="BRH Malayalam Extra"/>
-                <w:sz w:val="32"/>
-                <w:szCs w:val="40"/>
+                <w:lang w:val="it-IT"/>
+              </w:rPr>
+              <w:t>–</w:t>
+            </w:r>
+            <w:r>
+              <w:rPr>
+                <w:rFonts w:ascii="BRH Malayalam Extra" w:hAnsi="BRH Malayalam Extra" w:cs="BRH Malayalam Extra"/>
+                <w:sz w:val="32"/>
+                <w:szCs w:val="40"/>
+                <w:lang w:val="it-IT"/>
               </w:rPr>
               <w:t>¥p</w:t>
             </w:r>
@@ -4351,6 +4456,7 @@
                 <w:rFonts w:ascii="BRH Malayalam Extra" w:hAnsi="BRH Malayalam Extra" w:cs="BRH Malayalam Extra"/>
                 <w:sz w:val="28"/>
                 <w:szCs w:val="40"/>
+                <w:lang w:val="it-IT"/>
               </w:rPr>
               <w:t>–</w:t>
             </w:r>
@@ -4360,6 +4466,7 @@
                 <w:sz w:val="32"/>
                 <w:szCs w:val="40"/>
                 <w:highlight w:val="green"/>
+                <w:lang w:val="it-IT"/>
               </w:rPr>
               <w:t>b</w:t>
             </w:r>
@@ -4368,14 +4475,16 @@
                 <w:rFonts w:ascii="BRH Malayalam Extra" w:hAnsi="BRH Malayalam Extra" w:cs="BRH Malayalam Extra"/>
                 <w:sz w:val="28"/>
                 <w:szCs w:val="40"/>
-              </w:rPr>
-              <w:t>–</w:t>
-            </w:r>
-            <w:r>
-              <w:rPr>
-                <w:rFonts w:ascii="BRH Malayalam Extra" w:hAnsi="BRH Malayalam Extra" w:cs="BRH Malayalam Extra"/>
-                <w:sz w:val="32"/>
-                <w:szCs w:val="40"/>
+                <w:lang w:val="it-IT"/>
+              </w:rPr>
+              <w:t>–</w:t>
+            </w:r>
+            <w:r>
+              <w:rPr>
+                <w:rFonts w:ascii="BRH Malayalam Extra" w:hAnsi="BRH Malayalam Extra" w:cs="BRH Malayalam Extra"/>
+                <w:sz w:val="32"/>
+                <w:szCs w:val="40"/>
+                <w:lang w:val="it-IT"/>
               </w:rPr>
               <w:t xml:space="preserve">J || </w:t>
             </w:r>
@@ -4391,6 +4500,7 @@
                 <w:rFonts w:ascii="BRH Malayalam Extra" w:hAnsi="BRH Malayalam Extra" w:cs="BRH Malayalam Extra"/>
                 <w:sz w:val="32"/>
                 <w:szCs w:val="40"/>
+                <w:lang w:val="it-IT"/>
               </w:rPr>
             </w:pPr>
             <w:r>
@@ -4398,6 +4508,7 @@
                 <w:rFonts w:ascii="BRH Malayalam Extra" w:hAnsi="BRH Malayalam Extra" w:cs="BRH Malayalam Extra"/>
                 <w:sz w:val="32"/>
                 <w:szCs w:val="40"/>
+                <w:lang w:val="it-IT"/>
               </w:rPr>
               <w:t>¥pxX</w:t>
             </w:r>
@@ -4406,14 +4517,16 @@
                 <w:rFonts w:ascii="BRH Malayalam Extra" w:hAnsi="BRH Malayalam Extra" w:cs="BRH Malayalam Extra"/>
                 <w:sz w:val="28"/>
                 <w:szCs w:val="40"/>
-              </w:rPr>
-              <w:t>–</w:t>
-            </w:r>
-            <w:r>
-              <w:rPr>
-                <w:rFonts w:ascii="BRH Malayalam Extra" w:hAnsi="BRH Malayalam Extra" w:cs="BRH Malayalam Extra"/>
-                <w:sz w:val="32"/>
-                <w:szCs w:val="40"/>
+                <w:lang w:val="it-IT"/>
+              </w:rPr>
+              <w:t>–</w:t>
+            </w:r>
+            <w:r>
+              <w:rPr>
+                <w:rFonts w:ascii="BRH Malayalam Extra" w:hAnsi="BRH Malayalam Extra" w:cs="BRH Malayalam Extra"/>
+                <w:sz w:val="32"/>
+                <w:szCs w:val="40"/>
+                <w:lang w:val="it-IT"/>
               </w:rPr>
               <w:t>¥p Rx—Z</w:t>
             </w:r>
@@ -4423,6 +4536,7 @@
                 <w:sz w:val="32"/>
                 <w:szCs w:val="40"/>
                 <w:highlight w:val="green"/>
+                <w:lang w:val="it-IT"/>
               </w:rPr>
               <w:t>¥p</w:t>
             </w:r>
@@ -4431,6 +4545,7 @@
                 <w:rFonts w:ascii="BRH Malayalam Extra" w:hAnsi="BRH Malayalam Extra" w:cs="BRH Malayalam Extra"/>
                 <w:sz w:val="32"/>
                 <w:szCs w:val="40"/>
+                <w:lang w:val="it-IT"/>
               </w:rPr>
               <w:t xml:space="preserve">¥bx </w:t>
             </w:r>
@@ -4440,6 +4555,7 @@
                 <w:sz w:val="32"/>
                 <w:szCs w:val="40"/>
                 <w:highlight w:val="green"/>
+                <w:lang w:val="it-IT"/>
               </w:rPr>
               <w:t>Rx</w:t>
             </w:r>
@@ -4448,6 +4564,7 @@
                 <w:rFonts w:ascii="BRH Malayalam Extra" w:hAnsi="BRH Malayalam Extra" w:cs="BRH Malayalam Extra"/>
                 <w:sz w:val="32"/>
                 <w:szCs w:val="40"/>
+                <w:lang w:val="it-IT"/>
               </w:rPr>
               <w:t>Z¥p</w:t>
             </w:r>
@@ -4456,14 +4573,16 @@
                 <w:rFonts w:ascii="BRH Malayalam Extra" w:hAnsi="BRH Malayalam Extra" w:cs="BRH Malayalam Extra"/>
                 <w:sz w:val="28"/>
                 <w:szCs w:val="40"/>
-              </w:rPr>
-              <w:t>–</w:t>
-            </w:r>
-            <w:r>
-              <w:rPr>
-                <w:rFonts w:ascii="BRH Malayalam Extra" w:hAnsi="BRH Malayalam Extra" w:cs="BRH Malayalam Extra"/>
-                <w:sz w:val="32"/>
-                <w:szCs w:val="40"/>
+                <w:lang w:val="it-IT"/>
+              </w:rPr>
+              <w:t>–</w:t>
+            </w:r>
+            <w:r>
+              <w:rPr>
+                <w:rFonts w:ascii="BRH Malayalam Extra" w:hAnsi="BRH Malayalam Extra" w:cs="BRH Malayalam Extra"/>
+                <w:sz w:val="32"/>
+                <w:szCs w:val="40"/>
+                <w:lang w:val="it-IT"/>
               </w:rPr>
               <w:t>¥bx ¥pxX</w:t>
             </w:r>
@@ -4472,14 +4591,16 @@
                 <w:rFonts w:ascii="BRH Malayalam Extra" w:hAnsi="BRH Malayalam Extra" w:cs="BRH Malayalam Extra"/>
                 <w:sz w:val="28"/>
                 <w:szCs w:val="40"/>
-              </w:rPr>
-              <w:t>–</w:t>
-            </w:r>
-            <w:r>
-              <w:rPr>
-                <w:rFonts w:ascii="BRH Malayalam Extra" w:hAnsi="BRH Malayalam Extra" w:cs="BRH Malayalam Extra"/>
-                <w:sz w:val="32"/>
-                <w:szCs w:val="40"/>
+                <w:lang w:val="it-IT"/>
+              </w:rPr>
+              <w:t>–</w:t>
+            </w:r>
+            <w:r>
+              <w:rPr>
+                <w:rFonts w:ascii="BRH Malayalam Extra" w:hAnsi="BRH Malayalam Extra" w:cs="BRH Malayalam Extra"/>
+                <w:sz w:val="32"/>
+                <w:szCs w:val="40"/>
+                <w:lang w:val="it-IT"/>
               </w:rPr>
               <w:t>¥p ¥pxX</w:t>
             </w:r>
@@ -4488,14 +4609,16 @@
                 <w:rFonts w:ascii="BRH Malayalam Extra" w:hAnsi="BRH Malayalam Extra" w:cs="BRH Malayalam Extra"/>
                 <w:sz w:val="28"/>
                 <w:szCs w:val="40"/>
-              </w:rPr>
-              <w:t>–</w:t>
-            </w:r>
-            <w:r>
-              <w:rPr>
-                <w:rFonts w:ascii="BRH Malayalam Extra" w:hAnsi="BRH Malayalam Extra" w:cs="BRH Malayalam Extra"/>
-                <w:sz w:val="32"/>
-                <w:szCs w:val="40"/>
+                <w:lang w:val="it-IT"/>
+              </w:rPr>
+              <w:t>–</w:t>
+            </w:r>
+            <w:r>
+              <w:rPr>
+                <w:rFonts w:ascii="BRH Malayalam Extra" w:hAnsi="BRH Malayalam Extra" w:cs="BRH Malayalam Extra"/>
+                <w:sz w:val="32"/>
+                <w:szCs w:val="40"/>
+                <w:lang w:val="it-IT"/>
               </w:rPr>
               <w:t>¥p Rx—Z¥</w:t>
             </w:r>
@@ -4505,6 +4628,7 @@
                 <w:sz w:val="32"/>
                 <w:szCs w:val="40"/>
                 <w:highlight w:val="green"/>
+                <w:lang w:val="it-IT"/>
               </w:rPr>
               <w:t>p</w:t>
             </w:r>
@@ -4513,6 +4637,7 @@
                 <w:rFonts w:ascii="BRH Malayalam Extra" w:hAnsi="BRH Malayalam Extra" w:cs="BRH Malayalam Extra"/>
                 <w:sz w:val="32"/>
                 <w:szCs w:val="40"/>
+                <w:lang w:val="it-IT"/>
               </w:rPr>
               <w:t xml:space="preserve">bJ | </w:t>
             </w:r>
@@ -4528,12 +4653,14 @@
                 <w:rFonts w:ascii="BRH Malayalam Extra" w:hAnsi="BRH Malayalam Extra" w:cs="BRH Malayalam Extra"/>
                 <w:sz w:val="32"/>
                 <w:szCs w:val="40"/>
+                <w:lang w:val="it-IT"/>
               </w:rPr>
             </w:pPr>
             <w:r>
               <w:rPr>
                 <w:rFonts w:cs="BRH Malayalam Extra"/>
                 <w:szCs w:val="40"/>
+                <w:lang w:val="it-IT"/>
               </w:rPr>
               <w:t>44</w:t>
             </w:r>
@@ -4542,6 +4669,7 @@
                 <w:rFonts w:ascii="BRH Malayalam Extra" w:hAnsi="BRH Malayalam Extra" w:cs="BRH Malayalam Extra"/>
                 <w:sz w:val="32"/>
                 <w:szCs w:val="40"/>
+                <w:lang w:val="it-IT"/>
               </w:rPr>
               <w:t>)</w:t>
             </w:r>
@@ -4550,6 +4678,7 @@
                 <w:rFonts w:ascii="BRH Malayalam Extra" w:hAnsi="BRH Malayalam Extra" w:cs="BRH Malayalam Extra"/>
                 <w:sz w:val="32"/>
                 <w:szCs w:val="40"/>
+                <w:lang w:val="it-IT"/>
               </w:rPr>
               <w:tab/>
             </w:r>
@@ -4557,6 +4686,7 @@
               <w:rPr>
                 <w:rFonts w:cs="BRH Malayalam Extra"/>
                 <w:szCs w:val="40"/>
+                <w:lang w:val="it-IT"/>
               </w:rPr>
               <w:t>1</w:t>
             </w:r>
@@ -4565,6 +4695,7 @@
                 <w:rFonts w:ascii="BRH Malayalam Extra" w:hAnsi="BRH Malayalam Extra" w:cs="BRH Malayalam Extra"/>
                 <w:sz w:val="32"/>
                 <w:szCs w:val="40"/>
+                <w:lang w:val="it-IT"/>
               </w:rPr>
               <w:t>.</w:t>
             </w:r>
@@ -4572,6 +4703,7 @@
               <w:rPr>
                 <w:rFonts w:cs="BRH Malayalam Extra"/>
                 <w:szCs w:val="40"/>
+                <w:lang w:val="it-IT"/>
               </w:rPr>
               <w:t>6</w:t>
             </w:r>
@@ -4580,6 +4712,7 @@
                 <w:rFonts w:ascii="BRH Malayalam Extra" w:hAnsi="BRH Malayalam Extra" w:cs="BRH Malayalam Extra"/>
                 <w:sz w:val="32"/>
                 <w:szCs w:val="40"/>
+                <w:lang w:val="it-IT"/>
               </w:rPr>
               <w:t>.</w:t>
             </w:r>
@@ -4587,6 +4720,7 @@
               <w:rPr>
                 <w:rFonts w:cs="BRH Malayalam Extra"/>
                 <w:szCs w:val="40"/>
+                <w:lang w:val="it-IT"/>
               </w:rPr>
               <w:t>2</w:t>
             </w:r>
@@ -4595,6 +4729,7 @@
                 <w:rFonts w:ascii="BRH Malayalam Extra" w:hAnsi="BRH Malayalam Extra" w:cs="BRH Malayalam Extra"/>
                 <w:sz w:val="32"/>
                 <w:szCs w:val="40"/>
+                <w:lang w:val="it-IT"/>
               </w:rPr>
               <w:t>.</w:t>
             </w:r>
@@ -4602,6 +4737,7 @@
               <w:rPr>
                 <w:rFonts w:cs="BRH Malayalam Extra"/>
                 <w:szCs w:val="40"/>
+                <w:lang w:val="it-IT"/>
               </w:rPr>
               <w:t>1</w:t>
             </w:r>
@@ -4610,6 +4746,7 @@
                 <w:rFonts w:ascii="BRH Malayalam Extra" w:hAnsi="BRH Malayalam Extra" w:cs="BRH Malayalam Extra"/>
                 <w:sz w:val="32"/>
                 <w:szCs w:val="40"/>
+                <w:lang w:val="it-IT"/>
               </w:rPr>
               <w:t>(</w:t>
             </w:r>
@@ -4617,6 +4754,7 @@
               <w:rPr>
                 <w:rFonts w:cs="BRH Malayalam Extra"/>
                 <w:szCs w:val="40"/>
+                <w:lang w:val="it-IT"/>
               </w:rPr>
               <w:t>35</w:t>
             </w:r>
@@ -4625,6 +4763,7 @@
                 <w:rFonts w:ascii="BRH Malayalam Extra" w:hAnsi="BRH Malayalam Extra" w:cs="BRH Malayalam Extra"/>
                 <w:sz w:val="32"/>
                 <w:szCs w:val="40"/>
+                <w:lang w:val="it-IT"/>
               </w:rPr>
               <w:t>)-  Rx</w:t>
             </w:r>
@@ -4633,14 +4772,16 @@
                 <w:rFonts w:ascii="BRH Malayalam Extra" w:hAnsi="BRH Malayalam Extra" w:cs="BRH Malayalam Extra"/>
                 <w:sz w:val="28"/>
                 <w:szCs w:val="40"/>
-              </w:rPr>
-              <w:t>–</w:t>
-            </w:r>
-            <w:r>
-              <w:rPr>
-                <w:rFonts w:ascii="BRH Malayalam Extra" w:hAnsi="BRH Malayalam Extra" w:cs="BRH Malayalam Extra"/>
-                <w:sz w:val="32"/>
-                <w:szCs w:val="40"/>
+                <w:lang w:val="it-IT"/>
+              </w:rPr>
+              <w:t>–</w:t>
+            </w:r>
+            <w:r>
+              <w:rPr>
+                <w:rFonts w:ascii="BRH Malayalam Extra" w:hAnsi="BRH Malayalam Extra" w:cs="BRH Malayalam Extra"/>
+                <w:sz w:val="32"/>
+                <w:szCs w:val="40"/>
+                <w:lang w:val="it-IT"/>
               </w:rPr>
               <w:t>Z</w:t>
             </w:r>
@@ -4649,14 +4790,16 @@
                 <w:rFonts w:ascii="BRH Malayalam Extra" w:hAnsi="BRH Malayalam Extra" w:cs="BRH Malayalam Extra"/>
                 <w:sz w:val="28"/>
                 <w:szCs w:val="40"/>
-              </w:rPr>
-              <w:t>–</w:t>
-            </w:r>
-            <w:r>
-              <w:rPr>
-                <w:rFonts w:ascii="BRH Malayalam Extra" w:hAnsi="BRH Malayalam Extra" w:cs="BRH Malayalam Extra"/>
-                <w:sz w:val="32"/>
-                <w:szCs w:val="40"/>
+                <w:lang w:val="it-IT"/>
+              </w:rPr>
+              <w:t>–</w:t>
+            </w:r>
+            <w:r>
+              <w:rPr>
+                <w:rFonts w:ascii="BRH Malayalam Extra" w:hAnsi="BRH Malayalam Extra" w:cs="BRH Malayalam Extra"/>
+                <w:sz w:val="32"/>
+                <w:szCs w:val="40"/>
+                <w:lang w:val="it-IT"/>
               </w:rPr>
               <w:t>¥p</w:t>
             </w:r>
@@ -4666,6 +4809,7 @@
                 <w:sz w:val="28"/>
                 <w:szCs w:val="40"/>
                 <w:highlight w:val="green"/>
+                <w:lang w:val="it-IT"/>
               </w:rPr>
               <w:t>–</w:t>
             </w:r>
@@ -4675,6 +4819,7 @@
                 <w:sz w:val="32"/>
                 <w:szCs w:val="40"/>
                 <w:highlight w:val="green"/>
+                <w:lang w:val="it-IT"/>
               </w:rPr>
               <w:t>b</w:t>
             </w:r>
@@ -4683,14 +4828,16 @@
                 <w:rFonts w:ascii="BRH Malayalam Extra" w:hAnsi="BRH Malayalam Extra" w:cs="BRH Malayalam Extra"/>
                 <w:sz w:val="28"/>
                 <w:szCs w:val="40"/>
-              </w:rPr>
-              <w:t>–</w:t>
-            </w:r>
-            <w:r>
-              <w:rPr>
-                <w:rFonts w:ascii="BRH Malayalam Extra" w:hAnsi="BRH Malayalam Extra" w:cs="BRH Malayalam Extra"/>
-                <w:sz w:val="32"/>
-                <w:szCs w:val="40"/>
+                <w:lang w:val="it-IT"/>
+              </w:rPr>
+              <w:t>–</w:t>
+            </w:r>
+            <w:r>
+              <w:rPr>
+                <w:rFonts w:ascii="BRH Malayalam Extra" w:hAnsi="BRH Malayalam Extra" w:cs="BRH Malayalam Extra"/>
+                <w:sz w:val="32"/>
+                <w:szCs w:val="40"/>
+                <w:lang w:val="it-IT"/>
               </w:rPr>
               <w:t xml:space="preserve">J || </w:t>
             </w:r>
@@ -4705,6 +4852,7 @@
               <w:rPr>
                 <w:rFonts w:cs="BRH Malayalam Extra"/>
                 <w:szCs w:val="40"/>
+                <w:lang w:val="it-IT"/>
               </w:rPr>
             </w:pPr>
             <w:r>
@@ -4712,6 +4860,7 @@
                 <w:rFonts w:ascii="BRH Malayalam Extra" w:hAnsi="BRH Malayalam Extra" w:cs="BRH Malayalam Extra"/>
                 <w:sz w:val="32"/>
                 <w:szCs w:val="40"/>
+                <w:lang w:val="it-IT"/>
               </w:rPr>
               <w:t>Rx</w:t>
             </w:r>
@@ -4720,14 +4869,16 @@
                 <w:rFonts w:ascii="BRH Malayalam Extra" w:hAnsi="BRH Malayalam Extra" w:cs="BRH Malayalam Extra"/>
                 <w:sz w:val="28"/>
                 <w:szCs w:val="40"/>
-              </w:rPr>
-              <w:t>–</w:t>
-            </w:r>
-            <w:r>
-              <w:rPr>
-                <w:rFonts w:ascii="BRH Malayalam Extra" w:hAnsi="BRH Malayalam Extra" w:cs="BRH Malayalam Extra"/>
-                <w:sz w:val="32"/>
-                <w:szCs w:val="40"/>
+                <w:lang w:val="it-IT"/>
+              </w:rPr>
+              <w:t>–</w:t>
+            </w:r>
+            <w:r>
+              <w:rPr>
+                <w:rFonts w:ascii="BRH Malayalam Extra" w:hAnsi="BRH Malayalam Extra" w:cs="BRH Malayalam Extra"/>
+                <w:sz w:val="32"/>
+                <w:szCs w:val="40"/>
+                <w:lang w:val="it-IT"/>
               </w:rPr>
               <w:t>Z</w:t>
             </w:r>
@@ -4736,14 +4887,16 @@
                 <w:rFonts w:ascii="BRH Malayalam Extra" w:hAnsi="BRH Malayalam Extra" w:cs="BRH Malayalam Extra"/>
                 <w:sz w:val="28"/>
                 <w:szCs w:val="40"/>
-              </w:rPr>
-              <w:t>–</w:t>
-            </w:r>
-            <w:r>
-              <w:rPr>
-                <w:rFonts w:ascii="BRH Malayalam Extra" w:hAnsi="BRH Malayalam Extra" w:cs="BRH Malayalam Extra"/>
-                <w:sz w:val="32"/>
-                <w:szCs w:val="40"/>
+                <w:lang w:val="it-IT"/>
+              </w:rPr>
+              <w:t>–</w:t>
+            </w:r>
+            <w:r>
+              <w:rPr>
+                <w:rFonts w:ascii="BRH Malayalam Extra" w:hAnsi="BRH Malayalam Extra" w:cs="BRH Malayalam Extra"/>
+                <w:sz w:val="32"/>
+                <w:szCs w:val="40"/>
+                <w:lang w:val="it-IT"/>
               </w:rPr>
               <w:t>¥p</w:t>
             </w:r>
@@ -4752,14 +4905,16 @@
                 <w:rFonts w:ascii="BRH Malayalam Extra" w:hAnsi="BRH Malayalam Extra" w:cs="BRH Malayalam Extra"/>
                 <w:sz w:val="28"/>
                 <w:szCs w:val="40"/>
-              </w:rPr>
-              <w:t>–</w:t>
-            </w:r>
-            <w:r>
-              <w:rPr>
-                <w:rFonts w:ascii="BRH Malayalam Extra" w:hAnsi="BRH Malayalam Extra" w:cs="BRH Malayalam Extra"/>
-                <w:sz w:val="32"/>
-                <w:szCs w:val="40"/>
+                <w:lang w:val="it-IT"/>
+              </w:rPr>
+              <w:t>–</w:t>
+            </w:r>
+            <w:r>
+              <w:rPr>
+                <w:rFonts w:ascii="BRH Malayalam Extra" w:hAnsi="BRH Malayalam Extra" w:cs="BRH Malayalam Extra"/>
+                <w:sz w:val="32"/>
+                <w:szCs w:val="40"/>
+                <w:lang w:val="it-IT"/>
               </w:rPr>
               <w:t>b</w:t>
             </w:r>
@@ -4768,14 +4923,16 @@
                 <w:rFonts w:ascii="BRH Malayalam Extra" w:hAnsi="BRH Malayalam Extra" w:cs="BRH Malayalam Extra"/>
                 <w:sz w:val="28"/>
                 <w:szCs w:val="40"/>
-              </w:rPr>
-              <w:t>–</w:t>
-            </w:r>
-            <w:r>
-              <w:rPr>
-                <w:rFonts w:ascii="BRH Malayalam Extra" w:hAnsi="BRH Malayalam Extra" w:cs="BRH Malayalam Extra"/>
-                <w:sz w:val="32"/>
-                <w:szCs w:val="40"/>
+                <w:lang w:val="it-IT"/>
+              </w:rPr>
+              <w:t>–</w:t>
+            </w:r>
+            <w:r>
+              <w:rPr>
+                <w:rFonts w:ascii="BRH Malayalam Extra" w:hAnsi="BRH Malayalam Extra" w:cs="BRH Malayalam Extra"/>
+                <w:sz w:val="32"/>
+                <w:szCs w:val="40"/>
+                <w:lang w:val="it-IT"/>
               </w:rPr>
               <w:t xml:space="preserve"> CZy— RxZ - ¥p</w:t>
             </w:r>
@@ -4784,14 +4941,16 @@
                 <w:rFonts w:ascii="BRH Malayalam Extra" w:hAnsi="BRH Malayalam Extra" w:cs="BRH Malayalam Extra"/>
                 <w:sz w:val="28"/>
                 <w:szCs w:val="40"/>
-              </w:rPr>
-              <w:t>–</w:t>
-            </w:r>
-            <w:r>
-              <w:rPr>
-                <w:rFonts w:ascii="BRH Malayalam Extra" w:hAnsi="BRH Malayalam Extra" w:cs="BRH Malayalam Extra"/>
-                <w:sz w:val="32"/>
-                <w:szCs w:val="40"/>
+                <w:lang w:val="it-IT"/>
+              </w:rPr>
+              <w:t>–</w:t>
+            </w:r>
+            <w:r>
+              <w:rPr>
+                <w:rFonts w:ascii="BRH Malayalam Extra" w:hAnsi="BRH Malayalam Extra" w:cs="BRH Malayalam Extra"/>
+                <w:sz w:val="32"/>
+                <w:szCs w:val="40"/>
+                <w:lang w:val="it-IT"/>
               </w:rPr>
               <w:t>b</w:t>
             </w:r>
@@ -4800,14 +4959,16 @@
                 <w:rFonts w:ascii="BRH Malayalam Extra" w:hAnsi="BRH Malayalam Extra" w:cs="BRH Malayalam Extra"/>
                 <w:sz w:val="28"/>
                 <w:szCs w:val="40"/>
-              </w:rPr>
-              <w:t>–</w:t>
-            </w:r>
-            <w:r>
-              <w:rPr>
-                <w:rFonts w:ascii="BRH Malayalam Extra" w:hAnsi="BRH Malayalam Extra" w:cs="BRH Malayalam Extra"/>
-                <w:sz w:val="32"/>
-                <w:szCs w:val="40"/>
+                <w:lang w:val="it-IT"/>
+              </w:rPr>
+              <w:t>–</w:t>
+            </w:r>
+            <w:r>
+              <w:rPr>
+                <w:rFonts w:ascii="BRH Malayalam Extra" w:hAnsi="BRH Malayalam Extra" w:cs="BRH Malayalam Extra"/>
+                <w:sz w:val="32"/>
+                <w:szCs w:val="40"/>
+                <w:lang w:val="it-IT"/>
               </w:rPr>
               <w:t xml:space="preserve">J | </w:t>
             </w:r>
@@ -4839,12 +5000,14 @@
                 <w:rFonts w:ascii="BRH Malayalam Extra" w:hAnsi="BRH Malayalam Extra" w:cs="BRH Malayalam Extra"/>
                 <w:sz w:val="32"/>
                 <w:szCs w:val="40"/>
+                <w:lang w:val="it-IT"/>
               </w:rPr>
             </w:pPr>
             <w:r>
               <w:rPr>
                 <w:rFonts w:cs="BRH Malayalam Extra"/>
                 <w:szCs w:val="40"/>
+                <w:lang w:val="it-IT"/>
               </w:rPr>
               <w:t>30</w:t>
             </w:r>
@@ -4853,6 +5016,7 @@
                 <w:rFonts w:ascii="BRH Malayalam Extra" w:hAnsi="BRH Malayalam Extra" w:cs="BRH Malayalam Extra"/>
                 <w:sz w:val="32"/>
                 <w:szCs w:val="40"/>
+                <w:lang w:val="it-IT"/>
               </w:rPr>
               <w:t>)</w:t>
             </w:r>
@@ -4861,6 +5025,7 @@
                 <w:rFonts w:ascii="BRH Malayalam Extra" w:hAnsi="BRH Malayalam Extra" w:cs="BRH Malayalam Extra"/>
                 <w:sz w:val="32"/>
                 <w:szCs w:val="40"/>
+                <w:lang w:val="it-IT"/>
               </w:rPr>
               <w:tab/>
             </w:r>
@@ -4868,6 +5033,7 @@
               <w:rPr>
                 <w:rFonts w:cs="BRH Malayalam Extra"/>
                 <w:szCs w:val="40"/>
+                <w:lang w:val="it-IT"/>
               </w:rPr>
               <w:t>1</w:t>
             </w:r>
@@ -4876,6 +5042,7 @@
                 <w:rFonts w:ascii="BRH Malayalam Extra" w:hAnsi="BRH Malayalam Extra" w:cs="BRH Malayalam Extra"/>
                 <w:sz w:val="32"/>
                 <w:szCs w:val="40"/>
+                <w:lang w:val="it-IT"/>
               </w:rPr>
               <w:t>.</w:t>
             </w:r>
@@ -4883,6 +5050,7 @@
               <w:rPr>
                 <w:rFonts w:cs="BRH Malayalam Extra"/>
                 <w:szCs w:val="40"/>
+                <w:lang w:val="it-IT"/>
               </w:rPr>
               <w:t>6</w:t>
             </w:r>
@@ -4891,6 +5059,7 @@
                 <w:rFonts w:ascii="BRH Malayalam Extra" w:hAnsi="BRH Malayalam Extra" w:cs="BRH Malayalam Extra"/>
                 <w:sz w:val="32"/>
                 <w:szCs w:val="40"/>
+                <w:lang w:val="it-IT"/>
               </w:rPr>
               <w:t>.</w:t>
             </w:r>
@@ -4898,6 +5067,7 @@
               <w:rPr>
                 <w:rFonts w:cs="BRH Malayalam Extra"/>
                 <w:szCs w:val="40"/>
+                <w:lang w:val="it-IT"/>
               </w:rPr>
               <w:t>4</w:t>
             </w:r>
@@ -4906,6 +5076,7 @@
                 <w:rFonts w:ascii="BRH Malayalam Extra" w:hAnsi="BRH Malayalam Extra" w:cs="BRH Malayalam Extra"/>
                 <w:sz w:val="32"/>
                 <w:szCs w:val="40"/>
+                <w:lang w:val="it-IT"/>
               </w:rPr>
               <w:t>.</w:t>
             </w:r>
@@ -4913,6 +5084,7 @@
               <w:rPr>
                 <w:rFonts w:cs="BRH Malayalam Extra"/>
                 <w:szCs w:val="40"/>
+                <w:lang w:val="it-IT"/>
               </w:rPr>
               <w:t>2</w:t>
             </w:r>
@@ -4921,6 +5093,7 @@
                 <w:rFonts w:ascii="BRH Malayalam Extra" w:hAnsi="BRH Malayalam Extra" w:cs="BRH Malayalam Extra"/>
                 <w:sz w:val="32"/>
                 <w:szCs w:val="40"/>
+                <w:lang w:val="it-IT"/>
               </w:rPr>
               <w:t>(</w:t>
             </w:r>
@@ -4928,6 +5101,7 @@
               <w:rPr>
                 <w:rFonts w:cs="BRH Malayalam Extra"/>
                 <w:szCs w:val="40"/>
+                <w:lang w:val="it-IT"/>
               </w:rPr>
               <w:t>23</w:t>
             </w:r>
@@ -4936,6 +5110,7 @@
                 <w:rFonts w:ascii="BRH Malayalam Extra" w:hAnsi="BRH Malayalam Extra" w:cs="BRH Malayalam Extra"/>
                 <w:sz w:val="32"/>
                 <w:szCs w:val="40"/>
+                <w:lang w:val="it-IT"/>
               </w:rPr>
               <w:t>)-  A</w:t>
             </w:r>
@@ -4944,14 +5119,16 @@
                 <w:rFonts w:ascii="BRH Malayalam Extra" w:hAnsi="BRH Malayalam Extra" w:cs="BRH Malayalam Extra"/>
                 <w:sz w:val="28"/>
                 <w:szCs w:val="40"/>
-              </w:rPr>
-              <w:t>–</w:t>
-            </w:r>
-            <w:r>
-              <w:rPr>
-                <w:rFonts w:ascii="BRH Malayalam Extra" w:hAnsi="BRH Malayalam Extra" w:cs="BRH Malayalam Extra"/>
-                <w:sz w:val="32"/>
-                <w:szCs w:val="40"/>
+                <w:lang w:val="it-IT"/>
+              </w:rPr>
+              <w:t>–</w:t>
+            </w:r>
+            <w:r>
+              <w:rPr>
+                <w:rFonts w:ascii="BRH Malayalam Extra" w:hAnsi="BRH Malayalam Extra" w:cs="BRH Malayalam Extra"/>
+                <w:sz w:val="32"/>
+                <w:szCs w:val="40"/>
+                <w:lang w:val="it-IT"/>
               </w:rPr>
               <w:t>öM</w:t>
             </w:r>
@@ -4960,14 +5137,16 @@
                 <w:rFonts w:ascii="BRH Malayalam Extra" w:hAnsi="BRH Malayalam Extra" w:cs="BRH Malayalam Extra"/>
                 <w:sz w:val="28"/>
                 <w:szCs w:val="40"/>
-              </w:rPr>
-              <w:t>–</w:t>
-            </w:r>
-            <w:r>
-              <w:rPr>
-                <w:rFonts w:ascii="BRH Malayalam Extra" w:hAnsi="BRH Malayalam Extra" w:cs="BRH Malayalam Extra"/>
-                <w:sz w:val="32"/>
-                <w:szCs w:val="40"/>
+                <w:lang w:val="it-IT"/>
+              </w:rPr>
+              <w:t>–</w:t>
+            </w:r>
+            <w:r>
+              <w:rPr>
+                <w:rFonts w:ascii="BRH Malayalam Extra" w:hAnsi="BRH Malayalam Extra" w:cs="BRH Malayalam Extra"/>
+                <w:sz w:val="32"/>
+                <w:szCs w:val="40"/>
+                <w:lang w:val="it-IT"/>
               </w:rPr>
               <w:t>hz</w:t>
             </w:r>
@@ -4976,14 +5155,16 @@
                 <w:rFonts w:ascii="BRH Malayalam Extra" w:hAnsi="BRH Malayalam Extra" w:cs="BRH Malayalam Extra"/>
                 <w:sz w:val="28"/>
                 <w:szCs w:val="40"/>
-              </w:rPr>
-              <w:t>–</w:t>
-            </w:r>
-            <w:r>
-              <w:rPr>
-                <w:rFonts w:ascii="BRH Malayalam Extra" w:hAnsi="BRH Malayalam Extra" w:cs="BRH Malayalam Extra"/>
-                <w:sz w:val="32"/>
-                <w:szCs w:val="40"/>
+                <w:lang w:val="it-IT"/>
+              </w:rPr>
+              <w:t>–</w:t>
+            </w:r>
+            <w:r>
+              <w:rPr>
+                <w:rFonts w:ascii="BRH Malayalam Extra" w:hAnsi="BRH Malayalam Extra" w:cs="BRH Malayalam Extra"/>
+                <w:sz w:val="32"/>
+                <w:szCs w:val="40"/>
+                <w:lang w:val="it-IT"/>
               </w:rPr>
               <w:t>Z§ ||</w:t>
             </w:r>
@@ -4998,6 +5179,7 @@
               <w:rPr>
                 <w:rFonts w:cs="BRH Malayalam Extra"/>
                 <w:szCs w:val="40"/>
+                <w:lang w:val="it-IT"/>
               </w:rPr>
             </w:pPr>
             <w:r>
@@ -5005,6 +5187,7 @@
                 <w:rFonts w:ascii="BRH Malayalam Extra" w:hAnsi="BRH Malayalam Extra" w:cs="BRH Malayalam Extra"/>
                 <w:sz w:val="32"/>
                 <w:szCs w:val="40"/>
+                <w:lang w:val="it-IT"/>
               </w:rPr>
               <w:t>A</w:t>
             </w:r>
@@ -5013,14 +5196,16 @@
                 <w:rFonts w:ascii="BRH Malayalam Extra" w:hAnsi="BRH Malayalam Extra" w:cs="BRH Malayalam Extra"/>
                 <w:sz w:val="28"/>
                 <w:szCs w:val="40"/>
-              </w:rPr>
-              <w:t>–</w:t>
-            </w:r>
-            <w:r>
-              <w:rPr>
-                <w:rFonts w:ascii="BRH Malayalam Extra" w:hAnsi="BRH Malayalam Extra" w:cs="BRH Malayalam Extra"/>
-                <w:sz w:val="32"/>
-                <w:szCs w:val="40"/>
+                <w:lang w:val="it-IT"/>
+              </w:rPr>
+              <w:t>–</w:t>
+            </w:r>
+            <w:r>
+              <w:rPr>
+                <w:rFonts w:ascii="BRH Malayalam Extra" w:hAnsi="BRH Malayalam Extra" w:cs="BRH Malayalam Extra"/>
+                <w:sz w:val="32"/>
+                <w:szCs w:val="40"/>
+                <w:lang w:val="it-IT"/>
               </w:rPr>
               <w:t>öM</w:t>
             </w:r>
@@ -5029,14 +5214,16 @@
                 <w:rFonts w:ascii="BRH Malayalam Extra" w:hAnsi="BRH Malayalam Extra" w:cs="BRH Malayalam Extra"/>
                 <w:sz w:val="28"/>
                 <w:szCs w:val="40"/>
-              </w:rPr>
-              <w:t>–</w:t>
-            </w:r>
-            <w:r>
-              <w:rPr>
-                <w:rFonts w:ascii="BRH Malayalam Extra" w:hAnsi="BRH Malayalam Extra" w:cs="BRH Malayalam Extra"/>
-                <w:sz w:val="32"/>
-                <w:szCs w:val="40"/>
+                <w:lang w:val="it-IT"/>
+              </w:rPr>
+              <w:t>–</w:t>
+            </w:r>
+            <w:r>
+              <w:rPr>
+                <w:rFonts w:ascii="BRH Malayalam Extra" w:hAnsi="BRH Malayalam Extra" w:cs="BRH Malayalam Extra"/>
+                <w:sz w:val="32"/>
+                <w:szCs w:val="40"/>
+                <w:lang w:val="it-IT"/>
               </w:rPr>
               <w:t>hz</w:t>
             </w:r>
@@ -5045,14 +5232,16 @@
                 <w:rFonts w:ascii="BRH Malayalam Extra" w:hAnsi="BRH Malayalam Extra" w:cs="BRH Malayalam Extra"/>
                 <w:sz w:val="28"/>
                 <w:szCs w:val="40"/>
-              </w:rPr>
-              <w:t>–</w:t>
-            </w:r>
-            <w:r>
-              <w:rPr>
-                <w:rFonts w:ascii="BRH Malayalam Extra" w:hAnsi="BRH Malayalam Extra" w:cs="BRH Malayalam Extra"/>
-                <w:sz w:val="32"/>
-                <w:szCs w:val="40"/>
+                <w:lang w:val="it-IT"/>
+              </w:rPr>
+              <w:t>–</w:t>
+            </w:r>
+            <w:r>
+              <w:rPr>
+                <w:rFonts w:ascii="BRH Malayalam Extra" w:hAnsi="BRH Malayalam Extra" w:cs="BRH Malayalam Extra"/>
+                <w:sz w:val="32"/>
+                <w:szCs w:val="40"/>
+                <w:lang w:val="it-IT"/>
               </w:rPr>
               <w:t>by</w:t>
             </w:r>
@@ -5062,6 +5251,7 @@
                 <w:sz w:val="32"/>
                 <w:szCs w:val="40"/>
                 <w:highlight w:val="yellow"/>
+                <w:lang w:val="it-IT"/>
               </w:rPr>
               <w:t>Z</w:t>
             </w:r>
@@ -5070,6 +5260,7 @@
                 <w:rFonts w:ascii="BRH Malayalam Extra" w:hAnsi="BRH Malayalam Extra" w:cs="BRH Malayalam Extra"/>
                 <w:sz w:val="32"/>
                 <w:szCs w:val="40"/>
+                <w:lang w:val="it-IT"/>
               </w:rPr>
               <w:t xml:space="preserve">y— </w:t>
             </w:r>
@@ -5079,6 +5270,7 @@
                 <w:sz w:val="32"/>
                 <w:szCs w:val="40"/>
                 <w:highlight w:val="yellow"/>
+                <w:lang w:val="it-IT"/>
               </w:rPr>
               <w:t>A</w:t>
             </w:r>
@@ -5087,6 +5279,7 @@
                 <w:rFonts w:ascii="BRH Malayalam Extra" w:hAnsi="BRH Malayalam Extra" w:cs="BRH Malayalam Extra"/>
                 <w:sz w:val="32"/>
                 <w:szCs w:val="40"/>
+                <w:lang w:val="it-IT"/>
               </w:rPr>
               <w:t xml:space="preserve">öMhzZ§ | </w:t>
             </w:r>
@@ -5113,12 +5306,14 @@
                 <w:rFonts w:ascii="BRH Malayalam Extra" w:hAnsi="BRH Malayalam Extra" w:cs="BRH Malayalam Extra"/>
                 <w:sz w:val="32"/>
                 <w:szCs w:val="40"/>
+                <w:lang w:val="it-IT"/>
               </w:rPr>
             </w:pPr>
             <w:r>
               <w:rPr>
                 <w:rFonts w:cs="BRH Malayalam Extra"/>
                 <w:szCs w:val="40"/>
+                <w:lang w:val="it-IT"/>
               </w:rPr>
               <w:t>30</w:t>
             </w:r>
@@ -5127,6 +5322,7 @@
                 <w:rFonts w:ascii="BRH Malayalam Extra" w:hAnsi="BRH Malayalam Extra" w:cs="BRH Malayalam Extra"/>
                 <w:sz w:val="32"/>
                 <w:szCs w:val="40"/>
+                <w:lang w:val="it-IT"/>
               </w:rPr>
               <w:t>)</w:t>
             </w:r>
@@ -5135,6 +5331,7 @@
                 <w:rFonts w:ascii="BRH Malayalam Extra" w:hAnsi="BRH Malayalam Extra" w:cs="BRH Malayalam Extra"/>
                 <w:sz w:val="32"/>
                 <w:szCs w:val="40"/>
+                <w:lang w:val="it-IT"/>
               </w:rPr>
               <w:tab/>
             </w:r>
@@ -5142,6 +5339,7 @@
               <w:rPr>
                 <w:rFonts w:cs="BRH Malayalam Extra"/>
                 <w:szCs w:val="40"/>
+                <w:lang w:val="it-IT"/>
               </w:rPr>
               <w:t>1</w:t>
             </w:r>
@@ -5150,6 +5348,7 @@
                 <w:rFonts w:ascii="BRH Malayalam Extra" w:hAnsi="BRH Malayalam Extra" w:cs="BRH Malayalam Extra"/>
                 <w:sz w:val="32"/>
                 <w:szCs w:val="40"/>
+                <w:lang w:val="it-IT"/>
               </w:rPr>
               <w:t>.</w:t>
             </w:r>
@@ -5157,6 +5356,7 @@
               <w:rPr>
                 <w:rFonts w:cs="BRH Malayalam Extra"/>
                 <w:szCs w:val="40"/>
+                <w:lang w:val="it-IT"/>
               </w:rPr>
               <w:t>6</w:t>
             </w:r>
@@ -5165,6 +5365,7 @@
                 <w:rFonts w:ascii="BRH Malayalam Extra" w:hAnsi="BRH Malayalam Extra" w:cs="BRH Malayalam Extra"/>
                 <w:sz w:val="32"/>
                 <w:szCs w:val="40"/>
+                <w:lang w:val="it-IT"/>
               </w:rPr>
               <w:t>.</w:t>
             </w:r>
@@ -5172,6 +5373,7 @@
               <w:rPr>
                 <w:rFonts w:cs="BRH Malayalam Extra"/>
                 <w:szCs w:val="40"/>
+                <w:lang w:val="it-IT"/>
               </w:rPr>
               <w:t>4</w:t>
             </w:r>
@@ -5180,6 +5382,7 @@
                 <w:rFonts w:ascii="BRH Malayalam Extra" w:hAnsi="BRH Malayalam Extra" w:cs="BRH Malayalam Extra"/>
                 <w:sz w:val="32"/>
                 <w:szCs w:val="40"/>
+                <w:lang w:val="it-IT"/>
               </w:rPr>
               <w:t>.</w:t>
             </w:r>
@@ -5187,6 +5390,7 @@
               <w:rPr>
                 <w:rFonts w:cs="BRH Malayalam Extra"/>
                 <w:szCs w:val="40"/>
+                <w:lang w:val="it-IT"/>
               </w:rPr>
               <w:t>2</w:t>
             </w:r>
@@ -5195,6 +5399,7 @@
                 <w:rFonts w:ascii="BRH Malayalam Extra" w:hAnsi="BRH Malayalam Extra" w:cs="BRH Malayalam Extra"/>
                 <w:sz w:val="32"/>
                 <w:szCs w:val="40"/>
+                <w:lang w:val="it-IT"/>
               </w:rPr>
               <w:t>(</w:t>
             </w:r>
@@ -5202,6 +5407,7 @@
               <w:rPr>
                 <w:rFonts w:cs="BRH Malayalam Extra"/>
                 <w:szCs w:val="40"/>
+                <w:lang w:val="it-IT"/>
               </w:rPr>
               <w:t>23</w:t>
             </w:r>
@@ -5210,6 +5416,7 @@
                 <w:rFonts w:ascii="BRH Malayalam Extra" w:hAnsi="BRH Malayalam Extra" w:cs="BRH Malayalam Extra"/>
                 <w:sz w:val="32"/>
                 <w:szCs w:val="40"/>
+                <w:lang w:val="it-IT"/>
               </w:rPr>
               <w:t>)-  A</w:t>
             </w:r>
@@ -5218,14 +5425,16 @@
                 <w:rFonts w:ascii="BRH Malayalam Extra" w:hAnsi="BRH Malayalam Extra" w:cs="BRH Malayalam Extra"/>
                 <w:sz w:val="28"/>
                 <w:szCs w:val="40"/>
-              </w:rPr>
-              <w:t>–</w:t>
-            </w:r>
-            <w:r>
-              <w:rPr>
-                <w:rFonts w:ascii="BRH Malayalam Extra" w:hAnsi="BRH Malayalam Extra" w:cs="BRH Malayalam Extra"/>
-                <w:sz w:val="32"/>
-                <w:szCs w:val="40"/>
+                <w:lang w:val="it-IT"/>
+              </w:rPr>
+              <w:t>–</w:t>
+            </w:r>
+            <w:r>
+              <w:rPr>
+                <w:rFonts w:ascii="BRH Malayalam Extra" w:hAnsi="BRH Malayalam Extra" w:cs="BRH Malayalam Extra"/>
+                <w:sz w:val="32"/>
+                <w:szCs w:val="40"/>
+                <w:lang w:val="it-IT"/>
               </w:rPr>
               <w:t>öM</w:t>
             </w:r>
@@ -5234,14 +5443,16 @@
                 <w:rFonts w:ascii="BRH Malayalam Extra" w:hAnsi="BRH Malayalam Extra" w:cs="BRH Malayalam Extra"/>
                 <w:sz w:val="28"/>
                 <w:szCs w:val="40"/>
-              </w:rPr>
-              <w:t>–</w:t>
-            </w:r>
-            <w:r>
-              <w:rPr>
-                <w:rFonts w:ascii="BRH Malayalam Extra" w:hAnsi="BRH Malayalam Extra" w:cs="BRH Malayalam Extra"/>
-                <w:sz w:val="32"/>
-                <w:szCs w:val="40"/>
+                <w:lang w:val="it-IT"/>
+              </w:rPr>
+              <w:t>–</w:t>
+            </w:r>
+            <w:r>
+              <w:rPr>
+                <w:rFonts w:ascii="BRH Malayalam Extra" w:hAnsi="BRH Malayalam Extra" w:cs="BRH Malayalam Extra"/>
+                <w:sz w:val="32"/>
+                <w:szCs w:val="40"/>
+                <w:lang w:val="it-IT"/>
               </w:rPr>
               <w:t>hz</w:t>
             </w:r>
@@ -5250,14 +5461,16 @@
                 <w:rFonts w:ascii="BRH Malayalam Extra" w:hAnsi="BRH Malayalam Extra" w:cs="BRH Malayalam Extra"/>
                 <w:sz w:val="28"/>
                 <w:szCs w:val="40"/>
-              </w:rPr>
-              <w:t>–</w:t>
-            </w:r>
-            <w:r>
-              <w:rPr>
-                <w:rFonts w:ascii="BRH Malayalam Extra" w:hAnsi="BRH Malayalam Extra" w:cs="BRH Malayalam Extra"/>
-                <w:sz w:val="32"/>
-                <w:szCs w:val="40"/>
+                <w:lang w:val="it-IT"/>
+              </w:rPr>
+              <w:t>–</w:t>
+            </w:r>
+            <w:r>
+              <w:rPr>
+                <w:rFonts w:ascii="BRH Malayalam Extra" w:hAnsi="BRH Malayalam Extra" w:cs="BRH Malayalam Extra"/>
+                <w:sz w:val="32"/>
+                <w:szCs w:val="40"/>
+                <w:lang w:val="it-IT"/>
               </w:rPr>
               <w:t>Z§ ||</w:t>
             </w:r>
@@ -5272,6 +5485,7 @@
               <w:rPr>
                 <w:rFonts w:cs="BRH Malayalam Extra"/>
                 <w:szCs w:val="40"/>
+                <w:lang w:val="it-IT"/>
               </w:rPr>
             </w:pPr>
             <w:r>
@@ -5279,6 +5493,7 @@
                 <w:rFonts w:ascii="BRH Malayalam Extra" w:hAnsi="BRH Malayalam Extra" w:cs="BRH Malayalam Extra"/>
                 <w:sz w:val="32"/>
                 <w:szCs w:val="40"/>
+                <w:lang w:val="it-IT"/>
               </w:rPr>
               <w:t>A</w:t>
             </w:r>
@@ -5287,14 +5502,16 @@
                 <w:rFonts w:ascii="BRH Malayalam Extra" w:hAnsi="BRH Malayalam Extra" w:cs="BRH Malayalam Extra"/>
                 <w:sz w:val="25"/>
                 <w:szCs w:val="40"/>
-              </w:rPr>
-              <w:t>–</w:t>
-            </w:r>
-            <w:r>
-              <w:rPr>
-                <w:rFonts w:ascii="BRH Malayalam Extra" w:hAnsi="BRH Malayalam Extra" w:cs="BRH Malayalam Extra"/>
-                <w:sz w:val="32"/>
-                <w:szCs w:val="40"/>
+                <w:lang w:val="it-IT"/>
+              </w:rPr>
+              <w:t>–</w:t>
+            </w:r>
+            <w:r>
+              <w:rPr>
+                <w:rFonts w:ascii="BRH Malayalam Extra" w:hAnsi="BRH Malayalam Extra" w:cs="BRH Malayalam Extra"/>
+                <w:sz w:val="32"/>
+                <w:szCs w:val="40"/>
+                <w:lang w:val="it-IT"/>
               </w:rPr>
               <w:t>öM</w:t>
             </w:r>
@@ -5303,14 +5520,16 @@
                 <w:rFonts w:ascii="BRH Malayalam Extra" w:hAnsi="BRH Malayalam Extra" w:cs="BRH Malayalam Extra"/>
                 <w:sz w:val="25"/>
                 <w:szCs w:val="40"/>
-              </w:rPr>
-              <w:t>–</w:t>
-            </w:r>
-            <w:r>
-              <w:rPr>
-                <w:rFonts w:ascii="BRH Malayalam Extra" w:hAnsi="BRH Malayalam Extra" w:cs="BRH Malayalam Extra"/>
-                <w:sz w:val="32"/>
-                <w:szCs w:val="40"/>
+                <w:lang w:val="it-IT"/>
+              </w:rPr>
+              <w:t>–</w:t>
+            </w:r>
+            <w:r>
+              <w:rPr>
+                <w:rFonts w:ascii="BRH Malayalam Extra" w:hAnsi="BRH Malayalam Extra" w:cs="BRH Malayalam Extra"/>
+                <w:sz w:val="32"/>
+                <w:szCs w:val="40"/>
+                <w:lang w:val="it-IT"/>
               </w:rPr>
               <w:t>hz</w:t>
             </w:r>
@@ -5319,14 +5538,16 @@
                 <w:rFonts w:ascii="BRH Malayalam Extra" w:hAnsi="BRH Malayalam Extra" w:cs="BRH Malayalam Extra"/>
                 <w:sz w:val="25"/>
                 <w:szCs w:val="40"/>
-              </w:rPr>
-              <w:t>–</w:t>
-            </w:r>
-            <w:r>
-              <w:rPr>
-                <w:rFonts w:ascii="BRH Malayalam Extra" w:hAnsi="BRH Malayalam Extra" w:cs="BRH Malayalam Extra"/>
-                <w:sz w:val="32"/>
-                <w:szCs w:val="40"/>
+                <w:lang w:val="it-IT"/>
+              </w:rPr>
+              <w:t>–</w:t>
+            </w:r>
+            <w:r>
+              <w:rPr>
+                <w:rFonts w:ascii="BRH Malayalam Extra" w:hAnsi="BRH Malayalam Extra" w:cs="BRH Malayalam Extra"/>
+                <w:sz w:val="32"/>
+                <w:szCs w:val="40"/>
+                <w:lang w:val="it-IT"/>
               </w:rPr>
               <w:t>by</w:t>
             </w:r>
@@ -5337,6 +5558,7 @@
                 <w:sz w:val="32"/>
                 <w:szCs w:val="32"/>
                 <w:highlight w:val="green"/>
+                <w:lang w:val="it-IT"/>
               </w:rPr>
               <w:t>Zõ</w:t>
             </w:r>
@@ -5346,6 +5568,7 @@
                 <w:rFonts w:ascii="BRH Malayalam Extra" w:hAnsi="BRH Malayalam Extra" w:cs="BRH Malayalam Extra"/>
                 <w:sz w:val="32"/>
                 <w:szCs w:val="40"/>
+                <w:lang w:val="it-IT"/>
               </w:rPr>
               <w:t xml:space="preserve">—öMhzZ§ | </w:t>
             </w:r>
@@ -10678,45 +10901,6 @@
               <w:adjustRightInd w:val="0"/>
               <w:spacing w:before="0" w:line="240" w:lineRule="auto"/>
               <w:rPr>
-                <w:rFonts w:cs="BRH Malayalam Extra"/>
-                <w:szCs w:val="40"/>
-              </w:rPr>
-            </w:pPr>
-          </w:p>
-          <w:p>
-            <w:pPr>
-              <w:widowControl w:val="0"/>
-              <w:autoSpaceDE w:val="0"/>
-              <w:autoSpaceDN w:val="0"/>
-              <w:adjustRightInd w:val="0"/>
-              <w:spacing w:before="0" w:line="240" w:lineRule="auto"/>
-              <w:rPr>
-                <w:rFonts w:cs="BRH Malayalam Extra"/>
-                <w:szCs w:val="40"/>
-              </w:rPr>
-            </w:pPr>
-          </w:p>
-          <w:p>
-            <w:pPr>
-              <w:widowControl w:val="0"/>
-              <w:autoSpaceDE w:val="0"/>
-              <w:autoSpaceDN w:val="0"/>
-              <w:adjustRightInd w:val="0"/>
-              <w:spacing w:before="0" w:line="240" w:lineRule="auto"/>
-              <w:rPr>
-                <w:rFonts w:cs="BRH Malayalam Extra"/>
-                <w:szCs w:val="40"/>
-              </w:rPr>
-            </w:pPr>
-          </w:p>
-          <w:p>
-            <w:pPr>
-              <w:widowControl w:val="0"/>
-              <w:autoSpaceDE w:val="0"/>
-              <w:autoSpaceDN w:val="0"/>
-              <w:adjustRightInd w:val="0"/>
-              <w:spacing w:before="0" w:line="240" w:lineRule="auto"/>
-              <w:rPr>
                 <w:rFonts w:ascii="BRH Malayalam Extra" w:hAnsi="BRH Malayalam Extra" w:cs="BRH Malayalam Extra"/>
                 <w:sz w:val="32"/>
                 <w:szCs w:val="40"/>
@@ -10979,45 +11163,6 @@
               <w:right w:val="single" w:sz="4" w:space="0" w:color="000000"/>
             </w:tcBorders>
           </w:tcPr>
-          <w:p>
-            <w:pPr>
-              <w:widowControl w:val="0"/>
-              <w:autoSpaceDE w:val="0"/>
-              <w:autoSpaceDN w:val="0"/>
-              <w:adjustRightInd w:val="0"/>
-              <w:spacing w:before="0" w:line="240" w:lineRule="auto"/>
-              <w:rPr>
-                <w:rFonts w:cs="BRH Malayalam Extra"/>
-                <w:szCs w:val="40"/>
-              </w:rPr>
-            </w:pPr>
-          </w:p>
-          <w:p>
-            <w:pPr>
-              <w:widowControl w:val="0"/>
-              <w:autoSpaceDE w:val="0"/>
-              <w:autoSpaceDN w:val="0"/>
-              <w:adjustRightInd w:val="0"/>
-              <w:spacing w:before="0" w:line="240" w:lineRule="auto"/>
-              <w:rPr>
-                <w:rFonts w:cs="BRH Malayalam Extra"/>
-                <w:szCs w:val="40"/>
-              </w:rPr>
-            </w:pPr>
-          </w:p>
-          <w:p>
-            <w:pPr>
-              <w:widowControl w:val="0"/>
-              <w:autoSpaceDE w:val="0"/>
-              <w:autoSpaceDN w:val="0"/>
-              <w:adjustRightInd w:val="0"/>
-              <w:spacing w:before="0" w:line="240" w:lineRule="auto"/>
-              <w:rPr>
-                <w:rFonts w:cs="BRH Malayalam Extra"/>
-                <w:szCs w:val="40"/>
-              </w:rPr>
-            </w:pPr>
-          </w:p>
           <w:p>
             <w:pPr>
               <w:widowControl w:val="0"/>
@@ -17213,11 +17358,169 @@
               <w:adjustRightInd w:val="0"/>
               <w:spacing w:before="0" w:line="240" w:lineRule="auto"/>
               <w:rPr>
-                <w:rFonts w:cs="BRH Malayalam Extra"/>
+                <w:rFonts w:ascii="BRH Malayalam Extra" w:hAnsi="BRH Malayalam Extra" w:cs="BRH Malayalam Extra"/>
+                <w:sz w:val="32"/>
                 <w:szCs w:val="40"/>
                 <w:lang w:val="it-IT"/>
               </w:rPr>
             </w:pPr>
+            <w:r>
+              <w:rPr>
+                <w:rFonts w:cs="BRH Malayalam Extra"/>
+                <w:szCs w:val="40"/>
+                <w:lang w:val="it-IT"/>
+              </w:rPr>
+              <w:t>60</w:t>
+            </w:r>
+            <w:r>
+              <w:rPr>
+                <w:rFonts w:ascii="BRH Malayalam Extra" w:hAnsi="BRH Malayalam Extra" w:cs="BRH Malayalam Extra"/>
+                <w:sz w:val="32"/>
+                <w:szCs w:val="40"/>
+                <w:lang w:val="it-IT"/>
+              </w:rPr>
+              <w:t>)</w:t>
+            </w:r>
+            <w:r>
+              <w:rPr>
+                <w:rFonts w:ascii="BRH Malayalam Extra" w:hAnsi="BRH Malayalam Extra" w:cs="BRH Malayalam Extra"/>
+                <w:sz w:val="32"/>
+                <w:szCs w:val="40"/>
+                <w:lang w:val="it-IT"/>
+              </w:rPr>
+              <w:tab/>
+            </w:r>
+            <w:r>
+              <w:rPr>
+                <w:rFonts w:cs="BRH Malayalam Extra"/>
+                <w:szCs w:val="40"/>
+                <w:lang w:val="it-IT"/>
+              </w:rPr>
+              <w:t>1</w:t>
+            </w:r>
+            <w:r>
+              <w:rPr>
+                <w:rFonts w:ascii="BRH Malayalam Extra" w:hAnsi="BRH Malayalam Extra" w:cs="BRH Malayalam Extra"/>
+                <w:sz w:val="32"/>
+                <w:szCs w:val="40"/>
+                <w:lang w:val="it-IT"/>
+              </w:rPr>
+              <w:t>.</w:t>
+            </w:r>
+            <w:r>
+              <w:rPr>
+                <w:rFonts w:cs="BRH Malayalam Extra"/>
+                <w:szCs w:val="40"/>
+                <w:lang w:val="it-IT"/>
+              </w:rPr>
+              <w:t>6</w:t>
+            </w:r>
+            <w:r>
+              <w:rPr>
+                <w:rFonts w:ascii="BRH Malayalam Extra" w:hAnsi="BRH Malayalam Extra" w:cs="BRH Malayalam Extra"/>
+                <w:sz w:val="32"/>
+                <w:szCs w:val="40"/>
+                <w:lang w:val="it-IT"/>
+              </w:rPr>
+              <w:t>.</w:t>
+            </w:r>
+            <w:r>
+              <w:rPr>
+                <w:rFonts w:cs="BRH Malayalam Extra"/>
+                <w:szCs w:val="40"/>
+                <w:lang w:val="it-IT"/>
+              </w:rPr>
+              <w:t>11</w:t>
+            </w:r>
+            <w:r>
+              <w:rPr>
+                <w:rFonts w:ascii="BRH Malayalam Extra" w:hAnsi="BRH Malayalam Extra" w:cs="BRH Malayalam Extra"/>
+                <w:sz w:val="32"/>
+                <w:szCs w:val="40"/>
+                <w:lang w:val="it-IT"/>
+              </w:rPr>
+              <w:t>.</w:t>
+            </w:r>
+            <w:r>
+              <w:rPr>
+                <w:rFonts w:cs="BRH Malayalam Extra"/>
+                <w:szCs w:val="40"/>
+                <w:lang w:val="it-IT"/>
+              </w:rPr>
+              <w:t>1</w:t>
+            </w:r>
+            <w:r>
+              <w:rPr>
+                <w:rFonts w:ascii="BRH Malayalam Extra" w:hAnsi="BRH Malayalam Extra" w:cs="BRH Malayalam Extra"/>
+                <w:sz w:val="32"/>
+                <w:szCs w:val="40"/>
+                <w:lang w:val="it-IT"/>
+              </w:rPr>
+              <w:t>(</w:t>
+            </w:r>
+            <w:r>
+              <w:rPr>
+                <w:rFonts w:cs="BRH Malayalam Extra"/>
+                <w:szCs w:val="40"/>
+                <w:lang w:val="it-IT"/>
+              </w:rPr>
+              <w:t>48</w:t>
+            </w:r>
+            <w:r>
+              <w:rPr>
+                <w:rFonts w:ascii="BRH Malayalam Extra" w:hAnsi="BRH Malayalam Extra" w:cs="BRH Malayalam Extra"/>
+                <w:sz w:val="32"/>
+                <w:szCs w:val="40"/>
+                <w:lang w:val="it-IT"/>
+              </w:rPr>
+              <w:t>)-  j</w:t>
+            </w:r>
+            <w:r>
+              <w:rPr>
+                <w:rFonts w:ascii="BRH Malayalam Extra" w:hAnsi="BRH Malayalam Extra" w:cs="BRH Malayalam Extra"/>
+                <w:sz w:val="28"/>
+                <w:szCs w:val="40"/>
+                <w:lang w:val="it-IT"/>
+              </w:rPr>
+              <w:t>–</w:t>
+            </w:r>
+            <w:r>
+              <w:rPr>
+                <w:rFonts w:ascii="BRH Malayalam Extra" w:hAnsi="BRH Malayalam Extra" w:cs="BRH Malayalam Extra"/>
+                <w:sz w:val="32"/>
+                <w:szCs w:val="40"/>
+                <w:lang w:val="it-IT"/>
+              </w:rPr>
+              <w:t>¹sõ— | öexj—</w:t>
+            </w:r>
+            <w:r>
+              <w:rPr>
+                <w:rFonts w:ascii="BRH Malayalam Extra" w:hAnsi="BRH Malayalam Extra" w:cs="BRH Malayalam Extra"/>
+                <w:sz w:val="32"/>
+                <w:szCs w:val="40"/>
+                <w:highlight w:val="yellow"/>
+                <w:lang w:val="it-IT"/>
+              </w:rPr>
+              <w:t>Y</w:t>
+            </w:r>
+            <w:r>
+              <w:rPr>
+                <w:rFonts w:ascii="BRH Malayalam Extra" w:hAnsi="BRH Malayalam Extra" w:cs="BRH Malayalam Extra"/>
+                <w:sz w:val="28"/>
+                <w:szCs w:val="40"/>
+                <w:lang w:val="it-IT"/>
+              </w:rPr>
+              <w:t>–</w:t>
+            </w:r>
+            <w:r>
+              <w:rPr>
+                <w:rFonts w:ascii="BRH Malayalam Extra" w:hAnsi="BRH Malayalam Extra" w:cs="BRH Malayalam Extra"/>
+                <w:sz w:val="32"/>
+                <w:szCs w:val="40"/>
+                <w:lang w:val="it-IT"/>
+              </w:rPr>
+              <w:t>I |</w:t>
+            </w:r>
           </w:p>
           <w:p>
             <w:pPr>
@@ -17227,11 +17530,238 @@
               <w:adjustRightInd w:val="0"/>
               <w:spacing w:before="0" w:line="240" w:lineRule="auto"/>
               <w:rPr>
-                <w:rFonts w:cs="BRH Malayalam Extra"/>
+                <w:rFonts w:ascii="BRH Malayalam Extra" w:hAnsi="BRH Malayalam Extra" w:cs="BRH Malayalam Extra"/>
+                <w:sz w:val="32"/>
                 <w:szCs w:val="40"/>
                 <w:lang w:val="it-IT"/>
               </w:rPr>
             </w:pPr>
+            <w:r>
+              <w:rPr>
+                <w:rFonts w:ascii="BRH Malayalam Extra" w:hAnsi="BRH Malayalam Extra" w:cs="BRH Malayalam Extra"/>
+                <w:sz w:val="32"/>
+                <w:szCs w:val="40"/>
+                <w:lang w:val="it-IT"/>
+              </w:rPr>
+              <w:t>j</w:t>
+            </w:r>
+            <w:r>
+              <w:rPr>
+                <w:rFonts w:ascii="BRH Malayalam Extra" w:hAnsi="BRH Malayalam Extra" w:cs="BRH Malayalam Extra"/>
+                <w:sz w:val="28"/>
+                <w:szCs w:val="40"/>
+                <w:lang w:val="it-IT"/>
+              </w:rPr>
+              <w:t>–</w:t>
+            </w:r>
+            <w:r>
+              <w:rPr>
+                <w:rFonts w:ascii="BRH Malayalam Extra" w:hAnsi="BRH Malayalam Extra" w:cs="BRH Malayalam Extra"/>
+                <w:sz w:val="32"/>
+                <w:szCs w:val="40"/>
+                <w:lang w:val="it-IT"/>
+              </w:rPr>
+              <w:t>¹sõ</w:t>
+            </w:r>
+            <w:r>
+              <w:rPr>
+                <w:rFonts w:ascii="BRH Malayalam Extra" w:hAnsi="BRH Malayalam Extra" w:cs="BRH Malayalam Extra"/>
+                <w:sz w:val="28"/>
+                <w:szCs w:val="40"/>
+                <w:lang w:val="it-IT"/>
+              </w:rPr>
+              <w:t>–</w:t>
+            </w:r>
+            <w:r>
+              <w:rPr>
+                <w:rFonts w:ascii="BRH Malayalam Extra" w:hAnsi="BRH Malayalam Extra" w:cs="BRH Malayalam Extra"/>
+                <w:sz w:val="32"/>
+                <w:szCs w:val="40"/>
+                <w:lang w:val="it-IT"/>
+              </w:rPr>
+              <w:t xml:space="preserve"> öexj—Y</w:t>
+            </w:r>
+            <w:r>
+              <w:rPr>
+                <w:rFonts w:ascii="BRH Malayalam Extra" w:hAnsi="BRH Malayalam Extra" w:cs="BRH Malayalam Extra"/>
+                <w:sz w:val="28"/>
+                <w:szCs w:val="40"/>
+                <w:lang w:val="it-IT"/>
+              </w:rPr>
+              <w:t>–</w:t>
+            </w:r>
+            <w:r>
+              <w:rPr>
+                <w:rFonts w:ascii="BRH Malayalam Extra" w:hAnsi="BRH Malayalam Extra" w:cs="BRH Malayalam Extra"/>
+                <w:sz w:val="32"/>
+                <w:szCs w:val="40"/>
+                <w:lang w:val="it-IT"/>
+              </w:rPr>
+              <w:t>I öexj—</w:t>
+            </w:r>
+            <w:r>
+              <w:rPr>
+                <w:rFonts w:ascii="BRH Malayalam Extra" w:hAnsi="BRH Malayalam Extra" w:cs="BRH Malayalam Extra"/>
+                <w:sz w:val="32"/>
+                <w:szCs w:val="40"/>
+                <w:highlight w:val="yellow"/>
+                <w:lang w:val="it-IT"/>
+              </w:rPr>
+              <w:t>Y</w:t>
+            </w:r>
+            <w:r>
+              <w:rPr>
+                <w:rFonts w:ascii="BRH Malayalam Extra" w:hAnsi="BRH Malayalam Extra" w:cs="BRH Malayalam Extra"/>
+                <w:sz w:val="28"/>
+                <w:szCs w:val="40"/>
+                <w:highlight w:val="yellow"/>
+                <w:lang w:val="it-IT"/>
+              </w:rPr>
+              <w:t>–</w:t>
+            </w:r>
+            <w:r>
+              <w:rPr>
+                <w:rFonts w:ascii="BRH Malayalam Extra" w:hAnsi="BRH Malayalam Extra" w:cs="BRH Malayalam Extra"/>
+                <w:sz w:val="32"/>
+                <w:szCs w:val="40"/>
+                <w:highlight w:val="yellow"/>
+                <w:lang w:val="it-IT"/>
+              </w:rPr>
+              <w:t>I</w:t>
+            </w:r>
+            <w:r>
+              <w:rPr>
+                <w:rFonts w:ascii="BRH Malayalam Extra" w:hAnsi="BRH Malayalam Extra" w:cs="BRH Malayalam Extra"/>
+                <w:sz w:val="32"/>
+                <w:szCs w:val="40"/>
+                <w:lang w:val="it-IT"/>
+              </w:rPr>
+              <w:t xml:space="preserve"> </w:t>
+            </w:r>
+            <w:r>
+              <w:rPr>
+                <w:rFonts w:ascii="BRH Devanagari Extra" w:hAnsi="BRH Devanagari Extra" w:cs="BRH Malayalam Extra"/>
+                <w:szCs w:val="40"/>
+                <w:lang w:val="it-IT"/>
+              </w:rPr>
+              <w:t>Æ</w:t>
+            </w:r>
+            <w:r>
+              <w:rPr>
+                <w:rFonts w:ascii="BRH Malayalam Extra" w:hAnsi="BRH Malayalam Extra" w:cs="BRH Malayalam Extra"/>
+                <w:sz w:val="32"/>
+                <w:szCs w:val="40"/>
+                <w:lang w:val="it-IT"/>
+              </w:rPr>
+              <w:t>j</w:t>
+            </w:r>
+            <w:r>
+              <w:rPr>
+                <w:rFonts w:ascii="BRH Malayalam Extra" w:hAnsi="BRH Malayalam Extra" w:cs="BRH Malayalam Extra"/>
+                <w:sz w:val="28"/>
+                <w:szCs w:val="40"/>
+                <w:lang w:val="it-IT"/>
+              </w:rPr>
+              <w:t>–</w:t>
+            </w:r>
+            <w:r>
+              <w:rPr>
+                <w:rFonts w:ascii="BRH Malayalam Extra" w:hAnsi="BRH Malayalam Extra" w:cs="BRH Malayalam Extra"/>
+                <w:sz w:val="32"/>
+                <w:szCs w:val="40"/>
+                <w:lang w:val="it-IT"/>
+              </w:rPr>
+              <w:t xml:space="preserve">¹sõ— </w:t>
+            </w:r>
+          </w:p>
+          <w:p>
+            <w:pPr>
+              <w:widowControl w:val="0"/>
+              <w:autoSpaceDE w:val="0"/>
+              <w:autoSpaceDN w:val="0"/>
+              <w:adjustRightInd w:val="0"/>
+              <w:spacing w:before="0" w:after="120" w:line="240" w:lineRule="auto"/>
+              <w:rPr>
+                <w:rFonts w:ascii="BRH Malayalam Extra" w:hAnsi="BRH Malayalam Extra" w:cs="BRH Malayalam Extra"/>
+                <w:sz w:val="32"/>
+                <w:szCs w:val="40"/>
+                <w:lang w:val="it-IT"/>
+              </w:rPr>
+            </w:pPr>
+            <w:r>
+              <w:rPr>
+                <w:rFonts w:ascii="BRH Malayalam Extra" w:hAnsi="BRH Malayalam Extra" w:cs="BRH Malayalam Extra"/>
+                <w:sz w:val="32"/>
+                <w:szCs w:val="40"/>
+                <w:lang w:val="it-IT"/>
+              </w:rPr>
+              <w:lastRenderedPageBreak/>
+              <w:t>j</w:t>
+            </w:r>
+            <w:r>
+              <w:rPr>
+                <w:rFonts w:ascii="BRH Malayalam Extra" w:hAnsi="BRH Malayalam Extra" w:cs="BRH Malayalam Extra"/>
+                <w:sz w:val="28"/>
+                <w:szCs w:val="40"/>
+                <w:lang w:val="it-IT"/>
+              </w:rPr>
+              <w:t>–</w:t>
+            </w:r>
+            <w:r>
+              <w:rPr>
+                <w:rFonts w:ascii="BRH Malayalam Extra" w:hAnsi="BRH Malayalam Extra" w:cs="BRH Malayalam Extra"/>
+                <w:sz w:val="32"/>
+                <w:szCs w:val="40"/>
+                <w:lang w:val="it-IT"/>
+              </w:rPr>
+              <w:t>¹sõ</w:t>
+            </w:r>
+            <w:r>
+              <w:rPr>
+                <w:rFonts w:ascii="BRH Malayalam Extra" w:hAnsi="BRH Malayalam Extra" w:cs="BRH Malayalam Extra"/>
+                <w:sz w:val="28"/>
+                <w:szCs w:val="40"/>
+                <w:lang w:val="it-IT"/>
+              </w:rPr>
+              <w:t>–</w:t>
+            </w:r>
+            <w:r>
+              <w:rPr>
+                <w:rFonts w:ascii="BRH Malayalam Extra" w:hAnsi="BRH Malayalam Extra" w:cs="BRH Malayalam Extra"/>
+                <w:sz w:val="32"/>
+                <w:szCs w:val="40"/>
+                <w:lang w:val="it-IT"/>
+              </w:rPr>
+              <w:t xml:space="preserve"> öexj—</w:t>
+            </w:r>
+            <w:r>
+              <w:rPr>
+                <w:rFonts w:ascii="BRH Malayalam Extra" w:hAnsi="BRH Malayalam Extra" w:cs="BRH Malayalam Extra"/>
+                <w:sz w:val="32"/>
+                <w:szCs w:val="40"/>
+                <w:highlight w:val="yellow"/>
+                <w:lang w:val="it-IT"/>
+              </w:rPr>
+              <w:t>Y</w:t>
+            </w:r>
+            <w:r>
+              <w:rPr>
+                <w:rFonts w:ascii="BRH Malayalam Extra" w:hAnsi="BRH Malayalam Extra" w:cs="BRH Malayalam Extra"/>
+                <w:sz w:val="28"/>
+                <w:szCs w:val="40"/>
+                <w:lang w:val="it-IT"/>
+              </w:rPr>
+              <w:t>–</w:t>
+            </w:r>
+            <w:r>
+              <w:rPr>
+                <w:rFonts w:ascii="BRH Malayalam Extra" w:hAnsi="BRH Malayalam Extra" w:cs="BRH Malayalam Extra"/>
+                <w:sz w:val="32"/>
+                <w:szCs w:val="40"/>
+                <w:lang w:val="it-IT"/>
+              </w:rPr>
+              <w:t xml:space="preserve">I | </w:t>
+            </w:r>
           </w:p>
           <w:p>
             <w:pPr>
@@ -17253,7 +17783,7 @@
                 <w:szCs w:val="40"/>
                 <w:lang w:val="it-IT"/>
               </w:rPr>
-              <w:t>60</w:t>
+              <w:t>61</w:t>
             </w:r>
             <w:r>
               <w:rPr>
@@ -17347,34 +17877,16 @@
                 <w:szCs w:val="40"/>
                 <w:lang w:val="it-IT"/>
               </w:rPr>
-              <w:t>48</w:t>
-            </w:r>
-            <w:r>
-              <w:rPr>
-                <w:rFonts w:ascii="BRH Malayalam Extra" w:hAnsi="BRH Malayalam Extra" w:cs="BRH Malayalam Extra"/>
-                <w:sz w:val="32"/>
-                <w:szCs w:val="40"/>
-                <w:lang w:val="it-IT"/>
-              </w:rPr>
-              <w:t>)-  j</w:t>
-            </w:r>
-            <w:r>
-              <w:rPr>
-                <w:rFonts w:ascii="BRH Malayalam Extra" w:hAnsi="BRH Malayalam Extra" w:cs="BRH Malayalam Extra"/>
-                <w:sz w:val="28"/>
-                <w:szCs w:val="40"/>
-                <w:lang w:val="it-IT"/>
-              </w:rPr>
-              <w:t>–</w:t>
-            </w:r>
-            <w:r>
-              <w:rPr>
-                <w:rFonts w:ascii="BRH Malayalam Extra" w:hAnsi="BRH Malayalam Extra" w:cs="BRH Malayalam Extra"/>
-                <w:sz w:val="32"/>
-                <w:szCs w:val="40"/>
-                <w:lang w:val="it-IT"/>
-              </w:rPr>
-              <w:t>¹sõ— | öexj—</w:t>
+              <w:t>49</w:t>
+            </w:r>
+            <w:r>
+              <w:rPr>
+                <w:rFonts w:ascii="BRH Malayalam Extra" w:hAnsi="BRH Malayalam Extra" w:cs="BRH Malayalam Extra"/>
+                <w:sz w:val="32"/>
+                <w:szCs w:val="40"/>
+                <w:lang w:val="it-IT"/>
+              </w:rPr>
+              <w:t>)-  öexj—</w:t>
             </w:r>
             <w:r>
               <w:rPr>
@@ -17402,7 +17914,43 @@
                 <w:szCs w:val="40"/>
                 <w:lang w:val="it-IT"/>
               </w:rPr>
-              <w:t>I |</w:t>
+              <w:t>I | öe</w:t>
+            </w:r>
+            <w:r>
+              <w:rPr>
+                <w:rFonts w:ascii="BRH Malayalam Extra" w:hAnsi="BRH Malayalam Extra" w:cs="BRH Malayalam Extra"/>
+                <w:sz w:val="28"/>
+                <w:szCs w:val="40"/>
+                <w:lang w:val="it-IT"/>
+              </w:rPr>
+              <w:t>–</w:t>
+            </w:r>
+            <w:r>
+              <w:rPr>
+                <w:rFonts w:ascii="BRH Malayalam Extra" w:hAnsi="BRH Malayalam Extra" w:cs="BRH Malayalam Extra"/>
+                <w:sz w:val="32"/>
+                <w:szCs w:val="40"/>
+                <w:lang w:val="it-IT"/>
+              </w:rPr>
+              <w:t>Zy</w:t>
+            </w:r>
+            <w:r>
+              <w:rPr>
+                <w:rFonts w:ascii="BRH Malayalam Extra" w:hAnsi="BRH Malayalam Extra" w:cs="BRH Malayalam Extra"/>
+                <w:sz w:val="28"/>
+                <w:szCs w:val="40"/>
+                <w:lang w:val="it-IT"/>
+              </w:rPr>
+              <w:t>–</w:t>
+            </w:r>
+            <w:r>
+              <w:rPr>
+                <w:rFonts w:ascii="BRH Malayalam Extra" w:hAnsi="BRH Malayalam Extra" w:cs="BRH Malayalam Extra"/>
+                <w:sz w:val="32"/>
+                <w:szCs w:val="40"/>
+                <w:lang w:val="it-IT"/>
+              </w:rPr>
+              <w:t>rçxI |</w:t>
             </w:r>
           </w:p>
           <w:p>
@@ -17426,215 +17974,79 @@
                 <w:szCs w:val="40"/>
                 <w:lang w:val="it-IT"/>
               </w:rPr>
-              <w:lastRenderedPageBreak/>
-              <w:t>j</w:t>
-            </w:r>
-            <w:r>
-              <w:rPr>
-                <w:rFonts w:ascii="BRH Malayalam Extra" w:hAnsi="BRH Malayalam Extra" w:cs="BRH Malayalam Extra"/>
-                <w:sz w:val="28"/>
-                <w:szCs w:val="40"/>
-                <w:lang w:val="it-IT"/>
-              </w:rPr>
-              <w:t>–</w:t>
-            </w:r>
-            <w:r>
-              <w:rPr>
-                <w:rFonts w:ascii="BRH Malayalam Extra" w:hAnsi="BRH Malayalam Extra" w:cs="BRH Malayalam Extra"/>
-                <w:sz w:val="32"/>
-                <w:szCs w:val="40"/>
-                <w:lang w:val="it-IT"/>
-              </w:rPr>
-              <w:t>¹sõ</w:t>
-            </w:r>
-            <w:r>
-              <w:rPr>
-                <w:rFonts w:ascii="BRH Malayalam Extra" w:hAnsi="BRH Malayalam Extra" w:cs="BRH Malayalam Extra"/>
-                <w:sz w:val="28"/>
-                <w:szCs w:val="40"/>
-                <w:lang w:val="it-IT"/>
-              </w:rPr>
-              <w:t>–</w:t>
-            </w:r>
-            <w:r>
-              <w:rPr>
-                <w:rFonts w:ascii="BRH Malayalam Extra" w:hAnsi="BRH Malayalam Extra" w:cs="BRH Malayalam Extra"/>
-                <w:sz w:val="32"/>
-                <w:szCs w:val="40"/>
-                <w:lang w:val="it-IT"/>
-              </w:rPr>
-              <w:t xml:space="preserve"> öexj—Y</w:t>
-            </w:r>
-            <w:r>
-              <w:rPr>
-                <w:rFonts w:ascii="BRH Malayalam Extra" w:hAnsi="BRH Malayalam Extra" w:cs="BRH Malayalam Extra"/>
-                <w:sz w:val="28"/>
-                <w:szCs w:val="40"/>
-                <w:lang w:val="it-IT"/>
-              </w:rPr>
-              <w:t>–</w:t>
-            </w:r>
-            <w:r>
-              <w:rPr>
-                <w:rFonts w:ascii="BRH Malayalam Extra" w:hAnsi="BRH Malayalam Extra" w:cs="BRH Malayalam Extra"/>
-                <w:sz w:val="32"/>
-                <w:szCs w:val="40"/>
-                <w:lang w:val="it-IT"/>
-              </w:rPr>
-              <w:t>I öexj—</w:t>
-            </w:r>
-            <w:r>
-              <w:rPr>
-                <w:rFonts w:ascii="BRH Malayalam Extra" w:hAnsi="BRH Malayalam Extra" w:cs="BRH Malayalam Extra"/>
-                <w:sz w:val="32"/>
-                <w:szCs w:val="40"/>
-                <w:highlight w:val="yellow"/>
-                <w:lang w:val="it-IT"/>
-              </w:rPr>
-              <w:t>Y</w:t>
-            </w:r>
-            <w:r>
-              <w:rPr>
-                <w:rFonts w:ascii="BRH Malayalam Extra" w:hAnsi="BRH Malayalam Extra" w:cs="BRH Malayalam Extra"/>
-                <w:sz w:val="28"/>
-                <w:szCs w:val="40"/>
-                <w:highlight w:val="yellow"/>
-                <w:lang w:val="it-IT"/>
-              </w:rPr>
-              <w:t>–</w:t>
-            </w:r>
-            <w:r>
-              <w:rPr>
-                <w:rFonts w:ascii="BRH Malayalam Extra" w:hAnsi="BRH Malayalam Extra" w:cs="BRH Malayalam Extra"/>
-                <w:sz w:val="32"/>
-                <w:szCs w:val="40"/>
-                <w:highlight w:val="yellow"/>
-                <w:lang w:val="it-IT"/>
-              </w:rPr>
-              <w:t>I</w:t>
-            </w:r>
-            <w:r>
-              <w:rPr>
-                <w:rFonts w:ascii="BRH Malayalam Extra" w:hAnsi="BRH Malayalam Extra" w:cs="BRH Malayalam Extra"/>
-                <w:sz w:val="32"/>
-                <w:szCs w:val="40"/>
-                <w:lang w:val="it-IT"/>
-              </w:rPr>
-              <w:t xml:space="preserve"> </w:t>
-            </w:r>
-            <w:r>
-              <w:rPr>
-                <w:rFonts w:ascii="BRH Devanagari Extra" w:hAnsi="BRH Devanagari Extra" w:cs="BRH Malayalam Extra"/>
-                <w:szCs w:val="40"/>
-                <w:lang w:val="it-IT"/>
-              </w:rPr>
-              <w:t>Æ</w:t>
-            </w:r>
-            <w:r>
-              <w:rPr>
-                <w:rFonts w:ascii="BRH Malayalam Extra" w:hAnsi="BRH Malayalam Extra" w:cs="BRH Malayalam Extra"/>
-                <w:sz w:val="32"/>
-                <w:szCs w:val="40"/>
-                <w:lang w:val="it-IT"/>
-              </w:rPr>
-              <w:t>j</w:t>
-            </w:r>
-            <w:r>
-              <w:rPr>
-                <w:rFonts w:ascii="BRH Malayalam Extra" w:hAnsi="BRH Malayalam Extra" w:cs="BRH Malayalam Extra"/>
-                <w:sz w:val="28"/>
-                <w:szCs w:val="40"/>
-                <w:lang w:val="it-IT"/>
-              </w:rPr>
-              <w:t>–</w:t>
-            </w:r>
-            <w:r>
-              <w:rPr>
-                <w:rFonts w:ascii="BRH Malayalam Extra" w:hAnsi="BRH Malayalam Extra" w:cs="BRH Malayalam Extra"/>
-                <w:sz w:val="32"/>
-                <w:szCs w:val="40"/>
-                <w:lang w:val="it-IT"/>
-              </w:rPr>
-              <w:t xml:space="preserve">¹sõ— </w:t>
-            </w:r>
-          </w:p>
-          <w:p>
-            <w:pPr>
-              <w:widowControl w:val="0"/>
-              <w:autoSpaceDE w:val="0"/>
-              <w:autoSpaceDN w:val="0"/>
-              <w:adjustRightInd w:val="0"/>
-              <w:spacing w:before="0" w:after="120" w:line="240" w:lineRule="auto"/>
-              <w:rPr>
-                <w:rFonts w:ascii="BRH Malayalam Extra" w:hAnsi="BRH Malayalam Extra" w:cs="BRH Malayalam Extra"/>
-                <w:sz w:val="32"/>
-                <w:szCs w:val="40"/>
-              </w:rPr>
-            </w:pPr>
-            <w:r>
-              <w:rPr>
-                <w:rFonts w:ascii="BRH Malayalam Extra" w:hAnsi="BRH Malayalam Extra" w:cs="BRH Malayalam Extra"/>
-                <w:sz w:val="32"/>
-                <w:szCs w:val="40"/>
-              </w:rPr>
-              <w:t>j</w:t>
-            </w:r>
-            <w:r>
-              <w:rPr>
-                <w:rFonts w:ascii="BRH Malayalam Extra" w:hAnsi="BRH Malayalam Extra" w:cs="BRH Malayalam Extra"/>
-                <w:sz w:val="28"/>
-                <w:szCs w:val="40"/>
-              </w:rPr>
-              <w:t>–</w:t>
-            </w:r>
-            <w:r>
-              <w:rPr>
-                <w:rFonts w:ascii="BRH Malayalam Extra" w:hAnsi="BRH Malayalam Extra" w:cs="BRH Malayalam Extra"/>
-                <w:sz w:val="32"/>
-                <w:szCs w:val="40"/>
-              </w:rPr>
-              <w:t>¹sõ</w:t>
-            </w:r>
-            <w:r>
-              <w:rPr>
-                <w:rFonts w:ascii="BRH Malayalam Extra" w:hAnsi="BRH Malayalam Extra" w:cs="BRH Malayalam Extra"/>
-                <w:sz w:val="28"/>
-                <w:szCs w:val="40"/>
-              </w:rPr>
-              <w:t>–</w:t>
-            </w:r>
-            <w:r>
-              <w:rPr>
-                <w:rFonts w:ascii="BRH Malayalam Extra" w:hAnsi="BRH Malayalam Extra" w:cs="BRH Malayalam Extra"/>
-                <w:sz w:val="32"/>
-                <w:szCs w:val="40"/>
-              </w:rPr>
-              <w:t xml:space="preserve"> öexj—</w:t>
-            </w:r>
-            <w:r>
-              <w:rPr>
-                <w:rFonts w:ascii="BRH Malayalam Extra" w:hAnsi="BRH Malayalam Extra" w:cs="BRH Malayalam Extra"/>
-                <w:sz w:val="32"/>
-                <w:szCs w:val="40"/>
-                <w:highlight w:val="yellow"/>
-              </w:rPr>
-              <w:t>Y</w:t>
-            </w:r>
-            <w:r>
-              <w:rPr>
-                <w:rFonts w:ascii="BRH Malayalam Extra" w:hAnsi="BRH Malayalam Extra" w:cs="BRH Malayalam Extra"/>
-                <w:sz w:val="28"/>
-                <w:szCs w:val="40"/>
-              </w:rPr>
-              <w:t>–</w:t>
-            </w:r>
-            <w:r>
-              <w:rPr>
-                <w:rFonts w:ascii="BRH Malayalam Extra" w:hAnsi="BRH Malayalam Extra" w:cs="BRH Malayalam Extra"/>
-                <w:sz w:val="32"/>
-                <w:szCs w:val="40"/>
-              </w:rPr>
-              <w:t xml:space="preserve">I | </w:t>
+              <w:t>öexj—Y</w:t>
+            </w:r>
+            <w:r>
+              <w:rPr>
+                <w:rFonts w:ascii="BRH Malayalam Extra" w:hAnsi="BRH Malayalam Extra" w:cs="BRH Malayalam Extra"/>
+                <w:sz w:val="28"/>
+                <w:szCs w:val="40"/>
+                <w:lang w:val="it-IT"/>
+              </w:rPr>
+              <w:t>–</w:t>
+            </w:r>
+            <w:r>
+              <w:rPr>
+                <w:rFonts w:ascii="BRH Malayalam Extra" w:hAnsi="BRH Malayalam Extra" w:cs="BRH Malayalam Extra"/>
+                <w:sz w:val="32"/>
+                <w:szCs w:val="40"/>
+                <w:lang w:val="it-IT"/>
+              </w:rPr>
+              <w:t>I öeZy</w:t>
+            </w:r>
+            <w:r>
+              <w:rPr>
+                <w:rFonts w:ascii="BRH Malayalam Extra" w:hAnsi="BRH Malayalam Extra" w:cs="BRH Malayalam Extra"/>
+                <w:sz w:val="28"/>
+                <w:szCs w:val="40"/>
+                <w:lang w:val="it-IT"/>
+              </w:rPr>
+              <w:t>–</w:t>
+            </w:r>
+            <w:r>
+              <w:rPr>
+                <w:rFonts w:ascii="BRH Malayalam Extra" w:hAnsi="BRH Malayalam Extra" w:cs="BRH Malayalam Extra"/>
+                <w:sz w:val="32"/>
+                <w:szCs w:val="40"/>
+                <w:lang w:val="it-IT"/>
+              </w:rPr>
+              <w:t>rçxI öe—Zy</w:t>
+            </w:r>
+            <w:r>
+              <w:rPr>
+                <w:rFonts w:ascii="BRH Malayalam Extra" w:hAnsi="BRH Malayalam Extra" w:cs="BRH Malayalam Extra"/>
+                <w:sz w:val="28"/>
+                <w:szCs w:val="40"/>
+                <w:lang w:val="it-IT"/>
+              </w:rPr>
+              <w:t>–</w:t>
+            </w:r>
+            <w:r>
+              <w:rPr>
+                <w:rFonts w:ascii="BRH Malayalam Extra" w:hAnsi="BRH Malayalam Extra" w:cs="BRH Malayalam Extra"/>
+                <w:sz w:val="32"/>
+                <w:szCs w:val="40"/>
+                <w:lang w:val="it-IT"/>
+              </w:rPr>
+              <w:t>rçxI öexj—Y</w:t>
+            </w:r>
+            <w:r>
+              <w:rPr>
+                <w:rFonts w:ascii="BRH Malayalam Extra" w:hAnsi="BRH Malayalam Extra" w:cs="BRH Malayalam Extra"/>
+                <w:sz w:val="28"/>
+                <w:szCs w:val="40"/>
+                <w:lang w:val="it-IT"/>
+              </w:rPr>
+              <w:t>–</w:t>
+            </w:r>
+            <w:r>
+              <w:rPr>
+                <w:rFonts w:ascii="BRH Malayalam Extra" w:hAnsi="BRH Malayalam Extra" w:cs="BRH Malayalam Extra"/>
+                <w:sz w:val="32"/>
+                <w:szCs w:val="40"/>
+                <w:lang w:val="it-IT"/>
+              </w:rPr>
+              <w:t xml:space="preserve">I </w:t>
             </w:r>
           </w:p>
           <w:p>
@@ -17648,162 +18060,53 @@
                 <w:rFonts w:ascii="BRH Malayalam Extra" w:hAnsi="BRH Malayalam Extra" w:cs="BRH Malayalam Extra"/>
                 <w:sz w:val="32"/>
                 <w:szCs w:val="40"/>
+                <w:lang w:val="it-IT"/>
               </w:rPr>
             </w:pPr>
             <w:r>
               <w:rPr>
-                <w:rFonts w:cs="BRH Malayalam Extra"/>
-                <w:szCs w:val="40"/>
-              </w:rPr>
-              <w:t>61</w:t>
-            </w:r>
-            <w:r>
-              <w:rPr>
-                <w:rFonts w:ascii="BRH Malayalam Extra" w:hAnsi="BRH Malayalam Extra" w:cs="BRH Malayalam Extra"/>
-                <w:sz w:val="32"/>
-                <w:szCs w:val="40"/>
-              </w:rPr>
-              <w:t>)</w:t>
-            </w:r>
-            <w:r>
-              <w:rPr>
-                <w:rFonts w:ascii="BRH Malayalam Extra" w:hAnsi="BRH Malayalam Extra" w:cs="BRH Malayalam Extra"/>
-                <w:sz w:val="32"/>
-                <w:szCs w:val="40"/>
-              </w:rPr>
-              <w:tab/>
-            </w:r>
-            <w:r>
-              <w:rPr>
-                <w:rFonts w:cs="BRH Malayalam Extra"/>
-                <w:szCs w:val="40"/>
-              </w:rPr>
-              <w:t>1</w:t>
-            </w:r>
-            <w:r>
-              <w:rPr>
-                <w:rFonts w:ascii="BRH Malayalam Extra" w:hAnsi="BRH Malayalam Extra" w:cs="BRH Malayalam Extra"/>
-                <w:sz w:val="32"/>
-                <w:szCs w:val="40"/>
-              </w:rPr>
-              <w:t>.</w:t>
-            </w:r>
-            <w:r>
-              <w:rPr>
-                <w:rFonts w:cs="BRH Malayalam Extra"/>
-                <w:szCs w:val="40"/>
-              </w:rPr>
-              <w:t>6</w:t>
-            </w:r>
-            <w:r>
-              <w:rPr>
-                <w:rFonts w:ascii="BRH Malayalam Extra" w:hAnsi="BRH Malayalam Extra" w:cs="BRH Malayalam Extra"/>
-                <w:sz w:val="32"/>
-                <w:szCs w:val="40"/>
-              </w:rPr>
-              <w:t>.</w:t>
-            </w:r>
-            <w:r>
-              <w:rPr>
-                <w:rFonts w:cs="BRH Malayalam Extra"/>
-                <w:szCs w:val="40"/>
-              </w:rPr>
-              <w:t>11</w:t>
-            </w:r>
-            <w:r>
-              <w:rPr>
-                <w:rFonts w:ascii="BRH Malayalam Extra" w:hAnsi="BRH Malayalam Extra" w:cs="BRH Malayalam Extra"/>
-                <w:sz w:val="32"/>
-                <w:szCs w:val="40"/>
-              </w:rPr>
-              <w:t>.</w:t>
-            </w:r>
-            <w:r>
-              <w:rPr>
-                <w:rFonts w:cs="BRH Malayalam Extra"/>
-                <w:szCs w:val="40"/>
-              </w:rPr>
-              <w:t>1</w:t>
-            </w:r>
-            <w:r>
-              <w:rPr>
-                <w:rFonts w:ascii="BRH Malayalam Extra" w:hAnsi="BRH Malayalam Extra" w:cs="BRH Malayalam Extra"/>
-                <w:sz w:val="32"/>
-                <w:szCs w:val="40"/>
-              </w:rPr>
-              <w:t>(</w:t>
-            </w:r>
-            <w:r>
-              <w:rPr>
-                <w:rFonts w:cs="BRH Malayalam Extra"/>
-                <w:szCs w:val="40"/>
-              </w:rPr>
-              <w:t>49</w:t>
-            </w:r>
-            <w:r>
-              <w:rPr>
-                <w:rFonts w:ascii="BRH Malayalam Extra" w:hAnsi="BRH Malayalam Extra" w:cs="BRH Malayalam Extra"/>
-                <w:sz w:val="32"/>
-                <w:szCs w:val="40"/>
-              </w:rPr>
-              <w:t>)-  öexj—</w:t>
-            </w:r>
-            <w:r>
-              <w:rPr>
-                <w:rFonts w:ascii="BRH Malayalam Extra" w:hAnsi="BRH Malayalam Extra" w:cs="BRH Malayalam Extra"/>
-                <w:sz w:val="32"/>
-                <w:szCs w:val="40"/>
-                <w:highlight w:val="yellow"/>
-              </w:rPr>
-              <w:t>Y</w:t>
-            </w:r>
-            <w:r>
-              <w:rPr>
-                <w:rFonts w:ascii="BRH Malayalam Extra" w:hAnsi="BRH Malayalam Extra" w:cs="BRH Malayalam Extra"/>
-                <w:sz w:val="28"/>
-                <w:szCs w:val="40"/>
-              </w:rPr>
-              <w:t>–</w:t>
-            </w:r>
-            <w:r>
-              <w:rPr>
-                <w:rFonts w:ascii="BRH Malayalam Extra" w:hAnsi="BRH Malayalam Extra" w:cs="BRH Malayalam Extra"/>
-                <w:sz w:val="32"/>
-                <w:szCs w:val="40"/>
-              </w:rPr>
-              <w:t>I | öe</w:t>
-            </w:r>
-            <w:r>
-              <w:rPr>
-                <w:rFonts w:ascii="BRH Malayalam Extra" w:hAnsi="BRH Malayalam Extra" w:cs="BRH Malayalam Extra"/>
-                <w:sz w:val="28"/>
-                <w:szCs w:val="40"/>
-              </w:rPr>
-              <w:t>–</w:t>
-            </w:r>
-            <w:r>
-              <w:rPr>
-                <w:rFonts w:ascii="BRH Malayalam Extra" w:hAnsi="BRH Malayalam Extra" w:cs="BRH Malayalam Extra"/>
-                <w:sz w:val="32"/>
-                <w:szCs w:val="40"/>
-              </w:rPr>
-              <w:t>Zy</w:t>
-            </w:r>
-            <w:r>
-              <w:rPr>
-                <w:rFonts w:ascii="BRH Malayalam Extra" w:hAnsi="BRH Malayalam Extra" w:cs="BRH Malayalam Extra"/>
-                <w:sz w:val="28"/>
-                <w:szCs w:val="40"/>
-              </w:rPr>
-              <w:t>–</w:t>
-            </w:r>
-            <w:r>
-              <w:rPr>
-                <w:rFonts w:ascii="BRH Malayalam Extra" w:hAnsi="BRH Malayalam Extra" w:cs="BRH Malayalam Extra"/>
-                <w:sz w:val="32"/>
-                <w:szCs w:val="40"/>
-              </w:rPr>
-              <w:t>rçxI |</w:t>
+                <w:rFonts w:ascii="BRH Malayalam Extra" w:hAnsi="BRH Malayalam Extra" w:cs="BRH Malayalam Extra"/>
+                <w:sz w:val="32"/>
+                <w:szCs w:val="40"/>
+                <w:lang w:val="it-IT"/>
+              </w:rPr>
+              <w:t>öexj—Y</w:t>
+            </w:r>
+            <w:r>
+              <w:rPr>
+                <w:rFonts w:ascii="BRH Malayalam Extra" w:hAnsi="BRH Malayalam Extra" w:cs="BRH Malayalam Extra"/>
+                <w:sz w:val="28"/>
+                <w:szCs w:val="40"/>
+                <w:lang w:val="it-IT"/>
+              </w:rPr>
+              <w:t>–</w:t>
+            </w:r>
+            <w:r>
+              <w:rPr>
+                <w:rFonts w:ascii="BRH Malayalam Extra" w:hAnsi="BRH Malayalam Extra" w:cs="BRH Malayalam Extra"/>
+                <w:sz w:val="32"/>
+                <w:szCs w:val="40"/>
+                <w:lang w:val="it-IT"/>
+              </w:rPr>
+              <w:t>I öeZy</w:t>
+            </w:r>
+            <w:r>
+              <w:rPr>
+                <w:rFonts w:ascii="BRH Malayalam Extra" w:hAnsi="BRH Malayalam Extra" w:cs="BRH Malayalam Extra"/>
+                <w:sz w:val="28"/>
+                <w:szCs w:val="40"/>
+                <w:lang w:val="it-IT"/>
+              </w:rPr>
+              <w:t>–</w:t>
+            </w:r>
+            <w:r>
+              <w:rPr>
+                <w:rFonts w:ascii="BRH Malayalam Extra" w:hAnsi="BRH Malayalam Extra" w:cs="BRH Malayalam Extra"/>
+                <w:sz w:val="32"/>
+                <w:szCs w:val="40"/>
+                <w:lang w:val="it-IT"/>
+              </w:rPr>
+              <w:t xml:space="preserve">rçxI | </w:t>
             </w:r>
           </w:p>
           <w:p>
@@ -17817,79 +18120,147 @@
                 <w:rFonts w:ascii="BRH Malayalam Extra" w:hAnsi="BRH Malayalam Extra" w:cs="BRH Malayalam Extra"/>
                 <w:sz w:val="32"/>
                 <w:szCs w:val="40"/>
+                <w:lang w:val="it-IT"/>
               </w:rPr>
             </w:pPr>
             <w:r>
               <w:rPr>
-                <w:rFonts w:ascii="BRH Malayalam Extra" w:hAnsi="BRH Malayalam Extra" w:cs="BRH Malayalam Extra"/>
-                <w:sz w:val="32"/>
-                <w:szCs w:val="40"/>
-              </w:rPr>
-              <w:t>öexj—Y</w:t>
-            </w:r>
-            <w:r>
-              <w:rPr>
-                <w:rFonts w:ascii="BRH Malayalam Extra" w:hAnsi="BRH Malayalam Extra" w:cs="BRH Malayalam Extra"/>
-                <w:sz w:val="28"/>
-                <w:szCs w:val="40"/>
-              </w:rPr>
-              <w:t>–</w:t>
-            </w:r>
-            <w:r>
-              <w:rPr>
-                <w:rFonts w:ascii="BRH Malayalam Extra" w:hAnsi="BRH Malayalam Extra" w:cs="BRH Malayalam Extra"/>
-                <w:sz w:val="32"/>
-                <w:szCs w:val="40"/>
-              </w:rPr>
-              <w:t>I öeZy</w:t>
-            </w:r>
-            <w:r>
-              <w:rPr>
-                <w:rFonts w:ascii="BRH Malayalam Extra" w:hAnsi="BRH Malayalam Extra" w:cs="BRH Malayalam Extra"/>
-                <w:sz w:val="28"/>
-                <w:szCs w:val="40"/>
-              </w:rPr>
-              <w:t>–</w:t>
-            </w:r>
-            <w:r>
-              <w:rPr>
-                <w:rFonts w:ascii="BRH Malayalam Extra" w:hAnsi="BRH Malayalam Extra" w:cs="BRH Malayalam Extra"/>
-                <w:sz w:val="32"/>
-                <w:szCs w:val="40"/>
-              </w:rPr>
-              <w:t>rçxI öe—Zy</w:t>
-            </w:r>
-            <w:r>
-              <w:rPr>
-                <w:rFonts w:ascii="BRH Malayalam Extra" w:hAnsi="BRH Malayalam Extra" w:cs="BRH Malayalam Extra"/>
-                <w:sz w:val="28"/>
-                <w:szCs w:val="40"/>
-              </w:rPr>
-              <w:t>–</w:t>
-            </w:r>
-            <w:r>
-              <w:rPr>
-                <w:rFonts w:ascii="BRH Malayalam Extra" w:hAnsi="BRH Malayalam Extra" w:cs="BRH Malayalam Extra"/>
-                <w:sz w:val="32"/>
-                <w:szCs w:val="40"/>
-              </w:rPr>
-              <w:t>rçxI öexj—Y</w:t>
-            </w:r>
-            <w:r>
-              <w:rPr>
-                <w:rFonts w:ascii="BRH Malayalam Extra" w:hAnsi="BRH Malayalam Extra" w:cs="BRH Malayalam Extra"/>
-                <w:sz w:val="28"/>
-                <w:szCs w:val="40"/>
-              </w:rPr>
-              <w:t>–</w:t>
-            </w:r>
-            <w:r>
-              <w:rPr>
-                <w:rFonts w:ascii="BRH Malayalam Extra" w:hAnsi="BRH Malayalam Extra" w:cs="BRH Malayalam Extra"/>
-                <w:sz w:val="32"/>
-                <w:szCs w:val="40"/>
-              </w:rPr>
-              <w:t xml:space="preserve">I </w:t>
+                <w:rFonts w:cs="BRH Malayalam Extra"/>
+                <w:szCs w:val="40"/>
+                <w:lang w:val="it-IT"/>
+              </w:rPr>
+              <w:t>62</w:t>
+            </w:r>
+            <w:r>
+              <w:rPr>
+                <w:rFonts w:ascii="BRH Malayalam Extra" w:hAnsi="BRH Malayalam Extra" w:cs="BRH Malayalam Extra"/>
+                <w:sz w:val="32"/>
+                <w:szCs w:val="40"/>
+                <w:lang w:val="it-IT"/>
+              </w:rPr>
+              <w:t>)</w:t>
+            </w:r>
+            <w:r>
+              <w:rPr>
+                <w:rFonts w:ascii="BRH Malayalam Extra" w:hAnsi="BRH Malayalam Extra" w:cs="BRH Malayalam Extra"/>
+                <w:sz w:val="32"/>
+                <w:szCs w:val="40"/>
+                <w:lang w:val="it-IT"/>
+              </w:rPr>
+              <w:tab/>
+            </w:r>
+            <w:r>
+              <w:rPr>
+                <w:rFonts w:cs="BRH Malayalam Extra"/>
+                <w:szCs w:val="40"/>
+                <w:lang w:val="it-IT"/>
+              </w:rPr>
+              <w:t>1</w:t>
+            </w:r>
+            <w:r>
+              <w:rPr>
+                <w:rFonts w:ascii="BRH Malayalam Extra" w:hAnsi="BRH Malayalam Extra" w:cs="BRH Malayalam Extra"/>
+                <w:sz w:val="32"/>
+                <w:szCs w:val="40"/>
+                <w:lang w:val="it-IT"/>
+              </w:rPr>
+              <w:t>.</w:t>
+            </w:r>
+            <w:r>
+              <w:rPr>
+                <w:rFonts w:cs="BRH Malayalam Extra"/>
+                <w:szCs w:val="40"/>
+                <w:lang w:val="it-IT"/>
+              </w:rPr>
+              <w:t>6</w:t>
+            </w:r>
+            <w:r>
+              <w:rPr>
+                <w:rFonts w:ascii="BRH Malayalam Extra" w:hAnsi="BRH Malayalam Extra" w:cs="BRH Malayalam Extra"/>
+                <w:sz w:val="32"/>
+                <w:szCs w:val="40"/>
+                <w:lang w:val="it-IT"/>
+              </w:rPr>
+              <w:t>.</w:t>
+            </w:r>
+            <w:r>
+              <w:rPr>
+                <w:rFonts w:cs="BRH Malayalam Extra"/>
+                <w:szCs w:val="40"/>
+                <w:lang w:val="it-IT"/>
+              </w:rPr>
+              <w:t>11</w:t>
+            </w:r>
+            <w:r>
+              <w:rPr>
+                <w:rFonts w:ascii="BRH Malayalam Extra" w:hAnsi="BRH Malayalam Extra" w:cs="BRH Malayalam Extra"/>
+                <w:sz w:val="32"/>
+                <w:szCs w:val="40"/>
+                <w:lang w:val="it-IT"/>
+              </w:rPr>
+              <w:t>.</w:t>
+            </w:r>
+            <w:r>
+              <w:rPr>
+                <w:rFonts w:cs="BRH Malayalam Extra"/>
+                <w:szCs w:val="40"/>
+                <w:lang w:val="it-IT"/>
+              </w:rPr>
+              <w:t>1</w:t>
+            </w:r>
+            <w:r>
+              <w:rPr>
+                <w:rFonts w:ascii="BRH Malayalam Extra" w:hAnsi="BRH Malayalam Extra" w:cs="BRH Malayalam Extra"/>
+                <w:sz w:val="32"/>
+                <w:szCs w:val="40"/>
+                <w:lang w:val="it-IT"/>
+              </w:rPr>
+              <w:t>(</w:t>
+            </w:r>
+            <w:r>
+              <w:rPr>
+                <w:rFonts w:cs="BRH Malayalam Extra"/>
+                <w:szCs w:val="40"/>
+                <w:lang w:val="it-IT"/>
+              </w:rPr>
+              <w:t>49</w:t>
+            </w:r>
+            <w:r>
+              <w:rPr>
+                <w:rFonts w:ascii="BRH Malayalam Extra" w:hAnsi="BRH Malayalam Extra" w:cs="BRH Malayalam Extra"/>
+                <w:sz w:val="32"/>
+                <w:szCs w:val="40"/>
+                <w:lang w:val="it-IT"/>
+              </w:rPr>
+              <w:t>)-  öexj—</w:t>
+            </w:r>
+            <w:r>
+              <w:rPr>
+                <w:rFonts w:ascii="BRH Malayalam Extra" w:hAnsi="BRH Malayalam Extra" w:cs="BRH Malayalam Extra"/>
+                <w:sz w:val="32"/>
+                <w:szCs w:val="40"/>
+                <w:highlight w:val="yellow"/>
+                <w:lang w:val="it-IT"/>
+              </w:rPr>
+              <w:t>Y</w:t>
+            </w:r>
+            <w:r>
+              <w:rPr>
+                <w:rFonts w:ascii="BRH Malayalam Extra" w:hAnsi="BRH Malayalam Extra" w:cs="BRH Malayalam Extra"/>
+                <w:sz w:val="28"/>
+                <w:szCs w:val="40"/>
+                <w:lang w:val="it-IT"/>
+              </w:rPr>
+              <w:t>–</w:t>
+            </w:r>
+            <w:r>
+              <w:rPr>
+                <w:rFonts w:ascii="BRH Malayalam Extra" w:hAnsi="BRH Malayalam Extra" w:cs="BRH Malayalam Extra"/>
+                <w:sz w:val="32"/>
+                <w:szCs w:val="40"/>
+                <w:lang w:val="it-IT"/>
+              </w:rPr>
+              <w:t>I |</w:t>
             </w:r>
           </w:p>
           <w:p>
@@ -17900,9 +18271,9 @@
               <w:adjustRightInd w:val="0"/>
               <w:spacing w:before="0" w:line="240" w:lineRule="auto"/>
               <w:rPr>
-                <w:rFonts w:ascii="BRH Malayalam Extra" w:hAnsi="BRH Malayalam Extra" w:cs="BRH Malayalam Extra"/>
-                <w:sz w:val="32"/>
-                <w:szCs w:val="40"/>
+                <w:rFonts w:cs="BRH Malayalam Extra"/>
+                <w:szCs w:val="40"/>
+                <w:lang w:val="it-IT"/>
               </w:rPr>
             </w:pPr>
             <w:r>
@@ -17910,6 +18281,7 @@
                 <w:rFonts w:ascii="BRH Malayalam Extra" w:hAnsi="BRH Malayalam Extra" w:cs="BRH Malayalam Extra"/>
                 <w:sz w:val="32"/>
                 <w:szCs w:val="40"/>
+                <w:lang w:val="it-IT"/>
               </w:rPr>
               <w:t>öexj—Y</w:t>
             </w:r>
@@ -17918,204 +18290,16 @@
                 <w:rFonts w:ascii="BRH Malayalam Extra" w:hAnsi="BRH Malayalam Extra" w:cs="BRH Malayalam Extra"/>
                 <w:sz w:val="28"/>
                 <w:szCs w:val="40"/>
-              </w:rPr>
-              <w:t>–</w:t>
-            </w:r>
-            <w:r>
-              <w:rPr>
-                <w:rFonts w:ascii="BRH Malayalam Extra" w:hAnsi="BRH Malayalam Extra" w:cs="BRH Malayalam Extra"/>
-                <w:sz w:val="32"/>
-                <w:szCs w:val="40"/>
-              </w:rPr>
-              <w:t>I öeZy</w:t>
-            </w:r>
-            <w:r>
-              <w:rPr>
-                <w:rFonts w:ascii="BRH Malayalam Extra" w:hAnsi="BRH Malayalam Extra" w:cs="BRH Malayalam Extra"/>
-                <w:sz w:val="28"/>
-                <w:szCs w:val="40"/>
-              </w:rPr>
-              <w:t>–</w:t>
-            </w:r>
-            <w:r>
-              <w:rPr>
-                <w:rFonts w:ascii="BRH Malayalam Extra" w:hAnsi="BRH Malayalam Extra" w:cs="BRH Malayalam Extra"/>
-                <w:sz w:val="32"/>
-                <w:szCs w:val="40"/>
-              </w:rPr>
-              <w:t xml:space="preserve">rçxI | </w:t>
-            </w:r>
-          </w:p>
-          <w:p>
-            <w:pPr>
-              <w:widowControl w:val="0"/>
-              <w:autoSpaceDE w:val="0"/>
-              <w:autoSpaceDN w:val="0"/>
-              <w:adjustRightInd w:val="0"/>
-              <w:spacing w:before="0" w:line="240" w:lineRule="auto"/>
-              <w:rPr>
-                <w:rFonts w:ascii="BRH Malayalam Extra" w:hAnsi="BRH Malayalam Extra" w:cs="BRH Malayalam Extra"/>
-                <w:sz w:val="32"/>
-                <w:szCs w:val="40"/>
-              </w:rPr>
-            </w:pPr>
-            <w:r>
-              <w:rPr>
-                <w:rFonts w:cs="BRH Malayalam Extra"/>
-                <w:szCs w:val="40"/>
-              </w:rPr>
-              <w:t>62</w:t>
-            </w:r>
-            <w:r>
-              <w:rPr>
-                <w:rFonts w:ascii="BRH Malayalam Extra" w:hAnsi="BRH Malayalam Extra" w:cs="BRH Malayalam Extra"/>
-                <w:sz w:val="32"/>
-                <w:szCs w:val="40"/>
-              </w:rPr>
-              <w:t>)</w:t>
-            </w:r>
-            <w:r>
-              <w:rPr>
-                <w:rFonts w:ascii="BRH Malayalam Extra" w:hAnsi="BRH Malayalam Extra" w:cs="BRH Malayalam Extra"/>
-                <w:sz w:val="32"/>
-                <w:szCs w:val="40"/>
-              </w:rPr>
-              <w:tab/>
-            </w:r>
-            <w:r>
-              <w:rPr>
-                <w:rFonts w:cs="BRH Malayalam Extra"/>
-                <w:szCs w:val="40"/>
-              </w:rPr>
-              <w:t>1</w:t>
-            </w:r>
-            <w:r>
-              <w:rPr>
-                <w:rFonts w:ascii="BRH Malayalam Extra" w:hAnsi="BRH Malayalam Extra" w:cs="BRH Malayalam Extra"/>
-                <w:sz w:val="32"/>
-                <w:szCs w:val="40"/>
-              </w:rPr>
-              <w:t>.</w:t>
-            </w:r>
-            <w:r>
-              <w:rPr>
-                <w:rFonts w:cs="BRH Malayalam Extra"/>
-                <w:szCs w:val="40"/>
-              </w:rPr>
-              <w:t>6</w:t>
-            </w:r>
-            <w:r>
-              <w:rPr>
-                <w:rFonts w:ascii="BRH Malayalam Extra" w:hAnsi="BRH Malayalam Extra" w:cs="BRH Malayalam Extra"/>
-                <w:sz w:val="32"/>
-                <w:szCs w:val="40"/>
-              </w:rPr>
-              <w:t>.</w:t>
-            </w:r>
-            <w:r>
-              <w:rPr>
-                <w:rFonts w:cs="BRH Malayalam Extra"/>
-                <w:szCs w:val="40"/>
-              </w:rPr>
-              <w:t>11</w:t>
-            </w:r>
-            <w:r>
-              <w:rPr>
-                <w:rFonts w:ascii="BRH Malayalam Extra" w:hAnsi="BRH Malayalam Extra" w:cs="BRH Malayalam Extra"/>
-                <w:sz w:val="32"/>
-                <w:szCs w:val="40"/>
-              </w:rPr>
-              <w:t>.</w:t>
-            </w:r>
-            <w:r>
-              <w:rPr>
-                <w:rFonts w:cs="BRH Malayalam Extra"/>
-                <w:szCs w:val="40"/>
-              </w:rPr>
-              <w:t>1</w:t>
-            </w:r>
-            <w:r>
-              <w:rPr>
-                <w:rFonts w:ascii="BRH Malayalam Extra" w:hAnsi="BRH Malayalam Extra" w:cs="BRH Malayalam Extra"/>
-                <w:sz w:val="32"/>
-                <w:szCs w:val="40"/>
-              </w:rPr>
-              <w:t>(</w:t>
-            </w:r>
-            <w:r>
-              <w:rPr>
-                <w:rFonts w:cs="BRH Malayalam Extra"/>
-                <w:szCs w:val="40"/>
-              </w:rPr>
-              <w:t>49</w:t>
-            </w:r>
-            <w:r>
-              <w:rPr>
-                <w:rFonts w:ascii="BRH Malayalam Extra" w:hAnsi="BRH Malayalam Extra" w:cs="BRH Malayalam Extra"/>
-                <w:sz w:val="32"/>
-                <w:szCs w:val="40"/>
-              </w:rPr>
-              <w:t>)-  öexj—</w:t>
-            </w:r>
-            <w:r>
-              <w:rPr>
-                <w:rFonts w:ascii="BRH Malayalam Extra" w:hAnsi="BRH Malayalam Extra" w:cs="BRH Malayalam Extra"/>
-                <w:sz w:val="32"/>
-                <w:szCs w:val="40"/>
-                <w:highlight w:val="yellow"/>
-              </w:rPr>
-              <w:t>Y</w:t>
-            </w:r>
-            <w:r>
-              <w:rPr>
-                <w:rFonts w:ascii="BRH Malayalam Extra" w:hAnsi="BRH Malayalam Extra" w:cs="BRH Malayalam Extra"/>
-                <w:sz w:val="28"/>
-                <w:szCs w:val="40"/>
-              </w:rPr>
-              <w:t>–</w:t>
-            </w:r>
-            <w:r>
-              <w:rPr>
-                <w:rFonts w:ascii="BRH Malayalam Extra" w:hAnsi="BRH Malayalam Extra" w:cs="BRH Malayalam Extra"/>
-                <w:sz w:val="32"/>
-                <w:szCs w:val="40"/>
-              </w:rPr>
-              <w:t>I |</w:t>
-            </w:r>
-          </w:p>
-          <w:p>
-            <w:pPr>
-              <w:widowControl w:val="0"/>
-              <w:autoSpaceDE w:val="0"/>
-              <w:autoSpaceDN w:val="0"/>
-              <w:adjustRightInd w:val="0"/>
-              <w:spacing w:before="0" w:line="240" w:lineRule="auto"/>
-              <w:rPr>
-                <w:rFonts w:cs="BRH Malayalam Extra"/>
-                <w:szCs w:val="40"/>
-              </w:rPr>
-            </w:pPr>
-            <w:r>
-              <w:rPr>
-                <w:rFonts w:ascii="BRH Malayalam Extra" w:hAnsi="BRH Malayalam Extra" w:cs="BRH Malayalam Extra"/>
-                <w:sz w:val="32"/>
-                <w:szCs w:val="40"/>
-              </w:rPr>
-              <w:t>öexj—Y</w:t>
-            </w:r>
-            <w:r>
-              <w:rPr>
-                <w:rFonts w:ascii="BRH Malayalam Extra" w:hAnsi="BRH Malayalam Extra" w:cs="BRH Malayalam Extra"/>
-                <w:sz w:val="28"/>
-                <w:szCs w:val="40"/>
-              </w:rPr>
-              <w:t>–</w:t>
-            </w:r>
-            <w:r>
-              <w:rPr>
-                <w:rFonts w:ascii="BRH Malayalam Extra" w:hAnsi="BRH Malayalam Extra" w:cs="BRH Malayalam Extra"/>
-                <w:sz w:val="32"/>
-                <w:szCs w:val="40"/>
+                <w:lang w:val="it-IT"/>
+              </w:rPr>
+              <w:t>–</w:t>
+            </w:r>
+            <w:r>
+              <w:rPr>
+                <w:rFonts w:ascii="BRH Malayalam Extra" w:hAnsi="BRH Malayalam Extra" w:cs="BRH Malayalam Extra"/>
+                <w:sz w:val="32"/>
+                <w:szCs w:val="40"/>
+                <w:lang w:val="it-IT"/>
               </w:rPr>
               <w:t xml:space="preserve">iyZy— öe - Aj—dI | </w:t>
             </w:r>
@@ -18139,10 +18323,161 @@
               <w:adjustRightInd w:val="0"/>
               <w:spacing w:before="0" w:line="240" w:lineRule="auto"/>
               <w:rPr>
-                <w:rFonts w:cs="BRH Malayalam Extra"/>
-                <w:szCs w:val="40"/>
+                <w:rFonts w:ascii="BRH Malayalam Extra" w:hAnsi="BRH Malayalam Extra" w:cs="BRH Malayalam Extra"/>
+                <w:sz w:val="32"/>
+                <w:szCs w:val="40"/>
+                <w:lang w:val="it-IT"/>
               </w:rPr>
             </w:pPr>
+            <w:r>
+              <w:rPr>
+                <w:rFonts w:cs="BRH Malayalam Extra"/>
+                <w:szCs w:val="40"/>
+                <w:lang w:val="it-IT"/>
+              </w:rPr>
+              <w:lastRenderedPageBreak/>
+              <w:t>60</w:t>
+            </w:r>
+            <w:r>
+              <w:rPr>
+                <w:rFonts w:ascii="BRH Malayalam Extra" w:hAnsi="BRH Malayalam Extra" w:cs="BRH Malayalam Extra"/>
+                <w:sz w:val="32"/>
+                <w:szCs w:val="40"/>
+                <w:lang w:val="it-IT"/>
+              </w:rPr>
+              <w:t>)</w:t>
+            </w:r>
+            <w:r>
+              <w:rPr>
+                <w:rFonts w:ascii="BRH Malayalam Extra" w:hAnsi="BRH Malayalam Extra" w:cs="BRH Malayalam Extra"/>
+                <w:sz w:val="32"/>
+                <w:szCs w:val="40"/>
+                <w:lang w:val="it-IT"/>
+              </w:rPr>
+              <w:tab/>
+            </w:r>
+            <w:r>
+              <w:rPr>
+                <w:rFonts w:cs="BRH Malayalam Extra"/>
+                <w:szCs w:val="40"/>
+                <w:lang w:val="it-IT"/>
+              </w:rPr>
+              <w:t>1</w:t>
+            </w:r>
+            <w:r>
+              <w:rPr>
+                <w:rFonts w:ascii="BRH Malayalam Extra" w:hAnsi="BRH Malayalam Extra" w:cs="BRH Malayalam Extra"/>
+                <w:sz w:val="32"/>
+                <w:szCs w:val="40"/>
+                <w:lang w:val="it-IT"/>
+              </w:rPr>
+              <w:t>.</w:t>
+            </w:r>
+            <w:r>
+              <w:rPr>
+                <w:rFonts w:cs="BRH Malayalam Extra"/>
+                <w:szCs w:val="40"/>
+                <w:lang w:val="it-IT"/>
+              </w:rPr>
+              <w:t>6</w:t>
+            </w:r>
+            <w:r>
+              <w:rPr>
+                <w:rFonts w:ascii="BRH Malayalam Extra" w:hAnsi="BRH Malayalam Extra" w:cs="BRH Malayalam Extra"/>
+                <w:sz w:val="32"/>
+                <w:szCs w:val="40"/>
+                <w:lang w:val="it-IT"/>
+              </w:rPr>
+              <w:t>.</w:t>
+            </w:r>
+            <w:r>
+              <w:rPr>
+                <w:rFonts w:cs="BRH Malayalam Extra"/>
+                <w:szCs w:val="40"/>
+                <w:lang w:val="it-IT"/>
+              </w:rPr>
+              <w:t>11</w:t>
+            </w:r>
+            <w:r>
+              <w:rPr>
+                <w:rFonts w:ascii="BRH Malayalam Extra" w:hAnsi="BRH Malayalam Extra" w:cs="BRH Malayalam Extra"/>
+                <w:sz w:val="32"/>
+                <w:szCs w:val="40"/>
+                <w:lang w:val="it-IT"/>
+              </w:rPr>
+              <w:t>.</w:t>
+            </w:r>
+            <w:r>
+              <w:rPr>
+                <w:rFonts w:cs="BRH Malayalam Extra"/>
+                <w:szCs w:val="40"/>
+                <w:lang w:val="it-IT"/>
+              </w:rPr>
+              <w:t>1</w:t>
+            </w:r>
+            <w:r>
+              <w:rPr>
+                <w:rFonts w:ascii="BRH Malayalam Extra" w:hAnsi="BRH Malayalam Extra" w:cs="BRH Malayalam Extra"/>
+                <w:sz w:val="32"/>
+                <w:szCs w:val="40"/>
+                <w:lang w:val="it-IT"/>
+              </w:rPr>
+              <w:t>(</w:t>
+            </w:r>
+            <w:r>
+              <w:rPr>
+                <w:rFonts w:cs="BRH Malayalam Extra"/>
+                <w:szCs w:val="40"/>
+                <w:lang w:val="it-IT"/>
+              </w:rPr>
+              <w:t>48</w:t>
+            </w:r>
+            <w:r>
+              <w:rPr>
+                <w:rFonts w:ascii="BRH Malayalam Extra" w:hAnsi="BRH Malayalam Extra" w:cs="BRH Malayalam Extra"/>
+                <w:sz w:val="32"/>
+                <w:szCs w:val="40"/>
+                <w:lang w:val="it-IT"/>
+              </w:rPr>
+              <w:t>)-  j</w:t>
+            </w:r>
+            <w:r>
+              <w:rPr>
+                <w:rFonts w:ascii="BRH Malayalam Extra" w:hAnsi="BRH Malayalam Extra" w:cs="BRH Malayalam Extra"/>
+                <w:sz w:val="28"/>
+                <w:szCs w:val="40"/>
+                <w:lang w:val="it-IT"/>
+              </w:rPr>
+              <w:t>–</w:t>
+            </w:r>
+            <w:r>
+              <w:rPr>
+                <w:rFonts w:ascii="BRH Malayalam Extra" w:hAnsi="BRH Malayalam Extra" w:cs="BRH Malayalam Extra"/>
+                <w:sz w:val="32"/>
+                <w:szCs w:val="40"/>
+                <w:lang w:val="it-IT"/>
+              </w:rPr>
+              <w:t>¹sõ— | öexj—</w:t>
+            </w:r>
+            <w:r>
+              <w:rPr>
+                <w:rFonts w:ascii="BRH Malayalam Extra" w:hAnsi="BRH Malayalam Extra" w:cs="BRH Malayalam Extra"/>
+                <w:sz w:val="32"/>
+                <w:szCs w:val="40"/>
+                <w:highlight w:val="green"/>
+                <w:lang w:val="it-IT"/>
+              </w:rPr>
+              <w:t>Y</w:t>
+            </w:r>
+            <w:r>
+              <w:rPr>
+                <w:rFonts w:ascii="BRH Malayalam Extra" w:hAnsi="BRH Malayalam Extra" w:cs="BRH Malayalam Extra"/>
+                <w:sz w:val="32"/>
+                <w:szCs w:val="40"/>
+                <w:lang w:val="it-IT"/>
+              </w:rPr>
+              <w:t>I |</w:t>
+            </w:r>
           </w:p>
           <w:p>
             <w:pPr>
@@ -18152,10 +18487,129 @@
               <w:adjustRightInd w:val="0"/>
               <w:spacing w:before="0" w:line="240" w:lineRule="auto"/>
               <w:rPr>
-                <w:rFonts w:cs="BRH Malayalam Extra"/>
-                <w:szCs w:val="40"/>
+                <w:rFonts w:ascii="BRH Malayalam Extra" w:hAnsi="BRH Malayalam Extra" w:cs="BRH Malayalam Extra"/>
+                <w:sz w:val="32"/>
+                <w:szCs w:val="40"/>
+                <w:lang w:val="it-IT"/>
               </w:rPr>
             </w:pPr>
+            <w:r>
+              <w:rPr>
+                <w:rFonts w:ascii="BRH Malayalam Extra" w:hAnsi="BRH Malayalam Extra" w:cs="BRH Malayalam Extra"/>
+                <w:sz w:val="32"/>
+                <w:szCs w:val="40"/>
+                <w:lang w:val="it-IT"/>
+              </w:rPr>
+              <w:t>j</w:t>
+            </w:r>
+            <w:r>
+              <w:rPr>
+                <w:rFonts w:ascii="BRH Malayalam Extra" w:hAnsi="BRH Malayalam Extra" w:cs="BRH Malayalam Extra"/>
+                <w:sz w:val="28"/>
+                <w:szCs w:val="40"/>
+                <w:lang w:val="it-IT"/>
+              </w:rPr>
+              <w:t>–</w:t>
+            </w:r>
+            <w:r>
+              <w:rPr>
+                <w:rFonts w:ascii="BRH Malayalam Extra" w:hAnsi="BRH Malayalam Extra" w:cs="BRH Malayalam Extra"/>
+                <w:sz w:val="32"/>
+                <w:szCs w:val="40"/>
+                <w:lang w:val="it-IT"/>
+              </w:rPr>
+              <w:t>¹sõ</w:t>
+            </w:r>
+            <w:r>
+              <w:rPr>
+                <w:rFonts w:ascii="BRH Malayalam Extra" w:hAnsi="BRH Malayalam Extra" w:cs="BRH Malayalam Extra"/>
+                <w:sz w:val="28"/>
+                <w:szCs w:val="40"/>
+                <w:lang w:val="it-IT"/>
+              </w:rPr>
+              <w:t>–</w:t>
+            </w:r>
+            <w:r>
+              <w:rPr>
+                <w:rFonts w:ascii="BRH Malayalam Extra" w:hAnsi="BRH Malayalam Extra" w:cs="BRH Malayalam Extra"/>
+                <w:sz w:val="32"/>
+                <w:szCs w:val="40"/>
+                <w:lang w:val="it-IT"/>
+              </w:rPr>
+              <w:t xml:space="preserve"> öexj—Y</w:t>
+            </w:r>
+            <w:r>
+              <w:rPr>
+                <w:rFonts w:ascii="BRH Malayalam Extra" w:hAnsi="BRH Malayalam Extra" w:cs="BRH Malayalam Extra"/>
+                <w:sz w:val="28"/>
+                <w:szCs w:val="40"/>
+                <w:lang w:val="it-IT"/>
+              </w:rPr>
+              <w:t>–</w:t>
+            </w:r>
+            <w:r>
+              <w:rPr>
+                <w:rFonts w:ascii="BRH Malayalam Extra" w:hAnsi="BRH Malayalam Extra" w:cs="BRH Malayalam Extra"/>
+                <w:sz w:val="32"/>
+                <w:szCs w:val="40"/>
+                <w:lang w:val="it-IT"/>
+              </w:rPr>
+              <w:t>I öexj—</w:t>
+            </w:r>
+            <w:r>
+              <w:rPr>
+                <w:rFonts w:ascii="BRH Malayalam Extra" w:hAnsi="BRH Malayalam Extra" w:cs="BRH Malayalam Extra"/>
+                <w:sz w:val="32"/>
+                <w:szCs w:val="40"/>
+                <w:highlight w:val="green"/>
+                <w:lang w:val="it-IT"/>
+              </w:rPr>
+              <w:t>YI</w:t>
+            </w:r>
+            <w:r>
+              <w:rPr>
+                <w:rFonts w:ascii="BRH Malayalam Extra" w:hAnsi="BRH Malayalam Extra" w:cs="BRH Malayalam Extra"/>
+                <w:sz w:val="32"/>
+                <w:szCs w:val="40"/>
+                <w:lang w:val="it-IT"/>
+              </w:rPr>
+              <w:t xml:space="preserve"> </w:t>
+            </w:r>
+            <w:r>
+              <w:rPr>
+                <w:rFonts w:ascii="BRH Devanagari Extra" w:hAnsi="BRH Devanagari Extra" w:cs="BRH Malayalam Extra"/>
+                <w:szCs w:val="40"/>
+                <w:lang w:val="it-IT"/>
+              </w:rPr>
+              <w:t>Æ</w:t>
+            </w:r>
+            <w:r>
+              <w:rPr>
+                <w:rFonts w:ascii="BRH Malayalam Extra" w:hAnsi="BRH Malayalam Extra" w:cs="BRH Malayalam Extra"/>
+                <w:sz w:val="32"/>
+                <w:szCs w:val="40"/>
+                <w:lang w:val="it-IT"/>
+              </w:rPr>
+              <w:t>j</w:t>
+            </w:r>
+            <w:r>
+              <w:rPr>
+                <w:rFonts w:ascii="BRH Malayalam Extra" w:hAnsi="BRH Malayalam Extra" w:cs="BRH Malayalam Extra"/>
+                <w:sz w:val="28"/>
+                <w:szCs w:val="40"/>
+                <w:lang w:val="it-IT"/>
+              </w:rPr>
+              <w:t>–</w:t>
+            </w:r>
+            <w:r>
+              <w:rPr>
+                <w:rFonts w:ascii="BRH Malayalam Extra" w:hAnsi="BRH Malayalam Extra" w:cs="BRH Malayalam Extra"/>
+                <w:sz w:val="32"/>
+                <w:szCs w:val="40"/>
+                <w:lang w:val="it-IT"/>
+              </w:rPr>
+              <w:t xml:space="preserve">¹sõ— </w:t>
+            </w:r>
           </w:p>
           <w:p>
             <w:pPr>
@@ -18168,121 +18622,54 @@
                 <w:rFonts w:ascii="BRH Malayalam Extra" w:hAnsi="BRH Malayalam Extra" w:cs="BRH Malayalam Extra"/>
                 <w:sz w:val="32"/>
                 <w:szCs w:val="40"/>
+                <w:lang w:val="it-IT"/>
               </w:rPr>
             </w:pPr>
             <w:r>
               <w:rPr>
-                <w:rFonts w:cs="BRH Malayalam Extra"/>
-                <w:szCs w:val="40"/>
-              </w:rPr>
-              <w:t>60</w:t>
-            </w:r>
-            <w:r>
-              <w:rPr>
-                <w:rFonts w:ascii="BRH Malayalam Extra" w:hAnsi="BRH Malayalam Extra" w:cs="BRH Malayalam Extra"/>
-                <w:sz w:val="32"/>
-                <w:szCs w:val="40"/>
-              </w:rPr>
-              <w:t>)</w:t>
-            </w:r>
-            <w:r>
-              <w:rPr>
-                <w:rFonts w:ascii="BRH Malayalam Extra" w:hAnsi="BRH Malayalam Extra" w:cs="BRH Malayalam Extra"/>
-                <w:sz w:val="32"/>
-                <w:szCs w:val="40"/>
-              </w:rPr>
-              <w:tab/>
-            </w:r>
-            <w:r>
-              <w:rPr>
-                <w:rFonts w:cs="BRH Malayalam Extra"/>
-                <w:szCs w:val="40"/>
-              </w:rPr>
-              <w:t>1</w:t>
-            </w:r>
-            <w:r>
-              <w:rPr>
-                <w:rFonts w:ascii="BRH Malayalam Extra" w:hAnsi="BRH Malayalam Extra" w:cs="BRH Malayalam Extra"/>
-                <w:sz w:val="32"/>
-                <w:szCs w:val="40"/>
-              </w:rPr>
-              <w:t>.</w:t>
-            </w:r>
-            <w:r>
-              <w:rPr>
-                <w:rFonts w:cs="BRH Malayalam Extra"/>
-                <w:szCs w:val="40"/>
-              </w:rPr>
-              <w:t>6</w:t>
-            </w:r>
-            <w:r>
-              <w:rPr>
-                <w:rFonts w:ascii="BRH Malayalam Extra" w:hAnsi="BRH Malayalam Extra" w:cs="BRH Malayalam Extra"/>
-                <w:sz w:val="32"/>
-                <w:szCs w:val="40"/>
-              </w:rPr>
-              <w:t>.</w:t>
-            </w:r>
-            <w:r>
-              <w:rPr>
-                <w:rFonts w:cs="BRH Malayalam Extra"/>
-                <w:szCs w:val="40"/>
-              </w:rPr>
-              <w:t>11</w:t>
-            </w:r>
-            <w:r>
-              <w:rPr>
-                <w:rFonts w:ascii="BRH Malayalam Extra" w:hAnsi="BRH Malayalam Extra" w:cs="BRH Malayalam Extra"/>
-                <w:sz w:val="32"/>
-                <w:szCs w:val="40"/>
-              </w:rPr>
-              <w:t>.</w:t>
-            </w:r>
-            <w:r>
-              <w:rPr>
-                <w:rFonts w:cs="BRH Malayalam Extra"/>
-                <w:szCs w:val="40"/>
-              </w:rPr>
-              <w:t>1</w:t>
-            </w:r>
-            <w:r>
-              <w:rPr>
-                <w:rFonts w:ascii="BRH Malayalam Extra" w:hAnsi="BRH Malayalam Extra" w:cs="BRH Malayalam Extra"/>
-                <w:sz w:val="32"/>
-                <w:szCs w:val="40"/>
-              </w:rPr>
-              <w:t>(</w:t>
-            </w:r>
-            <w:r>
-              <w:rPr>
-                <w:rFonts w:cs="BRH Malayalam Extra"/>
-                <w:szCs w:val="40"/>
-              </w:rPr>
-              <w:t>48</w:t>
-            </w:r>
-            <w:r>
-              <w:rPr>
-                <w:rFonts w:ascii="BRH Malayalam Extra" w:hAnsi="BRH Malayalam Extra" w:cs="BRH Malayalam Extra"/>
-                <w:sz w:val="32"/>
-                <w:szCs w:val="40"/>
-              </w:rPr>
-              <w:t>)-  j</w:t>
-            </w:r>
-            <w:r>
-              <w:rPr>
-                <w:rFonts w:ascii="BRH Malayalam Extra" w:hAnsi="BRH Malayalam Extra" w:cs="BRH Malayalam Extra"/>
-                <w:sz w:val="28"/>
-                <w:szCs w:val="40"/>
-              </w:rPr>
-              <w:t>–</w:t>
-            </w:r>
-            <w:r>
-              <w:rPr>
-                <w:rFonts w:ascii="BRH Malayalam Extra" w:hAnsi="BRH Malayalam Extra" w:cs="BRH Malayalam Extra"/>
-                <w:sz w:val="32"/>
-                <w:szCs w:val="40"/>
-              </w:rPr>
-              <w:t>¹sõ— | öexj—</w:t>
+                <w:rFonts w:ascii="BRH Malayalam Extra" w:hAnsi="BRH Malayalam Extra" w:cs="BRH Malayalam Extra"/>
+                <w:sz w:val="32"/>
+                <w:szCs w:val="40"/>
+                <w:lang w:val="it-IT"/>
+              </w:rPr>
+              <w:lastRenderedPageBreak/>
+              <w:t>j</w:t>
+            </w:r>
+            <w:r>
+              <w:rPr>
+                <w:rFonts w:ascii="BRH Malayalam Extra" w:hAnsi="BRH Malayalam Extra" w:cs="BRH Malayalam Extra"/>
+                <w:sz w:val="28"/>
+                <w:szCs w:val="40"/>
+                <w:lang w:val="it-IT"/>
+              </w:rPr>
+              <w:t>–</w:t>
+            </w:r>
+            <w:r>
+              <w:rPr>
+                <w:rFonts w:ascii="BRH Malayalam Extra" w:hAnsi="BRH Malayalam Extra" w:cs="BRH Malayalam Extra"/>
+                <w:sz w:val="32"/>
+                <w:szCs w:val="40"/>
+                <w:lang w:val="it-IT"/>
+              </w:rPr>
+              <w:t>¹sõ</w:t>
+            </w:r>
+            <w:r>
+              <w:rPr>
+                <w:rFonts w:ascii="BRH Malayalam Extra" w:hAnsi="BRH Malayalam Extra" w:cs="BRH Malayalam Extra"/>
+                <w:sz w:val="28"/>
+                <w:szCs w:val="40"/>
+                <w:lang w:val="it-IT"/>
+              </w:rPr>
+              <w:t>–</w:t>
+            </w:r>
+            <w:r>
+              <w:rPr>
+                <w:rFonts w:ascii="BRH Malayalam Extra" w:hAnsi="BRH Malayalam Extra" w:cs="BRH Malayalam Extra"/>
+                <w:sz w:val="32"/>
+                <w:szCs w:val="40"/>
+                <w:lang w:val="it-IT"/>
+              </w:rPr>
+              <w:t xml:space="preserve"> öexj—</w:t>
             </w:r>
             <w:r>
               <w:rPr>
@@ -18290,6 +18677,7 @@
                 <w:sz w:val="32"/>
                 <w:szCs w:val="40"/>
                 <w:highlight w:val="green"/>
+                <w:lang w:val="it-IT"/>
               </w:rPr>
               <w:t>Y</w:t>
             </w:r>
@@ -18298,8 +18686,9 @@
                 <w:rFonts w:ascii="BRH Malayalam Extra" w:hAnsi="BRH Malayalam Extra" w:cs="BRH Malayalam Extra"/>
                 <w:sz w:val="32"/>
                 <w:szCs w:val="40"/>
-              </w:rPr>
-              <w:t>I |</w:t>
+                <w:lang w:val="it-IT"/>
+              </w:rPr>
+              <w:t xml:space="preserve">I | </w:t>
             </w:r>
           </w:p>
           <w:p>
@@ -18313,64 +18702,119 @@
                 <w:rFonts w:ascii="BRH Malayalam Extra" w:hAnsi="BRH Malayalam Extra" w:cs="BRH Malayalam Extra"/>
                 <w:sz w:val="32"/>
                 <w:szCs w:val="40"/>
+                <w:lang w:val="it-IT"/>
               </w:rPr>
             </w:pPr>
             <w:r>
               <w:rPr>
-                <w:rFonts w:ascii="BRH Malayalam Extra" w:hAnsi="BRH Malayalam Extra" w:cs="BRH Malayalam Extra"/>
-                <w:sz w:val="32"/>
-                <w:szCs w:val="40"/>
-              </w:rPr>
-              <w:lastRenderedPageBreak/>
-              <w:t>j</w:t>
-            </w:r>
-            <w:r>
-              <w:rPr>
-                <w:rFonts w:ascii="BRH Malayalam Extra" w:hAnsi="BRH Malayalam Extra" w:cs="BRH Malayalam Extra"/>
-                <w:sz w:val="28"/>
-                <w:szCs w:val="40"/>
-              </w:rPr>
-              <w:t>–</w:t>
-            </w:r>
-            <w:r>
-              <w:rPr>
-                <w:rFonts w:ascii="BRH Malayalam Extra" w:hAnsi="BRH Malayalam Extra" w:cs="BRH Malayalam Extra"/>
-                <w:sz w:val="32"/>
-                <w:szCs w:val="40"/>
-              </w:rPr>
-              <w:t>¹sõ</w:t>
-            </w:r>
-            <w:r>
-              <w:rPr>
-                <w:rFonts w:ascii="BRH Malayalam Extra" w:hAnsi="BRH Malayalam Extra" w:cs="BRH Malayalam Extra"/>
-                <w:sz w:val="28"/>
-                <w:szCs w:val="40"/>
-              </w:rPr>
-              <w:t>–</w:t>
-            </w:r>
-            <w:r>
-              <w:rPr>
-                <w:rFonts w:ascii="BRH Malayalam Extra" w:hAnsi="BRH Malayalam Extra" w:cs="BRH Malayalam Extra"/>
-                <w:sz w:val="32"/>
-                <w:szCs w:val="40"/>
-              </w:rPr>
-              <w:t xml:space="preserve"> öexj—Y</w:t>
-            </w:r>
-            <w:r>
-              <w:rPr>
-                <w:rFonts w:ascii="BRH Malayalam Extra" w:hAnsi="BRH Malayalam Extra" w:cs="BRH Malayalam Extra"/>
-                <w:sz w:val="28"/>
-                <w:szCs w:val="40"/>
-              </w:rPr>
-              <w:t>–</w:t>
-            </w:r>
-            <w:r>
-              <w:rPr>
-                <w:rFonts w:ascii="BRH Malayalam Extra" w:hAnsi="BRH Malayalam Extra" w:cs="BRH Malayalam Extra"/>
-                <w:sz w:val="32"/>
-                <w:szCs w:val="40"/>
-              </w:rPr>
-              <w:t>I öexj—</w:t>
+                <w:rFonts w:cs="BRH Malayalam Extra"/>
+                <w:szCs w:val="40"/>
+                <w:lang w:val="it-IT"/>
+              </w:rPr>
+              <w:t>61</w:t>
+            </w:r>
+            <w:r>
+              <w:rPr>
+                <w:rFonts w:ascii="BRH Malayalam Extra" w:hAnsi="BRH Malayalam Extra" w:cs="BRH Malayalam Extra"/>
+                <w:sz w:val="32"/>
+                <w:szCs w:val="40"/>
+                <w:lang w:val="it-IT"/>
+              </w:rPr>
+              <w:t>)</w:t>
+            </w:r>
+            <w:r>
+              <w:rPr>
+                <w:rFonts w:ascii="BRH Malayalam Extra" w:hAnsi="BRH Malayalam Extra" w:cs="BRH Malayalam Extra"/>
+                <w:sz w:val="32"/>
+                <w:szCs w:val="40"/>
+                <w:lang w:val="it-IT"/>
+              </w:rPr>
+              <w:tab/>
+            </w:r>
+            <w:r>
+              <w:rPr>
+                <w:rFonts w:cs="BRH Malayalam Extra"/>
+                <w:szCs w:val="40"/>
+                <w:lang w:val="it-IT"/>
+              </w:rPr>
+              <w:t>1</w:t>
+            </w:r>
+            <w:r>
+              <w:rPr>
+                <w:rFonts w:ascii="BRH Malayalam Extra" w:hAnsi="BRH Malayalam Extra" w:cs="BRH Malayalam Extra"/>
+                <w:sz w:val="32"/>
+                <w:szCs w:val="40"/>
+                <w:lang w:val="it-IT"/>
+              </w:rPr>
+              <w:t>.</w:t>
+            </w:r>
+            <w:r>
+              <w:rPr>
+                <w:rFonts w:cs="BRH Malayalam Extra"/>
+                <w:szCs w:val="40"/>
+                <w:lang w:val="it-IT"/>
+              </w:rPr>
+              <w:t>6</w:t>
+            </w:r>
+            <w:r>
+              <w:rPr>
+                <w:rFonts w:ascii="BRH Malayalam Extra" w:hAnsi="BRH Malayalam Extra" w:cs="BRH Malayalam Extra"/>
+                <w:sz w:val="32"/>
+                <w:szCs w:val="40"/>
+                <w:lang w:val="it-IT"/>
+              </w:rPr>
+              <w:t>.</w:t>
+            </w:r>
+            <w:r>
+              <w:rPr>
+                <w:rFonts w:cs="BRH Malayalam Extra"/>
+                <w:szCs w:val="40"/>
+                <w:lang w:val="it-IT"/>
+              </w:rPr>
+              <w:t>11</w:t>
+            </w:r>
+            <w:r>
+              <w:rPr>
+                <w:rFonts w:ascii="BRH Malayalam Extra" w:hAnsi="BRH Malayalam Extra" w:cs="BRH Malayalam Extra"/>
+                <w:sz w:val="32"/>
+                <w:szCs w:val="40"/>
+                <w:lang w:val="it-IT"/>
+              </w:rPr>
+              <w:t>.</w:t>
+            </w:r>
+            <w:r>
+              <w:rPr>
+                <w:rFonts w:cs="BRH Malayalam Extra"/>
+                <w:szCs w:val="40"/>
+                <w:lang w:val="it-IT"/>
+              </w:rPr>
+              <w:t>1</w:t>
+            </w:r>
+            <w:r>
+              <w:rPr>
+                <w:rFonts w:ascii="BRH Malayalam Extra" w:hAnsi="BRH Malayalam Extra" w:cs="BRH Malayalam Extra"/>
+                <w:sz w:val="32"/>
+                <w:szCs w:val="40"/>
+                <w:lang w:val="it-IT"/>
+              </w:rPr>
+              <w:t>(</w:t>
+            </w:r>
+            <w:r>
+              <w:rPr>
+                <w:rFonts w:cs="BRH Malayalam Extra"/>
+                <w:szCs w:val="40"/>
+                <w:lang w:val="it-IT"/>
+              </w:rPr>
+              <w:t>49</w:t>
+            </w:r>
+            <w:r>
+              <w:rPr>
+                <w:rFonts w:ascii="BRH Malayalam Extra" w:hAnsi="BRH Malayalam Extra" w:cs="BRH Malayalam Extra"/>
+                <w:sz w:val="32"/>
+                <w:szCs w:val="40"/>
+                <w:lang w:val="it-IT"/>
+              </w:rPr>
+              <w:t>)-  öexj—</w:t>
             </w:r>
             <w:r>
               <w:rPr>
@@ -18378,47 +18822,54 @@
                 <w:sz w:val="32"/>
                 <w:szCs w:val="40"/>
                 <w:highlight w:val="green"/>
-              </w:rPr>
-              <w:t>YI</w:t>
-            </w:r>
-            <w:r>
-              <w:rPr>
-                <w:rFonts w:ascii="BRH Malayalam Extra" w:hAnsi="BRH Malayalam Extra" w:cs="BRH Malayalam Extra"/>
-                <w:sz w:val="32"/>
-                <w:szCs w:val="40"/>
-              </w:rPr>
-              <w:t xml:space="preserve"> </w:t>
-            </w:r>
-            <w:r>
-              <w:rPr>
-                <w:rFonts w:ascii="BRH Devanagari Extra" w:hAnsi="BRH Devanagari Extra" w:cs="BRH Malayalam Extra"/>
-                <w:szCs w:val="40"/>
-              </w:rPr>
-              <w:t>Æ</w:t>
-            </w:r>
-            <w:r>
-              <w:rPr>
-                <w:rFonts w:ascii="BRH Malayalam Extra" w:hAnsi="BRH Malayalam Extra" w:cs="BRH Malayalam Extra"/>
-                <w:sz w:val="32"/>
-                <w:szCs w:val="40"/>
-              </w:rPr>
-              <w:t>j</w:t>
-            </w:r>
-            <w:r>
-              <w:rPr>
-                <w:rFonts w:ascii="BRH Malayalam Extra" w:hAnsi="BRH Malayalam Extra" w:cs="BRH Malayalam Extra"/>
-                <w:sz w:val="28"/>
-                <w:szCs w:val="40"/>
-              </w:rPr>
-              <w:t>–</w:t>
-            </w:r>
-            <w:r>
-              <w:rPr>
-                <w:rFonts w:ascii="BRH Malayalam Extra" w:hAnsi="BRH Malayalam Extra" w:cs="BRH Malayalam Extra"/>
-                <w:sz w:val="32"/>
-                <w:szCs w:val="40"/>
-              </w:rPr>
-              <w:t xml:space="preserve">¹sõ— </w:t>
+                <w:lang w:val="it-IT"/>
+              </w:rPr>
+              <w:t>Y</w:t>
+            </w:r>
+            <w:r>
+              <w:rPr>
+                <w:rFonts w:ascii="BRH Malayalam Extra" w:hAnsi="BRH Malayalam Extra" w:cs="BRH Malayalam Extra"/>
+                <w:sz w:val="32"/>
+                <w:szCs w:val="40"/>
+                <w:lang w:val="it-IT"/>
+              </w:rPr>
+              <w:t>I | öe</w:t>
+            </w:r>
+            <w:r>
+              <w:rPr>
+                <w:rFonts w:ascii="BRH Malayalam Extra" w:hAnsi="BRH Malayalam Extra" w:cs="BRH Malayalam Extra"/>
+                <w:sz w:val="28"/>
+                <w:szCs w:val="40"/>
+                <w:lang w:val="it-IT"/>
+              </w:rPr>
+              <w:t>–</w:t>
+            </w:r>
+            <w:r>
+              <w:rPr>
+                <w:rFonts w:ascii="BRH Malayalam Extra" w:hAnsi="BRH Malayalam Extra" w:cs="BRH Malayalam Extra"/>
+                <w:sz w:val="32"/>
+                <w:szCs w:val="40"/>
+                <w:lang w:val="it-IT"/>
+              </w:rPr>
+              <w:t>Zy</w:t>
+            </w:r>
+            <w:r>
+              <w:rPr>
+                <w:rFonts w:ascii="BRH Malayalam Extra" w:hAnsi="BRH Malayalam Extra" w:cs="BRH Malayalam Extra"/>
+                <w:sz w:val="28"/>
+                <w:szCs w:val="40"/>
+                <w:lang w:val="it-IT"/>
+              </w:rPr>
+              <w:t>–</w:t>
+            </w:r>
+            <w:r>
+              <w:rPr>
+                <w:rFonts w:ascii="BRH Malayalam Extra" w:hAnsi="BRH Malayalam Extra" w:cs="BRH Malayalam Extra"/>
+                <w:sz w:val="32"/>
+                <w:szCs w:val="40"/>
+                <w:lang w:val="it-IT"/>
+              </w:rPr>
+              <w:t>rçxI |</w:t>
             </w:r>
           </w:p>
           <w:p>
@@ -18432,6 +18883,7 @@
                 <w:rFonts w:ascii="BRH Malayalam Extra" w:hAnsi="BRH Malayalam Extra" w:cs="BRH Malayalam Extra"/>
                 <w:sz w:val="32"/>
                 <w:szCs w:val="40"/>
+                <w:lang w:val="it-IT"/>
               </w:rPr>
             </w:pPr>
             <w:r>
@@ -18439,57 +18891,117 @@
                 <w:rFonts w:ascii="BRH Malayalam Extra" w:hAnsi="BRH Malayalam Extra" w:cs="BRH Malayalam Extra"/>
                 <w:sz w:val="32"/>
                 <w:szCs w:val="40"/>
-              </w:rPr>
-              <w:t>j</w:t>
-            </w:r>
-            <w:r>
-              <w:rPr>
-                <w:rFonts w:ascii="BRH Malayalam Extra" w:hAnsi="BRH Malayalam Extra" w:cs="BRH Malayalam Extra"/>
-                <w:sz w:val="28"/>
-                <w:szCs w:val="40"/>
-              </w:rPr>
-              <w:t>–</w:t>
-            </w:r>
-            <w:r>
-              <w:rPr>
-                <w:rFonts w:ascii="BRH Malayalam Extra" w:hAnsi="BRH Malayalam Extra" w:cs="BRH Malayalam Extra"/>
-                <w:sz w:val="32"/>
-                <w:szCs w:val="40"/>
-              </w:rPr>
-              <w:t>¹sõ</w:t>
-            </w:r>
-            <w:r>
-              <w:rPr>
-                <w:rFonts w:ascii="BRH Malayalam Extra" w:hAnsi="BRH Malayalam Extra" w:cs="BRH Malayalam Extra"/>
-                <w:sz w:val="28"/>
-                <w:szCs w:val="40"/>
-              </w:rPr>
-              <w:t>–</w:t>
-            </w:r>
-            <w:r>
-              <w:rPr>
-                <w:rFonts w:ascii="BRH Malayalam Extra" w:hAnsi="BRH Malayalam Extra" w:cs="BRH Malayalam Extra"/>
-                <w:sz w:val="32"/>
-                <w:szCs w:val="40"/>
-              </w:rPr>
-              <w:t xml:space="preserve"> öexj—</w:t>
-            </w:r>
-            <w:r>
-              <w:rPr>
-                <w:rFonts w:ascii="BRH Malayalam Extra" w:hAnsi="BRH Malayalam Extra" w:cs="BRH Malayalam Extra"/>
-                <w:sz w:val="32"/>
-                <w:szCs w:val="40"/>
-                <w:highlight w:val="green"/>
-              </w:rPr>
-              <w:t>Y</w:t>
-            </w:r>
-            <w:r>
-              <w:rPr>
-                <w:rFonts w:ascii="BRH Malayalam Extra" w:hAnsi="BRH Malayalam Extra" w:cs="BRH Malayalam Extra"/>
-                <w:sz w:val="32"/>
-                <w:szCs w:val="40"/>
-              </w:rPr>
-              <w:t xml:space="preserve">I | </w:t>
+                <w:lang w:val="it-IT"/>
+              </w:rPr>
+              <w:t>öexj—Y</w:t>
+            </w:r>
+            <w:r>
+              <w:rPr>
+                <w:rFonts w:ascii="BRH Malayalam Extra" w:hAnsi="BRH Malayalam Extra" w:cs="BRH Malayalam Extra"/>
+                <w:sz w:val="28"/>
+                <w:szCs w:val="40"/>
+                <w:lang w:val="it-IT"/>
+              </w:rPr>
+              <w:t>–</w:t>
+            </w:r>
+            <w:r>
+              <w:rPr>
+                <w:rFonts w:ascii="BRH Malayalam Extra" w:hAnsi="BRH Malayalam Extra" w:cs="BRH Malayalam Extra"/>
+                <w:sz w:val="32"/>
+                <w:szCs w:val="40"/>
+                <w:lang w:val="it-IT"/>
+              </w:rPr>
+              <w:t>I öeZy</w:t>
+            </w:r>
+            <w:r>
+              <w:rPr>
+                <w:rFonts w:ascii="BRH Malayalam Extra" w:hAnsi="BRH Malayalam Extra" w:cs="BRH Malayalam Extra"/>
+                <w:sz w:val="28"/>
+                <w:szCs w:val="40"/>
+                <w:lang w:val="it-IT"/>
+              </w:rPr>
+              <w:t>–</w:t>
+            </w:r>
+            <w:r>
+              <w:rPr>
+                <w:rFonts w:ascii="BRH Malayalam Extra" w:hAnsi="BRH Malayalam Extra" w:cs="BRH Malayalam Extra"/>
+                <w:sz w:val="32"/>
+                <w:szCs w:val="40"/>
+                <w:lang w:val="it-IT"/>
+              </w:rPr>
+              <w:t>rçxI öe—Zy</w:t>
+            </w:r>
+            <w:r>
+              <w:rPr>
+                <w:rFonts w:ascii="BRH Malayalam Extra" w:hAnsi="BRH Malayalam Extra" w:cs="BRH Malayalam Extra"/>
+                <w:sz w:val="28"/>
+                <w:szCs w:val="40"/>
+                <w:lang w:val="it-IT"/>
+              </w:rPr>
+              <w:t>–</w:t>
+            </w:r>
+            <w:r>
+              <w:rPr>
+                <w:rFonts w:ascii="BRH Malayalam Extra" w:hAnsi="BRH Malayalam Extra" w:cs="BRH Malayalam Extra"/>
+                <w:sz w:val="32"/>
+                <w:szCs w:val="40"/>
+                <w:lang w:val="it-IT"/>
+              </w:rPr>
+              <w:t>rçxI öexj—Y</w:t>
+            </w:r>
+            <w:r>
+              <w:rPr>
+                <w:rFonts w:ascii="BRH Malayalam Extra" w:hAnsi="BRH Malayalam Extra" w:cs="BRH Malayalam Extra"/>
+                <w:sz w:val="28"/>
+                <w:szCs w:val="40"/>
+                <w:lang w:val="it-IT"/>
+              </w:rPr>
+              <w:t>–</w:t>
+            </w:r>
+            <w:r>
+              <w:rPr>
+                <w:rFonts w:ascii="BRH Malayalam Extra" w:hAnsi="BRH Malayalam Extra" w:cs="BRH Malayalam Extra"/>
+                <w:sz w:val="32"/>
+                <w:szCs w:val="40"/>
+                <w:lang w:val="it-IT"/>
+              </w:rPr>
+              <w:t>I öexj—Y</w:t>
+            </w:r>
+            <w:r>
+              <w:rPr>
+                <w:rFonts w:ascii="BRH Malayalam Extra" w:hAnsi="BRH Malayalam Extra" w:cs="BRH Malayalam Extra"/>
+                <w:sz w:val="28"/>
+                <w:szCs w:val="40"/>
+                <w:lang w:val="it-IT"/>
+              </w:rPr>
+              <w:t>–</w:t>
+            </w:r>
+            <w:r>
+              <w:rPr>
+                <w:rFonts w:ascii="BRH Malayalam Extra" w:hAnsi="BRH Malayalam Extra" w:cs="BRH Malayalam Extra"/>
+                <w:sz w:val="32"/>
+                <w:szCs w:val="40"/>
+                <w:lang w:val="it-IT"/>
+              </w:rPr>
+              <w:t>I öeZy</w:t>
+            </w:r>
+            <w:r>
+              <w:rPr>
+                <w:rFonts w:ascii="BRH Malayalam Extra" w:hAnsi="BRH Malayalam Extra" w:cs="BRH Malayalam Extra"/>
+                <w:sz w:val="28"/>
+                <w:szCs w:val="40"/>
+                <w:lang w:val="it-IT"/>
+              </w:rPr>
+              <w:t>–</w:t>
+            </w:r>
+            <w:r>
+              <w:rPr>
+                <w:rFonts w:ascii="BRH Malayalam Extra" w:hAnsi="BRH Malayalam Extra" w:cs="BRH Malayalam Extra"/>
+                <w:sz w:val="32"/>
+                <w:szCs w:val="40"/>
+                <w:lang w:val="it-IT"/>
+              </w:rPr>
+              <w:t xml:space="preserve">rçxI | </w:t>
             </w:r>
           </w:p>
           <w:p>
@@ -18503,20 +19015,23 @@
                 <w:rFonts w:ascii="BRH Malayalam Extra" w:hAnsi="BRH Malayalam Extra" w:cs="BRH Malayalam Extra"/>
                 <w:sz w:val="32"/>
                 <w:szCs w:val="40"/>
+                <w:lang w:val="it-IT"/>
               </w:rPr>
             </w:pPr>
             <w:r>
               <w:rPr>
                 <w:rFonts w:cs="BRH Malayalam Extra"/>
                 <w:szCs w:val="40"/>
-              </w:rPr>
-              <w:t>61</w:t>
-            </w:r>
-            <w:r>
-              <w:rPr>
-                <w:rFonts w:ascii="BRH Malayalam Extra" w:hAnsi="BRH Malayalam Extra" w:cs="BRH Malayalam Extra"/>
-                <w:sz w:val="32"/>
-                <w:szCs w:val="40"/>
+                <w:lang w:val="it-IT"/>
+              </w:rPr>
+              <w:t>62</w:t>
+            </w:r>
+            <w:r>
+              <w:rPr>
+                <w:rFonts w:ascii="BRH Malayalam Extra" w:hAnsi="BRH Malayalam Extra" w:cs="BRH Malayalam Extra"/>
+                <w:sz w:val="32"/>
+                <w:szCs w:val="40"/>
+                <w:lang w:val="it-IT"/>
               </w:rPr>
               <w:t>)</w:t>
             </w:r>
@@ -18525,6 +19040,7 @@
                 <w:rFonts w:ascii="BRH Malayalam Extra" w:hAnsi="BRH Malayalam Extra" w:cs="BRH Malayalam Extra"/>
                 <w:sz w:val="32"/>
                 <w:szCs w:val="40"/>
+                <w:lang w:val="it-IT"/>
               </w:rPr>
               <w:tab/>
             </w:r>
@@ -18532,6 +19048,7 @@
               <w:rPr>
                 <w:rFonts w:cs="BRH Malayalam Extra"/>
                 <w:szCs w:val="40"/>
+                <w:lang w:val="it-IT"/>
               </w:rPr>
               <w:t>1</w:t>
             </w:r>
@@ -18540,6 +19057,7 @@
                 <w:rFonts w:ascii="BRH Malayalam Extra" w:hAnsi="BRH Malayalam Extra" w:cs="BRH Malayalam Extra"/>
                 <w:sz w:val="32"/>
                 <w:szCs w:val="40"/>
+                <w:lang w:val="it-IT"/>
               </w:rPr>
               <w:t>.</w:t>
             </w:r>
@@ -18547,6 +19065,7 @@
               <w:rPr>
                 <w:rFonts w:cs="BRH Malayalam Extra"/>
                 <w:szCs w:val="40"/>
+                <w:lang w:val="it-IT"/>
               </w:rPr>
               <w:t>6</w:t>
             </w:r>
@@ -18555,6 +19074,7 @@
                 <w:rFonts w:ascii="BRH Malayalam Extra" w:hAnsi="BRH Malayalam Extra" w:cs="BRH Malayalam Extra"/>
                 <w:sz w:val="32"/>
                 <w:szCs w:val="40"/>
+                <w:lang w:val="it-IT"/>
               </w:rPr>
               <w:t>.</w:t>
             </w:r>
@@ -18562,6 +19082,7 @@
               <w:rPr>
                 <w:rFonts w:cs="BRH Malayalam Extra"/>
                 <w:szCs w:val="40"/>
+                <w:lang w:val="it-IT"/>
               </w:rPr>
               <w:t>11</w:t>
             </w:r>
@@ -18570,6 +19091,7 @@
                 <w:rFonts w:ascii="BRH Malayalam Extra" w:hAnsi="BRH Malayalam Extra" w:cs="BRH Malayalam Extra"/>
                 <w:sz w:val="32"/>
                 <w:szCs w:val="40"/>
+                <w:lang w:val="it-IT"/>
               </w:rPr>
               <w:t>.</w:t>
             </w:r>
@@ -18577,6 +19099,7 @@
               <w:rPr>
                 <w:rFonts w:cs="BRH Malayalam Extra"/>
                 <w:szCs w:val="40"/>
+                <w:lang w:val="it-IT"/>
               </w:rPr>
               <w:t>1</w:t>
             </w:r>
@@ -18585,6 +19108,7 @@
                 <w:rFonts w:ascii="BRH Malayalam Extra" w:hAnsi="BRH Malayalam Extra" w:cs="BRH Malayalam Extra"/>
                 <w:sz w:val="32"/>
                 <w:szCs w:val="40"/>
+                <w:lang w:val="it-IT"/>
               </w:rPr>
               <w:t>(</w:t>
             </w:r>
@@ -18592,6 +19116,7 @@
               <w:rPr>
                 <w:rFonts w:cs="BRH Malayalam Extra"/>
                 <w:szCs w:val="40"/>
+                <w:lang w:val="it-IT"/>
               </w:rPr>
               <w:t>49</w:t>
             </w:r>
@@ -18600,6 +19125,7 @@
                 <w:rFonts w:ascii="BRH Malayalam Extra" w:hAnsi="BRH Malayalam Extra" w:cs="BRH Malayalam Extra"/>
                 <w:sz w:val="32"/>
                 <w:szCs w:val="40"/>
+                <w:lang w:val="it-IT"/>
               </w:rPr>
               <w:t>)-  öexj—</w:t>
             </w:r>
@@ -18609,6 +19135,7 @@
                 <w:sz w:val="32"/>
                 <w:szCs w:val="40"/>
                 <w:highlight w:val="green"/>
+                <w:lang w:val="it-IT"/>
               </w:rPr>
               <w:t>Y</w:t>
             </w:r>
@@ -18617,285 +19144,7 @@
                 <w:rFonts w:ascii="BRH Malayalam Extra" w:hAnsi="BRH Malayalam Extra" w:cs="BRH Malayalam Extra"/>
                 <w:sz w:val="32"/>
                 <w:szCs w:val="40"/>
-              </w:rPr>
-              <w:t>I | öe</w:t>
-            </w:r>
-            <w:r>
-              <w:rPr>
-                <w:rFonts w:ascii="BRH Malayalam Extra" w:hAnsi="BRH Malayalam Extra" w:cs="BRH Malayalam Extra"/>
-                <w:sz w:val="28"/>
-                <w:szCs w:val="40"/>
-              </w:rPr>
-              <w:t>–</w:t>
-            </w:r>
-            <w:r>
-              <w:rPr>
-                <w:rFonts w:ascii="BRH Malayalam Extra" w:hAnsi="BRH Malayalam Extra" w:cs="BRH Malayalam Extra"/>
-                <w:sz w:val="32"/>
-                <w:szCs w:val="40"/>
-              </w:rPr>
-              <w:t>Zy</w:t>
-            </w:r>
-            <w:r>
-              <w:rPr>
-                <w:rFonts w:ascii="BRH Malayalam Extra" w:hAnsi="BRH Malayalam Extra" w:cs="BRH Malayalam Extra"/>
-                <w:sz w:val="28"/>
-                <w:szCs w:val="40"/>
-              </w:rPr>
-              <w:t>–</w:t>
-            </w:r>
-            <w:r>
-              <w:rPr>
-                <w:rFonts w:ascii="BRH Malayalam Extra" w:hAnsi="BRH Malayalam Extra" w:cs="BRH Malayalam Extra"/>
-                <w:sz w:val="32"/>
-                <w:szCs w:val="40"/>
-              </w:rPr>
-              <w:t>rçxI |</w:t>
-            </w:r>
-          </w:p>
-          <w:p>
-            <w:pPr>
-              <w:widowControl w:val="0"/>
-              <w:autoSpaceDE w:val="0"/>
-              <w:autoSpaceDN w:val="0"/>
-              <w:adjustRightInd w:val="0"/>
-              <w:spacing w:before="0" w:line="240" w:lineRule="auto"/>
-              <w:rPr>
-                <w:rFonts w:ascii="BRH Malayalam Extra" w:hAnsi="BRH Malayalam Extra" w:cs="BRH Malayalam Extra"/>
-                <w:sz w:val="32"/>
-                <w:szCs w:val="40"/>
-              </w:rPr>
-            </w:pPr>
-            <w:r>
-              <w:rPr>
-                <w:rFonts w:ascii="BRH Malayalam Extra" w:hAnsi="BRH Malayalam Extra" w:cs="BRH Malayalam Extra"/>
-                <w:sz w:val="32"/>
-                <w:szCs w:val="40"/>
-              </w:rPr>
-              <w:t>öexj—Y</w:t>
-            </w:r>
-            <w:r>
-              <w:rPr>
-                <w:rFonts w:ascii="BRH Malayalam Extra" w:hAnsi="BRH Malayalam Extra" w:cs="BRH Malayalam Extra"/>
-                <w:sz w:val="28"/>
-                <w:szCs w:val="40"/>
-              </w:rPr>
-              <w:t>–</w:t>
-            </w:r>
-            <w:r>
-              <w:rPr>
-                <w:rFonts w:ascii="BRH Malayalam Extra" w:hAnsi="BRH Malayalam Extra" w:cs="BRH Malayalam Extra"/>
-                <w:sz w:val="32"/>
-                <w:szCs w:val="40"/>
-              </w:rPr>
-              <w:t>I öeZy</w:t>
-            </w:r>
-            <w:r>
-              <w:rPr>
-                <w:rFonts w:ascii="BRH Malayalam Extra" w:hAnsi="BRH Malayalam Extra" w:cs="BRH Malayalam Extra"/>
-                <w:sz w:val="28"/>
-                <w:szCs w:val="40"/>
-              </w:rPr>
-              <w:t>–</w:t>
-            </w:r>
-            <w:r>
-              <w:rPr>
-                <w:rFonts w:ascii="BRH Malayalam Extra" w:hAnsi="BRH Malayalam Extra" w:cs="BRH Malayalam Extra"/>
-                <w:sz w:val="32"/>
-                <w:szCs w:val="40"/>
-              </w:rPr>
-              <w:t>rçxI öe—Zy</w:t>
-            </w:r>
-            <w:r>
-              <w:rPr>
-                <w:rFonts w:ascii="BRH Malayalam Extra" w:hAnsi="BRH Malayalam Extra" w:cs="BRH Malayalam Extra"/>
-                <w:sz w:val="28"/>
-                <w:szCs w:val="40"/>
-              </w:rPr>
-              <w:t>–</w:t>
-            </w:r>
-            <w:r>
-              <w:rPr>
-                <w:rFonts w:ascii="BRH Malayalam Extra" w:hAnsi="BRH Malayalam Extra" w:cs="BRH Malayalam Extra"/>
-                <w:sz w:val="32"/>
-                <w:szCs w:val="40"/>
-              </w:rPr>
-              <w:t>rçxI öexj—Y</w:t>
-            </w:r>
-            <w:r>
-              <w:rPr>
-                <w:rFonts w:ascii="BRH Malayalam Extra" w:hAnsi="BRH Malayalam Extra" w:cs="BRH Malayalam Extra"/>
-                <w:sz w:val="28"/>
-                <w:szCs w:val="40"/>
-              </w:rPr>
-              <w:t>–</w:t>
-            </w:r>
-            <w:r>
-              <w:rPr>
-                <w:rFonts w:ascii="BRH Malayalam Extra" w:hAnsi="BRH Malayalam Extra" w:cs="BRH Malayalam Extra"/>
-                <w:sz w:val="32"/>
-                <w:szCs w:val="40"/>
-              </w:rPr>
-              <w:t>I öexj—Y</w:t>
-            </w:r>
-            <w:r>
-              <w:rPr>
-                <w:rFonts w:ascii="BRH Malayalam Extra" w:hAnsi="BRH Malayalam Extra" w:cs="BRH Malayalam Extra"/>
-                <w:sz w:val="28"/>
-                <w:szCs w:val="40"/>
-              </w:rPr>
-              <w:t>–</w:t>
-            </w:r>
-            <w:r>
-              <w:rPr>
-                <w:rFonts w:ascii="BRH Malayalam Extra" w:hAnsi="BRH Malayalam Extra" w:cs="BRH Malayalam Extra"/>
-                <w:sz w:val="32"/>
-                <w:szCs w:val="40"/>
-              </w:rPr>
-              <w:t>I öeZy</w:t>
-            </w:r>
-            <w:r>
-              <w:rPr>
-                <w:rFonts w:ascii="BRH Malayalam Extra" w:hAnsi="BRH Malayalam Extra" w:cs="BRH Malayalam Extra"/>
-                <w:sz w:val="28"/>
-                <w:szCs w:val="40"/>
-              </w:rPr>
-              <w:t>–</w:t>
-            </w:r>
-            <w:r>
-              <w:rPr>
-                <w:rFonts w:ascii="BRH Malayalam Extra" w:hAnsi="BRH Malayalam Extra" w:cs="BRH Malayalam Extra"/>
-                <w:sz w:val="32"/>
-                <w:szCs w:val="40"/>
-              </w:rPr>
-              <w:t xml:space="preserve">rçxI | </w:t>
-            </w:r>
-          </w:p>
-          <w:p>
-            <w:pPr>
-              <w:widowControl w:val="0"/>
-              <w:autoSpaceDE w:val="0"/>
-              <w:autoSpaceDN w:val="0"/>
-              <w:adjustRightInd w:val="0"/>
-              <w:spacing w:before="0" w:line="240" w:lineRule="auto"/>
-              <w:rPr>
-                <w:rFonts w:ascii="BRH Malayalam Extra" w:hAnsi="BRH Malayalam Extra" w:cs="BRH Malayalam Extra"/>
-                <w:sz w:val="32"/>
-                <w:szCs w:val="40"/>
-              </w:rPr>
-            </w:pPr>
-            <w:r>
-              <w:rPr>
-                <w:rFonts w:cs="BRH Malayalam Extra"/>
-                <w:szCs w:val="40"/>
-              </w:rPr>
-              <w:t>62</w:t>
-            </w:r>
-            <w:r>
-              <w:rPr>
-                <w:rFonts w:ascii="BRH Malayalam Extra" w:hAnsi="BRH Malayalam Extra" w:cs="BRH Malayalam Extra"/>
-                <w:sz w:val="32"/>
-                <w:szCs w:val="40"/>
-              </w:rPr>
-              <w:t>)</w:t>
-            </w:r>
-            <w:r>
-              <w:rPr>
-                <w:rFonts w:ascii="BRH Malayalam Extra" w:hAnsi="BRH Malayalam Extra" w:cs="BRH Malayalam Extra"/>
-                <w:sz w:val="32"/>
-                <w:szCs w:val="40"/>
-              </w:rPr>
-              <w:tab/>
-            </w:r>
-            <w:r>
-              <w:rPr>
-                <w:rFonts w:cs="BRH Malayalam Extra"/>
-                <w:szCs w:val="40"/>
-              </w:rPr>
-              <w:t>1</w:t>
-            </w:r>
-            <w:r>
-              <w:rPr>
-                <w:rFonts w:ascii="BRH Malayalam Extra" w:hAnsi="BRH Malayalam Extra" w:cs="BRH Malayalam Extra"/>
-                <w:sz w:val="32"/>
-                <w:szCs w:val="40"/>
-              </w:rPr>
-              <w:t>.</w:t>
-            </w:r>
-            <w:r>
-              <w:rPr>
-                <w:rFonts w:cs="BRH Malayalam Extra"/>
-                <w:szCs w:val="40"/>
-              </w:rPr>
-              <w:t>6</w:t>
-            </w:r>
-            <w:r>
-              <w:rPr>
-                <w:rFonts w:ascii="BRH Malayalam Extra" w:hAnsi="BRH Malayalam Extra" w:cs="BRH Malayalam Extra"/>
-                <w:sz w:val="32"/>
-                <w:szCs w:val="40"/>
-              </w:rPr>
-              <w:t>.</w:t>
-            </w:r>
-            <w:r>
-              <w:rPr>
-                <w:rFonts w:cs="BRH Malayalam Extra"/>
-                <w:szCs w:val="40"/>
-              </w:rPr>
-              <w:t>11</w:t>
-            </w:r>
-            <w:r>
-              <w:rPr>
-                <w:rFonts w:ascii="BRH Malayalam Extra" w:hAnsi="BRH Malayalam Extra" w:cs="BRH Malayalam Extra"/>
-                <w:sz w:val="32"/>
-                <w:szCs w:val="40"/>
-              </w:rPr>
-              <w:t>.</w:t>
-            </w:r>
-            <w:r>
-              <w:rPr>
-                <w:rFonts w:cs="BRH Malayalam Extra"/>
-                <w:szCs w:val="40"/>
-              </w:rPr>
-              <w:t>1</w:t>
-            </w:r>
-            <w:r>
-              <w:rPr>
-                <w:rFonts w:ascii="BRH Malayalam Extra" w:hAnsi="BRH Malayalam Extra" w:cs="BRH Malayalam Extra"/>
-                <w:sz w:val="32"/>
-                <w:szCs w:val="40"/>
-              </w:rPr>
-              <w:t>(</w:t>
-            </w:r>
-            <w:r>
-              <w:rPr>
-                <w:rFonts w:cs="BRH Malayalam Extra"/>
-                <w:szCs w:val="40"/>
-              </w:rPr>
-              <w:t>49</w:t>
-            </w:r>
-            <w:r>
-              <w:rPr>
-                <w:rFonts w:ascii="BRH Malayalam Extra" w:hAnsi="BRH Malayalam Extra" w:cs="BRH Malayalam Extra"/>
-                <w:sz w:val="32"/>
-                <w:szCs w:val="40"/>
-              </w:rPr>
-              <w:t>)-  öexj—</w:t>
-            </w:r>
-            <w:r>
-              <w:rPr>
-                <w:rFonts w:ascii="BRH Malayalam Extra" w:hAnsi="BRH Malayalam Extra" w:cs="BRH Malayalam Extra"/>
-                <w:sz w:val="32"/>
-                <w:szCs w:val="40"/>
-                <w:highlight w:val="green"/>
-              </w:rPr>
-              <w:t>Y</w:t>
-            </w:r>
-            <w:r>
-              <w:rPr>
-                <w:rFonts w:ascii="BRH Malayalam Extra" w:hAnsi="BRH Malayalam Extra" w:cs="BRH Malayalam Extra"/>
-                <w:sz w:val="32"/>
-                <w:szCs w:val="40"/>
+                <w:lang w:val="it-IT"/>
               </w:rPr>
               <w:t>I |</w:t>
             </w:r>
@@ -18910,6 +19159,7 @@
               <w:rPr>
                 <w:rFonts w:cs="BRH Malayalam Extra"/>
                 <w:szCs w:val="40"/>
+                <w:lang w:val="it-IT"/>
               </w:rPr>
             </w:pPr>
             <w:r>
@@ -18917,6 +19167,7 @@
                 <w:rFonts w:ascii="BRH Malayalam Extra" w:hAnsi="BRH Malayalam Extra" w:cs="BRH Malayalam Extra"/>
                 <w:sz w:val="32"/>
                 <w:szCs w:val="40"/>
+                <w:lang w:val="it-IT"/>
               </w:rPr>
               <w:t>öexj—Y</w:t>
             </w:r>
@@ -18925,14 +19176,16 @@
                 <w:rFonts w:ascii="BRH Malayalam Extra" w:hAnsi="BRH Malayalam Extra" w:cs="BRH Malayalam Extra"/>
                 <w:sz w:val="28"/>
                 <w:szCs w:val="40"/>
-              </w:rPr>
-              <w:t>–</w:t>
-            </w:r>
-            <w:r>
-              <w:rPr>
-                <w:rFonts w:ascii="BRH Malayalam Extra" w:hAnsi="BRH Malayalam Extra" w:cs="BRH Malayalam Extra"/>
-                <w:sz w:val="32"/>
-                <w:szCs w:val="40"/>
+                <w:lang w:val="it-IT"/>
+              </w:rPr>
+              <w:t>–</w:t>
+            </w:r>
+            <w:r>
+              <w:rPr>
+                <w:rFonts w:ascii="BRH Malayalam Extra" w:hAnsi="BRH Malayalam Extra" w:cs="BRH Malayalam Extra"/>
+                <w:sz w:val="32"/>
+                <w:szCs w:val="40"/>
+                <w:lang w:val="it-IT"/>
               </w:rPr>
               <w:t xml:space="preserve">iyZy— öe - Aj—dI | </w:t>
             </w:r>
@@ -21351,7 +21604,6 @@
                 <w:sz w:val="32"/>
                 <w:szCs w:val="40"/>
               </w:rPr>
-              <w:lastRenderedPageBreak/>
               <w:t>A</w:t>
             </w:r>
             <w:r>
@@ -21457,6 +21709,7 @@
                 <w:rFonts w:cs="BRH Malayalam Extra"/>
                 <w:szCs w:val="40"/>
               </w:rPr>
+              <w:lastRenderedPageBreak/>
               <w:t>50</w:t>
             </w:r>
             <w:r>
@@ -21760,6 +22013,7 @@
                 <w:rFonts w:cs="BRH Malayalam Extra"/>
                 <w:szCs w:val="40"/>
               </w:rPr>
+              <w:lastRenderedPageBreak/>
               <w:t>50</w:t>
             </w:r>
             <w:r>
@@ -22035,6 +22289,7 @@
                 <w:rFonts w:cs="BRH Malayalam Extra"/>
                 <w:szCs w:val="40"/>
               </w:rPr>
+              <w:lastRenderedPageBreak/>
               <w:t>3</w:t>
             </w:r>
             <w:r>
@@ -23682,20 +23937,8 @@
           </w:p>
         </w:tc>
       </w:tr>
-      <w:bookmarkEnd w:id="5"/>
     </w:tbl>
-    <w:p>
-      <w:pPr>
-        <w:spacing w:before="0" w:line="240" w:lineRule="auto"/>
-        <w:rPr>
-          <w:b/>
-          <w:bCs/>
-          <w:sz w:val="32"/>
-          <w:szCs w:val="32"/>
-          <w:u w:val="single"/>
-        </w:rPr>
-      </w:pPr>
-    </w:p>
+    <w:bookmarkEnd w:id="5"/>
     <w:p>
       <w:pPr>
         <w:spacing w:before="0" w:line="240" w:lineRule="auto"/>
@@ -23770,6 +24013,71 @@
           <w:u w:val="single"/>
         </w:rPr>
       </w:pPr>
+    </w:p>
+    <w:p>
+      <w:pPr>
+        <w:spacing w:before="0" w:line="240" w:lineRule="auto"/>
+        <w:jc w:val="center"/>
+        <w:rPr>
+          <w:b/>
+          <w:bCs/>
+          <w:sz w:val="32"/>
+          <w:szCs w:val="32"/>
+          <w:u w:val="single"/>
+        </w:rPr>
+      </w:pPr>
+    </w:p>
+    <w:p>
+      <w:pPr>
+        <w:spacing w:before="0" w:line="240" w:lineRule="auto"/>
+        <w:jc w:val="center"/>
+        <w:rPr>
+          <w:b/>
+          <w:bCs/>
+          <w:sz w:val="32"/>
+          <w:szCs w:val="32"/>
+          <w:u w:val="single"/>
+        </w:rPr>
+      </w:pPr>
+    </w:p>
+    <w:p>
+      <w:pPr>
+        <w:spacing w:before="0" w:line="240" w:lineRule="auto"/>
+        <w:jc w:val="center"/>
+        <w:rPr>
+          <w:b/>
+          <w:bCs/>
+          <w:sz w:val="32"/>
+          <w:szCs w:val="32"/>
+          <w:u w:val="single"/>
+        </w:rPr>
+      </w:pPr>
+    </w:p>
+    <w:p>
+      <w:pPr>
+        <w:spacing w:before="0" w:line="240" w:lineRule="auto"/>
+        <w:jc w:val="center"/>
+        <w:rPr>
+          <w:b/>
+          <w:bCs/>
+          <w:sz w:val="32"/>
+          <w:szCs w:val="32"/>
+          <w:u w:val="single"/>
+        </w:rPr>
+      </w:pPr>
+    </w:p>
+    <w:p>
+      <w:pPr>
+        <w:spacing w:before="0" w:line="240" w:lineRule="auto"/>
+        <w:jc w:val="center"/>
+        <w:rPr>
+          <w:b/>
+          <w:bCs/>
+          <w:sz w:val="32"/>
+          <w:szCs w:val="32"/>
+          <w:u w:val="single"/>
+        </w:rPr>
+      </w:pPr>
       <w:r>
         <w:rPr>
           <w:b/>
@@ -23778,6 +24086,7 @@
           <w:szCs w:val="32"/>
           <w:u w:val="single"/>
         </w:rPr>
+        <w:lastRenderedPageBreak/>
         <w:t>TS Ghanam – TS 1.</w:t>
       </w:r>
       <w:r>
@@ -23839,7 +24148,6 @@
           <w:sz w:val="28"/>
           <w:szCs w:val="32"/>
         </w:rPr>
-        <w:lastRenderedPageBreak/>
         <w:t>(ignore those which are already incorporated in your book’s version and date)</w:t>
       </w:r>
     </w:p>
